--- a/fastml_issues2.docx
+++ b/fastml_issues2.docx
@@ -1929,7 +1929,6 @@
           <w:lang w:eastAsia="tr-TR"/>
         </w:rPr>
       </w:pPr>
-      <w:bookmarkStart w:id="0" w:name="_GoBack"/>
       <w:r>
         <w:rPr>
           <w:rFonts w:ascii="Times New Roman" w:eastAsia="Times New Roman" w:hAnsi="Times New Roman" w:cs="Times New Roman"/>
@@ -2492,7 +2491,6 @@
         <w:t xml:space="preserve">  preventing cryptic downstream failures.</w:t>
       </w:r>
     </w:p>
-    <w:bookmarkEnd w:id="0"/>
     <w:p>
       <w:pPr>
         <w:spacing w:after="0" w:line="240" w:lineRule="auto"/>
@@ -3349,6 +3347,2309 @@
     </w:p>
     <w:p>
       <w:pPr>
+        <w:spacing w:before="100" w:beforeAutospacing="1" w:after="100" w:afterAutospacing="1" w:line="240" w:lineRule="auto"/>
+        <w:rPr>
+          <w:rFonts w:ascii="Times New Roman" w:eastAsia="Times New Roman" w:hAnsi="Times New Roman" w:cs="Times New Roman"/>
+          <w:color w:val="FF0000"/>
+          <w:sz w:val="24"/>
+          <w:szCs w:val="24"/>
+          <w:lang w:eastAsia="tr-TR"/>
+        </w:rPr>
+      </w:pPr>
+    </w:p>
+    <w:p>
+      <w:pPr>
+        <w:spacing w:before="100" w:beforeAutospacing="1" w:after="100" w:afterAutospacing="1" w:line="240" w:lineRule="auto"/>
+        <w:rPr>
+          <w:rFonts w:ascii="Times New Roman" w:eastAsia="Times New Roman" w:hAnsi="Times New Roman" w:cs="Times New Roman"/>
+          <w:color w:val="FF0000"/>
+          <w:sz w:val="24"/>
+          <w:szCs w:val="24"/>
+          <w:lang w:eastAsia="tr-TR"/>
+        </w:rPr>
+      </w:pPr>
+      <w:r>
+        <w:rPr>
+          <w:rFonts w:ascii="Times New Roman" w:eastAsia="Times New Roman" w:hAnsi="Times New Roman" w:cs="Times New Roman"/>
+          <w:color w:val="FF0000"/>
+          <w:sz w:val="24"/>
+          <w:szCs w:val="24"/>
+          <w:lang w:eastAsia="tr-TR"/>
+        </w:rPr>
+        <w:t xml:space="preserve">### HIGH PRIORITY                                                                                                                     </w:t>
+      </w:r>
+    </w:p>
+    <w:p>
+      <w:pPr>
+        <w:spacing w:before="100" w:beforeAutospacing="1" w:after="100" w:afterAutospacing="1" w:line="240" w:lineRule="auto"/>
+        <w:rPr>
+          <w:rFonts w:ascii="Times New Roman" w:eastAsia="Times New Roman" w:hAnsi="Times New Roman" w:cs="Times New Roman"/>
+          <w:color w:val="FF0000"/>
+          <w:sz w:val="24"/>
+          <w:szCs w:val="24"/>
+          <w:lang w:eastAsia="tr-TR"/>
+        </w:rPr>
+      </w:pPr>
+      <w:r>
+        <w:rPr>
+          <w:rFonts w:ascii="Times New Roman" w:eastAsia="Times New Roman" w:hAnsi="Times New Roman" w:cs="Times New Roman"/>
+          <w:color w:val="FF0000"/>
+          <w:sz w:val="24"/>
+          <w:szCs w:val="24"/>
+          <w:lang w:eastAsia="tr-TR"/>
+        </w:rPr>
+        <w:t xml:space="preserve">                                                                                                                                        </w:t>
+      </w:r>
+    </w:p>
+    <w:p>
+      <w:pPr>
+        <w:spacing w:before="100" w:beforeAutospacing="1" w:after="100" w:afterAutospacing="1" w:line="240" w:lineRule="auto"/>
+        <w:rPr>
+          <w:rFonts w:ascii="Times New Roman" w:eastAsia="Times New Roman" w:hAnsi="Times New Roman" w:cs="Times New Roman"/>
+          <w:color w:val="FF0000"/>
+          <w:sz w:val="24"/>
+          <w:szCs w:val="24"/>
+          <w:lang w:eastAsia="tr-TR"/>
+        </w:rPr>
+      </w:pPr>
+      <w:r>
+        <w:rPr>
+          <w:rFonts w:ascii="Times New Roman" w:eastAsia="Times New Roman" w:hAnsi="Times New Roman" w:cs="Times New Roman"/>
+          <w:color w:val="FF0000"/>
+          <w:sz w:val="24"/>
+          <w:szCs w:val="24"/>
+          <w:lang w:eastAsia="tr-TR"/>
+        </w:rPr>
+        <w:t xml:space="preserve">  #### 1. Nested CV Test - Uncomment and Fix                                                                                            </w:t>
+      </w:r>
+    </w:p>
+    <w:p>
+      <w:pPr>
+        <w:spacing w:before="100" w:beforeAutospacing="1" w:after="100" w:afterAutospacing="1" w:line="240" w:lineRule="auto"/>
+        <w:rPr>
+          <w:rFonts w:ascii="Times New Roman" w:eastAsia="Times New Roman" w:hAnsi="Times New Roman" w:cs="Times New Roman"/>
+          <w:color w:val="FF0000"/>
+          <w:sz w:val="24"/>
+          <w:szCs w:val="24"/>
+          <w:lang w:eastAsia="tr-TR"/>
+        </w:rPr>
+      </w:pPr>
+      <w:r>
+        <w:rPr>
+          <w:rFonts w:ascii="Times New Roman" w:eastAsia="Times New Roman" w:hAnsi="Times New Roman" w:cs="Times New Roman"/>
+          <w:color w:val="FF0000"/>
+          <w:sz w:val="24"/>
+          <w:szCs w:val="24"/>
+          <w:lang w:eastAsia="tr-TR"/>
+        </w:rPr>
+        <w:t xml:space="preserve">  **File:** `tests/testthat/test-resampling.R` (lines 178-294)                                                                          </w:t>
+      </w:r>
+    </w:p>
+    <w:p>
+      <w:pPr>
+        <w:spacing w:before="100" w:beforeAutospacing="1" w:after="100" w:afterAutospacing="1" w:line="240" w:lineRule="auto"/>
+        <w:rPr>
+          <w:rFonts w:ascii="Times New Roman" w:eastAsia="Times New Roman" w:hAnsi="Times New Roman" w:cs="Times New Roman"/>
+          <w:color w:val="FF0000"/>
+          <w:sz w:val="24"/>
+          <w:szCs w:val="24"/>
+          <w:lang w:eastAsia="tr-TR"/>
+        </w:rPr>
+      </w:pPr>
+      <w:r>
+        <w:rPr>
+          <w:rFonts w:ascii="Times New Roman" w:eastAsia="Times New Roman" w:hAnsi="Times New Roman" w:cs="Times New Roman"/>
+          <w:color w:val="FF0000"/>
+          <w:sz w:val="24"/>
+          <w:szCs w:val="24"/>
+          <w:lang w:eastAsia="tr-TR"/>
+        </w:rPr>
+        <w:t xml:space="preserve">  **Issue:** Critical test for nested CV is commented out                                                                               </w:t>
+      </w:r>
+    </w:p>
+    <w:p>
+      <w:pPr>
+        <w:spacing w:before="100" w:beforeAutospacing="1" w:after="100" w:afterAutospacing="1" w:line="240" w:lineRule="auto"/>
+        <w:rPr>
+          <w:rFonts w:ascii="Times New Roman" w:eastAsia="Times New Roman" w:hAnsi="Times New Roman" w:cs="Times New Roman"/>
+          <w:color w:val="FF0000"/>
+          <w:sz w:val="24"/>
+          <w:szCs w:val="24"/>
+          <w:lang w:eastAsia="tr-TR"/>
+        </w:rPr>
+      </w:pPr>
+      <w:r>
+        <w:rPr>
+          <w:rFonts w:ascii="Times New Roman" w:eastAsia="Times New Roman" w:hAnsi="Times New Roman" w:cs="Times New Roman"/>
+          <w:color w:val="FF0000"/>
+          <w:sz w:val="24"/>
+          <w:szCs w:val="24"/>
+          <w:lang w:eastAsia="tr-TR"/>
+        </w:rPr>
+        <w:t xml:space="preserve">  **Fix:**                                                                                                                              </w:t>
+      </w:r>
+    </w:p>
+    <w:p>
+      <w:pPr>
+        <w:spacing w:before="100" w:beforeAutospacing="1" w:after="100" w:afterAutospacing="1" w:line="240" w:lineRule="auto"/>
+        <w:rPr>
+          <w:rFonts w:ascii="Times New Roman" w:eastAsia="Times New Roman" w:hAnsi="Times New Roman" w:cs="Times New Roman"/>
+          <w:color w:val="FF0000"/>
+          <w:sz w:val="24"/>
+          <w:szCs w:val="24"/>
+          <w:lang w:eastAsia="tr-TR"/>
+        </w:rPr>
+      </w:pPr>
+      <w:r>
+        <w:rPr>
+          <w:rFonts w:ascii="Times New Roman" w:eastAsia="Times New Roman" w:hAnsi="Times New Roman" w:cs="Times New Roman"/>
+          <w:color w:val="FF0000"/>
+          <w:sz w:val="24"/>
+          <w:szCs w:val="24"/>
+          <w:lang w:eastAsia="tr-TR"/>
+        </w:rPr>
+        <w:t xml:space="preserve">  - Uncomment the entire test block                                                                                                     </w:t>
+      </w:r>
+    </w:p>
+    <w:p>
+      <w:pPr>
+        <w:spacing w:before="100" w:beforeAutospacing="1" w:after="100" w:afterAutospacing="1" w:line="240" w:lineRule="auto"/>
+        <w:rPr>
+          <w:rFonts w:ascii="Times New Roman" w:eastAsia="Times New Roman" w:hAnsi="Times New Roman" w:cs="Times New Roman"/>
+          <w:color w:val="FF0000"/>
+          <w:sz w:val="24"/>
+          <w:szCs w:val="24"/>
+          <w:lang w:eastAsia="tr-TR"/>
+        </w:rPr>
+      </w:pPr>
+      <w:r>
+        <w:rPr>
+          <w:rFonts w:ascii="Times New Roman" w:eastAsia="Times New Roman" w:hAnsi="Times New Roman" w:cs="Times New Roman"/>
+          <w:color w:val="FF0000"/>
+          <w:sz w:val="24"/>
+          <w:szCs w:val="24"/>
+          <w:lang w:eastAsia="tr-TR"/>
+        </w:rPr>
+        <w:t xml:space="preserve">  - Run test to identify failures                                                                                                       </w:t>
+      </w:r>
+    </w:p>
+    <w:p>
+      <w:pPr>
+        <w:spacing w:before="100" w:beforeAutospacing="1" w:after="100" w:afterAutospacing="1" w:line="240" w:lineRule="auto"/>
+        <w:rPr>
+          <w:rFonts w:ascii="Times New Roman" w:eastAsia="Times New Roman" w:hAnsi="Times New Roman" w:cs="Times New Roman"/>
+          <w:color w:val="FF0000"/>
+          <w:sz w:val="24"/>
+          <w:szCs w:val="24"/>
+          <w:lang w:eastAsia="tr-TR"/>
+        </w:rPr>
+      </w:pPr>
+      <w:r>
+        <w:rPr>
+          <w:rFonts w:ascii="Times New Roman" w:eastAsia="Times New Roman" w:hAnsi="Times New Roman" w:cs="Times New Roman"/>
+          <w:color w:val="FF0000"/>
+          <w:sz w:val="24"/>
+          <w:szCs w:val="24"/>
+          <w:lang w:eastAsia="tr-TR"/>
+        </w:rPr>
+        <w:t xml:space="preserve">  - Fix any issues with the test (likely parameter/API changes)                                                                         </w:t>
+      </w:r>
+    </w:p>
+    <w:p>
+      <w:pPr>
+        <w:spacing w:before="100" w:beforeAutospacing="1" w:after="100" w:afterAutospacing="1" w:line="240" w:lineRule="auto"/>
+        <w:rPr>
+          <w:rFonts w:ascii="Times New Roman" w:eastAsia="Times New Roman" w:hAnsi="Times New Roman" w:cs="Times New Roman"/>
+          <w:color w:val="FF0000"/>
+          <w:sz w:val="24"/>
+          <w:szCs w:val="24"/>
+          <w:lang w:eastAsia="tr-TR"/>
+        </w:rPr>
+      </w:pPr>
+      <w:r>
+        <w:rPr>
+          <w:rFonts w:ascii="Times New Roman" w:eastAsia="Times New Roman" w:hAnsi="Times New Roman" w:cs="Times New Roman"/>
+          <w:color w:val="FF0000"/>
+          <w:sz w:val="24"/>
+          <w:szCs w:val="24"/>
+          <w:lang w:eastAsia="tr-TR"/>
+        </w:rPr>
+        <w:t xml:space="preserve">  - Verify test validates: inner fold IDs within outer training, outer metrics match manual calculation                                 </w:t>
+      </w:r>
+    </w:p>
+    <w:p>
+      <w:pPr>
+        <w:spacing w:before="100" w:beforeAutospacing="1" w:after="100" w:afterAutospacing="1" w:line="240" w:lineRule="auto"/>
+        <w:rPr>
+          <w:rFonts w:ascii="Times New Roman" w:eastAsia="Times New Roman" w:hAnsi="Times New Roman" w:cs="Times New Roman"/>
+          <w:color w:val="FF0000"/>
+          <w:sz w:val="24"/>
+          <w:szCs w:val="24"/>
+          <w:lang w:eastAsia="tr-TR"/>
+        </w:rPr>
+      </w:pPr>
+      <w:r>
+        <w:rPr>
+          <w:rFonts w:ascii="Times New Roman" w:eastAsia="Times New Roman" w:hAnsi="Times New Roman" w:cs="Times New Roman"/>
+          <w:color w:val="FF0000"/>
+          <w:sz w:val="24"/>
+          <w:szCs w:val="24"/>
+          <w:lang w:eastAsia="tr-TR"/>
+        </w:rPr>
+        <w:t xml:space="preserve">                                                                                                                                        </w:t>
+      </w:r>
+    </w:p>
+    <w:p>
+      <w:pPr>
+        <w:spacing w:before="100" w:beforeAutospacing="1" w:after="100" w:afterAutospacing="1" w:line="240" w:lineRule="auto"/>
+        <w:rPr>
+          <w:rFonts w:ascii="Times New Roman" w:eastAsia="Times New Roman" w:hAnsi="Times New Roman" w:cs="Times New Roman"/>
+          <w:color w:val="FF0000"/>
+          <w:sz w:val="24"/>
+          <w:szCs w:val="24"/>
+          <w:lang w:eastAsia="tr-TR"/>
+        </w:rPr>
+      </w:pPr>
+      <w:r>
+        <w:rPr>
+          <w:rFonts w:ascii="Times New Roman" w:eastAsia="Times New Roman" w:hAnsi="Times New Roman" w:cs="Times New Roman"/>
+          <w:color w:val="FF0000"/>
+          <w:sz w:val="24"/>
+          <w:szCs w:val="24"/>
+          <w:lang w:eastAsia="tr-TR"/>
+        </w:rPr>
+        <w:t xml:space="preserve">  #### 2. Explainability Training Data Warning                                                                                          </w:t>
+      </w:r>
+    </w:p>
+    <w:p>
+      <w:pPr>
+        <w:spacing w:before="100" w:beforeAutospacing="1" w:after="100" w:afterAutospacing="1" w:line="240" w:lineRule="auto"/>
+        <w:rPr>
+          <w:rFonts w:ascii="Times New Roman" w:eastAsia="Times New Roman" w:hAnsi="Times New Roman" w:cs="Times New Roman"/>
+          <w:color w:val="FF0000"/>
+          <w:sz w:val="24"/>
+          <w:szCs w:val="24"/>
+          <w:lang w:eastAsia="tr-TR"/>
+        </w:rPr>
+      </w:pPr>
+      <w:r>
+        <w:rPr>
+          <w:rFonts w:ascii="Times New Roman" w:eastAsia="Times New Roman" w:hAnsi="Times New Roman" w:cs="Times New Roman"/>
+          <w:color w:val="FF0000"/>
+          <w:sz w:val="24"/>
+          <w:szCs w:val="24"/>
+          <w:lang w:eastAsia="tr-TR"/>
+        </w:rPr>
+        <w:t xml:space="preserve">  **Files:** `R/</w:t>
+      </w:r>
+      <w:proofErr w:type="gramStart"/>
+      <w:r>
+        <w:rPr>
+          <w:rFonts w:ascii="Times New Roman" w:eastAsia="Times New Roman" w:hAnsi="Times New Roman" w:cs="Times New Roman"/>
+          <w:color w:val="FF0000"/>
+          <w:sz w:val="24"/>
+          <w:szCs w:val="24"/>
+          <w:lang w:eastAsia="tr-TR"/>
+        </w:rPr>
+        <w:t>fastexplain.R</w:t>
+      </w:r>
+      <w:proofErr w:type="gramEnd"/>
+      <w:r>
+        <w:rPr>
+          <w:rFonts w:ascii="Times New Roman" w:eastAsia="Times New Roman" w:hAnsi="Times New Roman" w:cs="Times New Roman"/>
+          <w:color w:val="FF0000"/>
+          <w:sz w:val="24"/>
+          <w:szCs w:val="24"/>
+          <w:lang w:eastAsia="tr-TR"/>
+        </w:rPr>
+        <w:t xml:space="preserve">`, `R/explain_dalex.R`, `R/explainer_helpers.R`                                                            </w:t>
+      </w:r>
+    </w:p>
+    <w:p>
+      <w:pPr>
+        <w:spacing w:before="100" w:beforeAutospacing="1" w:after="100" w:afterAutospacing="1" w:line="240" w:lineRule="auto"/>
+        <w:rPr>
+          <w:rFonts w:ascii="Times New Roman" w:eastAsia="Times New Roman" w:hAnsi="Times New Roman" w:cs="Times New Roman"/>
+          <w:color w:val="FF0000"/>
+          <w:sz w:val="24"/>
+          <w:szCs w:val="24"/>
+          <w:lang w:eastAsia="tr-TR"/>
+        </w:rPr>
+      </w:pPr>
+      <w:r>
+        <w:rPr>
+          <w:rFonts w:ascii="Times New Roman" w:eastAsia="Times New Roman" w:hAnsi="Times New Roman" w:cs="Times New Roman"/>
+          <w:color w:val="FF0000"/>
+          <w:sz w:val="24"/>
+          <w:szCs w:val="24"/>
+          <w:lang w:eastAsia="tr-TR"/>
+        </w:rPr>
+        <w:t xml:space="preserve">  **Issue:** Users may not realize explanations are computed on training </w:t>
+      </w:r>
+      <w:proofErr w:type="gramStart"/>
+      <w:r>
+        <w:rPr>
+          <w:rFonts w:ascii="Times New Roman" w:eastAsia="Times New Roman" w:hAnsi="Times New Roman" w:cs="Times New Roman"/>
+          <w:color w:val="FF0000"/>
+          <w:sz w:val="24"/>
+          <w:szCs w:val="24"/>
+          <w:lang w:eastAsia="tr-TR"/>
+        </w:rPr>
+        <w:t>data</w:t>
+      </w:r>
+      <w:proofErr w:type="gramEnd"/>
+      <w:r>
+        <w:rPr>
+          <w:rFonts w:ascii="Times New Roman" w:eastAsia="Times New Roman" w:hAnsi="Times New Roman" w:cs="Times New Roman"/>
+          <w:color w:val="FF0000"/>
+          <w:sz w:val="24"/>
+          <w:szCs w:val="24"/>
+          <w:lang w:eastAsia="tr-TR"/>
+        </w:rPr>
+        <w:t xml:space="preserve">                                                           </w:t>
+      </w:r>
+    </w:p>
+    <w:p>
+      <w:pPr>
+        <w:spacing w:before="100" w:beforeAutospacing="1" w:after="100" w:afterAutospacing="1" w:line="240" w:lineRule="auto"/>
+        <w:rPr>
+          <w:rFonts w:ascii="Times New Roman" w:eastAsia="Times New Roman" w:hAnsi="Times New Roman" w:cs="Times New Roman"/>
+          <w:color w:val="FF0000"/>
+          <w:sz w:val="24"/>
+          <w:szCs w:val="24"/>
+          <w:lang w:eastAsia="tr-TR"/>
+        </w:rPr>
+      </w:pPr>
+      <w:r>
+        <w:rPr>
+          <w:rFonts w:ascii="Times New Roman" w:eastAsia="Times New Roman" w:hAnsi="Times New Roman" w:cs="Times New Roman"/>
+          <w:color w:val="FF0000"/>
+          <w:sz w:val="24"/>
+          <w:szCs w:val="24"/>
+          <w:lang w:eastAsia="tr-TR"/>
+        </w:rPr>
+        <w:t xml:space="preserve">  **Fix:**                                                                                                                              </w:t>
+      </w:r>
+    </w:p>
+    <w:p>
+      <w:pPr>
+        <w:spacing w:before="100" w:beforeAutospacing="1" w:after="100" w:afterAutospacing="1" w:line="240" w:lineRule="auto"/>
+        <w:rPr>
+          <w:rFonts w:ascii="Times New Roman" w:eastAsia="Times New Roman" w:hAnsi="Times New Roman" w:cs="Times New Roman"/>
+          <w:color w:val="FF0000"/>
+          <w:sz w:val="24"/>
+          <w:szCs w:val="24"/>
+          <w:lang w:eastAsia="tr-TR"/>
+        </w:rPr>
+      </w:pPr>
+      <w:r>
+        <w:rPr>
+          <w:rFonts w:ascii="Times New Roman" w:eastAsia="Times New Roman" w:hAnsi="Times New Roman" w:cs="Times New Roman"/>
+          <w:color w:val="FF0000"/>
+          <w:sz w:val="24"/>
+          <w:szCs w:val="24"/>
+          <w:lang w:eastAsia="tr-TR"/>
+        </w:rPr>
+        <w:t xml:space="preserve">  - Add `message()` at </w:t>
+      </w:r>
+      <w:proofErr w:type="gramStart"/>
+      <w:r>
+        <w:rPr>
+          <w:rFonts w:ascii="Times New Roman" w:eastAsia="Times New Roman" w:hAnsi="Times New Roman" w:cs="Times New Roman"/>
+          <w:color w:val="FF0000"/>
+          <w:sz w:val="24"/>
+          <w:szCs w:val="24"/>
+          <w:lang w:eastAsia="tr-TR"/>
+        </w:rPr>
+        <w:t>start</w:t>
+      </w:r>
+      <w:proofErr w:type="gramEnd"/>
+      <w:r>
+        <w:rPr>
+          <w:rFonts w:ascii="Times New Roman" w:eastAsia="Times New Roman" w:hAnsi="Times New Roman" w:cs="Times New Roman"/>
+          <w:color w:val="FF0000"/>
+          <w:sz w:val="24"/>
+          <w:szCs w:val="24"/>
+          <w:lang w:eastAsia="tr-TR"/>
+        </w:rPr>
+        <w:t xml:space="preserve"> of `fastexplain()`: "Note: Explanations are computed on training data and reflect in-sample model          </w:t>
+      </w:r>
+    </w:p>
+    <w:p>
+      <w:pPr>
+        <w:spacing w:before="100" w:beforeAutospacing="1" w:after="100" w:afterAutospacing="1" w:line="240" w:lineRule="auto"/>
+        <w:rPr>
+          <w:rFonts w:ascii="Times New Roman" w:eastAsia="Times New Roman" w:hAnsi="Times New Roman" w:cs="Times New Roman"/>
+          <w:color w:val="FF0000"/>
+          <w:sz w:val="24"/>
+          <w:szCs w:val="24"/>
+          <w:lang w:eastAsia="tr-TR"/>
+        </w:rPr>
+      </w:pPr>
+      <w:r>
+        <w:rPr>
+          <w:rFonts w:ascii="Times New Roman" w:eastAsia="Times New Roman" w:hAnsi="Times New Roman" w:cs="Times New Roman"/>
+          <w:color w:val="FF0000"/>
+          <w:sz w:val="24"/>
+          <w:szCs w:val="24"/>
+          <w:lang w:eastAsia="tr-TR"/>
+        </w:rPr>
+        <w:t xml:space="preserve">  behavior."                                                                                                                            </w:t>
+      </w:r>
+    </w:p>
+    <w:p>
+      <w:pPr>
+        <w:spacing w:before="100" w:beforeAutospacing="1" w:after="100" w:afterAutospacing="1" w:line="240" w:lineRule="auto"/>
+        <w:rPr>
+          <w:rFonts w:ascii="Times New Roman" w:eastAsia="Times New Roman" w:hAnsi="Times New Roman" w:cs="Times New Roman"/>
+          <w:color w:val="FF0000"/>
+          <w:sz w:val="24"/>
+          <w:szCs w:val="24"/>
+          <w:lang w:eastAsia="tr-TR"/>
+        </w:rPr>
+      </w:pPr>
+      <w:r>
+        <w:rPr>
+          <w:rFonts w:ascii="Times New Roman" w:eastAsia="Times New Roman" w:hAnsi="Times New Roman" w:cs="Times New Roman"/>
+          <w:color w:val="FF0000"/>
+          <w:sz w:val="24"/>
+          <w:szCs w:val="24"/>
+          <w:lang w:eastAsia="tr-TR"/>
+        </w:rPr>
+        <w:t xml:space="preserve">  - Update roxygen `@details` in `</w:t>
+      </w:r>
+      <w:proofErr w:type="gramStart"/>
+      <w:r>
+        <w:rPr>
+          <w:rFonts w:ascii="Times New Roman" w:eastAsia="Times New Roman" w:hAnsi="Times New Roman" w:cs="Times New Roman"/>
+          <w:color w:val="FF0000"/>
+          <w:sz w:val="24"/>
+          <w:szCs w:val="24"/>
+          <w:lang w:eastAsia="tr-TR"/>
+        </w:rPr>
+        <w:t>fastexplain.R</w:t>
+      </w:r>
+      <w:proofErr w:type="gramEnd"/>
+      <w:r>
+        <w:rPr>
+          <w:rFonts w:ascii="Times New Roman" w:eastAsia="Times New Roman" w:hAnsi="Times New Roman" w:cs="Times New Roman"/>
+          <w:color w:val="FF0000"/>
+          <w:sz w:val="24"/>
+          <w:szCs w:val="24"/>
+          <w:lang w:eastAsia="tr-TR"/>
+        </w:rPr>
+        <w:t xml:space="preserve">` to document this explicitly                                                            </w:t>
+      </w:r>
+    </w:p>
+    <w:p>
+      <w:pPr>
+        <w:spacing w:before="100" w:beforeAutospacing="1" w:after="100" w:afterAutospacing="1" w:line="240" w:lineRule="auto"/>
+        <w:rPr>
+          <w:rFonts w:ascii="Times New Roman" w:eastAsia="Times New Roman" w:hAnsi="Times New Roman" w:cs="Times New Roman"/>
+          <w:color w:val="FF0000"/>
+          <w:sz w:val="24"/>
+          <w:szCs w:val="24"/>
+          <w:lang w:eastAsia="tr-TR"/>
+        </w:rPr>
+      </w:pPr>
+      <w:r>
+        <w:rPr>
+          <w:rFonts w:ascii="Times New Roman" w:eastAsia="Times New Roman" w:hAnsi="Times New Roman" w:cs="Times New Roman"/>
+          <w:color w:val="FF0000"/>
+          <w:sz w:val="24"/>
+          <w:szCs w:val="24"/>
+          <w:lang w:eastAsia="tr-TR"/>
+        </w:rPr>
+        <w:lastRenderedPageBreak/>
+        <w:t xml:space="preserve">  - Add `@note` section: "Variable importance, SHAP values, and partial dependence profiles are computed using training </w:t>
+      </w:r>
+      <w:proofErr w:type="gramStart"/>
+      <w:r>
+        <w:rPr>
+          <w:rFonts w:ascii="Times New Roman" w:eastAsia="Times New Roman" w:hAnsi="Times New Roman" w:cs="Times New Roman"/>
+          <w:color w:val="FF0000"/>
+          <w:sz w:val="24"/>
+          <w:szCs w:val="24"/>
+          <w:lang w:eastAsia="tr-TR"/>
+        </w:rPr>
+        <w:t>data</w:t>
+      </w:r>
+      <w:proofErr w:type="gramEnd"/>
+      <w:r>
+        <w:rPr>
+          <w:rFonts w:ascii="Times New Roman" w:eastAsia="Times New Roman" w:hAnsi="Times New Roman" w:cs="Times New Roman"/>
+          <w:color w:val="FF0000"/>
+          <w:sz w:val="24"/>
+          <w:szCs w:val="24"/>
+          <w:lang w:eastAsia="tr-TR"/>
+        </w:rPr>
+        <w:t xml:space="preserve">. These     </w:t>
+      </w:r>
+    </w:p>
+    <w:p>
+      <w:pPr>
+        <w:spacing w:before="100" w:beforeAutospacing="1" w:after="100" w:afterAutospacing="1" w:line="240" w:lineRule="auto"/>
+        <w:rPr>
+          <w:rFonts w:ascii="Times New Roman" w:eastAsia="Times New Roman" w:hAnsi="Times New Roman" w:cs="Times New Roman"/>
+          <w:color w:val="FF0000"/>
+          <w:sz w:val="24"/>
+          <w:szCs w:val="24"/>
+          <w:lang w:eastAsia="tr-TR"/>
+        </w:rPr>
+      </w:pPr>
+      <w:r>
+        <w:rPr>
+          <w:rFonts w:ascii="Times New Roman" w:eastAsia="Times New Roman" w:hAnsi="Times New Roman" w:cs="Times New Roman"/>
+          <w:color w:val="FF0000"/>
+          <w:sz w:val="24"/>
+          <w:szCs w:val="24"/>
+          <w:lang w:eastAsia="tr-TR"/>
+        </w:rPr>
+        <w:t xml:space="preserve">  reflect the model's behavior on </w:t>
+      </w:r>
+      <w:proofErr w:type="gramStart"/>
+      <w:r>
+        <w:rPr>
+          <w:rFonts w:ascii="Times New Roman" w:eastAsia="Times New Roman" w:hAnsi="Times New Roman" w:cs="Times New Roman"/>
+          <w:color w:val="FF0000"/>
+          <w:sz w:val="24"/>
+          <w:szCs w:val="24"/>
+          <w:lang w:eastAsia="tr-TR"/>
+        </w:rPr>
+        <w:t>data</w:t>
+      </w:r>
+      <w:proofErr w:type="gramEnd"/>
+      <w:r>
+        <w:rPr>
+          <w:rFonts w:ascii="Times New Roman" w:eastAsia="Times New Roman" w:hAnsi="Times New Roman" w:cs="Times New Roman"/>
+          <w:color w:val="FF0000"/>
+          <w:sz w:val="24"/>
+          <w:szCs w:val="24"/>
+          <w:lang w:eastAsia="tr-TR"/>
+        </w:rPr>
+        <w:t xml:space="preserve"> it has seen, not generalization performance."                                                    </w:t>
+      </w:r>
+    </w:p>
+    <w:p>
+      <w:pPr>
+        <w:spacing w:before="100" w:beforeAutospacing="1" w:after="100" w:afterAutospacing="1" w:line="240" w:lineRule="auto"/>
+        <w:rPr>
+          <w:rFonts w:ascii="Times New Roman" w:eastAsia="Times New Roman" w:hAnsi="Times New Roman" w:cs="Times New Roman"/>
+          <w:color w:val="FF0000"/>
+          <w:sz w:val="24"/>
+          <w:szCs w:val="24"/>
+          <w:lang w:eastAsia="tr-TR"/>
+        </w:rPr>
+      </w:pPr>
+      <w:r>
+        <w:rPr>
+          <w:rFonts w:ascii="Times New Roman" w:eastAsia="Times New Roman" w:hAnsi="Times New Roman" w:cs="Times New Roman"/>
+          <w:color w:val="FF0000"/>
+          <w:sz w:val="24"/>
+          <w:szCs w:val="24"/>
+          <w:lang w:eastAsia="tr-TR"/>
+        </w:rPr>
+        <w:t xml:space="preserve">                                                                                                                                        </w:t>
+      </w:r>
+    </w:p>
+    <w:p>
+      <w:pPr>
+        <w:spacing w:before="100" w:beforeAutospacing="1" w:after="100" w:afterAutospacing="1" w:line="240" w:lineRule="auto"/>
+        <w:rPr>
+          <w:rFonts w:ascii="Times New Roman" w:eastAsia="Times New Roman" w:hAnsi="Times New Roman" w:cs="Times New Roman"/>
+          <w:color w:val="FF0000"/>
+          <w:sz w:val="24"/>
+          <w:szCs w:val="24"/>
+          <w:lang w:eastAsia="tr-TR"/>
+        </w:rPr>
+      </w:pPr>
+      <w:r>
+        <w:rPr>
+          <w:rFonts w:ascii="Times New Roman" w:eastAsia="Times New Roman" w:hAnsi="Times New Roman" w:cs="Times New Roman"/>
+          <w:color w:val="FF0000"/>
+          <w:sz w:val="24"/>
+          <w:szCs w:val="24"/>
+          <w:lang w:eastAsia="tr-TR"/>
+        </w:rPr>
+        <w:t xml:space="preserve">  #### 3. Silent Fallback on Training Failure                                                                                           </w:t>
+      </w:r>
+    </w:p>
+    <w:p>
+      <w:pPr>
+        <w:spacing w:before="100" w:beforeAutospacing="1" w:after="100" w:afterAutospacing="1" w:line="240" w:lineRule="auto"/>
+        <w:rPr>
+          <w:rFonts w:ascii="Times New Roman" w:eastAsia="Times New Roman" w:hAnsi="Times New Roman" w:cs="Times New Roman"/>
+          <w:color w:val="FF0000"/>
+          <w:sz w:val="24"/>
+          <w:szCs w:val="24"/>
+          <w:lang w:eastAsia="tr-TR"/>
+        </w:rPr>
+      </w:pPr>
+      <w:r>
+        <w:rPr>
+          <w:rFonts w:ascii="Times New Roman" w:eastAsia="Times New Roman" w:hAnsi="Times New Roman" w:cs="Times New Roman"/>
+          <w:color w:val="FF0000"/>
+          <w:sz w:val="24"/>
+          <w:szCs w:val="24"/>
+          <w:lang w:eastAsia="tr-TR"/>
+        </w:rPr>
+        <w:t xml:space="preserve">  **File:** `R/train_models.R` (around line 3103)                                                                                       </w:t>
+      </w:r>
+    </w:p>
+    <w:p>
+      <w:pPr>
+        <w:spacing w:before="100" w:beforeAutospacing="1" w:after="100" w:afterAutospacing="1" w:line="240" w:lineRule="auto"/>
+        <w:rPr>
+          <w:rFonts w:ascii="Times New Roman" w:eastAsia="Times New Roman" w:hAnsi="Times New Roman" w:cs="Times New Roman"/>
+          <w:color w:val="FF0000"/>
+          <w:sz w:val="24"/>
+          <w:szCs w:val="24"/>
+          <w:lang w:eastAsia="tr-TR"/>
+        </w:rPr>
+      </w:pPr>
+      <w:r>
+        <w:rPr>
+          <w:rFonts w:ascii="Times New Roman" w:eastAsia="Times New Roman" w:hAnsi="Times New Roman" w:cs="Times New Roman"/>
+          <w:color w:val="FF0000"/>
+          <w:sz w:val="24"/>
+          <w:szCs w:val="24"/>
+          <w:lang w:eastAsia="tr-TR"/>
+        </w:rPr>
+        <w:t xml:space="preserve">  **Issue:** When training fails, warning is easily missed                                                                              </w:t>
+      </w:r>
+    </w:p>
+    <w:p>
+      <w:pPr>
+        <w:spacing w:before="100" w:beforeAutospacing="1" w:after="100" w:afterAutospacing="1" w:line="240" w:lineRule="auto"/>
+        <w:rPr>
+          <w:rFonts w:ascii="Times New Roman" w:eastAsia="Times New Roman" w:hAnsi="Times New Roman" w:cs="Times New Roman"/>
+          <w:color w:val="FF0000"/>
+          <w:sz w:val="24"/>
+          <w:szCs w:val="24"/>
+          <w:lang w:eastAsia="tr-TR"/>
+        </w:rPr>
+      </w:pPr>
+      <w:r>
+        <w:rPr>
+          <w:rFonts w:ascii="Times New Roman" w:eastAsia="Times New Roman" w:hAnsi="Times New Roman" w:cs="Times New Roman"/>
+          <w:color w:val="FF0000"/>
+          <w:sz w:val="24"/>
+          <w:szCs w:val="24"/>
+          <w:lang w:eastAsia="tr-TR"/>
+        </w:rPr>
+        <w:t xml:space="preserve">  **Fix:**                                                                                                                              </w:t>
+      </w:r>
+    </w:p>
+    <w:p>
+      <w:pPr>
+        <w:spacing w:before="100" w:beforeAutospacing="1" w:after="100" w:afterAutospacing="1" w:line="240" w:lineRule="auto"/>
+        <w:rPr>
+          <w:rFonts w:ascii="Times New Roman" w:eastAsia="Times New Roman" w:hAnsi="Times New Roman" w:cs="Times New Roman"/>
+          <w:color w:val="FF0000"/>
+          <w:sz w:val="24"/>
+          <w:szCs w:val="24"/>
+          <w:lang w:eastAsia="tr-TR"/>
+        </w:rPr>
+      </w:pPr>
+      <w:r>
+        <w:rPr>
+          <w:rFonts w:ascii="Times New Roman" w:eastAsia="Times New Roman" w:hAnsi="Times New Roman" w:cs="Times New Roman"/>
+          <w:color w:val="FF0000"/>
+          <w:sz w:val="24"/>
+          <w:szCs w:val="24"/>
+          <w:lang w:eastAsia="tr-TR"/>
+        </w:rPr>
+        <w:t xml:space="preserve">  - Create `failed_models` list at </w:t>
+      </w:r>
+      <w:proofErr w:type="gramStart"/>
+      <w:r>
+        <w:rPr>
+          <w:rFonts w:ascii="Times New Roman" w:eastAsia="Times New Roman" w:hAnsi="Times New Roman" w:cs="Times New Roman"/>
+          <w:color w:val="FF0000"/>
+          <w:sz w:val="24"/>
+          <w:szCs w:val="24"/>
+          <w:lang w:eastAsia="tr-TR"/>
+        </w:rPr>
+        <w:t>start</w:t>
+      </w:r>
+      <w:proofErr w:type="gramEnd"/>
+      <w:r>
+        <w:rPr>
+          <w:rFonts w:ascii="Times New Roman" w:eastAsia="Times New Roman" w:hAnsi="Times New Roman" w:cs="Times New Roman"/>
+          <w:color w:val="FF0000"/>
+          <w:sz w:val="24"/>
+          <w:szCs w:val="24"/>
+          <w:lang w:eastAsia="tr-TR"/>
+        </w:rPr>
+        <w:t xml:space="preserve"> of function                                                                                    </w:t>
+      </w:r>
+    </w:p>
+    <w:p>
+      <w:pPr>
+        <w:spacing w:before="100" w:beforeAutospacing="1" w:after="100" w:afterAutospacing="1" w:line="240" w:lineRule="auto"/>
+        <w:rPr>
+          <w:rFonts w:ascii="Times New Roman" w:eastAsia="Times New Roman" w:hAnsi="Times New Roman" w:cs="Times New Roman"/>
+          <w:color w:val="FF0000"/>
+          <w:sz w:val="24"/>
+          <w:szCs w:val="24"/>
+          <w:lang w:eastAsia="tr-TR"/>
+        </w:rPr>
+      </w:pPr>
+      <w:r>
+        <w:rPr>
+          <w:rFonts w:ascii="Times New Roman" w:eastAsia="Times New Roman" w:hAnsi="Times New Roman" w:cs="Times New Roman"/>
+          <w:color w:val="FF0000"/>
+          <w:sz w:val="24"/>
+          <w:szCs w:val="24"/>
+          <w:lang w:eastAsia="tr-TR"/>
+        </w:rPr>
+        <w:t xml:space="preserve">  - In error handler, append to `failed_models` instead of just warning                                                                 </w:t>
+      </w:r>
+    </w:p>
+    <w:p>
+      <w:pPr>
+        <w:spacing w:before="100" w:beforeAutospacing="1" w:after="100" w:afterAutospacing="1" w:line="240" w:lineRule="auto"/>
+        <w:rPr>
+          <w:rFonts w:ascii="Times New Roman" w:eastAsia="Times New Roman" w:hAnsi="Times New Roman" w:cs="Times New Roman"/>
+          <w:color w:val="FF0000"/>
+          <w:sz w:val="24"/>
+          <w:szCs w:val="24"/>
+          <w:lang w:eastAsia="tr-TR"/>
+        </w:rPr>
+      </w:pPr>
+      <w:r>
+        <w:rPr>
+          <w:rFonts w:ascii="Times New Roman" w:eastAsia="Times New Roman" w:hAnsi="Times New Roman" w:cs="Times New Roman"/>
+          <w:color w:val="FF0000"/>
+          <w:sz w:val="24"/>
+          <w:szCs w:val="24"/>
+          <w:lang w:eastAsia="tr-TR"/>
+        </w:rPr>
+        <w:t xml:space="preserve">  - At end of function, if `length(failed_models) &gt; 0`:                                                                                 </w:t>
+      </w:r>
+    </w:p>
+    <w:p>
+      <w:pPr>
+        <w:spacing w:before="100" w:beforeAutospacing="1" w:after="100" w:afterAutospacing="1" w:line="240" w:lineRule="auto"/>
+        <w:rPr>
+          <w:rFonts w:ascii="Times New Roman" w:eastAsia="Times New Roman" w:hAnsi="Times New Roman" w:cs="Times New Roman"/>
+          <w:color w:val="FF0000"/>
+          <w:sz w:val="24"/>
+          <w:szCs w:val="24"/>
+          <w:lang w:eastAsia="tr-TR"/>
+        </w:rPr>
+      </w:pPr>
+      <w:r>
+        <w:rPr>
+          <w:rFonts w:ascii="Times New Roman" w:eastAsia="Times New Roman" w:hAnsi="Times New Roman" w:cs="Times New Roman"/>
+          <w:color w:val="FF0000"/>
+          <w:sz w:val="24"/>
+          <w:szCs w:val="24"/>
+          <w:lang w:eastAsia="tr-TR"/>
+        </w:rPr>
+        <w:t xml:space="preserve">  - Print prominent message: "WARNING: X model(s) failed to train:"                                                                     </w:t>
+      </w:r>
+    </w:p>
+    <w:p>
+      <w:pPr>
+        <w:spacing w:before="100" w:beforeAutospacing="1" w:after="100" w:afterAutospacing="1" w:line="240" w:lineRule="auto"/>
+        <w:rPr>
+          <w:rFonts w:ascii="Times New Roman" w:eastAsia="Times New Roman" w:hAnsi="Times New Roman" w:cs="Times New Roman"/>
+          <w:color w:val="FF0000"/>
+          <w:sz w:val="24"/>
+          <w:szCs w:val="24"/>
+          <w:lang w:eastAsia="tr-TR"/>
+        </w:rPr>
+      </w:pPr>
+      <w:r>
+        <w:rPr>
+          <w:rFonts w:ascii="Times New Roman" w:eastAsia="Times New Roman" w:hAnsi="Times New Roman" w:cs="Times New Roman"/>
+          <w:color w:val="FF0000"/>
+          <w:sz w:val="24"/>
+          <w:szCs w:val="24"/>
+          <w:lang w:eastAsia="tr-TR"/>
+        </w:rPr>
+        <w:t xml:space="preserve">  - List each failed model with reason                                                                                                  </w:t>
+      </w:r>
+    </w:p>
+    <w:p>
+      <w:pPr>
+        <w:spacing w:before="100" w:beforeAutospacing="1" w:after="100" w:afterAutospacing="1" w:line="240" w:lineRule="auto"/>
+        <w:rPr>
+          <w:rFonts w:ascii="Times New Roman" w:eastAsia="Times New Roman" w:hAnsi="Times New Roman" w:cs="Times New Roman"/>
+          <w:color w:val="FF0000"/>
+          <w:sz w:val="24"/>
+          <w:szCs w:val="24"/>
+          <w:lang w:eastAsia="tr-TR"/>
+        </w:rPr>
+      </w:pPr>
+      <w:r>
+        <w:rPr>
+          <w:rFonts w:ascii="Times New Roman" w:eastAsia="Times New Roman" w:hAnsi="Times New Roman" w:cs="Times New Roman"/>
+          <w:color w:val="FF0000"/>
+          <w:sz w:val="24"/>
+          <w:szCs w:val="24"/>
+          <w:lang w:eastAsia="tr-TR"/>
+        </w:rPr>
+        <w:t xml:space="preserve">  - Add `attr(models, "failed_models") &lt;- failed_models` to return object                                                               </w:t>
+      </w:r>
+    </w:p>
+    <w:p>
+      <w:pPr>
+        <w:spacing w:before="100" w:beforeAutospacing="1" w:after="100" w:afterAutospacing="1" w:line="240" w:lineRule="auto"/>
+        <w:rPr>
+          <w:rFonts w:ascii="Times New Roman" w:eastAsia="Times New Roman" w:hAnsi="Times New Roman" w:cs="Times New Roman"/>
+          <w:color w:val="FF0000"/>
+          <w:sz w:val="24"/>
+          <w:szCs w:val="24"/>
+          <w:lang w:eastAsia="tr-TR"/>
+        </w:rPr>
+      </w:pPr>
+      <w:r>
+        <w:rPr>
+          <w:rFonts w:ascii="Times New Roman" w:eastAsia="Times New Roman" w:hAnsi="Times New Roman" w:cs="Times New Roman"/>
+          <w:color w:val="FF0000"/>
+          <w:sz w:val="24"/>
+          <w:szCs w:val="24"/>
+          <w:lang w:eastAsia="tr-TR"/>
+        </w:rPr>
+        <w:t xml:space="preserve">  - This allows programmatic access to failure info                                                                                     </w:t>
+      </w:r>
+    </w:p>
+    <w:p>
+      <w:pPr>
+        <w:spacing w:before="100" w:beforeAutospacing="1" w:after="100" w:afterAutospacing="1" w:line="240" w:lineRule="auto"/>
+        <w:rPr>
+          <w:rFonts w:ascii="Times New Roman" w:eastAsia="Times New Roman" w:hAnsi="Times New Roman" w:cs="Times New Roman"/>
+          <w:color w:val="FF0000"/>
+          <w:sz w:val="24"/>
+          <w:szCs w:val="24"/>
+          <w:lang w:eastAsia="tr-TR"/>
+        </w:rPr>
+      </w:pPr>
+      <w:r>
+        <w:rPr>
+          <w:rFonts w:ascii="Times New Roman" w:eastAsia="Times New Roman" w:hAnsi="Times New Roman" w:cs="Times New Roman"/>
+          <w:color w:val="FF0000"/>
+          <w:sz w:val="24"/>
+          <w:szCs w:val="24"/>
+          <w:lang w:eastAsia="tr-TR"/>
+        </w:rPr>
+        <w:t xml:space="preserve">                                                                                                                                        </w:t>
+      </w:r>
+    </w:p>
+    <w:p>
+      <w:pPr>
+        <w:spacing w:before="100" w:beforeAutospacing="1" w:after="100" w:afterAutospacing="1" w:line="240" w:lineRule="auto"/>
+        <w:rPr>
+          <w:rFonts w:ascii="Times New Roman" w:eastAsia="Times New Roman" w:hAnsi="Times New Roman" w:cs="Times New Roman"/>
+          <w:color w:val="FF0000"/>
+          <w:sz w:val="24"/>
+          <w:szCs w:val="24"/>
+          <w:lang w:eastAsia="tr-TR"/>
+        </w:rPr>
+      </w:pPr>
+      <w:r>
+        <w:rPr>
+          <w:rFonts w:ascii="Times New Roman" w:eastAsia="Times New Roman" w:hAnsi="Times New Roman" w:cs="Times New Roman"/>
+          <w:color w:val="FF0000"/>
+          <w:sz w:val="24"/>
+          <w:szCs w:val="24"/>
+          <w:lang w:eastAsia="tr-TR"/>
+        </w:rPr>
+        <w:t xml:space="preserve">  ### MEDIUM PRIORITY                                                                                                                   </w:t>
+      </w:r>
+    </w:p>
+    <w:p>
+      <w:pPr>
+        <w:spacing w:before="100" w:beforeAutospacing="1" w:after="100" w:afterAutospacing="1" w:line="240" w:lineRule="auto"/>
+        <w:rPr>
+          <w:rFonts w:ascii="Times New Roman" w:eastAsia="Times New Roman" w:hAnsi="Times New Roman" w:cs="Times New Roman"/>
+          <w:color w:val="FF0000"/>
+          <w:sz w:val="24"/>
+          <w:szCs w:val="24"/>
+          <w:lang w:eastAsia="tr-TR"/>
+        </w:rPr>
+      </w:pPr>
+      <w:r>
+        <w:rPr>
+          <w:rFonts w:ascii="Times New Roman" w:eastAsia="Times New Roman" w:hAnsi="Times New Roman" w:cs="Times New Roman"/>
+          <w:color w:val="FF0000"/>
+          <w:sz w:val="24"/>
+          <w:szCs w:val="24"/>
+          <w:lang w:eastAsia="tr-TR"/>
+        </w:rPr>
+        <w:t xml:space="preserve">                                                                                                                                        </w:t>
+      </w:r>
+    </w:p>
+    <w:p>
+      <w:pPr>
+        <w:spacing w:before="100" w:beforeAutospacing="1" w:after="100" w:afterAutospacing="1" w:line="240" w:lineRule="auto"/>
+        <w:rPr>
+          <w:rFonts w:ascii="Times New Roman" w:eastAsia="Times New Roman" w:hAnsi="Times New Roman" w:cs="Times New Roman"/>
+          <w:color w:val="FF0000"/>
+          <w:sz w:val="24"/>
+          <w:szCs w:val="24"/>
+          <w:lang w:eastAsia="tr-TR"/>
+        </w:rPr>
+      </w:pPr>
+      <w:r>
+        <w:rPr>
+          <w:rFonts w:ascii="Times New Roman" w:eastAsia="Times New Roman" w:hAnsi="Times New Roman" w:cs="Times New Roman"/>
+          <w:color w:val="FF0000"/>
+          <w:sz w:val="24"/>
+          <w:szCs w:val="24"/>
+          <w:lang w:eastAsia="tr-TR"/>
+        </w:rPr>
+        <w:t xml:space="preserve">  #### 4. Stratification Imbalance Tests                                                                                                </w:t>
+      </w:r>
+    </w:p>
+    <w:p>
+      <w:pPr>
+        <w:spacing w:before="100" w:beforeAutospacing="1" w:after="100" w:afterAutospacing="1" w:line="240" w:lineRule="auto"/>
+        <w:rPr>
+          <w:rFonts w:ascii="Times New Roman" w:eastAsia="Times New Roman" w:hAnsi="Times New Roman" w:cs="Times New Roman"/>
+          <w:color w:val="FF0000"/>
+          <w:sz w:val="24"/>
+          <w:szCs w:val="24"/>
+          <w:lang w:eastAsia="tr-TR"/>
+        </w:rPr>
+      </w:pPr>
+      <w:r>
+        <w:rPr>
+          <w:rFonts w:ascii="Times New Roman" w:eastAsia="Times New Roman" w:hAnsi="Times New Roman" w:cs="Times New Roman"/>
+          <w:color w:val="FF0000"/>
+          <w:sz w:val="24"/>
+          <w:szCs w:val="24"/>
+          <w:lang w:eastAsia="tr-TR"/>
+        </w:rPr>
+        <w:t xml:space="preserve">  **File:** `tests/testthat/test-resampling.R` (new tests)                                                                              </w:t>
+      </w:r>
+    </w:p>
+    <w:p>
+      <w:pPr>
+        <w:spacing w:before="100" w:beforeAutospacing="1" w:after="100" w:afterAutospacing="1" w:line="240" w:lineRule="auto"/>
+        <w:rPr>
+          <w:rFonts w:ascii="Times New Roman" w:eastAsia="Times New Roman" w:hAnsi="Times New Roman" w:cs="Times New Roman"/>
+          <w:color w:val="FF0000"/>
+          <w:sz w:val="24"/>
+          <w:szCs w:val="24"/>
+          <w:lang w:eastAsia="tr-TR"/>
+        </w:rPr>
+      </w:pPr>
+      <w:r>
+        <w:rPr>
+          <w:rFonts w:ascii="Times New Roman" w:eastAsia="Times New Roman" w:hAnsi="Times New Roman" w:cs="Times New Roman"/>
+          <w:color w:val="FF0000"/>
+          <w:sz w:val="24"/>
+          <w:szCs w:val="24"/>
+          <w:lang w:eastAsia="tr-TR"/>
+        </w:rPr>
+        <w:t xml:space="preserve">  **Issue:** No tests for severe class imbalance (e.g</w:t>
+      </w:r>
+      <w:proofErr w:type="gramStart"/>
+      <w:r>
+        <w:rPr>
+          <w:rFonts w:ascii="Times New Roman" w:eastAsia="Times New Roman" w:hAnsi="Times New Roman" w:cs="Times New Roman"/>
+          <w:color w:val="FF0000"/>
+          <w:sz w:val="24"/>
+          <w:szCs w:val="24"/>
+          <w:lang w:eastAsia="tr-TR"/>
+        </w:rPr>
+        <w:t>.,</w:t>
+      </w:r>
+      <w:proofErr w:type="gramEnd"/>
+      <w:r>
+        <w:rPr>
+          <w:rFonts w:ascii="Times New Roman" w:eastAsia="Times New Roman" w:hAnsi="Times New Roman" w:cs="Times New Roman"/>
+          <w:color w:val="FF0000"/>
+          <w:sz w:val="24"/>
+          <w:szCs w:val="24"/>
+          <w:lang w:eastAsia="tr-TR"/>
+        </w:rPr>
+        <w:t xml:space="preserve"> 95/5, 99/1)                                                                     </w:t>
+      </w:r>
+    </w:p>
+    <w:p>
+      <w:pPr>
+        <w:spacing w:before="100" w:beforeAutospacing="1" w:after="100" w:afterAutospacing="1" w:line="240" w:lineRule="auto"/>
+        <w:rPr>
+          <w:rFonts w:ascii="Times New Roman" w:eastAsia="Times New Roman" w:hAnsi="Times New Roman" w:cs="Times New Roman"/>
+          <w:color w:val="FF0000"/>
+          <w:sz w:val="24"/>
+          <w:szCs w:val="24"/>
+          <w:lang w:eastAsia="tr-TR"/>
+        </w:rPr>
+      </w:pPr>
+      <w:r>
+        <w:rPr>
+          <w:rFonts w:ascii="Times New Roman" w:eastAsia="Times New Roman" w:hAnsi="Times New Roman" w:cs="Times New Roman"/>
+          <w:color w:val="FF0000"/>
+          <w:sz w:val="24"/>
+          <w:szCs w:val="24"/>
+          <w:lang w:eastAsia="tr-TR"/>
+        </w:rPr>
+        <w:t xml:space="preserve">  **Fix:** Add new test_that blocks:                                                                                                    </w:t>
+      </w:r>
+    </w:p>
+    <w:p>
+      <w:pPr>
+        <w:spacing w:before="100" w:beforeAutospacing="1" w:after="100" w:afterAutospacing="1" w:line="240" w:lineRule="auto"/>
+        <w:rPr>
+          <w:rFonts w:ascii="Times New Roman" w:eastAsia="Times New Roman" w:hAnsi="Times New Roman" w:cs="Times New Roman"/>
+          <w:color w:val="FF0000"/>
+          <w:sz w:val="24"/>
+          <w:szCs w:val="24"/>
+          <w:lang w:eastAsia="tr-TR"/>
+        </w:rPr>
+      </w:pPr>
+      <w:r>
+        <w:rPr>
+          <w:rFonts w:ascii="Times New Roman" w:eastAsia="Times New Roman" w:hAnsi="Times New Roman" w:cs="Times New Roman"/>
+          <w:color w:val="FF0000"/>
+          <w:sz w:val="24"/>
+          <w:szCs w:val="24"/>
+          <w:lang w:eastAsia="tr-TR"/>
+        </w:rPr>
+        <w:t xml:space="preserve">  ```r                                                                                                                                  </w:t>
+      </w:r>
+    </w:p>
+    <w:p>
+      <w:pPr>
+        <w:spacing w:before="100" w:beforeAutospacing="1" w:after="100" w:afterAutospacing="1" w:line="240" w:lineRule="auto"/>
+        <w:rPr>
+          <w:rFonts w:ascii="Times New Roman" w:eastAsia="Times New Roman" w:hAnsi="Times New Roman" w:cs="Times New Roman"/>
+          <w:color w:val="FF0000"/>
+          <w:sz w:val="24"/>
+          <w:szCs w:val="24"/>
+          <w:lang w:eastAsia="tr-TR"/>
+        </w:rPr>
+      </w:pPr>
+      <w:r>
+        <w:rPr>
+          <w:rFonts w:ascii="Times New Roman" w:eastAsia="Times New Roman" w:hAnsi="Times New Roman" w:cs="Times New Roman"/>
+          <w:color w:val="FF0000"/>
+          <w:sz w:val="24"/>
+          <w:szCs w:val="24"/>
+          <w:lang w:eastAsia="tr-TR"/>
+        </w:rPr>
+        <w:t xml:space="preserve">  </w:t>
+      </w:r>
+      <w:proofErr w:type="gramStart"/>
+      <w:r>
+        <w:rPr>
+          <w:rFonts w:ascii="Times New Roman" w:eastAsia="Times New Roman" w:hAnsi="Times New Roman" w:cs="Times New Roman"/>
+          <w:color w:val="FF0000"/>
+          <w:sz w:val="24"/>
+          <w:szCs w:val="24"/>
+          <w:lang w:eastAsia="tr-TR"/>
+        </w:rPr>
+        <w:t>test</w:t>
+      </w:r>
+      <w:proofErr w:type="gramEnd"/>
+      <w:r>
+        <w:rPr>
+          <w:rFonts w:ascii="Times New Roman" w:eastAsia="Times New Roman" w:hAnsi="Times New Roman" w:cs="Times New Roman"/>
+          <w:color w:val="FF0000"/>
+          <w:sz w:val="24"/>
+          <w:szCs w:val="24"/>
+          <w:lang w:eastAsia="tr-TR"/>
+        </w:rPr>
+        <w:t xml:space="preserve">_that("stratified CV handles severe class imbalance", {                                                                           </w:t>
+      </w:r>
+    </w:p>
+    <w:p>
+      <w:pPr>
+        <w:spacing w:before="100" w:beforeAutospacing="1" w:after="100" w:afterAutospacing="1" w:line="240" w:lineRule="auto"/>
+        <w:rPr>
+          <w:rFonts w:ascii="Times New Roman" w:eastAsia="Times New Roman" w:hAnsi="Times New Roman" w:cs="Times New Roman"/>
+          <w:color w:val="FF0000"/>
+          <w:sz w:val="24"/>
+          <w:szCs w:val="24"/>
+          <w:lang w:eastAsia="tr-TR"/>
+        </w:rPr>
+      </w:pPr>
+      <w:r>
+        <w:rPr>
+          <w:rFonts w:ascii="Times New Roman" w:eastAsia="Times New Roman" w:hAnsi="Times New Roman" w:cs="Times New Roman"/>
+          <w:color w:val="FF0000"/>
+          <w:sz w:val="24"/>
+          <w:szCs w:val="24"/>
+          <w:lang w:eastAsia="tr-TR"/>
+        </w:rPr>
+        <w:t xml:space="preserve">  # Create 95/5 imbalanced dataset                                                                                                      </w:t>
+      </w:r>
+    </w:p>
+    <w:p>
+      <w:pPr>
+        <w:spacing w:before="100" w:beforeAutospacing="1" w:after="100" w:afterAutospacing="1" w:line="240" w:lineRule="auto"/>
+        <w:rPr>
+          <w:rFonts w:ascii="Times New Roman" w:eastAsia="Times New Roman" w:hAnsi="Times New Roman" w:cs="Times New Roman"/>
+          <w:color w:val="FF0000"/>
+          <w:sz w:val="24"/>
+          <w:szCs w:val="24"/>
+          <w:lang w:eastAsia="tr-TR"/>
+        </w:rPr>
+      </w:pPr>
+      <w:r>
+        <w:rPr>
+          <w:rFonts w:ascii="Times New Roman" w:eastAsia="Times New Roman" w:hAnsi="Times New Roman" w:cs="Times New Roman"/>
+          <w:color w:val="FF0000"/>
+          <w:sz w:val="24"/>
+          <w:szCs w:val="24"/>
+          <w:lang w:eastAsia="tr-TR"/>
+        </w:rPr>
+        <w:t xml:space="preserve">  # Verify each fold has both classes represented                                                                                       </w:t>
+      </w:r>
+    </w:p>
+    <w:p>
+      <w:pPr>
+        <w:spacing w:before="100" w:beforeAutospacing="1" w:after="100" w:afterAutospacing="1" w:line="240" w:lineRule="auto"/>
+        <w:rPr>
+          <w:rFonts w:ascii="Times New Roman" w:eastAsia="Times New Roman" w:hAnsi="Times New Roman" w:cs="Times New Roman"/>
+          <w:color w:val="FF0000"/>
+          <w:sz w:val="24"/>
+          <w:szCs w:val="24"/>
+          <w:lang w:eastAsia="tr-TR"/>
+        </w:rPr>
+      </w:pPr>
+      <w:r>
+        <w:rPr>
+          <w:rFonts w:ascii="Times New Roman" w:eastAsia="Times New Roman" w:hAnsi="Times New Roman" w:cs="Times New Roman"/>
+          <w:color w:val="FF0000"/>
+          <w:sz w:val="24"/>
+          <w:szCs w:val="24"/>
+          <w:lang w:eastAsia="tr-TR"/>
+        </w:rPr>
+        <w:lastRenderedPageBreak/>
+        <w:t xml:space="preserve">  # Verify class proportions approximately maintained                                                                                   </w:t>
+      </w:r>
+    </w:p>
+    <w:p>
+      <w:pPr>
+        <w:spacing w:before="100" w:beforeAutospacing="1" w:after="100" w:afterAutospacing="1" w:line="240" w:lineRule="auto"/>
+        <w:rPr>
+          <w:rFonts w:ascii="Times New Roman" w:eastAsia="Times New Roman" w:hAnsi="Times New Roman" w:cs="Times New Roman"/>
+          <w:color w:val="FF0000"/>
+          <w:sz w:val="24"/>
+          <w:szCs w:val="24"/>
+          <w:lang w:eastAsia="tr-TR"/>
+        </w:rPr>
+      </w:pPr>
+      <w:r>
+        <w:rPr>
+          <w:rFonts w:ascii="Times New Roman" w:eastAsia="Times New Roman" w:hAnsi="Times New Roman" w:cs="Times New Roman"/>
+          <w:color w:val="FF0000"/>
+          <w:sz w:val="24"/>
+          <w:szCs w:val="24"/>
+          <w:lang w:eastAsia="tr-TR"/>
+        </w:rPr>
+        <w:t xml:space="preserve">  })                                                                                                                                    </w:t>
+      </w:r>
+    </w:p>
+    <w:p>
+      <w:pPr>
+        <w:spacing w:before="100" w:beforeAutospacing="1" w:after="100" w:afterAutospacing="1" w:line="240" w:lineRule="auto"/>
+        <w:rPr>
+          <w:rFonts w:ascii="Times New Roman" w:eastAsia="Times New Roman" w:hAnsi="Times New Roman" w:cs="Times New Roman"/>
+          <w:color w:val="FF0000"/>
+          <w:sz w:val="24"/>
+          <w:szCs w:val="24"/>
+          <w:lang w:eastAsia="tr-TR"/>
+        </w:rPr>
+      </w:pPr>
+      <w:r>
+        <w:rPr>
+          <w:rFonts w:ascii="Times New Roman" w:eastAsia="Times New Roman" w:hAnsi="Times New Roman" w:cs="Times New Roman"/>
+          <w:color w:val="FF0000"/>
+          <w:sz w:val="24"/>
+          <w:szCs w:val="24"/>
+          <w:lang w:eastAsia="tr-TR"/>
+        </w:rPr>
+        <w:t xml:space="preserve">                                                                                                                                        </w:t>
+      </w:r>
+    </w:p>
+    <w:p>
+      <w:pPr>
+        <w:spacing w:before="100" w:beforeAutospacing="1" w:after="100" w:afterAutospacing="1" w:line="240" w:lineRule="auto"/>
+        <w:rPr>
+          <w:rFonts w:ascii="Times New Roman" w:eastAsia="Times New Roman" w:hAnsi="Times New Roman" w:cs="Times New Roman"/>
+          <w:color w:val="FF0000"/>
+          <w:sz w:val="24"/>
+          <w:szCs w:val="24"/>
+          <w:lang w:eastAsia="tr-TR"/>
+        </w:rPr>
+      </w:pPr>
+      <w:r>
+        <w:rPr>
+          <w:rFonts w:ascii="Times New Roman" w:eastAsia="Times New Roman" w:hAnsi="Times New Roman" w:cs="Times New Roman"/>
+          <w:color w:val="FF0000"/>
+          <w:sz w:val="24"/>
+          <w:szCs w:val="24"/>
+          <w:lang w:eastAsia="tr-TR"/>
+        </w:rPr>
+        <w:t xml:space="preserve">  </w:t>
+      </w:r>
+      <w:proofErr w:type="gramStart"/>
+      <w:r>
+        <w:rPr>
+          <w:rFonts w:ascii="Times New Roman" w:eastAsia="Times New Roman" w:hAnsi="Times New Roman" w:cs="Times New Roman"/>
+          <w:color w:val="FF0000"/>
+          <w:sz w:val="24"/>
+          <w:szCs w:val="24"/>
+          <w:lang w:eastAsia="tr-TR"/>
+        </w:rPr>
+        <w:t>test</w:t>
+      </w:r>
+      <w:proofErr w:type="gramEnd"/>
+      <w:r>
+        <w:rPr>
+          <w:rFonts w:ascii="Times New Roman" w:eastAsia="Times New Roman" w:hAnsi="Times New Roman" w:cs="Times New Roman"/>
+          <w:color w:val="FF0000"/>
+          <w:sz w:val="24"/>
+          <w:szCs w:val="24"/>
+          <w:lang w:eastAsia="tr-TR"/>
+        </w:rPr>
+        <w:t xml:space="preserve">_that("stratified CV warns when minority class &lt; folds", {                                                                        </w:t>
+      </w:r>
+    </w:p>
+    <w:p>
+      <w:pPr>
+        <w:spacing w:before="100" w:beforeAutospacing="1" w:after="100" w:afterAutospacing="1" w:line="240" w:lineRule="auto"/>
+        <w:rPr>
+          <w:rFonts w:ascii="Times New Roman" w:eastAsia="Times New Roman" w:hAnsi="Times New Roman" w:cs="Times New Roman"/>
+          <w:color w:val="FF0000"/>
+          <w:sz w:val="24"/>
+          <w:szCs w:val="24"/>
+          <w:lang w:eastAsia="tr-TR"/>
+        </w:rPr>
+      </w:pPr>
+      <w:r>
+        <w:rPr>
+          <w:rFonts w:ascii="Times New Roman" w:eastAsia="Times New Roman" w:hAnsi="Times New Roman" w:cs="Times New Roman"/>
+          <w:color w:val="FF0000"/>
+          <w:sz w:val="24"/>
+          <w:szCs w:val="24"/>
+          <w:lang w:eastAsia="tr-TR"/>
+        </w:rPr>
+        <w:t xml:space="preserve">  # Create dataset where minority class has fewer samples than folds                                                                    </w:t>
+      </w:r>
+    </w:p>
+    <w:p>
+      <w:pPr>
+        <w:spacing w:before="100" w:beforeAutospacing="1" w:after="100" w:afterAutospacing="1" w:line="240" w:lineRule="auto"/>
+        <w:rPr>
+          <w:rFonts w:ascii="Times New Roman" w:eastAsia="Times New Roman" w:hAnsi="Times New Roman" w:cs="Times New Roman"/>
+          <w:color w:val="FF0000"/>
+          <w:sz w:val="24"/>
+          <w:szCs w:val="24"/>
+          <w:lang w:eastAsia="tr-TR"/>
+        </w:rPr>
+      </w:pPr>
+      <w:r>
+        <w:rPr>
+          <w:rFonts w:ascii="Times New Roman" w:eastAsia="Times New Roman" w:hAnsi="Times New Roman" w:cs="Times New Roman"/>
+          <w:color w:val="FF0000"/>
+          <w:sz w:val="24"/>
+          <w:szCs w:val="24"/>
+          <w:lang w:eastAsia="tr-TR"/>
+        </w:rPr>
+        <w:t xml:space="preserve">  # Expect warning or graceful handling                                                                                                 </w:t>
+      </w:r>
+    </w:p>
+    <w:p>
+      <w:pPr>
+        <w:spacing w:before="100" w:beforeAutospacing="1" w:after="100" w:afterAutospacing="1" w:line="240" w:lineRule="auto"/>
+        <w:rPr>
+          <w:rFonts w:ascii="Times New Roman" w:eastAsia="Times New Roman" w:hAnsi="Times New Roman" w:cs="Times New Roman"/>
+          <w:color w:val="FF0000"/>
+          <w:sz w:val="24"/>
+          <w:szCs w:val="24"/>
+          <w:lang w:eastAsia="tr-TR"/>
+        </w:rPr>
+      </w:pPr>
+      <w:r>
+        <w:rPr>
+          <w:rFonts w:ascii="Times New Roman" w:eastAsia="Times New Roman" w:hAnsi="Times New Roman" w:cs="Times New Roman"/>
+          <w:color w:val="FF0000"/>
+          <w:sz w:val="24"/>
+          <w:szCs w:val="24"/>
+          <w:lang w:eastAsia="tr-TR"/>
+        </w:rPr>
+        <w:t xml:space="preserve">  })                                                                                                                                    </w:t>
+      </w:r>
+    </w:p>
+    <w:p>
+      <w:pPr>
+        <w:spacing w:before="100" w:beforeAutospacing="1" w:after="100" w:afterAutospacing="1" w:line="240" w:lineRule="auto"/>
+        <w:rPr>
+          <w:rFonts w:ascii="Times New Roman" w:eastAsia="Times New Roman" w:hAnsi="Times New Roman" w:cs="Times New Roman"/>
+          <w:color w:val="FF0000"/>
+          <w:sz w:val="24"/>
+          <w:szCs w:val="24"/>
+          <w:lang w:eastAsia="tr-TR"/>
+        </w:rPr>
+      </w:pPr>
+      <w:r>
+        <w:rPr>
+          <w:rFonts w:ascii="Times New Roman" w:eastAsia="Times New Roman" w:hAnsi="Times New Roman" w:cs="Times New Roman"/>
+          <w:color w:val="FF0000"/>
+          <w:sz w:val="24"/>
+          <w:szCs w:val="24"/>
+          <w:lang w:eastAsia="tr-TR"/>
+        </w:rPr>
+        <w:t xml:space="preserve">  ```                                                                                                                                   </w:t>
+      </w:r>
+    </w:p>
+    <w:p>
+      <w:pPr>
+        <w:spacing w:before="100" w:beforeAutospacing="1" w:after="100" w:afterAutospacing="1" w:line="240" w:lineRule="auto"/>
+        <w:rPr>
+          <w:rFonts w:ascii="Times New Roman" w:eastAsia="Times New Roman" w:hAnsi="Times New Roman" w:cs="Times New Roman"/>
+          <w:color w:val="FF0000"/>
+          <w:sz w:val="24"/>
+          <w:szCs w:val="24"/>
+          <w:lang w:eastAsia="tr-TR"/>
+        </w:rPr>
+      </w:pPr>
+      <w:r>
+        <w:rPr>
+          <w:rFonts w:ascii="Times New Roman" w:eastAsia="Times New Roman" w:hAnsi="Times New Roman" w:cs="Times New Roman"/>
+          <w:color w:val="FF0000"/>
+          <w:sz w:val="24"/>
+          <w:szCs w:val="24"/>
+          <w:lang w:eastAsia="tr-TR"/>
+        </w:rPr>
+        <w:t xml:space="preserve">                                                                                                                                        </w:t>
+      </w:r>
+    </w:p>
+    <w:p>
+      <w:pPr>
+        <w:spacing w:before="100" w:beforeAutospacing="1" w:after="100" w:afterAutospacing="1" w:line="240" w:lineRule="auto"/>
+        <w:rPr>
+          <w:rFonts w:ascii="Times New Roman" w:eastAsia="Times New Roman" w:hAnsi="Times New Roman" w:cs="Times New Roman"/>
+          <w:color w:val="FF0000"/>
+          <w:sz w:val="24"/>
+          <w:szCs w:val="24"/>
+          <w:lang w:eastAsia="tr-TR"/>
+        </w:rPr>
+      </w:pPr>
+      <w:r>
+        <w:rPr>
+          <w:rFonts w:ascii="Times New Roman" w:eastAsia="Times New Roman" w:hAnsi="Times New Roman" w:cs="Times New Roman"/>
+          <w:color w:val="FF0000"/>
+          <w:sz w:val="24"/>
+          <w:szCs w:val="24"/>
+          <w:lang w:eastAsia="tr-TR"/>
+        </w:rPr>
+        <w:t xml:space="preserve">  #### 5. Factor Level Documentation                                                                                                    </w:t>
+      </w:r>
+    </w:p>
+    <w:p>
+      <w:pPr>
+        <w:spacing w:before="100" w:beforeAutospacing="1" w:after="100" w:afterAutospacing="1" w:line="240" w:lineRule="auto"/>
+        <w:rPr>
+          <w:rFonts w:ascii="Times New Roman" w:eastAsia="Times New Roman" w:hAnsi="Times New Roman" w:cs="Times New Roman"/>
+          <w:color w:val="FF0000"/>
+          <w:sz w:val="24"/>
+          <w:szCs w:val="24"/>
+          <w:lang w:eastAsia="tr-TR"/>
+        </w:rPr>
+      </w:pPr>
+      <w:r>
+        <w:rPr>
+          <w:rFonts w:ascii="Times New Roman" w:eastAsia="Times New Roman" w:hAnsi="Times New Roman" w:cs="Times New Roman"/>
+          <w:color w:val="FF0000"/>
+          <w:sz w:val="24"/>
+          <w:szCs w:val="24"/>
+          <w:lang w:eastAsia="tr-TR"/>
+        </w:rPr>
+        <w:t xml:space="preserve">  **Files:** `R/</w:t>
+      </w:r>
+      <w:proofErr w:type="gramStart"/>
+      <w:r>
+        <w:rPr>
+          <w:rFonts w:ascii="Times New Roman" w:eastAsia="Times New Roman" w:hAnsi="Times New Roman" w:cs="Times New Roman"/>
+          <w:color w:val="FF0000"/>
+          <w:sz w:val="24"/>
+          <w:szCs w:val="24"/>
+          <w:lang w:eastAsia="tr-TR"/>
+        </w:rPr>
+        <w:t>fastml.R</w:t>
+      </w:r>
+      <w:proofErr w:type="gramEnd"/>
+      <w:r>
+        <w:rPr>
+          <w:rFonts w:ascii="Times New Roman" w:eastAsia="Times New Roman" w:hAnsi="Times New Roman" w:cs="Times New Roman"/>
+          <w:color w:val="FF0000"/>
+          <w:sz w:val="24"/>
+          <w:szCs w:val="24"/>
+          <w:lang w:eastAsia="tr-TR"/>
+        </w:rPr>
+        <w:t xml:space="preserve">`, `man/fastml.Rd`                                                                                              </w:t>
+      </w:r>
+    </w:p>
+    <w:p>
+      <w:pPr>
+        <w:spacing w:before="100" w:beforeAutospacing="1" w:after="100" w:afterAutospacing="1" w:line="240" w:lineRule="auto"/>
+        <w:rPr>
+          <w:rFonts w:ascii="Times New Roman" w:eastAsia="Times New Roman" w:hAnsi="Times New Roman" w:cs="Times New Roman"/>
+          <w:color w:val="FF0000"/>
+          <w:sz w:val="24"/>
+          <w:szCs w:val="24"/>
+          <w:lang w:eastAsia="tr-TR"/>
+        </w:rPr>
+      </w:pPr>
+      <w:r>
+        <w:rPr>
+          <w:rFonts w:ascii="Times New Roman" w:eastAsia="Times New Roman" w:hAnsi="Times New Roman" w:cs="Times New Roman"/>
+          <w:color w:val="FF0000"/>
+          <w:sz w:val="24"/>
+          <w:szCs w:val="24"/>
+          <w:lang w:eastAsia="tr-TR"/>
+        </w:rPr>
+        <w:t xml:space="preserve">  **Issue:** `event_class` behavior not clearly documented                                                                              </w:t>
+      </w:r>
+    </w:p>
+    <w:p>
+      <w:pPr>
+        <w:spacing w:before="100" w:beforeAutospacing="1" w:after="100" w:afterAutospacing="1" w:line="240" w:lineRule="auto"/>
+        <w:rPr>
+          <w:rFonts w:ascii="Times New Roman" w:eastAsia="Times New Roman" w:hAnsi="Times New Roman" w:cs="Times New Roman"/>
+          <w:color w:val="FF0000"/>
+          <w:sz w:val="24"/>
+          <w:szCs w:val="24"/>
+          <w:lang w:eastAsia="tr-TR"/>
+        </w:rPr>
+      </w:pPr>
+      <w:r>
+        <w:rPr>
+          <w:rFonts w:ascii="Times New Roman" w:eastAsia="Times New Roman" w:hAnsi="Times New Roman" w:cs="Times New Roman"/>
+          <w:color w:val="FF0000"/>
+          <w:sz w:val="24"/>
+          <w:szCs w:val="24"/>
+          <w:lang w:eastAsia="tr-TR"/>
+        </w:rPr>
+        <w:t xml:space="preserve">  **Fix:**                                                                                                                              </w:t>
+      </w:r>
+    </w:p>
+    <w:p>
+      <w:pPr>
+        <w:spacing w:before="100" w:beforeAutospacing="1" w:after="100" w:afterAutospacing="1" w:line="240" w:lineRule="auto"/>
+        <w:rPr>
+          <w:rFonts w:ascii="Times New Roman" w:eastAsia="Times New Roman" w:hAnsi="Times New Roman" w:cs="Times New Roman"/>
+          <w:color w:val="FF0000"/>
+          <w:sz w:val="24"/>
+          <w:szCs w:val="24"/>
+          <w:lang w:eastAsia="tr-TR"/>
+        </w:rPr>
+      </w:pPr>
+      <w:r>
+        <w:rPr>
+          <w:rFonts w:ascii="Times New Roman" w:eastAsia="Times New Roman" w:hAnsi="Times New Roman" w:cs="Times New Roman"/>
+          <w:color w:val="FF0000"/>
+          <w:sz w:val="24"/>
+          <w:szCs w:val="24"/>
+          <w:lang w:eastAsia="tr-TR"/>
+        </w:rPr>
+        <w:t xml:space="preserve">  - Add to `@param event_class` documentation:                                                                                          </w:t>
+      </w:r>
+    </w:p>
+    <w:p>
+      <w:pPr>
+        <w:spacing w:before="100" w:beforeAutospacing="1" w:after="100" w:afterAutospacing="1" w:line="240" w:lineRule="auto"/>
+        <w:rPr>
+          <w:rFonts w:ascii="Times New Roman" w:eastAsia="Times New Roman" w:hAnsi="Times New Roman" w:cs="Times New Roman"/>
+          <w:color w:val="FF0000"/>
+          <w:sz w:val="24"/>
+          <w:szCs w:val="24"/>
+          <w:lang w:eastAsia="tr-TR"/>
+        </w:rPr>
+      </w:pPr>
+      <w:r>
+        <w:rPr>
+          <w:rFonts w:ascii="Times New Roman" w:eastAsia="Times New Roman" w:hAnsi="Times New Roman" w:cs="Times New Roman"/>
+          <w:color w:val="FF0000"/>
+          <w:sz w:val="24"/>
+          <w:szCs w:val="24"/>
+          <w:lang w:eastAsia="tr-TR"/>
+        </w:rPr>
+        <w:t xml:space="preserve">  "For binary classification, 'first' treats the first factor level as the positive class, 'second' treats the second level as          </w:t>
+      </w:r>
+    </w:p>
+    <w:p>
+      <w:pPr>
+        <w:spacing w:before="100" w:beforeAutospacing="1" w:after="100" w:afterAutospacing="1" w:line="240" w:lineRule="auto"/>
+        <w:rPr>
+          <w:rFonts w:ascii="Times New Roman" w:eastAsia="Times New Roman" w:hAnsi="Times New Roman" w:cs="Times New Roman"/>
+          <w:color w:val="FF0000"/>
+          <w:sz w:val="24"/>
+          <w:szCs w:val="24"/>
+          <w:lang w:eastAsia="tr-TR"/>
+        </w:rPr>
+      </w:pPr>
+      <w:r>
+        <w:rPr>
+          <w:rFonts w:ascii="Times New Roman" w:eastAsia="Times New Roman" w:hAnsi="Times New Roman" w:cs="Times New Roman"/>
+          <w:color w:val="FF0000"/>
+          <w:sz w:val="24"/>
+          <w:szCs w:val="24"/>
+          <w:lang w:eastAsia="tr-TR"/>
+        </w:rPr>
+        <w:t xml:space="preserve">  positive. Use `levels(your_</w:t>
+      </w:r>
+      <w:proofErr w:type="gramStart"/>
+      <w:r>
+        <w:rPr>
+          <w:rFonts w:ascii="Times New Roman" w:eastAsia="Times New Roman" w:hAnsi="Times New Roman" w:cs="Times New Roman"/>
+          <w:color w:val="FF0000"/>
+          <w:sz w:val="24"/>
+          <w:szCs w:val="24"/>
+          <w:lang w:eastAsia="tr-TR"/>
+        </w:rPr>
+        <w:t>data</w:t>
+      </w:r>
+      <w:proofErr w:type="gramEnd"/>
+      <w:r>
+        <w:rPr>
+          <w:rFonts w:ascii="Times New Roman" w:eastAsia="Times New Roman" w:hAnsi="Times New Roman" w:cs="Times New Roman"/>
+          <w:color w:val="FF0000"/>
+          <w:sz w:val="24"/>
+          <w:szCs w:val="24"/>
+          <w:lang w:eastAsia="tr-TR"/>
+        </w:rPr>
+        <w:t xml:space="preserve">$outcome)` to check level order before training."                                                      </w:t>
+      </w:r>
+    </w:p>
+    <w:p>
+      <w:pPr>
+        <w:spacing w:before="100" w:beforeAutospacing="1" w:after="100" w:afterAutospacing="1" w:line="240" w:lineRule="auto"/>
+        <w:rPr>
+          <w:rFonts w:ascii="Times New Roman" w:eastAsia="Times New Roman" w:hAnsi="Times New Roman" w:cs="Times New Roman"/>
+          <w:color w:val="FF0000"/>
+          <w:sz w:val="24"/>
+          <w:szCs w:val="24"/>
+          <w:lang w:eastAsia="tr-TR"/>
+        </w:rPr>
+      </w:pPr>
+      <w:r>
+        <w:rPr>
+          <w:rFonts w:ascii="Times New Roman" w:eastAsia="Times New Roman" w:hAnsi="Times New Roman" w:cs="Times New Roman"/>
+          <w:color w:val="FF0000"/>
+          <w:sz w:val="24"/>
+          <w:szCs w:val="24"/>
+          <w:lang w:eastAsia="tr-TR"/>
+        </w:rPr>
+        <w:t xml:space="preserve">  - Add `@section Factor Level Warning:` explaining that recipe steps like `step_other()` or `step_unknown()` can modify factor         </w:t>
+      </w:r>
+    </w:p>
+    <w:p>
+      <w:pPr>
+        <w:spacing w:before="100" w:beforeAutospacing="1" w:after="100" w:afterAutospacing="1" w:line="240" w:lineRule="auto"/>
+        <w:rPr>
+          <w:rFonts w:ascii="Times New Roman" w:eastAsia="Times New Roman" w:hAnsi="Times New Roman" w:cs="Times New Roman"/>
+          <w:color w:val="FF0000"/>
+          <w:sz w:val="24"/>
+          <w:szCs w:val="24"/>
+          <w:lang w:eastAsia="tr-TR"/>
+        </w:rPr>
+      </w:pPr>
+      <w:r>
+        <w:rPr>
+          <w:rFonts w:ascii="Times New Roman" w:eastAsia="Times New Roman" w:hAnsi="Times New Roman" w:cs="Times New Roman"/>
+          <w:color w:val="FF0000"/>
+          <w:sz w:val="24"/>
+          <w:szCs w:val="24"/>
+          <w:lang w:eastAsia="tr-TR"/>
+        </w:rPr>
+        <w:t xml:space="preserve">  levels                                                                                                                                </w:t>
+      </w:r>
+    </w:p>
+    <w:p>
+      <w:pPr>
+        <w:spacing w:before="100" w:beforeAutospacing="1" w:after="100" w:afterAutospacing="1" w:line="240" w:lineRule="auto"/>
+        <w:rPr>
+          <w:rFonts w:ascii="Times New Roman" w:eastAsia="Times New Roman" w:hAnsi="Times New Roman" w:cs="Times New Roman"/>
+          <w:color w:val="FF0000"/>
+          <w:sz w:val="24"/>
+          <w:szCs w:val="24"/>
+          <w:lang w:eastAsia="tr-TR"/>
+        </w:rPr>
+      </w:pPr>
+      <w:r>
+        <w:rPr>
+          <w:rFonts w:ascii="Times New Roman" w:eastAsia="Times New Roman" w:hAnsi="Times New Roman" w:cs="Times New Roman"/>
+          <w:color w:val="FF0000"/>
+          <w:sz w:val="24"/>
+          <w:szCs w:val="24"/>
+          <w:lang w:eastAsia="tr-TR"/>
+        </w:rPr>
+        <w:t xml:space="preserve">  - Add example in `@examples` showing explicit level ordering:                                                                         </w:t>
+      </w:r>
+    </w:p>
+    <w:p>
+      <w:pPr>
+        <w:spacing w:before="100" w:beforeAutospacing="1" w:after="100" w:afterAutospacing="1" w:line="240" w:lineRule="auto"/>
+        <w:rPr>
+          <w:rFonts w:ascii="Times New Roman" w:eastAsia="Times New Roman" w:hAnsi="Times New Roman" w:cs="Times New Roman"/>
+          <w:color w:val="FF0000"/>
+          <w:sz w:val="24"/>
+          <w:szCs w:val="24"/>
+          <w:lang w:eastAsia="tr-TR"/>
+        </w:rPr>
+      </w:pPr>
+      <w:r>
+        <w:rPr>
+          <w:rFonts w:ascii="Times New Roman" w:eastAsia="Times New Roman" w:hAnsi="Times New Roman" w:cs="Times New Roman"/>
+          <w:color w:val="FF0000"/>
+          <w:sz w:val="24"/>
+          <w:szCs w:val="24"/>
+          <w:lang w:eastAsia="tr-TR"/>
+        </w:rPr>
+        <w:t xml:space="preserve">  ```r                                                                                                                                  </w:t>
+      </w:r>
+    </w:p>
+    <w:p>
+      <w:pPr>
+        <w:spacing w:before="100" w:beforeAutospacing="1" w:after="100" w:afterAutospacing="1" w:line="240" w:lineRule="auto"/>
+        <w:rPr>
+          <w:rFonts w:ascii="Times New Roman" w:eastAsia="Times New Roman" w:hAnsi="Times New Roman" w:cs="Times New Roman"/>
+          <w:color w:val="FF0000"/>
+          <w:sz w:val="24"/>
+          <w:szCs w:val="24"/>
+          <w:lang w:eastAsia="tr-TR"/>
+        </w:rPr>
+      </w:pPr>
+      <w:r>
+        <w:rPr>
+          <w:rFonts w:ascii="Times New Roman" w:eastAsia="Times New Roman" w:hAnsi="Times New Roman" w:cs="Times New Roman"/>
+          <w:color w:val="FF0000"/>
+          <w:sz w:val="24"/>
+          <w:szCs w:val="24"/>
+          <w:lang w:eastAsia="tr-TR"/>
+        </w:rPr>
+        <w:t xml:space="preserve">  </w:t>
+      </w:r>
+      <w:proofErr w:type="gramStart"/>
+      <w:r>
+        <w:rPr>
+          <w:rFonts w:ascii="Times New Roman" w:eastAsia="Times New Roman" w:hAnsi="Times New Roman" w:cs="Times New Roman"/>
+          <w:color w:val="FF0000"/>
+          <w:sz w:val="24"/>
+          <w:szCs w:val="24"/>
+          <w:lang w:eastAsia="tr-TR"/>
+        </w:rPr>
+        <w:t>data</w:t>
+      </w:r>
+      <w:proofErr w:type="gramEnd"/>
+      <w:r>
+        <w:rPr>
+          <w:rFonts w:ascii="Times New Roman" w:eastAsia="Times New Roman" w:hAnsi="Times New Roman" w:cs="Times New Roman"/>
+          <w:color w:val="FF0000"/>
+          <w:sz w:val="24"/>
+          <w:szCs w:val="24"/>
+          <w:lang w:eastAsia="tr-TR"/>
+        </w:rPr>
+        <w:t xml:space="preserve">$outcome &lt;- factor(data$outcome, levels = c("negative", "positive"))                                                              </w:t>
+      </w:r>
+    </w:p>
+    <w:p>
+      <w:pPr>
+        <w:spacing w:before="100" w:beforeAutospacing="1" w:after="100" w:afterAutospacing="1" w:line="240" w:lineRule="auto"/>
+        <w:rPr>
+          <w:rFonts w:ascii="Times New Roman" w:eastAsia="Times New Roman" w:hAnsi="Times New Roman" w:cs="Times New Roman"/>
+          <w:color w:val="FF0000"/>
+          <w:sz w:val="24"/>
+          <w:szCs w:val="24"/>
+          <w:lang w:eastAsia="tr-TR"/>
+        </w:rPr>
+      </w:pPr>
+      <w:r>
+        <w:rPr>
+          <w:rFonts w:ascii="Times New Roman" w:eastAsia="Times New Roman" w:hAnsi="Times New Roman" w:cs="Times New Roman"/>
+          <w:color w:val="FF0000"/>
+          <w:sz w:val="24"/>
+          <w:szCs w:val="24"/>
+          <w:lang w:eastAsia="tr-TR"/>
+        </w:rPr>
+        <w:t xml:space="preserve">  ```                                                                                                                                   </w:t>
+      </w:r>
+    </w:p>
+    <w:p>
+      <w:pPr>
+        <w:spacing w:before="100" w:beforeAutospacing="1" w:after="100" w:afterAutospacing="1" w:line="240" w:lineRule="auto"/>
+        <w:rPr>
+          <w:rFonts w:ascii="Times New Roman" w:eastAsia="Times New Roman" w:hAnsi="Times New Roman" w:cs="Times New Roman"/>
+          <w:color w:val="FF0000"/>
+          <w:sz w:val="24"/>
+          <w:szCs w:val="24"/>
+          <w:lang w:eastAsia="tr-TR"/>
+        </w:rPr>
+      </w:pPr>
+      <w:r>
+        <w:rPr>
+          <w:rFonts w:ascii="Times New Roman" w:eastAsia="Times New Roman" w:hAnsi="Times New Roman" w:cs="Times New Roman"/>
+          <w:color w:val="FF0000"/>
+          <w:sz w:val="24"/>
+          <w:szCs w:val="24"/>
+          <w:lang w:eastAsia="tr-TR"/>
+        </w:rPr>
+        <w:t xml:space="preserve">  ### LOW PRIORITY                                                                                                                      </w:t>
+      </w:r>
+    </w:p>
+    <w:p>
+      <w:pPr>
+        <w:spacing w:before="100" w:beforeAutospacing="1" w:after="100" w:afterAutospacing="1" w:line="240" w:lineRule="auto"/>
+        <w:rPr>
+          <w:rFonts w:ascii="Times New Roman" w:eastAsia="Times New Roman" w:hAnsi="Times New Roman" w:cs="Times New Roman"/>
+          <w:color w:val="FF0000"/>
+          <w:sz w:val="24"/>
+          <w:szCs w:val="24"/>
+          <w:lang w:eastAsia="tr-TR"/>
+        </w:rPr>
+      </w:pPr>
+      <w:r>
+        <w:rPr>
+          <w:rFonts w:ascii="Times New Roman" w:eastAsia="Times New Roman" w:hAnsi="Times New Roman" w:cs="Times New Roman"/>
+          <w:color w:val="FF0000"/>
+          <w:sz w:val="24"/>
+          <w:szCs w:val="24"/>
+          <w:lang w:eastAsia="tr-TR"/>
+        </w:rPr>
+        <w:t xml:space="preserve">                                                                                                                                        </w:t>
+      </w:r>
+    </w:p>
+    <w:p>
+      <w:pPr>
+        <w:spacing w:before="100" w:beforeAutospacing="1" w:after="100" w:afterAutospacing="1" w:line="240" w:lineRule="auto"/>
+        <w:rPr>
+          <w:rFonts w:ascii="Times New Roman" w:eastAsia="Times New Roman" w:hAnsi="Times New Roman" w:cs="Times New Roman"/>
+          <w:color w:val="FF0000"/>
+          <w:sz w:val="24"/>
+          <w:szCs w:val="24"/>
+          <w:lang w:eastAsia="tr-TR"/>
+        </w:rPr>
+      </w:pPr>
+      <w:r>
+        <w:rPr>
+          <w:rFonts w:ascii="Times New Roman" w:eastAsia="Times New Roman" w:hAnsi="Times New Roman" w:cs="Times New Roman"/>
+          <w:color w:val="FF0000"/>
+          <w:sz w:val="24"/>
+          <w:szCs w:val="24"/>
+          <w:lang w:eastAsia="tr-TR"/>
+        </w:rPr>
+        <w:lastRenderedPageBreak/>
+        <w:t xml:space="preserve">  #### 6. Parsnip Defaults Staleness Check                                                                                              </w:t>
+      </w:r>
+    </w:p>
+    <w:p>
+      <w:pPr>
+        <w:spacing w:before="100" w:beforeAutospacing="1" w:after="100" w:afterAutospacing="1" w:line="240" w:lineRule="auto"/>
+        <w:rPr>
+          <w:rFonts w:ascii="Times New Roman" w:eastAsia="Times New Roman" w:hAnsi="Times New Roman" w:cs="Times New Roman"/>
+          <w:color w:val="FF0000"/>
+          <w:sz w:val="24"/>
+          <w:szCs w:val="24"/>
+          <w:lang w:eastAsia="tr-TR"/>
+        </w:rPr>
+      </w:pPr>
+      <w:r>
+        <w:rPr>
+          <w:rFonts w:ascii="Times New Roman" w:eastAsia="Times New Roman" w:hAnsi="Times New Roman" w:cs="Times New Roman"/>
+          <w:color w:val="FF0000"/>
+          <w:sz w:val="24"/>
+          <w:szCs w:val="24"/>
+          <w:lang w:eastAsia="tr-TR"/>
+        </w:rPr>
+        <w:t xml:space="preserve">  **File:** `R/defaults_registry.R`                                                                                                     </w:t>
+      </w:r>
+    </w:p>
+    <w:p>
+      <w:pPr>
+        <w:spacing w:before="100" w:beforeAutospacing="1" w:after="100" w:afterAutospacing="1" w:line="240" w:lineRule="auto"/>
+        <w:rPr>
+          <w:rFonts w:ascii="Times New Roman" w:eastAsia="Times New Roman" w:hAnsi="Times New Roman" w:cs="Times New Roman"/>
+          <w:color w:val="FF0000"/>
+          <w:sz w:val="24"/>
+          <w:szCs w:val="24"/>
+          <w:lang w:eastAsia="tr-TR"/>
+        </w:rPr>
+      </w:pPr>
+      <w:r>
+        <w:rPr>
+          <w:rFonts w:ascii="Times New Roman" w:eastAsia="Times New Roman" w:hAnsi="Times New Roman" w:cs="Times New Roman"/>
+          <w:color w:val="FF0000"/>
+          <w:sz w:val="24"/>
+          <w:szCs w:val="24"/>
+          <w:lang w:eastAsia="tr-TR"/>
+        </w:rPr>
+        <w:t xml:space="preserve">  **Issue:** Hardcoded defaults may diverge from actual parsnip defaults                                                                </w:t>
+      </w:r>
+    </w:p>
+    <w:p>
+      <w:pPr>
+        <w:spacing w:before="100" w:beforeAutospacing="1" w:after="100" w:afterAutospacing="1" w:line="240" w:lineRule="auto"/>
+        <w:rPr>
+          <w:rFonts w:ascii="Times New Roman" w:eastAsia="Times New Roman" w:hAnsi="Times New Roman" w:cs="Times New Roman"/>
+          <w:color w:val="FF0000"/>
+          <w:sz w:val="24"/>
+          <w:szCs w:val="24"/>
+          <w:lang w:eastAsia="tr-TR"/>
+        </w:rPr>
+      </w:pPr>
+      <w:r>
+        <w:rPr>
+          <w:rFonts w:ascii="Times New Roman" w:eastAsia="Times New Roman" w:hAnsi="Times New Roman" w:cs="Times New Roman"/>
+          <w:color w:val="FF0000"/>
+          <w:sz w:val="24"/>
+          <w:szCs w:val="24"/>
+          <w:lang w:eastAsia="tr-TR"/>
+        </w:rPr>
+        <w:t xml:space="preserve">  **Fix:**                                                                                                                              </w:t>
+      </w:r>
+    </w:p>
+    <w:p>
+      <w:pPr>
+        <w:spacing w:before="100" w:beforeAutospacing="1" w:after="100" w:afterAutospacing="1" w:line="240" w:lineRule="auto"/>
+        <w:rPr>
+          <w:rFonts w:ascii="Times New Roman" w:eastAsia="Times New Roman" w:hAnsi="Times New Roman" w:cs="Times New Roman"/>
+          <w:color w:val="FF0000"/>
+          <w:sz w:val="24"/>
+          <w:szCs w:val="24"/>
+          <w:lang w:eastAsia="tr-TR"/>
+        </w:rPr>
+      </w:pPr>
+      <w:r>
+        <w:rPr>
+          <w:rFonts w:ascii="Times New Roman" w:eastAsia="Times New Roman" w:hAnsi="Times New Roman" w:cs="Times New Roman"/>
+          <w:color w:val="FF0000"/>
+          <w:sz w:val="24"/>
+          <w:szCs w:val="24"/>
+          <w:lang w:eastAsia="tr-TR"/>
+        </w:rPr>
+        <w:t xml:space="preserve">  - Add new function `validate_defaults_registry()` that:                                                                               </w:t>
+      </w:r>
+    </w:p>
+    <w:p>
+      <w:pPr>
+        <w:spacing w:before="100" w:beforeAutospacing="1" w:after="100" w:afterAutospacing="1" w:line="240" w:lineRule="auto"/>
+        <w:rPr>
+          <w:rFonts w:ascii="Times New Roman" w:eastAsia="Times New Roman" w:hAnsi="Times New Roman" w:cs="Times New Roman"/>
+          <w:color w:val="FF0000"/>
+          <w:sz w:val="24"/>
+          <w:szCs w:val="24"/>
+          <w:lang w:eastAsia="tr-TR"/>
+        </w:rPr>
+      </w:pPr>
+      <w:r>
+        <w:rPr>
+          <w:rFonts w:ascii="Times New Roman" w:eastAsia="Times New Roman" w:hAnsi="Times New Roman" w:cs="Times New Roman"/>
+          <w:color w:val="FF0000"/>
+          <w:sz w:val="24"/>
+          <w:szCs w:val="24"/>
+          <w:lang w:eastAsia="tr-TR"/>
+        </w:rPr>
+        <w:t xml:space="preserve">  - Queries parsnip for actual default engines using `parsnip</w:t>
+      </w:r>
+      <w:proofErr w:type="gramStart"/>
+      <w:r>
+        <w:rPr>
+          <w:rFonts w:ascii="Times New Roman" w:eastAsia="Times New Roman" w:hAnsi="Times New Roman" w:cs="Times New Roman"/>
+          <w:color w:val="FF0000"/>
+          <w:sz w:val="24"/>
+          <w:szCs w:val="24"/>
+          <w:lang w:eastAsia="tr-TR"/>
+        </w:rPr>
+        <w:t>::</w:t>
+      </w:r>
+      <w:proofErr w:type="gramEnd"/>
+      <w:r>
+        <w:rPr>
+          <w:rFonts w:ascii="Times New Roman" w:eastAsia="Times New Roman" w:hAnsi="Times New Roman" w:cs="Times New Roman"/>
+          <w:color w:val="FF0000"/>
+          <w:sz w:val="24"/>
+          <w:szCs w:val="24"/>
+          <w:lang w:eastAsia="tr-TR"/>
+        </w:rPr>
+        <w:t xml:space="preserve">show_engines()`                                                          </w:t>
+      </w:r>
+    </w:p>
+    <w:p>
+      <w:pPr>
+        <w:spacing w:before="100" w:beforeAutospacing="1" w:after="100" w:afterAutospacing="1" w:line="240" w:lineRule="auto"/>
+        <w:rPr>
+          <w:rFonts w:ascii="Times New Roman" w:eastAsia="Times New Roman" w:hAnsi="Times New Roman" w:cs="Times New Roman"/>
+          <w:color w:val="FF0000"/>
+          <w:sz w:val="24"/>
+          <w:szCs w:val="24"/>
+          <w:lang w:eastAsia="tr-TR"/>
+        </w:rPr>
+      </w:pPr>
+      <w:r>
+        <w:rPr>
+          <w:rFonts w:ascii="Times New Roman" w:eastAsia="Times New Roman" w:hAnsi="Times New Roman" w:cs="Times New Roman"/>
+          <w:color w:val="FF0000"/>
+          <w:sz w:val="24"/>
+          <w:szCs w:val="24"/>
+          <w:lang w:eastAsia="tr-TR"/>
+        </w:rPr>
+        <w:t xml:space="preserve">  - Compares against hardcoded `parsnip_defaults` list                                                                                  </w:t>
+      </w:r>
+    </w:p>
+    <w:p>
+      <w:pPr>
+        <w:spacing w:before="100" w:beforeAutospacing="1" w:after="100" w:afterAutospacing="1" w:line="240" w:lineRule="auto"/>
+        <w:rPr>
+          <w:rFonts w:ascii="Times New Roman" w:eastAsia="Times New Roman" w:hAnsi="Times New Roman" w:cs="Times New Roman"/>
+          <w:color w:val="FF0000"/>
+          <w:sz w:val="24"/>
+          <w:szCs w:val="24"/>
+          <w:lang w:eastAsia="tr-TR"/>
+        </w:rPr>
+      </w:pPr>
+      <w:r>
+        <w:rPr>
+          <w:rFonts w:ascii="Times New Roman" w:eastAsia="Times New Roman" w:hAnsi="Times New Roman" w:cs="Times New Roman"/>
+          <w:color w:val="FF0000"/>
+          <w:sz w:val="24"/>
+          <w:szCs w:val="24"/>
+          <w:lang w:eastAsia="tr-TR"/>
+        </w:rPr>
+        <w:t xml:space="preserve">  - Returns list of mismatches if any                                                                                                   </w:t>
+      </w:r>
+    </w:p>
+    <w:p>
+      <w:pPr>
+        <w:spacing w:before="100" w:beforeAutospacing="1" w:after="100" w:afterAutospacing="1" w:line="240" w:lineRule="auto"/>
+        <w:rPr>
+          <w:rFonts w:ascii="Times New Roman" w:eastAsia="Times New Roman" w:hAnsi="Times New Roman" w:cs="Times New Roman"/>
+          <w:color w:val="FF0000"/>
+          <w:sz w:val="24"/>
+          <w:szCs w:val="24"/>
+          <w:lang w:eastAsia="tr-TR"/>
+        </w:rPr>
+      </w:pPr>
+      <w:r>
+        <w:rPr>
+          <w:rFonts w:ascii="Times New Roman" w:eastAsia="Times New Roman" w:hAnsi="Times New Roman" w:cs="Times New Roman"/>
+          <w:color w:val="FF0000"/>
+          <w:sz w:val="24"/>
+          <w:szCs w:val="24"/>
+          <w:lang w:eastAsia="tr-TR"/>
+        </w:rPr>
+        <w:t xml:space="preserve">  - Call this validation during package load (in `zzz_</w:t>
+      </w:r>
+      <w:proofErr w:type="gramStart"/>
+      <w:r>
+        <w:rPr>
+          <w:rFonts w:ascii="Times New Roman" w:eastAsia="Times New Roman" w:hAnsi="Times New Roman" w:cs="Times New Roman"/>
+          <w:color w:val="FF0000"/>
+          <w:sz w:val="24"/>
+          <w:szCs w:val="24"/>
+          <w:lang w:eastAsia="tr-TR"/>
+        </w:rPr>
+        <w:t>globals.R</w:t>
+      </w:r>
+      <w:proofErr w:type="gramEnd"/>
+      <w:r>
+        <w:rPr>
+          <w:rFonts w:ascii="Times New Roman" w:eastAsia="Times New Roman" w:hAnsi="Times New Roman" w:cs="Times New Roman"/>
+          <w:color w:val="FF0000"/>
+          <w:sz w:val="24"/>
+          <w:szCs w:val="24"/>
+          <w:lang w:eastAsia="tr-TR"/>
+        </w:rPr>
+        <w:t xml:space="preserve">`) with `packageStartupMessage()` if mismatches found                    </w:t>
+      </w:r>
+    </w:p>
+    <w:p>
+      <w:pPr>
+        <w:spacing w:before="100" w:beforeAutospacing="1" w:after="100" w:afterAutospacing="1" w:line="240" w:lineRule="auto"/>
+        <w:rPr>
+          <w:rFonts w:ascii="Times New Roman" w:eastAsia="Times New Roman" w:hAnsi="Times New Roman" w:cs="Times New Roman"/>
+          <w:color w:val="FF0000"/>
+          <w:sz w:val="24"/>
+          <w:szCs w:val="24"/>
+          <w:lang w:eastAsia="tr-TR"/>
+        </w:rPr>
+      </w:pPr>
+      <w:r>
+        <w:rPr>
+          <w:rFonts w:ascii="Times New Roman" w:eastAsia="Times New Roman" w:hAnsi="Times New Roman" w:cs="Times New Roman"/>
+          <w:color w:val="FF0000"/>
+          <w:sz w:val="24"/>
+          <w:szCs w:val="24"/>
+          <w:lang w:eastAsia="tr-TR"/>
+        </w:rPr>
+        <w:t xml:space="preserve">  - Add test in `tests/testthat/test-defaults-</w:t>
+      </w:r>
+      <w:proofErr w:type="gramStart"/>
+      <w:r>
+        <w:rPr>
+          <w:rFonts w:ascii="Times New Roman" w:eastAsia="Times New Roman" w:hAnsi="Times New Roman" w:cs="Times New Roman"/>
+          <w:color w:val="FF0000"/>
+          <w:sz w:val="24"/>
+          <w:szCs w:val="24"/>
+          <w:lang w:eastAsia="tr-TR"/>
+        </w:rPr>
+        <w:t>registry.R</w:t>
+      </w:r>
+      <w:proofErr w:type="gramEnd"/>
+      <w:r>
+        <w:rPr>
+          <w:rFonts w:ascii="Times New Roman" w:eastAsia="Times New Roman" w:hAnsi="Times New Roman" w:cs="Times New Roman"/>
+          <w:color w:val="FF0000"/>
+          <w:sz w:val="24"/>
+          <w:szCs w:val="24"/>
+          <w:lang w:eastAsia="tr-TR"/>
+        </w:rPr>
+        <w:t xml:space="preserve">` that calls `validate_defaults_registry()` and expects empty result            </w:t>
+      </w:r>
+    </w:p>
+    <w:p>
+      <w:pPr>
+        <w:spacing w:before="100" w:beforeAutospacing="1" w:after="100" w:afterAutospacing="1" w:line="240" w:lineRule="auto"/>
+        <w:rPr>
+          <w:rFonts w:ascii="Times New Roman" w:eastAsia="Times New Roman" w:hAnsi="Times New Roman" w:cs="Times New Roman"/>
+          <w:color w:val="FF0000"/>
+          <w:sz w:val="24"/>
+          <w:szCs w:val="24"/>
+          <w:lang w:eastAsia="tr-TR"/>
+        </w:rPr>
+      </w:pPr>
+      <w:r>
+        <w:rPr>
+          <w:rFonts w:ascii="Times New Roman" w:eastAsia="Times New Roman" w:hAnsi="Times New Roman" w:cs="Times New Roman"/>
+          <w:color w:val="FF0000"/>
+          <w:sz w:val="24"/>
+          <w:szCs w:val="24"/>
+          <w:lang w:eastAsia="tr-TR"/>
+        </w:rPr>
+        <w:t xml:space="preserve">  ### NOT FIXABLE (Architectural Constraint)                                                                                            </w:t>
+      </w:r>
+    </w:p>
+    <w:p>
+      <w:pPr>
+        <w:spacing w:before="100" w:beforeAutospacing="1" w:after="100" w:afterAutospacing="1" w:line="240" w:lineRule="auto"/>
+        <w:rPr>
+          <w:rFonts w:ascii="Times New Roman" w:eastAsia="Times New Roman" w:hAnsi="Times New Roman" w:cs="Times New Roman"/>
+          <w:color w:val="FF0000"/>
+          <w:sz w:val="24"/>
+          <w:szCs w:val="24"/>
+          <w:lang w:eastAsia="tr-TR"/>
+        </w:rPr>
+      </w:pPr>
+      <w:r>
+        <w:rPr>
+          <w:rFonts w:ascii="Times New Roman" w:eastAsia="Times New Roman" w:hAnsi="Times New Roman" w:cs="Times New Roman"/>
+          <w:color w:val="FF0000"/>
+          <w:sz w:val="24"/>
+          <w:szCs w:val="24"/>
+          <w:lang w:eastAsia="tr-TR"/>
+        </w:rPr>
+        <w:t xml:space="preserve">  #### Parameter Finalization Leakage                                                                                                   </w:t>
+      </w:r>
+    </w:p>
+    <w:p>
+      <w:pPr>
+        <w:spacing w:before="100" w:beforeAutospacing="1" w:after="100" w:afterAutospacing="1" w:line="240" w:lineRule="auto"/>
+        <w:rPr>
+          <w:rFonts w:ascii="Times New Roman" w:eastAsia="Times New Roman" w:hAnsi="Times New Roman" w:cs="Times New Roman"/>
+          <w:color w:val="FF0000"/>
+          <w:sz w:val="24"/>
+          <w:szCs w:val="24"/>
+          <w:lang w:eastAsia="tr-TR"/>
+        </w:rPr>
+      </w:pPr>
+      <w:r>
+        <w:rPr>
+          <w:rFonts w:ascii="Times New Roman" w:eastAsia="Times New Roman" w:hAnsi="Times New Roman" w:cs="Times New Roman"/>
+          <w:color w:val="FF0000"/>
+          <w:sz w:val="24"/>
+          <w:szCs w:val="24"/>
+          <w:lang w:eastAsia="tr-TR"/>
+        </w:rPr>
+        <w:t xml:space="preserve">  **Issue:** `dials</w:t>
+      </w:r>
+      <w:proofErr w:type="gramStart"/>
+      <w:r>
+        <w:rPr>
+          <w:rFonts w:ascii="Times New Roman" w:eastAsia="Times New Roman" w:hAnsi="Times New Roman" w:cs="Times New Roman"/>
+          <w:color w:val="FF0000"/>
+          <w:sz w:val="24"/>
+          <w:szCs w:val="24"/>
+          <w:lang w:eastAsia="tr-TR"/>
+        </w:rPr>
+        <w:t>::</w:t>
+      </w:r>
+      <w:proofErr w:type="gramEnd"/>
+      <w:r>
+        <w:rPr>
+          <w:rFonts w:ascii="Times New Roman" w:eastAsia="Times New Roman" w:hAnsi="Times New Roman" w:cs="Times New Roman"/>
+          <w:color w:val="FF0000"/>
+          <w:sz w:val="24"/>
+          <w:szCs w:val="24"/>
+          <w:lang w:eastAsia="tr-TR"/>
+        </w:rPr>
+        <w:t xml:space="preserve">finalize()` requires data structure before fold splitting                                                          </w:t>
+      </w:r>
+    </w:p>
+    <w:p>
+      <w:pPr>
+        <w:spacing w:before="100" w:beforeAutospacing="1" w:after="100" w:afterAutospacing="1" w:line="240" w:lineRule="auto"/>
+        <w:rPr>
+          <w:rFonts w:ascii="Times New Roman" w:eastAsia="Times New Roman" w:hAnsi="Times New Roman" w:cs="Times New Roman"/>
+          <w:color w:val="FF0000"/>
+          <w:sz w:val="24"/>
+          <w:szCs w:val="24"/>
+          <w:lang w:eastAsia="tr-TR"/>
+        </w:rPr>
+      </w:pPr>
+      <w:r>
+        <w:rPr>
+          <w:rFonts w:ascii="Times New Roman" w:eastAsia="Times New Roman" w:hAnsi="Times New Roman" w:cs="Times New Roman"/>
+          <w:color w:val="FF0000"/>
+          <w:sz w:val="24"/>
+          <w:szCs w:val="24"/>
+          <w:lang w:eastAsia="tr-TR"/>
+        </w:rPr>
+        <w:t xml:space="preserve">  **Why not fixable:** This is a tidymodels design constraint. True fix would require:                                                  </w:t>
+      </w:r>
+    </w:p>
+    <w:p>
+      <w:pPr>
+        <w:spacing w:before="100" w:beforeAutospacing="1" w:after="100" w:afterAutospacing="1" w:line="240" w:lineRule="auto"/>
+        <w:rPr>
+          <w:rFonts w:ascii="Times New Roman" w:eastAsia="Times New Roman" w:hAnsi="Times New Roman" w:cs="Times New Roman"/>
+          <w:color w:val="FF0000"/>
+          <w:sz w:val="24"/>
+          <w:szCs w:val="24"/>
+          <w:lang w:eastAsia="tr-TR"/>
+        </w:rPr>
+      </w:pPr>
+      <w:r>
+        <w:rPr>
+          <w:rFonts w:ascii="Times New Roman" w:eastAsia="Times New Roman" w:hAnsi="Times New Roman" w:cs="Times New Roman"/>
+          <w:color w:val="FF0000"/>
+          <w:sz w:val="24"/>
+          <w:szCs w:val="24"/>
+          <w:lang w:eastAsia="tr-TR"/>
+        </w:rPr>
+        <w:t xml:space="preserve">  - Per-fold parameter range estimation                                                                                                 </w:t>
+      </w:r>
+    </w:p>
+    <w:p>
+      <w:pPr>
+        <w:spacing w:before="100" w:beforeAutospacing="1" w:after="100" w:afterAutospacing="1" w:line="240" w:lineRule="auto"/>
+        <w:rPr>
+          <w:rFonts w:ascii="Times New Roman" w:eastAsia="Times New Roman" w:hAnsi="Times New Roman" w:cs="Times New Roman"/>
+          <w:color w:val="FF0000"/>
+          <w:sz w:val="24"/>
+          <w:szCs w:val="24"/>
+          <w:lang w:eastAsia="tr-TR"/>
+        </w:rPr>
+      </w:pPr>
+      <w:r>
+        <w:rPr>
+          <w:rFonts w:ascii="Times New Roman" w:eastAsia="Times New Roman" w:hAnsi="Times New Roman" w:cs="Times New Roman"/>
+          <w:color w:val="FF0000"/>
+          <w:sz w:val="24"/>
+          <w:szCs w:val="24"/>
+          <w:lang w:eastAsia="tr-TR"/>
+        </w:rPr>
+        <w:t xml:space="preserve">  - Significant refactoring of tuning workflow                                                                                          </w:t>
+      </w:r>
+    </w:p>
+    <w:p>
+      <w:pPr>
+        <w:spacing w:before="100" w:beforeAutospacing="1" w:after="100" w:afterAutospacing="1" w:line="240" w:lineRule="auto"/>
+        <w:rPr>
+          <w:rFonts w:ascii="Times New Roman" w:eastAsia="Times New Roman" w:hAnsi="Times New Roman" w:cs="Times New Roman"/>
+          <w:color w:val="FF0000"/>
+          <w:sz w:val="24"/>
+          <w:szCs w:val="24"/>
+          <w:lang w:eastAsia="tr-TR"/>
+        </w:rPr>
+      </w:pPr>
+      <w:r>
+        <w:rPr>
+          <w:rFonts w:ascii="Times New Roman" w:eastAsia="Times New Roman" w:hAnsi="Times New Roman" w:cs="Times New Roman"/>
+          <w:color w:val="FF0000"/>
+          <w:sz w:val="24"/>
+          <w:szCs w:val="24"/>
+          <w:lang w:eastAsia="tr-TR"/>
+        </w:rPr>
+        <w:t xml:space="preserve">  - May break compatibility with tune</w:t>
+      </w:r>
+      <w:proofErr w:type="gramStart"/>
+      <w:r>
+        <w:rPr>
+          <w:rFonts w:ascii="Times New Roman" w:eastAsia="Times New Roman" w:hAnsi="Times New Roman" w:cs="Times New Roman"/>
+          <w:color w:val="FF0000"/>
+          <w:sz w:val="24"/>
+          <w:szCs w:val="24"/>
+          <w:lang w:eastAsia="tr-TR"/>
+        </w:rPr>
+        <w:t>::</w:t>
+      </w:r>
+      <w:proofErr w:type="gramEnd"/>
+      <w:r>
+        <w:rPr>
+          <w:rFonts w:ascii="Times New Roman" w:eastAsia="Times New Roman" w:hAnsi="Times New Roman" w:cs="Times New Roman"/>
+          <w:color w:val="FF0000"/>
+          <w:sz w:val="24"/>
+          <w:szCs w:val="24"/>
+          <w:lang w:eastAsia="tr-TR"/>
+        </w:rPr>
+        <w:t xml:space="preserve">tune_grid/tune_bayes                                                                             </w:t>
+      </w:r>
+    </w:p>
+    <w:p>
+      <w:pPr>
+        <w:spacing w:before="100" w:beforeAutospacing="1" w:after="100" w:afterAutospacing="1" w:line="240" w:lineRule="auto"/>
+        <w:rPr>
+          <w:rFonts w:ascii="Times New Roman" w:eastAsia="Times New Roman" w:hAnsi="Times New Roman" w:cs="Times New Roman"/>
+          <w:color w:val="FF0000"/>
+          <w:sz w:val="24"/>
+          <w:szCs w:val="24"/>
+          <w:lang w:eastAsia="tr-TR"/>
+        </w:rPr>
+      </w:pPr>
+      <w:r>
+        <w:rPr>
+          <w:rFonts w:ascii="Times New Roman" w:eastAsia="Times New Roman" w:hAnsi="Times New Roman" w:cs="Times New Roman"/>
+          <w:color w:val="FF0000"/>
+          <w:sz w:val="24"/>
+          <w:szCs w:val="24"/>
+          <w:lang w:eastAsia="tr-TR"/>
+        </w:rPr>
+        <w:t xml:space="preserve">  **Recommendation:** Document as known limitation (already </w:t>
+      </w:r>
+      <w:proofErr w:type="gramStart"/>
+      <w:r>
+        <w:rPr>
+          <w:rFonts w:ascii="Times New Roman" w:eastAsia="Times New Roman" w:hAnsi="Times New Roman" w:cs="Times New Roman"/>
+          <w:color w:val="FF0000"/>
+          <w:sz w:val="24"/>
+          <w:szCs w:val="24"/>
+          <w:lang w:eastAsia="tr-TR"/>
+        </w:rPr>
+        <w:t>done</w:t>
+      </w:r>
+      <w:proofErr w:type="gramEnd"/>
+      <w:r>
+        <w:rPr>
+          <w:rFonts w:ascii="Times New Roman" w:eastAsia="Times New Roman" w:hAnsi="Times New Roman" w:cs="Times New Roman"/>
+          <w:color w:val="FF0000"/>
+          <w:sz w:val="24"/>
+          <w:szCs w:val="24"/>
+          <w:lang w:eastAsia="tr-TR"/>
+        </w:rPr>
+        <w:t xml:space="preserve"> in code comments)                                                      </w:t>
+      </w:r>
+    </w:p>
+    <w:p>
+      <w:pPr>
         <w:spacing w:after="0" w:line="240" w:lineRule="auto"/>
         <w:rPr>
           <w:rFonts w:ascii="Times New Roman" w:eastAsia="Times New Roman" w:hAnsi="Times New Roman" w:cs="Times New Roman"/>
@@ -3555,6 +5856,7 @@
           <w:szCs w:val="24"/>
           <w:lang w:eastAsia="tr-TR"/>
         </w:rPr>
+        <w:lastRenderedPageBreak/>
         <w:t>Misleading aggregation of performance</w:t>
       </w:r>
     </w:p>
@@ -3624,6 +5926,404 @@
     </w:p>
     <w:p>
       <w:pPr>
+        <w:spacing w:before="100" w:beforeAutospacing="1" w:after="100" w:afterAutospacing="1" w:line="240" w:lineRule="auto"/>
+        <w:rPr>
+          <w:rFonts w:ascii="Times New Roman" w:eastAsia="Times New Roman" w:hAnsi="Times New Roman" w:cs="Times New Roman"/>
+          <w:sz w:val="24"/>
+          <w:szCs w:val="24"/>
+          <w:lang w:eastAsia="tr-TR"/>
+        </w:rPr>
+      </w:pPr>
+      <w:r>
+        <w:rPr>
+          <w:rFonts w:ascii="Times New Roman" w:eastAsia="Times New Roman" w:hAnsi="Times New Roman" w:cs="Times New Roman"/>
+          <w:sz w:val="24"/>
+          <w:szCs w:val="24"/>
+          <w:highlight w:val="yellow"/>
+          <w:lang w:eastAsia="tr-TR"/>
+        </w:rPr>
+        <w:t>High: Resampling/tuning metrics ignore event_class (metric_set uses yardstick defaults), while holdout metrics honor it; with event_class="second" model selection optimizes the wrong class and flips sens/spec/precision/F1/AUC. train_</w:t>
+      </w:r>
+      <w:proofErr w:type="gramStart"/>
+      <w:r>
+        <w:rPr>
+          <w:rFonts w:ascii="Times New Roman" w:eastAsia="Times New Roman" w:hAnsi="Times New Roman" w:cs="Times New Roman"/>
+          <w:sz w:val="24"/>
+          <w:szCs w:val="24"/>
+          <w:highlight w:val="yellow"/>
+          <w:lang w:eastAsia="tr-TR"/>
+        </w:rPr>
+        <w:t>models.R</w:t>
+      </w:r>
+      <w:proofErr w:type="gramEnd"/>
+      <w:r>
+        <w:rPr>
+          <w:rFonts w:ascii="Times New Roman" w:eastAsia="Times New Roman" w:hAnsi="Times New Roman" w:cs="Times New Roman"/>
+          <w:sz w:val="24"/>
+          <w:szCs w:val="24"/>
+          <w:highlight w:val="yellow"/>
+          <w:lang w:eastAsia="tr-TR"/>
+        </w:rPr>
+        <w:t xml:space="preserve"> (line 2291) process_model.R (line 315) fastml.R (line 970)</w:t>
+      </w:r>
+    </w:p>
+    <w:p>
+      <w:pPr>
+        <w:spacing w:before="100" w:beforeAutospacing="1" w:after="100" w:afterAutospacing="1" w:line="240" w:lineRule="auto"/>
+        <w:rPr>
+          <w:rFonts w:ascii="Times New Roman" w:eastAsia="Times New Roman" w:hAnsi="Times New Roman" w:cs="Times New Roman"/>
+          <w:sz w:val="24"/>
+          <w:szCs w:val="24"/>
+          <w:lang w:eastAsia="tr-TR"/>
+        </w:rPr>
+      </w:pPr>
+      <w:r>
+        <w:rPr>
+          <w:rFonts w:ascii="Times New Roman" w:eastAsia="Times New Roman" w:hAnsi="Times New Roman" w:cs="Times New Roman"/>
+          <w:sz w:val="24"/>
+          <w:szCs w:val="24"/>
+          <w:highlight w:val="yellow"/>
+          <w:lang w:eastAsia="tr-TR"/>
+        </w:rPr>
+        <w:t>High: Accuracy/sens/spec/precision/F1 are computed from hard class predictions with model‑default thresholds (no threshold tuning); default metric is accuracy, so imbalance can hide poor minority performance. pr</w:t>
+      </w:r>
+      <w:r>
+        <w:rPr>
+          <w:rFonts w:ascii="Times New Roman" w:eastAsia="Times New Roman" w:hAnsi="Times New Roman" w:cs="Times New Roman"/>
+          <w:sz w:val="24"/>
+          <w:szCs w:val="24"/>
+          <w:highlight w:val="yellow"/>
+          <w:lang w:eastAsia="tr-TR"/>
+        </w:rPr>
+        <w:t>ocess_</w:t>
+      </w:r>
+      <w:proofErr w:type="gramStart"/>
+      <w:r>
+        <w:rPr>
+          <w:rFonts w:ascii="Times New Roman" w:eastAsia="Times New Roman" w:hAnsi="Times New Roman" w:cs="Times New Roman"/>
+          <w:sz w:val="24"/>
+          <w:szCs w:val="24"/>
+          <w:highlight w:val="yellow"/>
+          <w:lang w:eastAsia="tr-TR"/>
+        </w:rPr>
+        <w:t>model.R</w:t>
+      </w:r>
+      <w:proofErr w:type="gramEnd"/>
+      <w:r>
+        <w:rPr>
+          <w:rFonts w:ascii="Times New Roman" w:eastAsia="Times New Roman" w:hAnsi="Times New Roman" w:cs="Times New Roman"/>
+          <w:sz w:val="24"/>
+          <w:szCs w:val="24"/>
+          <w:highlight w:val="yellow"/>
+          <w:lang w:eastAsia="tr-TR"/>
+        </w:rPr>
+        <w:t xml:space="preserve"> fastml.R</w:t>
+      </w:r>
+      <w:r>
+        <w:rPr>
+          <w:rFonts w:ascii="Times New Roman" w:eastAsia="Times New Roman" w:hAnsi="Times New Roman" w:cs="Times New Roman"/>
+          <w:sz w:val="24"/>
+          <w:szCs w:val="24"/>
+          <w:lang w:eastAsia="tr-TR"/>
+        </w:rPr>
+        <w:t xml:space="preserve"> </w:t>
+      </w:r>
+    </w:p>
+    <w:p>
+      <w:pPr>
+        <w:spacing w:before="100" w:beforeAutospacing="1" w:after="100" w:afterAutospacing="1" w:line="240" w:lineRule="auto"/>
+        <w:rPr>
+          <w:rFonts w:ascii="Times New Roman" w:eastAsia="Times New Roman" w:hAnsi="Times New Roman" w:cs="Times New Roman"/>
+          <w:sz w:val="24"/>
+          <w:szCs w:val="24"/>
+          <w:lang w:eastAsia="tr-TR"/>
+        </w:rPr>
+      </w:pPr>
+      <w:r>
+        <w:rPr>
+          <w:rFonts w:ascii="Times New Roman" w:eastAsia="Times New Roman" w:hAnsi="Times New Roman" w:cs="Times New Roman"/>
+          <w:sz w:val="24"/>
+          <w:szCs w:val="24"/>
+          <w:highlight w:val="yellow"/>
+          <w:lang w:eastAsia="tr-TR"/>
+        </w:rPr>
+        <w:t>Medium: Binary AUC column resolution falls back to column order if label matching fails and engines without probabilities drop AUC; this can yield wrong‑class AUC or missing AUC across models. process_model_</w:t>
+      </w:r>
+      <w:proofErr w:type="gramStart"/>
+      <w:r>
+        <w:rPr>
+          <w:rFonts w:ascii="Times New Roman" w:eastAsia="Times New Roman" w:hAnsi="Times New Roman" w:cs="Times New Roman"/>
+          <w:sz w:val="24"/>
+          <w:szCs w:val="24"/>
+          <w:highlight w:val="yellow"/>
+          <w:lang w:eastAsia="tr-TR"/>
+        </w:rPr>
+        <w:t>helpers.R</w:t>
+      </w:r>
+      <w:proofErr w:type="gramEnd"/>
+      <w:r>
+        <w:rPr>
+          <w:rFonts w:ascii="Times New Roman" w:eastAsia="Times New Roman" w:hAnsi="Times New Roman" w:cs="Times New Roman"/>
+          <w:sz w:val="24"/>
+          <w:szCs w:val="24"/>
+          <w:highlight w:val="yellow"/>
+          <w:lang w:eastAsia="tr-TR"/>
+        </w:rPr>
+        <w:t xml:space="preserve"> train_models.R</w:t>
+      </w:r>
+      <w:r>
+        <w:rPr>
+          <w:rFonts w:ascii="Times New Roman" w:eastAsia="Times New Roman" w:hAnsi="Times New Roman" w:cs="Times New Roman"/>
+          <w:sz w:val="24"/>
+          <w:szCs w:val="24"/>
+          <w:lang w:eastAsia="tr-TR"/>
+        </w:rPr>
+        <w:t xml:space="preserve"> </w:t>
+      </w:r>
+    </w:p>
+    <w:p>
+      <w:pPr>
+        <w:spacing w:before="100" w:beforeAutospacing="1" w:after="100" w:afterAutospacing="1" w:line="240" w:lineRule="auto"/>
+        <w:rPr>
+          <w:rFonts w:ascii="Times New Roman" w:eastAsia="Times New Roman" w:hAnsi="Times New Roman" w:cs="Times New Roman"/>
+          <w:sz w:val="24"/>
+          <w:szCs w:val="24"/>
+          <w:lang w:eastAsia="tr-TR"/>
+        </w:rPr>
+      </w:pPr>
+      <w:r>
+        <w:rPr>
+          <w:rFonts w:ascii="Times New Roman" w:eastAsia="Times New Roman" w:hAnsi="Times New Roman" w:cs="Times New Roman"/>
+          <w:sz w:val="24"/>
+          <w:szCs w:val="24"/>
+          <w:highlight w:val="yellow"/>
+          <w:lang w:eastAsia="tr-TR"/>
+        </w:rPr>
+        <w:t>Medium: Multiclass metrics are macro‑averaged (unweighted) for sens/spec/precision/F1, while ROC AUC can be macro or macro_weighted; mixed weighting can change rankings on imbalan</w:t>
+      </w:r>
+      <w:r>
+        <w:rPr>
+          <w:rFonts w:ascii="Times New Roman" w:eastAsia="Times New Roman" w:hAnsi="Times New Roman" w:cs="Times New Roman"/>
+          <w:sz w:val="24"/>
+          <w:szCs w:val="24"/>
+          <w:highlight w:val="yellow"/>
+          <w:lang w:eastAsia="tr-TR"/>
+        </w:rPr>
+        <w:t>ced classes. process_</w:t>
+      </w:r>
+      <w:proofErr w:type="gramStart"/>
+      <w:r>
+        <w:rPr>
+          <w:rFonts w:ascii="Times New Roman" w:eastAsia="Times New Roman" w:hAnsi="Times New Roman" w:cs="Times New Roman"/>
+          <w:sz w:val="24"/>
+          <w:szCs w:val="24"/>
+          <w:highlight w:val="yellow"/>
+          <w:lang w:eastAsia="tr-TR"/>
+        </w:rPr>
+        <w:t>model.R</w:t>
+      </w:r>
+      <w:proofErr w:type="gramEnd"/>
+      <w:r>
+        <w:rPr>
+          <w:rFonts w:ascii="Times New Roman" w:eastAsia="Times New Roman" w:hAnsi="Times New Roman" w:cs="Times New Roman"/>
+          <w:sz w:val="24"/>
+          <w:szCs w:val="24"/>
+          <w:highlight w:val="yellow"/>
+          <w:lang w:eastAsia="tr-TR"/>
+        </w:rPr>
+        <w:t xml:space="preserve"> process_model.R</w:t>
+      </w:r>
+    </w:p>
+    <w:p>
+      <w:pPr>
+        <w:spacing w:before="100" w:beforeAutospacing="1" w:after="100" w:afterAutospacing="1" w:line="240" w:lineRule="auto"/>
+        <w:rPr>
+          <w:rFonts w:ascii="Times New Roman" w:eastAsia="Times New Roman" w:hAnsi="Times New Roman" w:cs="Times New Roman"/>
+          <w:sz w:val="24"/>
+          <w:szCs w:val="24"/>
+          <w:lang w:eastAsia="tr-TR"/>
+        </w:rPr>
+      </w:pPr>
+      <w:r>
+        <w:rPr>
+          <w:rFonts w:ascii="Times New Roman" w:eastAsia="Times New Roman" w:hAnsi="Times New Roman" w:cs="Times New Roman"/>
+          <w:sz w:val="24"/>
+          <w:szCs w:val="24"/>
+          <w:highlight w:val="yellow"/>
+          <w:lang w:eastAsia="tr-TR"/>
+        </w:rPr>
+        <w:t>Medium: Resampling/nested CV aggregation uses unweighted mean across folds (no pooled out‑of‑fold metrics), biasing nonlinear metrics and uneven fold sizes (grouped/rolling CV). mode</w:t>
+      </w:r>
+      <w:r>
+        <w:rPr>
+          <w:rFonts w:ascii="Times New Roman" w:eastAsia="Times New Roman" w:hAnsi="Times New Roman" w:cs="Times New Roman"/>
+          <w:sz w:val="24"/>
+          <w:szCs w:val="24"/>
+          <w:highlight w:val="yellow"/>
+          <w:lang w:eastAsia="tr-TR"/>
+        </w:rPr>
+        <w:t>l_selection_</w:t>
+      </w:r>
+      <w:proofErr w:type="gramStart"/>
+      <w:r>
+        <w:rPr>
+          <w:rFonts w:ascii="Times New Roman" w:eastAsia="Times New Roman" w:hAnsi="Times New Roman" w:cs="Times New Roman"/>
+          <w:sz w:val="24"/>
+          <w:szCs w:val="24"/>
+          <w:highlight w:val="yellow"/>
+          <w:lang w:eastAsia="tr-TR"/>
+        </w:rPr>
+        <w:t>helpers.R</w:t>
+      </w:r>
+      <w:proofErr w:type="gramEnd"/>
+      <w:r>
+        <w:rPr>
+          <w:rFonts w:ascii="Times New Roman" w:eastAsia="Times New Roman" w:hAnsi="Times New Roman" w:cs="Times New Roman"/>
+          <w:sz w:val="24"/>
+          <w:szCs w:val="24"/>
+          <w:highlight w:val="yellow"/>
+          <w:lang w:eastAsia="tr-TR"/>
+        </w:rPr>
+        <w:t xml:space="preserve"> </w:t>
+      </w:r>
+      <w:r>
+        <w:rPr>
+          <w:rFonts w:ascii="Times New Roman" w:eastAsia="Times New Roman" w:hAnsi="Times New Roman" w:cs="Times New Roman"/>
+          <w:sz w:val="24"/>
+          <w:szCs w:val="24"/>
+          <w:highlight w:val="yellow"/>
+          <w:lang w:eastAsia="tr-TR"/>
+        </w:rPr>
+        <w:t xml:space="preserve"> train_models.R</w:t>
+      </w:r>
+      <w:r>
+        <w:rPr>
+          <w:rFonts w:ascii="Times New Roman" w:eastAsia="Times New Roman" w:hAnsi="Times New Roman" w:cs="Times New Roman"/>
+          <w:sz w:val="24"/>
+          <w:szCs w:val="24"/>
+          <w:lang w:eastAsia="tr-TR"/>
+        </w:rPr>
+        <w:t xml:space="preserve"> </w:t>
+      </w:r>
+    </w:p>
+    <w:p>
+      <w:pPr>
+        <w:spacing w:before="100" w:beforeAutospacing="1" w:after="100" w:afterAutospacing="1" w:line="240" w:lineRule="auto"/>
+        <w:rPr>
+          <w:rFonts w:ascii="Times New Roman" w:eastAsia="Times New Roman" w:hAnsi="Times New Roman" w:cs="Times New Roman"/>
+          <w:sz w:val="24"/>
+          <w:szCs w:val="24"/>
+          <w:lang w:eastAsia="tr-TR"/>
+        </w:rPr>
+      </w:pPr>
+      <w:bookmarkStart w:id="0" w:name="_GoBack"/>
+      <w:bookmarkEnd w:id="0"/>
+      <w:r>
+        <w:rPr>
+          <w:rFonts w:ascii="Times New Roman" w:eastAsia="Times New Roman" w:hAnsi="Times New Roman" w:cs="Times New Roman"/>
+          <w:sz w:val="24"/>
+          <w:szCs w:val="24"/>
+          <w:highlight w:val="yellow"/>
+          <w:lang w:eastAsia="tr-TR"/>
+        </w:rPr>
+        <w:t>Medium: No classification calibration metric is computed (no logloss/Brier/ECE); only an optional calibration plot exists for best models, so probability quality is unchecked. train_</w:t>
+      </w:r>
+      <w:proofErr w:type="gramStart"/>
+      <w:r>
+        <w:rPr>
+          <w:rFonts w:ascii="Times New Roman" w:eastAsia="Times New Roman" w:hAnsi="Times New Roman" w:cs="Times New Roman"/>
+          <w:sz w:val="24"/>
+          <w:szCs w:val="24"/>
+          <w:highlight w:val="yellow"/>
+          <w:lang w:eastAsia="tr-TR"/>
+        </w:rPr>
+        <w:t>models.R</w:t>
+      </w:r>
+      <w:proofErr w:type="gramEnd"/>
+      <w:r>
+        <w:rPr>
+          <w:rFonts w:ascii="Times New Roman" w:eastAsia="Times New Roman" w:hAnsi="Times New Roman" w:cs="Times New Roman"/>
+          <w:sz w:val="24"/>
+          <w:szCs w:val="24"/>
+          <w:highlight w:val="yellow"/>
+          <w:lang w:eastAsia="tr-TR"/>
+        </w:rPr>
+        <w:t xml:space="preserve"> (line 2291) plot.fastml.R (line 439)</w:t>
+      </w:r>
+    </w:p>
+    <w:p>
+      <w:pPr>
+        <w:spacing w:before="100" w:beforeAutospacing="1" w:after="100" w:afterAutospacing="1" w:line="240" w:lineRule="auto"/>
+        <w:rPr>
+          <w:rFonts w:ascii="Times New Roman" w:eastAsia="Times New Roman" w:hAnsi="Times New Roman" w:cs="Times New Roman"/>
+          <w:sz w:val="24"/>
+          <w:szCs w:val="24"/>
+          <w:lang w:eastAsia="tr-TR"/>
+        </w:rPr>
+      </w:pPr>
+      <w:r>
+        <w:rPr>
+          <w:rFonts w:ascii="Times New Roman" w:eastAsia="Times New Roman" w:hAnsi="Times New Roman" w:cs="Times New Roman"/>
+          <w:sz w:val="24"/>
+          <w:szCs w:val="24"/>
+          <w:lang w:eastAsia="tr-TR"/>
+        </w:rPr>
+        <w:t>Questions</w:t>
+      </w:r>
+    </w:p>
+    <w:p>
+      <w:pPr>
+        <w:spacing w:before="100" w:beforeAutospacing="1" w:after="100" w:afterAutospacing="1" w:line="240" w:lineRule="auto"/>
+        <w:rPr>
+          <w:rFonts w:ascii="Times New Roman" w:eastAsia="Times New Roman" w:hAnsi="Times New Roman" w:cs="Times New Roman"/>
+          <w:sz w:val="24"/>
+          <w:szCs w:val="24"/>
+          <w:lang w:eastAsia="tr-TR"/>
+        </w:rPr>
+      </w:pPr>
+    </w:p>
+    <w:p>
+      <w:pPr>
+        <w:spacing w:before="100" w:beforeAutospacing="1" w:after="100" w:afterAutospacing="1" w:line="240" w:lineRule="auto"/>
+        <w:rPr>
+          <w:rFonts w:ascii="Times New Roman" w:eastAsia="Times New Roman" w:hAnsi="Times New Roman" w:cs="Times New Roman"/>
+          <w:sz w:val="24"/>
+          <w:szCs w:val="24"/>
+          <w:lang w:eastAsia="tr-TR"/>
+        </w:rPr>
+      </w:pPr>
+      <w:r>
+        <w:rPr>
+          <w:rFonts w:ascii="Times New Roman" w:eastAsia="Times New Roman" w:hAnsi="Times New Roman" w:cs="Times New Roman"/>
+          <w:sz w:val="24"/>
+          <w:szCs w:val="24"/>
+          <w:lang w:eastAsia="tr-TR"/>
+        </w:rPr>
+        <w:t>Do you want event_class to control resampling/tuning metrics as well (yardstick event_level), not just holdout?</w:t>
+      </w:r>
+    </w:p>
+    <w:p>
+      <w:pPr>
+        <w:spacing w:before="100" w:beforeAutospacing="1" w:after="100" w:afterAutospacing="1" w:line="240" w:lineRule="auto"/>
+        <w:rPr>
+          <w:rFonts w:ascii="Times New Roman" w:eastAsia="Times New Roman" w:hAnsi="Times New Roman" w:cs="Times New Roman"/>
+          <w:sz w:val="24"/>
+          <w:szCs w:val="24"/>
+          <w:lang w:eastAsia="tr-TR"/>
+        </w:rPr>
+      </w:pPr>
+      <w:r>
+        <w:rPr>
+          <w:rFonts w:ascii="Times New Roman" w:eastAsia="Times New Roman" w:hAnsi="Times New Roman" w:cs="Times New Roman"/>
+          <w:sz w:val="24"/>
+          <w:szCs w:val="24"/>
+          <w:lang w:eastAsia="tr-TR"/>
+        </w:rPr>
+        <w:t>Should model selection include a calibration‑aware metric (logloss/Brier) or a threshold‑optimized metric for imbalanced tasks?</w:t>
+      </w:r>
+    </w:p>
+    <w:p>
+      <w:pPr>
         <w:spacing w:after="0" w:line="240" w:lineRule="auto"/>
         <w:rPr>
           <w:rFonts w:ascii="Times New Roman" w:eastAsia="Times New Roman" w:hAnsi="Times New Roman" w:cs="Times New Roman"/>
@@ -3806,6 +6506,7 @@
           <w:szCs w:val="24"/>
           <w:lang w:eastAsia="tr-TR"/>
         </w:rPr>
+        <w:lastRenderedPageBreak/>
         <w:t>Race conditions</w:t>
       </w:r>
     </w:p>
@@ -3974,7 +6675,6 @@
           <w:szCs w:val="24"/>
           <w:lang w:eastAsia="tr-TR"/>
         </w:rPr>
-        <w:lastRenderedPageBreak/>
         <w:t xml:space="preserve">Train vs test </w:t>
       </w:r>
       <w:proofErr w:type="gramStart"/>
@@ -4661,6 +7361,7 @@
           <w:szCs w:val="24"/>
           <w:lang w:eastAsia="tr-TR"/>
         </w:rPr>
+        <w:lastRenderedPageBreak/>
         <w:t>Extreme imbalance</w:t>
       </w:r>
     </w:p>
@@ -4864,7 +7565,6 @@
           <w:szCs w:val="24"/>
           <w:lang w:eastAsia="tr-TR"/>
         </w:rPr>
-        <w:lastRenderedPageBreak/>
         <w:t>Function documentation vs actual behavior</w:t>
       </w:r>
     </w:p>
@@ -5527,6 +8227,7 @@
           <w:szCs w:val="24"/>
           <w:lang w:eastAsia="tr-TR"/>
         </w:rPr>
+        <w:lastRenderedPageBreak/>
         <w:t>Severity</w:t>
       </w:r>
       <w:r>
@@ -5678,7 +8379,6 @@
           <w:szCs w:val="24"/>
           <w:lang w:eastAsia="tr-TR"/>
         </w:rPr>
-        <w:lastRenderedPageBreak/>
         <w:t xml:space="preserve">The goal is to make </w:t>
       </w:r>
       <w:r>
@@ -9471,6 +12171,7 @@
   <w:style w:type="character" w:default="1" w:styleId="VarsaylanParagrafYazTipi">
     <w:name w:val="Default Paragraph Font"/>
     <w:uiPriority w:val="1"/>
+    <w:semiHidden/>
     <w:unhideWhenUsed/>
   </w:style>
   <w:style w:type="table" w:default="1" w:styleId="NormalTablo">

--- a/fastml_issues2.docx
+++ b/fastml_issues2.docx
@@ -6216,8 +6216,6 @@
           <w:lang w:eastAsia="tr-TR"/>
         </w:rPr>
       </w:pPr>
-      <w:bookmarkStart w:id="0" w:name="_GoBack"/>
-      <w:bookmarkEnd w:id="0"/>
       <w:r>
         <w:rPr>
           <w:rFonts w:ascii="Times New Roman" w:eastAsia="Times New Roman" w:hAnsi="Times New Roman" w:cs="Times New Roman"/>
@@ -6884,6 +6882,4885 @@
     </w:p>
     <w:p>
       <w:pPr>
+        <w:spacing w:before="100" w:beforeAutospacing="1" w:after="100" w:afterAutospacing="1" w:line="240" w:lineRule="auto"/>
+        <w:rPr>
+          <w:rFonts w:ascii="Times New Roman" w:eastAsia="Times New Roman" w:hAnsi="Times New Roman" w:cs="Times New Roman"/>
+          <w:sz w:val="24"/>
+          <w:szCs w:val="24"/>
+          <w:lang w:eastAsia="tr-TR"/>
+        </w:rPr>
+      </w:pPr>
+    </w:p>
+    <w:p>
+      <w:pPr>
+        <w:spacing w:before="100" w:beforeAutospacing="1" w:after="100" w:afterAutospacing="1" w:line="240" w:lineRule="auto"/>
+        <w:rPr>
+          <w:rFonts w:ascii="Times New Roman" w:eastAsia="Times New Roman" w:hAnsi="Times New Roman" w:cs="Times New Roman"/>
+          <w:sz w:val="24"/>
+          <w:szCs w:val="24"/>
+          <w:lang w:eastAsia="tr-TR"/>
+        </w:rPr>
+      </w:pPr>
+      <w:r>
+        <w:rPr>
+          <w:rFonts w:ascii="Segoe UI Symbol" w:eastAsia="Times New Roman" w:hAnsi="Segoe UI Symbol" w:cs="Segoe UI Symbol"/>
+          <w:sz w:val="24"/>
+          <w:szCs w:val="24"/>
+          <w:lang w:eastAsia="tr-TR"/>
+        </w:rPr>
+        <w:t>🔴</w:t>
+      </w:r>
+      <w:r>
+        <w:rPr>
+          <w:rFonts w:ascii="Times New Roman" w:eastAsia="Times New Roman" w:hAnsi="Times New Roman" w:cs="Times New Roman"/>
+          <w:sz w:val="24"/>
+          <w:szCs w:val="24"/>
+          <w:lang w:eastAsia="tr-TR"/>
+        </w:rPr>
+        <w:t xml:space="preserve"> CRITICAL ISSUES</w:t>
+      </w:r>
+    </w:p>
+    <w:p>
+      <w:pPr>
+        <w:spacing w:before="100" w:beforeAutospacing="1" w:after="100" w:afterAutospacing="1" w:line="240" w:lineRule="auto"/>
+        <w:rPr>
+          <w:rFonts w:ascii="Times New Roman" w:eastAsia="Times New Roman" w:hAnsi="Times New Roman" w:cs="Times New Roman"/>
+          <w:sz w:val="24"/>
+          <w:szCs w:val="24"/>
+          <w:highlight w:val="yellow"/>
+          <w:lang w:eastAsia="tr-TR"/>
+        </w:rPr>
+      </w:pPr>
+      <w:r>
+        <w:rPr>
+          <w:rFonts w:ascii="Times New Roman" w:eastAsia="Times New Roman" w:hAnsi="Times New Roman" w:cs="Times New Roman"/>
+          <w:sz w:val="24"/>
+          <w:szCs w:val="24"/>
+          <w:lang w:eastAsia="tr-TR"/>
+        </w:rPr>
+        <w:t xml:space="preserve">  </w:t>
+      </w:r>
+      <w:r>
+        <w:rPr>
+          <w:rFonts w:ascii="Times New Roman" w:eastAsia="Times New Roman" w:hAnsi="Times New Roman" w:cs="Times New Roman"/>
+          <w:sz w:val="24"/>
+          <w:szCs w:val="24"/>
+          <w:highlight w:val="yellow"/>
+          <w:lang w:eastAsia="tr-TR"/>
+        </w:rPr>
+        <w:t>1. Train vs Test Data Confusion</w:t>
+      </w:r>
+    </w:p>
+    <w:p>
+      <w:pPr>
+        <w:spacing w:before="100" w:beforeAutospacing="1" w:after="100" w:afterAutospacing="1" w:line="240" w:lineRule="auto"/>
+        <w:rPr>
+          <w:rFonts w:ascii="Times New Roman" w:eastAsia="Times New Roman" w:hAnsi="Times New Roman" w:cs="Times New Roman"/>
+          <w:sz w:val="24"/>
+          <w:szCs w:val="24"/>
+          <w:highlight w:val="yellow"/>
+          <w:lang w:eastAsia="tr-TR"/>
+        </w:rPr>
+      </w:pPr>
+      <w:r>
+        <w:rPr>
+          <w:rFonts w:ascii="Times New Roman" w:eastAsia="Times New Roman" w:hAnsi="Times New Roman" w:cs="Times New Roman"/>
+          <w:sz w:val="24"/>
+          <w:szCs w:val="24"/>
+          <w:highlight w:val="yellow"/>
+          <w:lang w:eastAsia="tr-TR"/>
+        </w:rPr>
+        <w:t xml:space="preserve">  All explanations use only training </w:t>
+      </w:r>
+      <w:proofErr w:type="gramStart"/>
+      <w:r>
+        <w:rPr>
+          <w:rFonts w:ascii="Times New Roman" w:eastAsia="Times New Roman" w:hAnsi="Times New Roman" w:cs="Times New Roman"/>
+          <w:sz w:val="24"/>
+          <w:szCs w:val="24"/>
+          <w:highlight w:val="yellow"/>
+          <w:lang w:eastAsia="tr-TR"/>
+        </w:rPr>
+        <w:t>data</w:t>
+      </w:r>
+      <w:proofErr w:type="gramEnd"/>
+      <w:r>
+        <w:rPr>
+          <w:rFonts w:ascii="Times New Roman" w:eastAsia="Times New Roman" w:hAnsi="Times New Roman" w:cs="Times New Roman"/>
+          <w:sz w:val="24"/>
+          <w:szCs w:val="24"/>
+          <w:highlight w:val="yellow"/>
+          <w:lang w:eastAsia="tr-TR"/>
+        </w:rPr>
+        <w:t xml:space="preserve"> — this is docum</w:t>
+      </w:r>
+      <w:r>
+        <w:rPr>
+          <w:rFonts w:ascii="Times New Roman" w:eastAsia="Times New Roman" w:hAnsi="Times New Roman" w:cs="Times New Roman"/>
+          <w:sz w:val="24"/>
+          <w:szCs w:val="24"/>
+          <w:highlight w:val="yellow"/>
+          <w:lang w:eastAsia="tr-TR"/>
+        </w:rPr>
+        <w:t xml:space="preserve">ented but may mislead users:   </w:t>
+      </w:r>
+    </w:p>
+    <w:p>
+      <w:pPr>
+        <w:spacing w:before="100" w:beforeAutospacing="1" w:after="100" w:afterAutospacing="1" w:line="240" w:lineRule="auto"/>
+        <w:rPr>
+          <w:rFonts w:ascii="Times New Roman" w:eastAsia="Times New Roman" w:hAnsi="Times New Roman" w:cs="Times New Roman"/>
+          <w:sz w:val="24"/>
+          <w:szCs w:val="24"/>
+          <w:highlight w:val="yellow"/>
+          <w:lang w:eastAsia="tr-TR"/>
+        </w:rPr>
+      </w:pPr>
+      <w:r>
+        <w:rPr>
+          <w:rFonts w:ascii="Times New Roman" w:eastAsia="Times New Roman" w:hAnsi="Times New Roman" w:cs="Times New Roman"/>
+          <w:sz w:val="24"/>
+          <w:szCs w:val="24"/>
+          <w:highlight w:val="yellow"/>
+          <w:lang w:eastAsia="tr-TR"/>
+        </w:rPr>
+        <w:t xml:space="preserve">  - R/</w:t>
+      </w:r>
+      <w:proofErr w:type="gramStart"/>
+      <w:r>
+        <w:rPr>
+          <w:rFonts w:ascii="Times New Roman" w:eastAsia="Times New Roman" w:hAnsi="Times New Roman" w:cs="Times New Roman"/>
+          <w:sz w:val="24"/>
+          <w:szCs w:val="24"/>
+          <w:highlight w:val="yellow"/>
+          <w:lang w:eastAsia="tr-TR"/>
+        </w:rPr>
+        <w:t>fastexplain.R</w:t>
+      </w:r>
+      <w:proofErr w:type="gramEnd"/>
+      <w:r>
+        <w:rPr>
+          <w:rFonts w:ascii="Times New Roman" w:eastAsia="Times New Roman" w:hAnsi="Times New Roman" w:cs="Times New Roman"/>
+          <w:sz w:val="24"/>
+          <w:szCs w:val="24"/>
+          <w:highlight w:val="yellow"/>
+          <w:lang w:eastAsia="tr-TR"/>
+        </w:rPr>
+        <w:t>:14-16 states explanations are computed on training data</w:t>
+      </w:r>
+    </w:p>
+    <w:p>
+      <w:pPr>
+        <w:spacing w:before="100" w:beforeAutospacing="1" w:after="100" w:afterAutospacing="1" w:line="240" w:lineRule="auto"/>
+        <w:rPr>
+          <w:rFonts w:ascii="Times New Roman" w:eastAsia="Times New Roman" w:hAnsi="Times New Roman" w:cs="Times New Roman"/>
+          <w:sz w:val="24"/>
+          <w:szCs w:val="24"/>
+          <w:highlight w:val="yellow"/>
+          <w:lang w:eastAsia="tr-TR"/>
+        </w:rPr>
+      </w:pPr>
+      <w:r>
+        <w:rPr>
+          <w:rFonts w:ascii="Times New Roman" w:eastAsia="Times New Roman" w:hAnsi="Times New Roman" w:cs="Times New Roman"/>
+          <w:sz w:val="24"/>
+          <w:szCs w:val="24"/>
+          <w:highlight w:val="yellow"/>
+          <w:lang w:eastAsia="tr-TR"/>
+        </w:rPr>
+        <w:t xml:space="preserve">  - R/explainer_</w:t>
+      </w:r>
+      <w:proofErr w:type="gramStart"/>
+      <w:r>
+        <w:rPr>
+          <w:rFonts w:ascii="Times New Roman" w:eastAsia="Times New Roman" w:hAnsi="Times New Roman" w:cs="Times New Roman"/>
+          <w:sz w:val="24"/>
+          <w:szCs w:val="24"/>
+          <w:highlight w:val="yellow"/>
+          <w:lang w:eastAsia="tr-TR"/>
+        </w:rPr>
+        <w:t>helpers.R</w:t>
+      </w:r>
+      <w:proofErr w:type="gramEnd"/>
+      <w:r>
+        <w:rPr>
+          <w:rFonts w:ascii="Times New Roman" w:eastAsia="Times New Roman" w:hAnsi="Times New Roman" w:cs="Times New Roman"/>
+          <w:sz w:val="24"/>
+          <w:szCs w:val="24"/>
+          <w:highlight w:val="yellow"/>
+          <w:lang w:eastAsia="tr-TR"/>
+        </w:rPr>
+        <w:t xml:space="preserve">:25 uses x_raw = train_data[, setdiff(names(train_data),       </w:t>
+      </w:r>
+    </w:p>
+    <w:p>
+      <w:pPr>
+        <w:spacing w:before="100" w:beforeAutospacing="1" w:after="100" w:afterAutospacing="1" w:line="240" w:lineRule="auto"/>
+        <w:rPr>
+          <w:rFonts w:ascii="Times New Roman" w:eastAsia="Times New Roman" w:hAnsi="Times New Roman" w:cs="Times New Roman"/>
+          <w:sz w:val="24"/>
+          <w:szCs w:val="24"/>
+          <w:highlight w:val="yellow"/>
+          <w:lang w:eastAsia="tr-TR"/>
+        </w:rPr>
+      </w:pPr>
+      <w:r>
+        <w:rPr>
+          <w:rFonts w:ascii="Times New Roman" w:eastAsia="Times New Roman" w:hAnsi="Times New Roman" w:cs="Times New Roman"/>
+          <w:sz w:val="24"/>
+          <w:szCs w:val="24"/>
+          <w:highlight w:val="yellow"/>
+          <w:lang w:eastAsia="tr-TR"/>
+        </w:rPr>
+        <w:t xml:space="preserve">  label)]</w:t>
+      </w:r>
+    </w:p>
+    <w:p>
+      <w:pPr>
+        <w:spacing w:before="100" w:beforeAutospacing="1" w:after="100" w:afterAutospacing="1" w:line="240" w:lineRule="auto"/>
+        <w:rPr>
+          <w:rFonts w:ascii="Times New Roman" w:eastAsia="Times New Roman" w:hAnsi="Times New Roman" w:cs="Times New Roman"/>
+          <w:sz w:val="24"/>
+          <w:szCs w:val="24"/>
+          <w:highlight w:val="yellow"/>
+          <w:lang w:eastAsia="tr-TR"/>
+        </w:rPr>
+      </w:pPr>
+      <w:r>
+        <w:rPr>
+          <w:rFonts w:ascii="Times New Roman" w:eastAsia="Times New Roman" w:hAnsi="Times New Roman" w:cs="Times New Roman"/>
+          <w:sz w:val="24"/>
+          <w:szCs w:val="24"/>
+          <w:highlight w:val="yellow"/>
+          <w:lang w:eastAsia="tr-TR"/>
+        </w:rPr>
+        <w:t xml:space="preserve">  - R/explain_</w:t>
+      </w:r>
+      <w:proofErr w:type="gramStart"/>
+      <w:r>
+        <w:rPr>
+          <w:rFonts w:ascii="Times New Roman" w:eastAsia="Times New Roman" w:hAnsi="Times New Roman" w:cs="Times New Roman"/>
+          <w:sz w:val="24"/>
+          <w:szCs w:val="24"/>
+          <w:highlight w:val="yellow"/>
+          <w:lang w:eastAsia="tr-TR"/>
+        </w:rPr>
+        <w:t>dalex.R</w:t>
+      </w:r>
+      <w:proofErr w:type="gramEnd"/>
+      <w:r>
+        <w:rPr>
+          <w:rFonts w:ascii="Times New Roman" w:eastAsia="Times New Roman" w:hAnsi="Times New Roman" w:cs="Times New Roman"/>
+          <w:sz w:val="24"/>
+          <w:szCs w:val="24"/>
+          <w:highlight w:val="yellow"/>
+          <w:lang w:eastAsia="tr-TR"/>
+        </w:rPr>
+        <w:t xml:space="preserve">:319-321 SHAP samples </w:t>
+      </w:r>
+      <w:r>
+        <w:rPr>
+          <w:rFonts w:ascii="Times New Roman" w:eastAsia="Times New Roman" w:hAnsi="Times New Roman" w:cs="Times New Roman"/>
+          <w:sz w:val="24"/>
+          <w:szCs w:val="24"/>
+          <w:highlight w:val="yellow"/>
+          <w:lang w:eastAsia="tr-TR"/>
+        </w:rPr>
+        <w:t>from prep$x_raw (training data)</w:t>
+      </w:r>
+    </w:p>
+    <w:p>
+      <w:pPr>
+        <w:spacing w:before="100" w:beforeAutospacing="1" w:after="100" w:afterAutospacing="1" w:line="240" w:lineRule="auto"/>
+        <w:rPr>
+          <w:rFonts w:ascii="Times New Roman" w:eastAsia="Times New Roman" w:hAnsi="Times New Roman" w:cs="Times New Roman"/>
+          <w:sz w:val="24"/>
+          <w:szCs w:val="24"/>
+          <w:highlight w:val="yellow"/>
+          <w:lang w:eastAsia="tr-TR"/>
+        </w:rPr>
+      </w:pPr>
+      <w:r>
+        <w:rPr>
+          <w:rFonts w:ascii="Times New Roman" w:eastAsia="Times New Roman" w:hAnsi="Times New Roman" w:cs="Times New Roman"/>
+          <w:sz w:val="24"/>
+          <w:szCs w:val="24"/>
+          <w:highlight w:val="yellow"/>
+          <w:lang w:eastAsia="tr-TR"/>
+        </w:rPr>
+        <w:t xml:space="preserve">  Issue: Users may incorrectly interpret these as generalizable feature importances. The</w:t>
+      </w:r>
+    </w:p>
+    <w:p>
+      <w:pPr>
+        <w:spacing w:before="100" w:beforeAutospacing="1" w:after="100" w:afterAutospacing="1" w:line="240" w:lineRule="auto"/>
+        <w:rPr>
+          <w:rFonts w:ascii="Times New Roman" w:eastAsia="Times New Roman" w:hAnsi="Times New Roman" w:cs="Times New Roman"/>
+          <w:sz w:val="24"/>
+          <w:szCs w:val="24"/>
+          <w:highlight w:val="yellow"/>
+          <w:lang w:eastAsia="tr-TR"/>
+        </w:rPr>
+      </w:pPr>
+      <w:r>
+        <w:rPr>
+          <w:rFonts w:ascii="Times New Roman" w:eastAsia="Times New Roman" w:hAnsi="Times New Roman" w:cs="Times New Roman"/>
+          <w:sz w:val="24"/>
+          <w:szCs w:val="24"/>
+          <w:highlight w:val="yellow"/>
+          <w:lang w:eastAsia="tr-TR"/>
+        </w:rPr>
+        <w:t xml:space="preserve">   code does warn via message at line 85 of </w:t>
+      </w:r>
+      <w:proofErr w:type="gramStart"/>
+      <w:r>
+        <w:rPr>
+          <w:rFonts w:ascii="Times New Roman" w:eastAsia="Times New Roman" w:hAnsi="Times New Roman" w:cs="Times New Roman"/>
+          <w:sz w:val="24"/>
+          <w:szCs w:val="24"/>
+          <w:highlight w:val="yellow"/>
+          <w:lang w:eastAsia="tr-TR"/>
+        </w:rPr>
+        <w:t>fastexplain.R</w:t>
+      </w:r>
+      <w:proofErr w:type="gramEnd"/>
+      <w:r>
+        <w:rPr>
+          <w:rFonts w:ascii="Times New Roman" w:eastAsia="Times New Roman" w:hAnsi="Times New Roman" w:cs="Times New Roman"/>
+          <w:sz w:val="24"/>
+          <w:szCs w:val="24"/>
+          <w:highlight w:val="yellow"/>
+          <w:lang w:eastAsia="tr-TR"/>
+        </w:rPr>
+        <w:t xml:space="preserve">, but the implications are     </w:t>
+      </w:r>
+    </w:p>
+    <w:p>
+      <w:pPr>
+        <w:spacing w:before="100" w:beforeAutospacing="1" w:after="100" w:afterAutospacing="1" w:line="240" w:lineRule="auto"/>
+        <w:rPr>
+          <w:rFonts w:ascii="Times New Roman" w:eastAsia="Times New Roman" w:hAnsi="Times New Roman" w:cs="Times New Roman"/>
+          <w:sz w:val="24"/>
+          <w:szCs w:val="24"/>
+          <w:lang w:eastAsia="tr-TR"/>
+        </w:rPr>
+      </w:pPr>
+      <w:r>
+        <w:rPr>
+          <w:rFonts w:ascii="Times New Roman" w:eastAsia="Times New Roman" w:hAnsi="Times New Roman" w:cs="Times New Roman"/>
+          <w:sz w:val="24"/>
+          <w:szCs w:val="24"/>
+          <w:highlight w:val="yellow"/>
+          <w:lang w:eastAsia="tr-TR"/>
+        </w:rPr>
+        <w:t xml:space="preserve">  buried in documentation.</w:t>
+      </w:r>
+    </w:p>
+    <w:p>
+      <w:pPr>
+        <w:spacing w:before="100" w:beforeAutospacing="1" w:after="100" w:afterAutospacing="1" w:line="240" w:lineRule="auto"/>
+        <w:rPr>
+          <w:rFonts w:ascii="Times New Roman" w:eastAsia="Times New Roman" w:hAnsi="Times New Roman" w:cs="Times New Roman"/>
+          <w:sz w:val="24"/>
+          <w:szCs w:val="24"/>
+          <w:lang w:eastAsia="tr-TR"/>
+        </w:rPr>
+      </w:pPr>
+    </w:p>
+    <w:p>
+      <w:pPr>
+        <w:spacing w:before="100" w:beforeAutospacing="1" w:after="100" w:afterAutospacing="1" w:line="240" w:lineRule="auto"/>
+        <w:rPr>
+          <w:rFonts w:ascii="Times New Roman" w:eastAsia="Times New Roman" w:hAnsi="Times New Roman" w:cs="Times New Roman"/>
+          <w:sz w:val="24"/>
+          <w:szCs w:val="24"/>
+          <w:highlight w:val="yellow"/>
+          <w:lang w:eastAsia="tr-TR"/>
+        </w:rPr>
+      </w:pPr>
+      <w:r>
+        <w:rPr>
+          <w:rFonts w:ascii="Times New Roman" w:eastAsia="Times New Roman" w:hAnsi="Times New Roman" w:cs="Times New Roman"/>
+          <w:sz w:val="24"/>
+          <w:szCs w:val="24"/>
+          <w:lang w:eastAsia="tr-TR"/>
+        </w:rPr>
+        <w:t xml:space="preserve">  </w:t>
+      </w:r>
+      <w:r>
+        <w:rPr>
+          <w:rFonts w:ascii="Times New Roman" w:eastAsia="Times New Roman" w:hAnsi="Times New Roman" w:cs="Times New Roman"/>
+          <w:sz w:val="24"/>
+          <w:szCs w:val="24"/>
+          <w:highlight w:val="yellow"/>
+          <w:lang w:eastAsia="tr-TR"/>
+        </w:rPr>
+        <w:t>2. LIME Uses Wrong Data Matrix — Processed vs Raw Mismatch</w:t>
+      </w:r>
+    </w:p>
+    <w:p>
+      <w:pPr>
+        <w:spacing w:before="100" w:beforeAutospacing="1" w:after="100" w:afterAutospacing="1" w:line="240" w:lineRule="auto"/>
+        <w:rPr>
+          <w:rFonts w:ascii="Times New Roman" w:eastAsia="Times New Roman" w:hAnsi="Times New Roman" w:cs="Times New Roman"/>
+          <w:sz w:val="24"/>
+          <w:szCs w:val="24"/>
+          <w:highlight w:val="yellow"/>
+          <w:lang w:eastAsia="tr-TR"/>
+        </w:rPr>
+      </w:pPr>
+    </w:p>
+    <w:p>
+      <w:pPr>
+        <w:spacing w:before="100" w:beforeAutospacing="1" w:after="100" w:afterAutospacing="1" w:line="240" w:lineRule="auto"/>
+        <w:rPr>
+          <w:rFonts w:ascii="Times New Roman" w:eastAsia="Times New Roman" w:hAnsi="Times New Roman" w:cs="Times New Roman"/>
+          <w:sz w:val="24"/>
+          <w:szCs w:val="24"/>
+          <w:highlight w:val="yellow"/>
+          <w:lang w:eastAsia="tr-TR"/>
+        </w:rPr>
+      </w:pPr>
+      <w:r>
+        <w:rPr>
+          <w:rFonts w:ascii="Times New Roman" w:eastAsia="Times New Roman" w:hAnsi="Times New Roman" w:cs="Times New Roman"/>
+          <w:sz w:val="24"/>
+          <w:szCs w:val="24"/>
+          <w:highlight w:val="yellow"/>
+          <w:lang w:eastAsia="tr-TR"/>
+        </w:rPr>
+        <w:lastRenderedPageBreak/>
+        <w:t xml:space="preserve">  R/explain_</w:t>
+      </w:r>
+      <w:proofErr w:type="gramStart"/>
+      <w:r>
+        <w:rPr>
+          <w:rFonts w:ascii="Times New Roman" w:eastAsia="Times New Roman" w:hAnsi="Times New Roman" w:cs="Times New Roman"/>
+          <w:sz w:val="24"/>
+          <w:szCs w:val="24"/>
+          <w:highlight w:val="yellow"/>
+          <w:lang w:eastAsia="tr-TR"/>
+        </w:rPr>
+        <w:t>lime.R</w:t>
+      </w:r>
+      <w:proofErr w:type="gramEnd"/>
+      <w:r>
+        <w:rPr>
+          <w:rFonts w:ascii="Times New Roman" w:eastAsia="Times New Roman" w:hAnsi="Times New Roman" w:cs="Times New Roman"/>
+          <w:sz w:val="24"/>
+          <w:szCs w:val="24"/>
+          <w:highlight w:val="yellow"/>
+          <w:lang w:eastAsia="tr-TR"/>
+        </w:rPr>
+        <w:t>:47-69:</w:t>
+      </w:r>
+    </w:p>
+    <w:p>
+      <w:pPr>
+        <w:spacing w:before="100" w:beforeAutospacing="1" w:after="100" w:afterAutospacing="1" w:line="240" w:lineRule="auto"/>
+        <w:rPr>
+          <w:rFonts w:ascii="Times New Roman" w:eastAsia="Times New Roman" w:hAnsi="Times New Roman" w:cs="Times New Roman"/>
+          <w:sz w:val="24"/>
+          <w:szCs w:val="24"/>
+          <w:highlight w:val="yellow"/>
+          <w:lang w:eastAsia="tr-TR"/>
+        </w:rPr>
+      </w:pPr>
+      <w:r>
+        <w:rPr>
+          <w:rFonts w:ascii="Times New Roman" w:eastAsia="Times New Roman" w:hAnsi="Times New Roman" w:cs="Times New Roman"/>
+          <w:sz w:val="24"/>
+          <w:szCs w:val="24"/>
+          <w:highlight w:val="yellow"/>
+          <w:lang w:eastAsia="tr-TR"/>
+        </w:rPr>
+        <w:t xml:space="preserve">  train_x &lt;- prep$x  # Uses PROCESSED </w:t>
+      </w:r>
+      <w:proofErr w:type="gramStart"/>
+      <w:r>
+        <w:rPr>
+          <w:rFonts w:ascii="Times New Roman" w:eastAsia="Times New Roman" w:hAnsi="Times New Roman" w:cs="Times New Roman"/>
+          <w:sz w:val="24"/>
+          <w:szCs w:val="24"/>
+          <w:highlight w:val="yellow"/>
+          <w:lang w:eastAsia="tr-TR"/>
+        </w:rPr>
+        <w:t>data</w:t>
+      </w:r>
+      <w:proofErr w:type="gramEnd"/>
+    </w:p>
+    <w:p>
+      <w:pPr>
+        <w:spacing w:before="100" w:beforeAutospacing="1" w:after="100" w:afterAutospacing="1" w:line="240" w:lineRule="auto"/>
+        <w:rPr>
+          <w:rFonts w:ascii="Times New Roman" w:eastAsia="Times New Roman" w:hAnsi="Times New Roman" w:cs="Times New Roman"/>
+          <w:sz w:val="24"/>
+          <w:szCs w:val="24"/>
+          <w:highlight w:val="yellow"/>
+          <w:lang w:eastAsia="tr-TR"/>
+        </w:rPr>
+      </w:pPr>
+      <w:r>
+        <w:rPr>
+          <w:rFonts w:ascii="Times New Roman" w:eastAsia="Times New Roman" w:hAnsi="Times New Roman" w:cs="Times New Roman"/>
+          <w:sz w:val="24"/>
+          <w:szCs w:val="24"/>
+          <w:highlight w:val="yellow"/>
+          <w:lang w:eastAsia="tr-TR"/>
+        </w:rPr>
+        <w:t xml:space="preserve">  ...</w:t>
+      </w:r>
+    </w:p>
+    <w:p>
+      <w:pPr>
+        <w:spacing w:before="100" w:beforeAutospacing="1" w:after="100" w:afterAutospacing="1" w:line="240" w:lineRule="auto"/>
+        <w:rPr>
+          <w:rFonts w:ascii="Times New Roman" w:eastAsia="Times New Roman" w:hAnsi="Times New Roman" w:cs="Times New Roman"/>
+          <w:sz w:val="24"/>
+          <w:szCs w:val="24"/>
+          <w:highlight w:val="yellow"/>
+          <w:lang w:eastAsia="tr-TR"/>
+        </w:rPr>
+      </w:pPr>
+      <w:r>
+        <w:rPr>
+          <w:rFonts w:ascii="Times New Roman" w:eastAsia="Times New Roman" w:hAnsi="Times New Roman" w:cs="Times New Roman"/>
+          <w:sz w:val="24"/>
+          <w:szCs w:val="24"/>
+          <w:highlight w:val="yellow"/>
+          <w:lang w:eastAsia="tr-TR"/>
+        </w:rPr>
+        <w:t xml:space="preserve">  to_explain &lt;- recipes</w:t>
+      </w:r>
+      <w:proofErr w:type="gramStart"/>
+      <w:r>
+        <w:rPr>
+          <w:rFonts w:ascii="Times New Roman" w:eastAsia="Times New Roman" w:hAnsi="Times New Roman" w:cs="Times New Roman"/>
+          <w:sz w:val="24"/>
+          <w:szCs w:val="24"/>
+          <w:highlight w:val="yellow"/>
+          <w:lang w:eastAsia="tr-TR"/>
+        </w:rPr>
+        <w:t>::</w:t>
+      </w:r>
+      <w:proofErr w:type="gramEnd"/>
+      <w:r>
+        <w:rPr>
+          <w:rFonts w:ascii="Times New Roman" w:eastAsia="Times New Roman" w:hAnsi="Times New Roman" w:cs="Times New Roman"/>
+          <w:sz w:val="24"/>
+          <w:szCs w:val="24"/>
+          <w:highlight w:val="yellow"/>
+          <w:lang w:eastAsia="tr-TR"/>
+        </w:rPr>
+        <w:t>bake(object$preprocessor, new_data = new_observation)</w:t>
+      </w:r>
+    </w:p>
+    <w:p>
+      <w:pPr>
+        <w:spacing w:before="100" w:beforeAutospacing="1" w:after="100" w:afterAutospacing="1" w:line="240" w:lineRule="auto"/>
+        <w:rPr>
+          <w:rFonts w:ascii="Times New Roman" w:eastAsia="Times New Roman" w:hAnsi="Times New Roman" w:cs="Times New Roman"/>
+          <w:sz w:val="24"/>
+          <w:szCs w:val="24"/>
+          <w:highlight w:val="yellow"/>
+          <w:lang w:eastAsia="tr-TR"/>
+        </w:rPr>
+      </w:pPr>
+      <w:r>
+        <w:rPr>
+          <w:rFonts w:ascii="Times New Roman" w:eastAsia="Times New Roman" w:hAnsi="Times New Roman" w:cs="Times New Roman"/>
+          <w:sz w:val="24"/>
+          <w:szCs w:val="24"/>
+          <w:highlight w:val="yellow"/>
+          <w:lang w:eastAsia="tr-TR"/>
+        </w:rPr>
+        <w:t xml:space="preserve">  explainer &lt;- lime</w:t>
+      </w:r>
+      <w:proofErr w:type="gramStart"/>
+      <w:r>
+        <w:rPr>
+          <w:rFonts w:ascii="Times New Roman" w:eastAsia="Times New Roman" w:hAnsi="Times New Roman" w:cs="Times New Roman"/>
+          <w:sz w:val="24"/>
+          <w:szCs w:val="24"/>
+          <w:highlight w:val="yellow"/>
+          <w:lang w:eastAsia="tr-TR"/>
+        </w:rPr>
+        <w:t>::</w:t>
+      </w:r>
+      <w:proofErr w:type="gramEnd"/>
+      <w:r>
+        <w:rPr>
+          <w:rFonts w:ascii="Times New Roman" w:eastAsia="Times New Roman" w:hAnsi="Times New Roman" w:cs="Times New Roman"/>
+          <w:sz w:val="24"/>
+          <w:szCs w:val="24"/>
+          <w:highlight w:val="yellow"/>
+          <w:lang w:eastAsia="tr-TR"/>
+        </w:rPr>
+        <w:t>lime(train_x, prep$fits[[1]])</w:t>
+      </w:r>
+    </w:p>
+    <w:p>
+      <w:pPr>
+        <w:spacing w:before="100" w:beforeAutospacing="1" w:after="100" w:afterAutospacing="1" w:line="240" w:lineRule="auto"/>
+        <w:rPr>
+          <w:rFonts w:ascii="Times New Roman" w:eastAsia="Times New Roman" w:hAnsi="Times New Roman" w:cs="Times New Roman"/>
+          <w:sz w:val="24"/>
+          <w:szCs w:val="24"/>
+          <w:highlight w:val="yellow"/>
+          <w:lang w:eastAsia="tr-TR"/>
+        </w:rPr>
+      </w:pPr>
+    </w:p>
+    <w:p>
+      <w:pPr>
+        <w:spacing w:before="100" w:beforeAutospacing="1" w:after="100" w:afterAutospacing="1" w:line="240" w:lineRule="auto"/>
+        <w:rPr>
+          <w:rFonts w:ascii="Times New Roman" w:eastAsia="Times New Roman" w:hAnsi="Times New Roman" w:cs="Times New Roman"/>
+          <w:sz w:val="24"/>
+          <w:szCs w:val="24"/>
+          <w:highlight w:val="yellow"/>
+          <w:lang w:eastAsia="tr-TR"/>
+        </w:rPr>
+      </w:pPr>
+      <w:r>
+        <w:rPr>
+          <w:rFonts w:ascii="Times New Roman" w:eastAsia="Times New Roman" w:hAnsi="Times New Roman" w:cs="Times New Roman"/>
+          <w:sz w:val="24"/>
+          <w:szCs w:val="24"/>
+          <w:highlight w:val="yellow"/>
+          <w:lang w:eastAsia="tr-TR"/>
+        </w:rPr>
+        <w:t xml:space="preserve">  Bug: LIME explainer is built on processed (encoded, scaled) training </w:t>
+      </w:r>
+      <w:proofErr w:type="gramStart"/>
+      <w:r>
+        <w:rPr>
+          <w:rFonts w:ascii="Times New Roman" w:eastAsia="Times New Roman" w:hAnsi="Times New Roman" w:cs="Times New Roman"/>
+          <w:sz w:val="24"/>
+          <w:szCs w:val="24"/>
+          <w:highlight w:val="yellow"/>
+          <w:lang w:eastAsia="tr-TR"/>
+        </w:rPr>
+        <w:t>data</w:t>
+      </w:r>
+      <w:proofErr w:type="gramEnd"/>
+      <w:r>
+        <w:rPr>
+          <w:rFonts w:ascii="Times New Roman" w:eastAsia="Times New Roman" w:hAnsi="Times New Roman" w:cs="Times New Roman"/>
+          <w:sz w:val="24"/>
+          <w:szCs w:val="24"/>
+          <w:highlight w:val="yellow"/>
+          <w:lang w:eastAsia="tr-TR"/>
+        </w:rPr>
+        <w:t xml:space="preserve"> (prep$x),   </w:t>
+      </w:r>
+    </w:p>
+    <w:p>
+      <w:pPr>
+        <w:spacing w:before="100" w:beforeAutospacing="1" w:after="100" w:afterAutospacing="1" w:line="240" w:lineRule="auto"/>
+        <w:rPr>
+          <w:rFonts w:ascii="Times New Roman" w:eastAsia="Times New Roman" w:hAnsi="Times New Roman" w:cs="Times New Roman"/>
+          <w:sz w:val="24"/>
+          <w:szCs w:val="24"/>
+          <w:highlight w:val="yellow"/>
+          <w:lang w:eastAsia="tr-TR"/>
+        </w:rPr>
+      </w:pPr>
+      <w:r>
+        <w:rPr>
+          <w:rFonts w:ascii="Times New Roman" w:eastAsia="Times New Roman" w:hAnsi="Times New Roman" w:cs="Times New Roman"/>
+          <w:sz w:val="24"/>
+          <w:szCs w:val="24"/>
+          <w:highlight w:val="yellow"/>
+          <w:lang w:eastAsia="tr-TR"/>
+        </w:rPr>
+        <w:t xml:space="preserve">  </w:t>
+      </w:r>
+      <w:proofErr w:type="gramStart"/>
+      <w:r>
+        <w:rPr>
+          <w:rFonts w:ascii="Times New Roman" w:eastAsia="Times New Roman" w:hAnsi="Times New Roman" w:cs="Times New Roman"/>
+          <w:sz w:val="24"/>
+          <w:szCs w:val="24"/>
+          <w:highlight w:val="yellow"/>
+          <w:lang w:eastAsia="tr-TR"/>
+        </w:rPr>
+        <w:t>but</w:t>
+      </w:r>
+      <w:proofErr w:type="gramEnd"/>
+      <w:r>
+        <w:rPr>
+          <w:rFonts w:ascii="Times New Roman" w:eastAsia="Times New Roman" w:hAnsi="Times New Roman" w:cs="Times New Roman"/>
+          <w:sz w:val="24"/>
+          <w:szCs w:val="24"/>
+          <w:highlight w:val="yellow"/>
+          <w:lang w:eastAsia="tr-TR"/>
+        </w:rPr>
+        <w:t xml:space="preserve"> the explain_lime function preprocesses new_observation separately. If the</w:t>
+      </w:r>
+    </w:p>
+    <w:p>
+      <w:pPr>
+        <w:spacing w:before="100" w:beforeAutospacing="1" w:after="100" w:afterAutospacing="1" w:line="240" w:lineRule="auto"/>
+        <w:rPr>
+          <w:rFonts w:ascii="Times New Roman" w:eastAsia="Times New Roman" w:hAnsi="Times New Roman" w:cs="Times New Roman"/>
+          <w:sz w:val="24"/>
+          <w:szCs w:val="24"/>
+          <w:highlight w:val="yellow"/>
+          <w:lang w:eastAsia="tr-TR"/>
+        </w:rPr>
+      </w:pPr>
+      <w:r>
+        <w:rPr>
+          <w:rFonts w:ascii="Times New Roman" w:eastAsia="Times New Roman" w:hAnsi="Times New Roman" w:cs="Times New Roman"/>
+          <w:sz w:val="24"/>
+          <w:szCs w:val="24"/>
+          <w:highlight w:val="yellow"/>
+          <w:lang w:eastAsia="tr-TR"/>
+        </w:rPr>
+        <w:t xml:space="preserve">  preprocessing is inconsistent or fails silently (the tryCatch at line 54-60 catches   </w:t>
+      </w:r>
+    </w:p>
+    <w:p>
+      <w:pPr>
+        <w:spacing w:before="100" w:beforeAutospacing="1" w:after="100" w:afterAutospacing="1" w:line="240" w:lineRule="auto"/>
+        <w:rPr>
+          <w:rFonts w:ascii="Times New Roman" w:eastAsia="Times New Roman" w:hAnsi="Times New Roman" w:cs="Times New Roman"/>
+          <w:sz w:val="24"/>
+          <w:szCs w:val="24"/>
+          <w:lang w:eastAsia="tr-TR"/>
+        </w:rPr>
+      </w:pPr>
+      <w:r>
+        <w:rPr>
+          <w:rFonts w:ascii="Times New Roman" w:eastAsia="Times New Roman" w:hAnsi="Times New Roman" w:cs="Times New Roman"/>
+          <w:sz w:val="24"/>
+          <w:szCs w:val="24"/>
+          <w:highlight w:val="yellow"/>
+          <w:lang w:eastAsia="tr-TR"/>
+        </w:rPr>
+        <w:t xml:space="preserve">  errors but may produce misaligned </w:t>
+      </w:r>
+      <w:proofErr w:type="gramStart"/>
+      <w:r>
+        <w:rPr>
+          <w:rFonts w:ascii="Times New Roman" w:eastAsia="Times New Roman" w:hAnsi="Times New Roman" w:cs="Times New Roman"/>
+          <w:sz w:val="24"/>
+          <w:szCs w:val="24"/>
+          <w:highlight w:val="yellow"/>
+          <w:lang w:eastAsia="tr-TR"/>
+        </w:rPr>
+        <w:t>data</w:t>
+      </w:r>
+      <w:proofErr w:type="gramEnd"/>
+      <w:r>
+        <w:rPr>
+          <w:rFonts w:ascii="Times New Roman" w:eastAsia="Times New Roman" w:hAnsi="Times New Roman" w:cs="Times New Roman"/>
+          <w:sz w:val="24"/>
+          <w:szCs w:val="24"/>
+          <w:highlight w:val="yellow"/>
+          <w:lang w:eastAsia="tr-TR"/>
+        </w:rPr>
+        <w:t>), explanations will be invalid.</w:t>
+      </w:r>
+    </w:p>
+    <w:p>
+      <w:pPr>
+        <w:spacing w:before="100" w:beforeAutospacing="1" w:after="100" w:afterAutospacing="1" w:line="240" w:lineRule="auto"/>
+        <w:rPr>
+          <w:rFonts w:ascii="Times New Roman" w:eastAsia="Times New Roman" w:hAnsi="Times New Roman" w:cs="Times New Roman"/>
+          <w:sz w:val="24"/>
+          <w:szCs w:val="24"/>
+          <w:lang w:eastAsia="tr-TR"/>
+        </w:rPr>
+      </w:pPr>
+    </w:p>
+    <w:p>
+      <w:pPr>
+        <w:spacing w:before="100" w:beforeAutospacing="1" w:after="100" w:afterAutospacing="1" w:line="240" w:lineRule="auto"/>
+        <w:rPr>
+          <w:rFonts w:ascii="Times New Roman" w:eastAsia="Times New Roman" w:hAnsi="Times New Roman" w:cs="Times New Roman"/>
+          <w:sz w:val="24"/>
+          <w:szCs w:val="24"/>
+          <w:lang w:eastAsia="tr-TR"/>
+        </w:rPr>
+      </w:pPr>
+      <w:r>
+        <w:rPr>
+          <w:rFonts w:ascii="Times New Roman" w:eastAsia="Times New Roman" w:hAnsi="Times New Roman" w:cs="Times New Roman"/>
+          <w:sz w:val="24"/>
+          <w:szCs w:val="24"/>
+          <w:lang w:eastAsia="tr-TR"/>
+        </w:rPr>
+        <w:t xml:space="preserve">  ---</w:t>
+      </w:r>
+    </w:p>
+    <w:p>
+      <w:pPr>
+        <w:spacing w:before="100" w:beforeAutospacing="1" w:after="100" w:afterAutospacing="1" w:line="240" w:lineRule="auto"/>
+        <w:rPr>
+          <w:rFonts w:ascii="Times New Roman" w:eastAsia="Times New Roman" w:hAnsi="Times New Roman" w:cs="Times New Roman"/>
+          <w:sz w:val="24"/>
+          <w:szCs w:val="24"/>
+          <w:lang w:eastAsia="tr-TR"/>
+        </w:rPr>
+      </w:pPr>
+      <w:r>
+        <w:rPr>
+          <w:rFonts w:ascii="Times New Roman" w:eastAsia="Times New Roman" w:hAnsi="Times New Roman" w:cs="Times New Roman"/>
+          <w:sz w:val="24"/>
+          <w:szCs w:val="24"/>
+          <w:lang w:eastAsia="tr-TR"/>
+        </w:rPr>
+        <w:t xml:space="preserve">  🟠</w:t>
+      </w:r>
+      <w:r>
+        <w:rPr>
+          <w:rFonts w:ascii="Times New Roman" w:eastAsia="Times New Roman" w:hAnsi="Times New Roman" w:cs="Times New Roman"/>
+          <w:sz w:val="24"/>
+          <w:szCs w:val="24"/>
+          <w:lang w:eastAsia="tr-TR"/>
+        </w:rPr>
+        <w:t xml:space="preserve"> SIGNIFICANT ISSUES</w:t>
+      </w:r>
+    </w:p>
+    <w:p>
+      <w:pPr>
+        <w:spacing w:before="100" w:beforeAutospacing="1" w:after="100" w:afterAutospacing="1" w:line="240" w:lineRule="auto"/>
+        <w:rPr>
+          <w:rFonts w:ascii="Times New Roman" w:eastAsia="Times New Roman" w:hAnsi="Times New Roman" w:cs="Times New Roman"/>
+          <w:sz w:val="24"/>
+          <w:szCs w:val="24"/>
+          <w:lang w:eastAsia="tr-TR"/>
+        </w:rPr>
+      </w:pPr>
+      <w:r>
+        <w:rPr>
+          <w:rFonts w:ascii="Times New Roman" w:eastAsia="Times New Roman" w:hAnsi="Times New Roman" w:cs="Times New Roman"/>
+          <w:sz w:val="24"/>
+          <w:szCs w:val="24"/>
+          <w:lang w:eastAsia="tr-TR"/>
+        </w:rPr>
+        <w:t xml:space="preserve">  3. Model–E</w:t>
+      </w:r>
+      <w:r>
+        <w:rPr>
+          <w:rFonts w:ascii="Times New Roman" w:eastAsia="Times New Roman" w:hAnsi="Times New Roman" w:cs="Times New Roman"/>
+          <w:sz w:val="24"/>
+          <w:szCs w:val="24"/>
+          <w:lang w:eastAsia="tr-TR"/>
+        </w:rPr>
+        <w:t>xplainer Data Mismatch Risk</w:t>
+      </w:r>
+    </w:p>
+    <w:p>
+      <w:pPr>
+        <w:spacing w:before="100" w:beforeAutospacing="1" w:after="100" w:afterAutospacing="1" w:line="240" w:lineRule="auto"/>
+        <w:rPr>
+          <w:rFonts w:ascii="Times New Roman" w:eastAsia="Times New Roman" w:hAnsi="Times New Roman" w:cs="Times New Roman"/>
+          <w:sz w:val="24"/>
+          <w:szCs w:val="24"/>
+          <w:lang w:eastAsia="tr-TR"/>
+        </w:rPr>
+      </w:pPr>
+      <w:bookmarkStart w:id="0" w:name="_GoBack"/>
+      <w:r>
+        <w:rPr>
+          <w:rFonts w:ascii="Times New Roman" w:eastAsia="Times New Roman" w:hAnsi="Times New Roman" w:cs="Times New Roman"/>
+          <w:sz w:val="24"/>
+          <w:szCs w:val="24"/>
+          <w:lang w:eastAsia="tr-TR"/>
+        </w:rPr>
+        <w:t xml:space="preserve">  R/explain_</w:t>
+      </w:r>
+      <w:proofErr w:type="gramStart"/>
+      <w:r>
+        <w:rPr>
+          <w:rFonts w:ascii="Times New Roman" w:eastAsia="Times New Roman" w:hAnsi="Times New Roman" w:cs="Times New Roman"/>
+          <w:sz w:val="24"/>
+          <w:szCs w:val="24"/>
+          <w:lang w:eastAsia="tr-TR"/>
+        </w:rPr>
+        <w:t>dalex.R</w:t>
+      </w:r>
+      <w:proofErr w:type="gramEnd"/>
+      <w:r>
+        <w:rPr>
+          <w:rFonts w:ascii="Times New Roman" w:eastAsia="Times New Roman" w:hAnsi="Times New Roman" w:cs="Times New Roman"/>
+          <w:sz w:val="24"/>
+          <w:szCs w:val="24"/>
+          <w:lang w:eastAsia="tr-TR"/>
+        </w:rPr>
+        <w:t>:231-238:</w:t>
+      </w:r>
+    </w:p>
+    <w:p>
+      <w:pPr>
+        <w:spacing w:before="100" w:beforeAutospacing="1" w:after="100" w:afterAutospacing="1" w:line="240" w:lineRule="auto"/>
+        <w:rPr>
+          <w:rFonts w:ascii="Times New Roman" w:eastAsia="Times New Roman" w:hAnsi="Times New Roman" w:cs="Times New Roman"/>
+          <w:sz w:val="24"/>
+          <w:szCs w:val="24"/>
+          <w:lang w:eastAsia="tr-TR"/>
+        </w:rPr>
+      </w:pPr>
+      <w:r>
+        <w:rPr>
+          <w:rFonts w:ascii="Times New Roman" w:eastAsia="Times New Roman" w:hAnsi="Times New Roman" w:cs="Times New Roman"/>
+          <w:sz w:val="24"/>
+          <w:szCs w:val="24"/>
+          <w:lang w:eastAsia="tr-TR"/>
+        </w:rPr>
+        <w:t xml:space="preserve">  DALEX</w:t>
+      </w:r>
+      <w:proofErr w:type="gramStart"/>
+      <w:r>
+        <w:rPr>
+          <w:rFonts w:ascii="Times New Roman" w:eastAsia="Times New Roman" w:hAnsi="Times New Roman" w:cs="Times New Roman"/>
+          <w:sz w:val="24"/>
+          <w:szCs w:val="24"/>
+          <w:lang w:eastAsia="tr-TR"/>
+        </w:rPr>
+        <w:t>::</w:t>
+      </w:r>
+      <w:proofErr w:type="gramEnd"/>
+      <w:r>
+        <w:rPr>
+          <w:rFonts w:ascii="Times New Roman" w:eastAsia="Times New Roman" w:hAnsi="Times New Roman" w:cs="Times New Roman"/>
+          <w:sz w:val="24"/>
+          <w:szCs w:val="24"/>
+          <w:lang w:eastAsia="tr-TR"/>
+        </w:rPr>
+        <w:t>explain(</w:t>
+      </w:r>
+    </w:p>
+    <w:p>
+      <w:pPr>
+        <w:spacing w:before="100" w:beforeAutospacing="1" w:after="100" w:afterAutospacing="1" w:line="240" w:lineRule="auto"/>
+        <w:rPr>
+          <w:rFonts w:ascii="Times New Roman" w:eastAsia="Times New Roman" w:hAnsi="Times New Roman" w:cs="Times New Roman"/>
+          <w:sz w:val="24"/>
+          <w:szCs w:val="24"/>
+          <w:lang w:eastAsia="tr-TR"/>
+        </w:rPr>
+      </w:pPr>
+      <w:r>
+        <w:rPr>
+          <w:rFonts w:ascii="Times New Roman" w:eastAsia="Times New Roman" w:hAnsi="Times New Roman" w:cs="Times New Roman"/>
+          <w:sz w:val="24"/>
+          <w:szCs w:val="24"/>
+          <w:lang w:eastAsia="tr-TR"/>
+        </w:rPr>
+        <w:t xml:space="preserve">    </w:t>
+      </w:r>
+      <w:proofErr w:type="gramStart"/>
+      <w:r>
+        <w:rPr>
+          <w:rFonts w:ascii="Times New Roman" w:eastAsia="Times New Roman" w:hAnsi="Times New Roman" w:cs="Times New Roman"/>
+          <w:sz w:val="24"/>
+          <w:szCs w:val="24"/>
+          <w:lang w:eastAsia="tr-TR"/>
+        </w:rPr>
+        <w:t>model</w:t>
+      </w:r>
+      <w:proofErr w:type="gramEnd"/>
+      <w:r>
+        <w:rPr>
+          <w:rFonts w:ascii="Times New Roman" w:eastAsia="Times New Roman" w:hAnsi="Times New Roman" w:cs="Times New Roman"/>
+          <w:sz w:val="24"/>
+          <w:szCs w:val="24"/>
+          <w:lang w:eastAsia="tr-TR"/>
+        </w:rPr>
+        <w:t xml:space="preserve"> = model,</w:t>
+      </w:r>
+    </w:p>
+    <w:p>
+      <w:pPr>
+        <w:spacing w:before="100" w:beforeAutospacing="1" w:after="100" w:afterAutospacing="1" w:line="240" w:lineRule="auto"/>
+        <w:rPr>
+          <w:rFonts w:ascii="Times New Roman" w:eastAsia="Times New Roman" w:hAnsi="Times New Roman" w:cs="Times New Roman"/>
+          <w:sz w:val="24"/>
+          <w:szCs w:val="24"/>
+          <w:lang w:eastAsia="tr-TR"/>
+        </w:rPr>
+      </w:pPr>
+      <w:r>
+        <w:rPr>
+          <w:rFonts w:ascii="Times New Roman" w:eastAsia="Times New Roman" w:hAnsi="Times New Roman" w:cs="Times New Roman"/>
+          <w:sz w:val="24"/>
+          <w:szCs w:val="24"/>
+          <w:lang w:eastAsia="tr-TR"/>
+        </w:rPr>
+        <w:t xml:space="preserve">    </w:t>
+      </w:r>
+      <w:proofErr w:type="gramStart"/>
+      <w:r>
+        <w:rPr>
+          <w:rFonts w:ascii="Times New Roman" w:eastAsia="Times New Roman" w:hAnsi="Times New Roman" w:cs="Times New Roman"/>
+          <w:sz w:val="24"/>
+          <w:szCs w:val="24"/>
+          <w:lang w:eastAsia="tr-TR"/>
+        </w:rPr>
+        <w:t>data</w:t>
+      </w:r>
+      <w:proofErr w:type="gramEnd"/>
+      <w:r>
+        <w:rPr>
+          <w:rFonts w:ascii="Times New Roman" w:eastAsia="Times New Roman" w:hAnsi="Times New Roman" w:cs="Times New Roman"/>
+          <w:sz w:val="24"/>
+          <w:szCs w:val="24"/>
+          <w:lang w:eastAsia="tr-TR"/>
+        </w:rPr>
+        <w:t xml:space="preserve"> = prep$x_raw,      # RAW feature matrix (unprocessed)</w:t>
+      </w:r>
+    </w:p>
+    <w:p>
+      <w:pPr>
+        <w:spacing w:before="100" w:beforeAutospacing="1" w:after="100" w:afterAutospacing="1" w:line="240" w:lineRule="auto"/>
+        <w:rPr>
+          <w:rFonts w:ascii="Times New Roman" w:eastAsia="Times New Roman" w:hAnsi="Times New Roman" w:cs="Times New Roman"/>
+          <w:sz w:val="24"/>
+          <w:szCs w:val="24"/>
+          <w:lang w:eastAsia="tr-TR"/>
+        </w:rPr>
+      </w:pPr>
+      <w:r>
+        <w:rPr>
+          <w:rFonts w:ascii="Times New Roman" w:eastAsia="Times New Roman" w:hAnsi="Times New Roman" w:cs="Times New Roman"/>
+          <w:sz w:val="24"/>
+          <w:szCs w:val="24"/>
+          <w:lang w:eastAsia="tr-TR"/>
+        </w:rPr>
+        <w:t xml:space="preserve">    </w:t>
+      </w:r>
+      <w:proofErr w:type="gramStart"/>
+      <w:r>
+        <w:rPr>
+          <w:rFonts w:ascii="Times New Roman" w:eastAsia="Times New Roman" w:hAnsi="Times New Roman" w:cs="Times New Roman"/>
+          <w:sz w:val="24"/>
+          <w:szCs w:val="24"/>
+          <w:lang w:eastAsia="tr-TR"/>
+        </w:rPr>
+        <w:t>y</w:t>
+      </w:r>
+      <w:proofErr w:type="gramEnd"/>
+      <w:r>
+        <w:rPr>
+          <w:rFonts w:ascii="Times New Roman" w:eastAsia="Times New Roman" w:hAnsi="Times New Roman" w:cs="Times New Roman"/>
+          <w:sz w:val="24"/>
+          <w:szCs w:val="24"/>
+          <w:lang w:eastAsia="tr-TR"/>
+        </w:rPr>
+        <w:t xml:space="preserve"> = y_target,</w:t>
+      </w:r>
+    </w:p>
+    <w:p>
+      <w:pPr>
+        <w:spacing w:before="100" w:beforeAutospacing="1" w:after="100" w:afterAutospacing="1" w:line="240" w:lineRule="auto"/>
+        <w:rPr>
+          <w:rFonts w:ascii="Times New Roman" w:eastAsia="Times New Roman" w:hAnsi="Times New Roman" w:cs="Times New Roman"/>
+          <w:sz w:val="24"/>
+          <w:szCs w:val="24"/>
+          <w:lang w:eastAsia="tr-TR"/>
+        </w:rPr>
+      </w:pPr>
+      <w:r>
+        <w:rPr>
+          <w:rFonts w:ascii="Times New Roman" w:eastAsia="Times New Roman" w:hAnsi="Times New Roman" w:cs="Times New Roman"/>
+          <w:sz w:val="24"/>
+          <w:szCs w:val="24"/>
+          <w:lang w:eastAsia="tr-TR"/>
+        </w:rPr>
+        <w:t xml:space="preserve">    predict_function = predict_function,  # But this internally bakes newdata!</w:t>
+      </w:r>
+    </w:p>
+    <w:p>
+      <w:pPr>
+        <w:spacing w:before="100" w:beforeAutospacing="1" w:after="100" w:afterAutospacing="1" w:line="240" w:lineRule="auto"/>
+        <w:rPr>
+          <w:rFonts w:ascii="Times New Roman" w:eastAsia="Times New Roman" w:hAnsi="Times New Roman" w:cs="Times New Roman"/>
+          <w:sz w:val="24"/>
+          <w:szCs w:val="24"/>
+          <w:lang w:eastAsia="tr-TR"/>
+        </w:rPr>
+      </w:pPr>
+      <w:r>
+        <w:rPr>
+          <w:rFonts w:ascii="Times New Roman" w:eastAsia="Times New Roman" w:hAnsi="Times New Roman" w:cs="Times New Roman"/>
+          <w:sz w:val="24"/>
+          <w:szCs w:val="24"/>
+          <w:lang w:eastAsia="tr-TR"/>
+        </w:rPr>
+        <w:t xml:space="preserve">    ...</w:t>
+      </w:r>
+    </w:p>
+    <w:p>
+      <w:pPr>
+        <w:spacing w:before="100" w:beforeAutospacing="1" w:after="100" w:afterAutospacing="1" w:line="240" w:lineRule="auto"/>
+        <w:rPr>
+          <w:rFonts w:ascii="Times New Roman" w:eastAsia="Times New Roman" w:hAnsi="Times New Roman" w:cs="Times New Roman"/>
+          <w:sz w:val="24"/>
+          <w:szCs w:val="24"/>
+          <w:lang w:eastAsia="tr-TR"/>
+        </w:rPr>
+      </w:pPr>
+      <w:r>
+        <w:rPr>
+          <w:rFonts w:ascii="Times New Roman" w:eastAsia="Times New Roman" w:hAnsi="Times New Roman" w:cs="Times New Roman"/>
+          <w:sz w:val="24"/>
+          <w:szCs w:val="24"/>
+          <w:lang w:eastAsia="tr-TR"/>
+        </w:rPr>
+        <w:t xml:space="preserve">  )</w:t>
+      </w:r>
+    </w:p>
+    <w:p>
+      <w:pPr>
+        <w:spacing w:before="100" w:beforeAutospacing="1" w:after="100" w:afterAutospacing="1" w:line="240" w:lineRule="auto"/>
+        <w:rPr>
+          <w:rFonts w:ascii="Times New Roman" w:eastAsia="Times New Roman" w:hAnsi="Times New Roman" w:cs="Times New Roman"/>
+          <w:sz w:val="24"/>
+          <w:szCs w:val="24"/>
+          <w:lang w:eastAsia="tr-TR"/>
+        </w:rPr>
+      </w:pPr>
+      <w:r>
+        <w:rPr>
+          <w:rFonts w:ascii="Times New Roman" w:eastAsia="Times New Roman" w:hAnsi="Times New Roman" w:cs="Times New Roman"/>
+          <w:sz w:val="24"/>
+          <w:szCs w:val="24"/>
+          <w:lang w:eastAsia="tr-TR"/>
+        </w:rPr>
+        <w:t xml:space="preserve">  The DALEX explainer receives raw </w:t>
+      </w:r>
+      <w:proofErr w:type="gramStart"/>
+      <w:r>
+        <w:rPr>
+          <w:rFonts w:ascii="Times New Roman" w:eastAsia="Times New Roman" w:hAnsi="Times New Roman" w:cs="Times New Roman"/>
+          <w:sz w:val="24"/>
+          <w:szCs w:val="24"/>
+          <w:lang w:eastAsia="tr-TR"/>
+        </w:rPr>
+        <w:t>data</w:t>
+      </w:r>
+      <w:proofErr w:type="gramEnd"/>
+      <w:r>
+        <w:rPr>
+          <w:rFonts w:ascii="Times New Roman" w:eastAsia="Times New Roman" w:hAnsi="Times New Roman" w:cs="Times New Roman"/>
+          <w:sz w:val="24"/>
+          <w:szCs w:val="24"/>
+          <w:lang w:eastAsia="tr-TR"/>
+        </w:rPr>
+        <w:t xml:space="preserve"> (x_raw), but the predict_function at lines      </w:t>
+      </w:r>
+    </w:p>
+    <w:p>
+      <w:pPr>
+        <w:spacing w:before="100" w:beforeAutospacing="1" w:after="100" w:afterAutospacing="1" w:line="240" w:lineRule="auto"/>
+        <w:rPr>
+          <w:rFonts w:ascii="Times New Roman" w:eastAsia="Times New Roman" w:hAnsi="Times New Roman" w:cs="Times New Roman"/>
+          <w:sz w:val="24"/>
+          <w:szCs w:val="24"/>
+          <w:lang w:eastAsia="tr-TR"/>
+        </w:rPr>
+      </w:pPr>
+      <w:r>
+        <w:rPr>
+          <w:rFonts w:ascii="Times New Roman" w:eastAsia="Times New Roman" w:hAnsi="Times New Roman" w:cs="Times New Roman"/>
+          <w:sz w:val="24"/>
+          <w:szCs w:val="24"/>
+          <w:lang w:eastAsia="tr-TR"/>
+        </w:rPr>
+        <w:t xml:space="preserve">  96-199 internally calls bake_newdata() which attempts to preprocess. This creates a   </w:t>
+      </w:r>
+    </w:p>
+    <w:p>
+      <w:pPr>
+        <w:spacing w:before="100" w:beforeAutospacing="1" w:after="100" w:afterAutospacing="1" w:line="240" w:lineRule="auto"/>
+        <w:rPr>
+          <w:rFonts w:ascii="Times New Roman" w:eastAsia="Times New Roman" w:hAnsi="Times New Roman" w:cs="Times New Roman"/>
+          <w:sz w:val="24"/>
+          <w:szCs w:val="24"/>
+          <w:lang w:eastAsia="tr-TR"/>
+        </w:rPr>
+      </w:pPr>
+      <w:r>
+        <w:rPr>
+          <w:rFonts w:ascii="Times New Roman" w:eastAsia="Times New Roman" w:hAnsi="Times New Roman" w:cs="Times New Roman"/>
+          <w:sz w:val="24"/>
+          <w:szCs w:val="24"/>
+          <w:lang w:eastAsia="tr-TR"/>
+        </w:rPr>
+        <w:t xml:space="preserve">  subtle mismatch:</w:t>
+      </w:r>
+    </w:p>
+    <w:p>
+      <w:pPr>
+        <w:spacing w:before="100" w:beforeAutospacing="1" w:after="100" w:afterAutospacing="1" w:line="240" w:lineRule="auto"/>
+        <w:rPr>
+          <w:rFonts w:ascii="Times New Roman" w:eastAsia="Times New Roman" w:hAnsi="Times New Roman" w:cs="Times New Roman"/>
+          <w:sz w:val="24"/>
+          <w:szCs w:val="24"/>
+          <w:lang w:eastAsia="tr-TR"/>
+        </w:rPr>
+      </w:pPr>
+    </w:p>
+    <w:p>
+      <w:pPr>
+        <w:spacing w:before="100" w:beforeAutospacing="1" w:after="100" w:afterAutospacing="1" w:line="240" w:lineRule="auto"/>
+        <w:rPr>
+          <w:rFonts w:ascii="Times New Roman" w:eastAsia="Times New Roman" w:hAnsi="Times New Roman" w:cs="Times New Roman"/>
+          <w:sz w:val="24"/>
+          <w:szCs w:val="24"/>
+          <w:lang w:eastAsia="tr-TR"/>
+        </w:rPr>
+      </w:pPr>
+      <w:r>
+        <w:rPr>
+          <w:rFonts w:ascii="Times New Roman" w:eastAsia="Times New Roman" w:hAnsi="Times New Roman" w:cs="Times New Roman"/>
+          <w:sz w:val="24"/>
+          <w:szCs w:val="24"/>
+          <w:lang w:eastAsia="tr-TR"/>
+        </w:rPr>
+        <w:t xml:space="preserve">  - DALEX permutes raw feature values</w:t>
+      </w:r>
+    </w:p>
+    <w:p>
+      <w:pPr>
+        <w:spacing w:before="100" w:beforeAutospacing="1" w:after="100" w:afterAutospacing="1" w:line="240" w:lineRule="auto"/>
+        <w:rPr>
+          <w:rFonts w:ascii="Times New Roman" w:eastAsia="Times New Roman" w:hAnsi="Times New Roman" w:cs="Times New Roman"/>
+          <w:sz w:val="24"/>
+          <w:szCs w:val="24"/>
+          <w:lang w:eastAsia="tr-TR"/>
+        </w:rPr>
+      </w:pPr>
+      <w:r>
+        <w:rPr>
+          <w:rFonts w:ascii="Times New Roman" w:eastAsia="Times New Roman" w:hAnsi="Times New Roman" w:cs="Times New Roman"/>
+          <w:sz w:val="24"/>
+          <w:szCs w:val="24"/>
+          <w:lang w:eastAsia="tr-TR"/>
+        </w:rPr>
+        <w:t xml:space="preserve">  - Predictions are made on processed </w:t>
+      </w:r>
+      <w:proofErr w:type="gramStart"/>
+      <w:r>
+        <w:rPr>
+          <w:rFonts w:ascii="Times New Roman" w:eastAsia="Times New Roman" w:hAnsi="Times New Roman" w:cs="Times New Roman"/>
+          <w:sz w:val="24"/>
+          <w:szCs w:val="24"/>
+          <w:lang w:eastAsia="tr-TR"/>
+        </w:rPr>
+        <w:t>data</w:t>
+      </w:r>
+      <w:proofErr w:type="gramEnd"/>
+    </w:p>
+    <w:p>
+      <w:pPr>
+        <w:spacing w:before="100" w:beforeAutospacing="1" w:after="100" w:afterAutospacing="1" w:line="240" w:lineRule="auto"/>
+        <w:rPr>
+          <w:rFonts w:ascii="Times New Roman" w:eastAsia="Times New Roman" w:hAnsi="Times New Roman" w:cs="Times New Roman"/>
+          <w:sz w:val="24"/>
+          <w:szCs w:val="24"/>
+          <w:lang w:eastAsia="tr-TR"/>
+        </w:rPr>
+      </w:pPr>
+    </w:p>
+    <w:p>
+      <w:pPr>
+        <w:spacing w:before="100" w:beforeAutospacing="1" w:after="100" w:afterAutospacing="1" w:line="240" w:lineRule="auto"/>
+        <w:rPr>
+          <w:rFonts w:ascii="Times New Roman" w:eastAsia="Times New Roman" w:hAnsi="Times New Roman" w:cs="Times New Roman"/>
+          <w:sz w:val="24"/>
+          <w:szCs w:val="24"/>
+          <w:lang w:eastAsia="tr-TR"/>
+        </w:rPr>
+      </w:pPr>
+      <w:r>
+        <w:rPr>
+          <w:rFonts w:ascii="Times New Roman" w:eastAsia="Times New Roman" w:hAnsi="Times New Roman" w:cs="Times New Roman"/>
+          <w:sz w:val="24"/>
+          <w:szCs w:val="24"/>
+          <w:lang w:eastAsia="tr-TR"/>
+        </w:rPr>
+        <w:t xml:space="preserve">  This is handled by the bake_newdata helper (lines 69-93), but the logic at lines 72-74</w:t>
+      </w:r>
+    </w:p>
+    <w:p>
+      <w:pPr>
+        <w:spacing w:before="100" w:beforeAutospacing="1" w:after="100" w:afterAutospacing="1" w:line="240" w:lineRule="auto"/>
+        <w:rPr>
+          <w:rFonts w:ascii="Times New Roman" w:eastAsia="Times New Roman" w:hAnsi="Times New Roman" w:cs="Times New Roman"/>
+          <w:sz w:val="24"/>
+          <w:szCs w:val="24"/>
+          <w:lang w:eastAsia="tr-TR"/>
+        </w:rPr>
+      </w:pPr>
+      <w:r>
+        <w:rPr>
+          <w:rFonts w:ascii="Times New Roman" w:eastAsia="Times New Roman" w:hAnsi="Times New Roman" w:cs="Times New Roman"/>
+          <w:sz w:val="24"/>
+          <w:szCs w:val="24"/>
+          <w:lang w:eastAsia="tr-TR"/>
+        </w:rPr>
+        <w:t xml:space="preserve">   </w:t>
+      </w:r>
+      <w:proofErr w:type="gramStart"/>
+      <w:r>
+        <w:rPr>
+          <w:rFonts w:ascii="Times New Roman" w:eastAsia="Times New Roman" w:hAnsi="Times New Roman" w:cs="Times New Roman"/>
+          <w:sz w:val="24"/>
+          <w:szCs w:val="24"/>
+          <w:lang w:eastAsia="tr-TR"/>
+        </w:rPr>
+        <w:t>has</w:t>
+      </w:r>
+      <w:proofErr w:type="gramEnd"/>
+      <w:r>
+        <w:rPr>
+          <w:rFonts w:ascii="Times New Roman" w:eastAsia="Times New Roman" w:hAnsi="Times New Roman" w:cs="Times New Roman"/>
+          <w:sz w:val="24"/>
+          <w:szCs w:val="24"/>
+          <w:lang w:eastAsia="tr-TR"/>
+        </w:rPr>
+        <w:t xml:space="preserve"> a bypass:</w:t>
+      </w:r>
+    </w:p>
+    <w:p>
+      <w:pPr>
+        <w:spacing w:before="100" w:beforeAutospacing="1" w:after="100" w:afterAutospacing="1" w:line="240" w:lineRule="auto"/>
+        <w:rPr>
+          <w:rFonts w:ascii="Times New Roman" w:eastAsia="Times New Roman" w:hAnsi="Times New Roman" w:cs="Times New Roman"/>
+          <w:sz w:val="24"/>
+          <w:szCs w:val="24"/>
+          <w:lang w:eastAsia="tr-TR"/>
+        </w:rPr>
+      </w:pPr>
+      <w:r>
+        <w:rPr>
+          <w:rFonts w:ascii="Times New Roman" w:eastAsia="Times New Roman" w:hAnsi="Times New Roman" w:cs="Times New Roman"/>
+          <w:sz w:val="24"/>
+          <w:szCs w:val="24"/>
+          <w:lang w:eastAsia="tr-TR"/>
+        </w:rPr>
+        <w:t xml:space="preserve">  if (!is.null(processed_cols) &amp;&amp; all(processed_cols %in% colnames(newdata))) {</w:t>
+      </w:r>
+    </w:p>
+    <w:p>
+      <w:pPr>
+        <w:spacing w:before="100" w:beforeAutospacing="1" w:after="100" w:afterAutospacing="1" w:line="240" w:lineRule="auto"/>
+        <w:rPr>
+          <w:rFonts w:ascii="Times New Roman" w:eastAsia="Times New Roman" w:hAnsi="Times New Roman" w:cs="Times New Roman"/>
+          <w:sz w:val="24"/>
+          <w:szCs w:val="24"/>
+          <w:lang w:eastAsia="tr-TR"/>
+        </w:rPr>
+      </w:pPr>
+      <w:r>
+        <w:rPr>
+          <w:rFonts w:ascii="Times New Roman" w:eastAsia="Times New Roman" w:hAnsi="Times New Roman" w:cs="Times New Roman"/>
+          <w:sz w:val="24"/>
+          <w:szCs w:val="24"/>
+          <w:lang w:eastAsia="tr-TR"/>
+        </w:rPr>
+        <w:t xml:space="preserve">    return(newdata[, processed_cols, drop = FALSE])  # Skips baking!</w:t>
+      </w:r>
+    </w:p>
+    <w:p>
+      <w:pPr>
+        <w:spacing w:before="100" w:beforeAutospacing="1" w:after="100" w:afterAutospacing="1" w:line="240" w:lineRule="auto"/>
+        <w:rPr>
+          <w:rFonts w:ascii="Times New Roman" w:eastAsia="Times New Roman" w:hAnsi="Times New Roman" w:cs="Times New Roman"/>
+          <w:sz w:val="24"/>
+          <w:szCs w:val="24"/>
+          <w:lang w:eastAsia="tr-TR"/>
+        </w:rPr>
+      </w:pPr>
+      <w:r>
+        <w:rPr>
+          <w:rFonts w:ascii="Times New Roman" w:eastAsia="Times New Roman" w:hAnsi="Times New Roman" w:cs="Times New Roman"/>
+          <w:sz w:val="24"/>
+          <w:szCs w:val="24"/>
+          <w:lang w:eastAsia="tr-TR"/>
+        </w:rPr>
+        <w:t xml:space="preserve">  }</w:t>
+      </w:r>
+    </w:p>
+    <w:p>
+      <w:pPr>
+        <w:spacing w:before="100" w:beforeAutospacing="1" w:after="100" w:afterAutospacing="1" w:line="240" w:lineRule="auto"/>
+        <w:rPr>
+          <w:rFonts w:ascii="Times New Roman" w:eastAsia="Times New Roman" w:hAnsi="Times New Roman" w:cs="Times New Roman"/>
+          <w:sz w:val="24"/>
+          <w:szCs w:val="24"/>
+          <w:lang w:eastAsia="tr-TR"/>
+        </w:rPr>
+      </w:pPr>
+      <w:r>
+        <w:rPr>
+          <w:rFonts w:ascii="Times New Roman" w:eastAsia="Times New Roman" w:hAnsi="Times New Roman" w:cs="Times New Roman"/>
+          <w:sz w:val="24"/>
+          <w:szCs w:val="24"/>
+          <w:lang w:eastAsia="tr-TR"/>
+        </w:rPr>
+        <w:t xml:space="preserve">  If column names match by accident, raw </w:t>
+      </w:r>
+      <w:proofErr w:type="gramStart"/>
+      <w:r>
+        <w:rPr>
+          <w:rFonts w:ascii="Times New Roman" w:eastAsia="Times New Roman" w:hAnsi="Times New Roman" w:cs="Times New Roman"/>
+          <w:sz w:val="24"/>
+          <w:szCs w:val="24"/>
+          <w:lang w:eastAsia="tr-TR"/>
+        </w:rPr>
+        <w:t>data</w:t>
+      </w:r>
+      <w:proofErr w:type="gramEnd"/>
+      <w:r>
+        <w:rPr>
+          <w:rFonts w:ascii="Times New Roman" w:eastAsia="Times New Roman" w:hAnsi="Times New Roman" w:cs="Times New Roman"/>
+          <w:sz w:val="24"/>
+          <w:szCs w:val="24"/>
+          <w:lang w:eastAsia="tr-TR"/>
+        </w:rPr>
+        <w:t xml:space="preserve"> passes through unprocessed.</w:t>
+      </w:r>
+    </w:p>
+    <w:bookmarkEnd w:id="0"/>
+    <w:p>
+      <w:pPr>
+        <w:spacing w:before="100" w:beforeAutospacing="1" w:after="100" w:afterAutospacing="1" w:line="240" w:lineRule="auto"/>
+        <w:rPr>
+          <w:rFonts w:ascii="Times New Roman" w:eastAsia="Times New Roman" w:hAnsi="Times New Roman" w:cs="Times New Roman"/>
+          <w:sz w:val="24"/>
+          <w:szCs w:val="24"/>
+          <w:lang w:eastAsia="tr-TR"/>
+        </w:rPr>
+      </w:pPr>
+    </w:p>
+    <w:p>
+      <w:pPr>
+        <w:spacing w:before="100" w:beforeAutospacing="1" w:after="100" w:afterAutospacing="1" w:line="240" w:lineRule="auto"/>
+        <w:rPr>
+          <w:rFonts w:ascii="Times New Roman" w:eastAsia="Times New Roman" w:hAnsi="Times New Roman" w:cs="Times New Roman"/>
+          <w:sz w:val="24"/>
+          <w:szCs w:val="24"/>
+          <w:lang w:eastAsia="tr-TR"/>
+        </w:rPr>
+      </w:pPr>
+      <w:r>
+        <w:rPr>
+          <w:rFonts w:ascii="Times New Roman" w:eastAsia="Times New Roman" w:hAnsi="Times New Roman" w:cs="Times New Roman"/>
+          <w:sz w:val="24"/>
+          <w:szCs w:val="24"/>
+          <w:lang w:eastAsia="tr-TR"/>
+        </w:rPr>
+        <w:t xml:space="preserve">  4. Baseline/Reference Distribution Validity</w:t>
+      </w:r>
+    </w:p>
+    <w:p>
+      <w:pPr>
+        <w:spacing w:before="100" w:beforeAutospacing="1" w:after="100" w:afterAutospacing="1" w:line="240" w:lineRule="auto"/>
+        <w:rPr>
+          <w:rFonts w:ascii="Times New Roman" w:eastAsia="Times New Roman" w:hAnsi="Times New Roman" w:cs="Times New Roman"/>
+          <w:sz w:val="24"/>
+          <w:szCs w:val="24"/>
+          <w:lang w:eastAsia="tr-TR"/>
+        </w:rPr>
+      </w:pPr>
+    </w:p>
+    <w:p>
+      <w:pPr>
+        <w:spacing w:before="100" w:beforeAutospacing="1" w:after="100" w:afterAutospacing="1" w:line="240" w:lineRule="auto"/>
+        <w:rPr>
+          <w:rFonts w:ascii="Times New Roman" w:eastAsia="Times New Roman" w:hAnsi="Times New Roman" w:cs="Times New Roman"/>
+          <w:sz w:val="24"/>
+          <w:szCs w:val="24"/>
+          <w:lang w:eastAsia="tr-TR"/>
+        </w:rPr>
+      </w:pPr>
+      <w:r>
+        <w:rPr>
+          <w:rFonts w:ascii="Times New Roman" w:eastAsia="Times New Roman" w:hAnsi="Times New Roman" w:cs="Times New Roman"/>
+          <w:sz w:val="24"/>
+          <w:szCs w:val="24"/>
+          <w:lang w:eastAsia="tr-TR"/>
+        </w:rPr>
+        <w:t xml:space="preserve">  SHAP baseline uses random sample without stratification:</w:t>
+      </w:r>
+    </w:p>
+    <w:p>
+      <w:pPr>
+        <w:spacing w:before="100" w:beforeAutospacing="1" w:after="100" w:afterAutospacing="1" w:line="240" w:lineRule="auto"/>
+        <w:rPr>
+          <w:rFonts w:ascii="Times New Roman" w:eastAsia="Times New Roman" w:hAnsi="Times New Roman" w:cs="Times New Roman"/>
+          <w:sz w:val="24"/>
+          <w:szCs w:val="24"/>
+          <w:lang w:eastAsia="tr-TR"/>
+        </w:rPr>
+      </w:pPr>
+    </w:p>
+    <w:p>
+      <w:pPr>
+        <w:spacing w:before="100" w:beforeAutospacing="1" w:after="100" w:afterAutospacing="1" w:line="240" w:lineRule="auto"/>
+        <w:rPr>
+          <w:rFonts w:ascii="Times New Roman" w:eastAsia="Times New Roman" w:hAnsi="Times New Roman" w:cs="Times New Roman"/>
+          <w:sz w:val="24"/>
+          <w:szCs w:val="24"/>
+          <w:lang w:eastAsia="tr-TR"/>
+        </w:rPr>
+      </w:pPr>
+      <w:r>
+        <w:rPr>
+          <w:rFonts w:ascii="Times New Roman" w:eastAsia="Times New Roman" w:hAnsi="Times New Roman" w:cs="Times New Roman"/>
+          <w:sz w:val="24"/>
+          <w:szCs w:val="24"/>
+          <w:lang w:eastAsia="tr-TR"/>
+        </w:rPr>
+        <w:t xml:space="preserve">  R/explain_</w:t>
+      </w:r>
+      <w:proofErr w:type="gramStart"/>
+      <w:r>
+        <w:rPr>
+          <w:rFonts w:ascii="Times New Roman" w:eastAsia="Times New Roman" w:hAnsi="Times New Roman" w:cs="Times New Roman"/>
+          <w:sz w:val="24"/>
+          <w:szCs w:val="24"/>
+          <w:lang w:eastAsia="tr-TR"/>
+        </w:rPr>
+        <w:t>dalex.R</w:t>
+      </w:r>
+      <w:proofErr w:type="gramEnd"/>
+      <w:r>
+        <w:rPr>
+          <w:rFonts w:ascii="Times New Roman" w:eastAsia="Times New Roman" w:hAnsi="Times New Roman" w:cs="Times New Roman"/>
+          <w:sz w:val="24"/>
+          <w:szCs w:val="24"/>
+          <w:lang w:eastAsia="tr-TR"/>
+        </w:rPr>
+        <w:t>:318-321:</w:t>
+      </w:r>
+    </w:p>
+    <w:p>
+      <w:pPr>
+        <w:spacing w:before="100" w:beforeAutospacing="1" w:after="100" w:afterAutospacing="1" w:line="240" w:lineRule="auto"/>
+        <w:rPr>
+          <w:rFonts w:ascii="Times New Roman" w:eastAsia="Times New Roman" w:hAnsi="Times New Roman" w:cs="Times New Roman"/>
+          <w:sz w:val="24"/>
+          <w:szCs w:val="24"/>
+          <w:lang w:eastAsia="tr-TR"/>
+        </w:rPr>
+      </w:pPr>
+      <w:r>
+        <w:rPr>
+          <w:rFonts w:ascii="Times New Roman" w:eastAsia="Times New Roman" w:hAnsi="Times New Roman" w:cs="Times New Roman"/>
+          <w:sz w:val="24"/>
+          <w:szCs w:val="24"/>
+          <w:lang w:eastAsia="tr-TR"/>
+        </w:rPr>
+        <w:t xml:space="preserve">  </w:t>
+      </w:r>
+      <w:proofErr w:type="gramStart"/>
+      <w:r>
+        <w:rPr>
+          <w:rFonts w:ascii="Times New Roman" w:eastAsia="Times New Roman" w:hAnsi="Times New Roman" w:cs="Times New Roman"/>
+          <w:sz w:val="24"/>
+          <w:szCs w:val="24"/>
+          <w:lang w:eastAsia="tr-TR"/>
+        </w:rPr>
+        <w:t>set.seed</w:t>
+      </w:r>
+      <w:proofErr w:type="gramEnd"/>
+      <w:r>
+        <w:rPr>
+          <w:rFonts w:ascii="Times New Roman" w:eastAsia="Times New Roman" w:hAnsi="Times New Roman" w:cs="Times New Roman"/>
+          <w:sz w:val="24"/>
+          <w:szCs w:val="24"/>
+          <w:lang w:eastAsia="tr-TR"/>
+        </w:rPr>
+        <w:t>(seed)</w:t>
+      </w:r>
+    </w:p>
+    <w:p>
+      <w:pPr>
+        <w:spacing w:before="100" w:beforeAutospacing="1" w:after="100" w:afterAutospacing="1" w:line="240" w:lineRule="auto"/>
+        <w:rPr>
+          <w:rFonts w:ascii="Times New Roman" w:eastAsia="Times New Roman" w:hAnsi="Times New Roman" w:cs="Times New Roman"/>
+          <w:sz w:val="24"/>
+          <w:szCs w:val="24"/>
+          <w:lang w:eastAsia="tr-TR"/>
+        </w:rPr>
+      </w:pPr>
+      <w:r>
+        <w:rPr>
+          <w:rFonts w:ascii="Times New Roman" w:eastAsia="Times New Roman" w:hAnsi="Times New Roman" w:cs="Times New Roman"/>
+          <w:sz w:val="24"/>
+          <w:szCs w:val="24"/>
+          <w:lang w:eastAsia="tr-TR"/>
+        </w:rPr>
+        <w:t xml:space="preserve">  sample_indices &lt;- sample(seq_len(n_rows), min(shap_sample, n_rows))</w:t>
+      </w:r>
+    </w:p>
+    <w:p>
+      <w:pPr>
+        <w:spacing w:before="100" w:beforeAutospacing="1" w:after="100" w:afterAutospacing="1" w:line="240" w:lineRule="auto"/>
+        <w:rPr>
+          <w:rFonts w:ascii="Times New Roman" w:eastAsia="Times New Roman" w:hAnsi="Times New Roman" w:cs="Times New Roman"/>
+          <w:sz w:val="24"/>
+          <w:szCs w:val="24"/>
+          <w:lang w:eastAsia="tr-TR"/>
+        </w:rPr>
+      </w:pPr>
+      <w:r>
+        <w:rPr>
+          <w:rFonts w:ascii="Times New Roman" w:eastAsia="Times New Roman" w:hAnsi="Times New Roman" w:cs="Times New Roman"/>
+          <w:sz w:val="24"/>
+          <w:szCs w:val="24"/>
+          <w:lang w:eastAsia="tr-TR"/>
+        </w:rPr>
+        <w:t xml:space="preserve">  shap_</w:t>
+      </w:r>
+      <w:proofErr w:type="gramStart"/>
+      <w:r>
+        <w:rPr>
+          <w:rFonts w:ascii="Times New Roman" w:eastAsia="Times New Roman" w:hAnsi="Times New Roman" w:cs="Times New Roman"/>
+          <w:sz w:val="24"/>
+          <w:szCs w:val="24"/>
+          <w:lang w:eastAsia="tr-TR"/>
+        </w:rPr>
+        <w:t>data</w:t>
+      </w:r>
+      <w:proofErr w:type="gramEnd"/>
+      <w:r>
+        <w:rPr>
+          <w:rFonts w:ascii="Times New Roman" w:eastAsia="Times New Roman" w:hAnsi="Times New Roman" w:cs="Times New Roman"/>
+          <w:sz w:val="24"/>
+          <w:szCs w:val="24"/>
+          <w:lang w:eastAsia="tr-TR"/>
+        </w:rPr>
+        <w:t xml:space="preserve"> &lt;- prep$x_raw[sample_indices, , drop = FALSE]</w:t>
+      </w:r>
+    </w:p>
+    <w:p>
+      <w:pPr>
+        <w:spacing w:before="100" w:beforeAutospacing="1" w:after="100" w:afterAutospacing="1" w:line="240" w:lineRule="auto"/>
+        <w:rPr>
+          <w:rFonts w:ascii="Times New Roman" w:eastAsia="Times New Roman" w:hAnsi="Times New Roman" w:cs="Times New Roman"/>
+          <w:sz w:val="24"/>
+          <w:szCs w:val="24"/>
+          <w:lang w:eastAsia="tr-TR"/>
+        </w:rPr>
+      </w:pPr>
+    </w:p>
+    <w:p>
+      <w:pPr>
+        <w:spacing w:before="100" w:beforeAutospacing="1" w:after="100" w:afterAutospacing="1" w:line="240" w:lineRule="auto"/>
+        <w:rPr>
+          <w:rFonts w:ascii="Times New Roman" w:eastAsia="Times New Roman" w:hAnsi="Times New Roman" w:cs="Times New Roman"/>
+          <w:sz w:val="24"/>
+          <w:szCs w:val="24"/>
+          <w:lang w:eastAsia="tr-TR"/>
+        </w:rPr>
+      </w:pPr>
+      <w:r>
+        <w:rPr>
+          <w:rFonts w:ascii="Times New Roman" w:eastAsia="Times New Roman" w:hAnsi="Times New Roman" w:cs="Times New Roman"/>
+          <w:sz w:val="24"/>
+          <w:szCs w:val="24"/>
+          <w:lang w:eastAsia="tr-TR"/>
+        </w:rPr>
+        <w:t xml:space="preserve">  For imbalanced datasets or stratified tasks, random sampling may not represent the    </w:t>
+      </w:r>
+    </w:p>
+    <w:p>
+      <w:pPr>
+        <w:spacing w:before="100" w:beforeAutospacing="1" w:after="100" w:afterAutospacing="1" w:line="240" w:lineRule="auto"/>
+        <w:rPr>
+          <w:rFonts w:ascii="Times New Roman" w:eastAsia="Times New Roman" w:hAnsi="Times New Roman" w:cs="Times New Roman"/>
+          <w:sz w:val="24"/>
+          <w:szCs w:val="24"/>
+          <w:lang w:eastAsia="tr-TR"/>
+        </w:rPr>
+      </w:pPr>
+      <w:r>
+        <w:rPr>
+          <w:rFonts w:ascii="Times New Roman" w:eastAsia="Times New Roman" w:hAnsi="Times New Roman" w:cs="Times New Roman"/>
+          <w:sz w:val="24"/>
+          <w:szCs w:val="24"/>
+          <w:lang w:eastAsia="tr-TR"/>
+        </w:rPr>
+        <w:t xml:space="preserve">  true </w:t>
+      </w:r>
+      <w:proofErr w:type="gramStart"/>
+      <w:r>
+        <w:rPr>
+          <w:rFonts w:ascii="Times New Roman" w:eastAsia="Times New Roman" w:hAnsi="Times New Roman" w:cs="Times New Roman"/>
+          <w:sz w:val="24"/>
+          <w:szCs w:val="24"/>
+          <w:lang w:eastAsia="tr-TR"/>
+        </w:rPr>
+        <w:t>data</w:t>
+      </w:r>
+      <w:proofErr w:type="gramEnd"/>
+      <w:r>
+        <w:rPr>
+          <w:rFonts w:ascii="Times New Roman" w:eastAsia="Times New Roman" w:hAnsi="Times New Roman" w:cs="Times New Roman"/>
+          <w:sz w:val="24"/>
+          <w:szCs w:val="24"/>
+          <w:lang w:eastAsia="tr-TR"/>
+        </w:rPr>
+        <w:t xml:space="preserve"> distribution. SHAP's baseline/</w:t>
+      </w:r>
+      <w:proofErr w:type="gramStart"/>
+      <w:r>
+        <w:rPr>
+          <w:rFonts w:ascii="Times New Roman" w:eastAsia="Times New Roman" w:hAnsi="Times New Roman" w:cs="Times New Roman"/>
+          <w:sz w:val="24"/>
+          <w:szCs w:val="24"/>
+          <w:lang w:eastAsia="tr-TR"/>
+        </w:rPr>
+        <w:t>background</w:t>
+      </w:r>
+      <w:proofErr w:type="gramEnd"/>
+      <w:r>
+        <w:rPr>
+          <w:rFonts w:ascii="Times New Roman" w:eastAsia="Times New Roman" w:hAnsi="Times New Roman" w:cs="Times New Roman"/>
+          <w:sz w:val="24"/>
+          <w:szCs w:val="24"/>
+          <w:lang w:eastAsia="tr-TR"/>
+        </w:rPr>
+        <w:t xml:space="preserve"> should ideally match class</w:t>
+      </w:r>
+    </w:p>
+    <w:p>
+      <w:pPr>
+        <w:spacing w:before="100" w:beforeAutospacing="1" w:after="100" w:afterAutospacing="1" w:line="240" w:lineRule="auto"/>
+        <w:rPr>
+          <w:rFonts w:ascii="Times New Roman" w:eastAsia="Times New Roman" w:hAnsi="Times New Roman" w:cs="Times New Roman"/>
+          <w:sz w:val="24"/>
+          <w:szCs w:val="24"/>
+          <w:lang w:eastAsia="tr-TR"/>
+        </w:rPr>
+      </w:pPr>
+      <w:r>
+        <w:rPr>
+          <w:rFonts w:ascii="Times New Roman" w:eastAsia="Times New Roman" w:hAnsi="Times New Roman" w:cs="Times New Roman"/>
+          <w:sz w:val="24"/>
+          <w:szCs w:val="24"/>
+          <w:lang w:eastAsia="tr-TR"/>
+        </w:rPr>
+        <w:t xml:space="preserve">  proportions or use representative clustering.</w:t>
+      </w:r>
+    </w:p>
+    <w:p>
+      <w:pPr>
+        <w:spacing w:before="100" w:beforeAutospacing="1" w:after="100" w:afterAutospacing="1" w:line="240" w:lineRule="auto"/>
+        <w:rPr>
+          <w:rFonts w:ascii="Times New Roman" w:eastAsia="Times New Roman" w:hAnsi="Times New Roman" w:cs="Times New Roman"/>
+          <w:sz w:val="24"/>
+          <w:szCs w:val="24"/>
+          <w:lang w:eastAsia="tr-TR"/>
+        </w:rPr>
+      </w:pPr>
+    </w:p>
+    <w:p>
+      <w:pPr>
+        <w:spacing w:before="100" w:beforeAutospacing="1" w:after="100" w:afterAutospacing="1" w:line="240" w:lineRule="auto"/>
+        <w:rPr>
+          <w:rFonts w:ascii="Times New Roman" w:eastAsia="Times New Roman" w:hAnsi="Times New Roman" w:cs="Times New Roman"/>
+          <w:sz w:val="24"/>
+          <w:szCs w:val="24"/>
+          <w:lang w:eastAsia="tr-TR"/>
+        </w:rPr>
+      </w:pPr>
+      <w:r>
+        <w:rPr>
+          <w:rFonts w:ascii="Times New Roman" w:eastAsia="Times New Roman" w:hAnsi="Times New Roman" w:cs="Times New Roman"/>
+          <w:sz w:val="24"/>
+          <w:szCs w:val="24"/>
+          <w:lang w:eastAsia="tr-TR"/>
+        </w:rPr>
+        <w:t xml:space="preserve">  5. Probability vs Class Explanation Mismatch</w:t>
+      </w:r>
+    </w:p>
+    <w:p>
+      <w:pPr>
+        <w:spacing w:before="100" w:beforeAutospacing="1" w:after="100" w:afterAutospacing="1" w:line="240" w:lineRule="auto"/>
+        <w:rPr>
+          <w:rFonts w:ascii="Times New Roman" w:eastAsia="Times New Roman" w:hAnsi="Times New Roman" w:cs="Times New Roman"/>
+          <w:sz w:val="24"/>
+          <w:szCs w:val="24"/>
+          <w:lang w:eastAsia="tr-TR"/>
+        </w:rPr>
+      </w:pPr>
+    </w:p>
+    <w:p>
+      <w:pPr>
+        <w:spacing w:before="100" w:beforeAutospacing="1" w:after="100" w:afterAutospacing="1" w:line="240" w:lineRule="auto"/>
+        <w:rPr>
+          <w:rFonts w:ascii="Times New Roman" w:eastAsia="Times New Roman" w:hAnsi="Times New Roman" w:cs="Times New Roman"/>
+          <w:sz w:val="24"/>
+          <w:szCs w:val="24"/>
+          <w:lang w:eastAsia="tr-TR"/>
+        </w:rPr>
+      </w:pPr>
+      <w:r>
+        <w:rPr>
+          <w:rFonts w:ascii="Times New Roman" w:eastAsia="Times New Roman" w:hAnsi="Times New Roman" w:cs="Times New Roman"/>
+          <w:sz w:val="24"/>
+          <w:szCs w:val="24"/>
+          <w:lang w:eastAsia="tr-TR"/>
+        </w:rPr>
+        <w:t xml:space="preserve">  Binary classification: inconsistent positive class resolution</w:t>
+      </w:r>
+    </w:p>
+    <w:p>
+      <w:pPr>
+        <w:spacing w:before="100" w:beforeAutospacing="1" w:after="100" w:afterAutospacing="1" w:line="240" w:lineRule="auto"/>
+        <w:rPr>
+          <w:rFonts w:ascii="Times New Roman" w:eastAsia="Times New Roman" w:hAnsi="Times New Roman" w:cs="Times New Roman"/>
+          <w:sz w:val="24"/>
+          <w:szCs w:val="24"/>
+          <w:lang w:eastAsia="tr-TR"/>
+        </w:rPr>
+      </w:pPr>
+    </w:p>
+    <w:p>
+      <w:pPr>
+        <w:spacing w:before="100" w:beforeAutospacing="1" w:after="100" w:afterAutospacing="1" w:line="240" w:lineRule="auto"/>
+        <w:rPr>
+          <w:rFonts w:ascii="Times New Roman" w:eastAsia="Times New Roman" w:hAnsi="Times New Roman" w:cs="Times New Roman"/>
+          <w:sz w:val="24"/>
+          <w:szCs w:val="24"/>
+          <w:lang w:eastAsia="tr-TR"/>
+        </w:rPr>
+      </w:pPr>
+      <w:r>
+        <w:rPr>
+          <w:rFonts w:ascii="Times New Roman" w:eastAsia="Times New Roman" w:hAnsi="Times New Roman" w:cs="Times New Roman"/>
+          <w:sz w:val="24"/>
+          <w:szCs w:val="24"/>
+          <w:lang w:eastAsia="tr-TR"/>
+        </w:rPr>
+        <w:t xml:space="preserve">  R/explain_</w:t>
+      </w:r>
+      <w:proofErr w:type="gramStart"/>
+      <w:r>
+        <w:rPr>
+          <w:rFonts w:ascii="Times New Roman" w:eastAsia="Times New Roman" w:hAnsi="Times New Roman" w:cs="Times New Roman"/>
+          <w:sz w:val="24"/>
+          <w:szCs w:val="24"/>
+          <w:lang w:eastAsia="tr-TR"/>
+        </w:rPr>
+        <w:t>dalex.R</w:t>
+      </w:r>
+      <w:proofErr w:type="gramEnd"/>
+      <w:r>
+        <w:rPr>
+          <w:rFonts w:ascii="Times New Roman" w:eastAsia="Times New Roman" w:hAnsi="Times New Roman" w:cs="Times New Roman"/>
+          <w:sz w:val="24"/>
+          <w:szCs w:val="24"/>
+          <w:lang w:eastAsia="tr-TR"/>
+        </w:rPr>
+        <w:t>:144-176 has complex positive class matching logic:</w:t>
+      </w:r>
+    </w:p>
+    <w:p>
+      <w:pPr>
+        <w:spacing w:before="100" w:beforeAutospacing="1" w:after="100" w:afterAutospacing="1" w:line="240" w:lineRule="auto"/>
+        <w:rPr>
+          <w:rFonts w:ascii="Times New Roman" w:eastAsia="Times New Roman" w:hAnsi="Times New Roman" w:cs="Times New Roman"/>
+          <w:sz w:val="24"/>
+          <w:szCs w:val="24"/>
+          <w:lang w:eastAsia="tr-TR"/>
+        </w:rPr>
+      </w:pPr>
+      <w:r>
+        <w:rPr>
+          <w:rFonts w:ascii="Times New Roman" w:eastAsia="Times New Roman" w:hAnsi="Times New Roman" w:cs="Times New Roman"/>
+          <w:sz w:val="24"/>
+          <w:szCs w:val="24"/>
+          <w:lang w:eastAsia="tr-TR"/>
+        </w:rPr>
+        <w:t xml:space="preserve">  for (cand in pos_candidates) {</w:t>
+      </w:r>
+    </w:p>
+    <w:p>
+      <w:pPr>
+        <w:spacing w:before="100" w:beforeAutospacing="1" w:after="100" w:afterAutospacing="1" w:line="240" w:lineRule="auto"/>
+        <w:rPr>
+          <w:rFonts w:ascii="Times New Roman" w:eastAsia="Times New Roman" w:hAnsi="Times New Roman" w:cs="Times New Roman"/>
+          <w:sz w:val="24"/>
+          <w:szCs w:val="24"/>
+          <w:lang w:eastAsia="tr-TR"/>
+        </w:rPr>
+      </w:pPr>
+      <w:r>
+        <w:rPr>
+          <w:rFonts w:ascii="Times New Roman" w:eastAsia="Times New Roman" w:hAnsi="Times New Roman" w:cs="Times New Roman"/>
+          <w:sz w:val="24"/>
+          <w:szCs w:val="24"/>
+          <w:lang w:eastAsia="tr-TR"/>
+        </w:rPr>
+        <w:t xml:space="preserve">    idx &lt;- match(normalize_class_name(cand), normalize_class_name(prob_cols))</w:t>
+      </w:r>
+    </w:p>
+    <w:p>
+      <w:pPr>
+        <w:spacing w:before="100" w:beforeAutospacing="1" w:after="100" w:afterAutospacing="1" w:line="240" w:lineRule="auto"/>
+        <w:rPr>
+          <w:rFonts w:ascii="Times New Roman" w:eastAsia="Times New Roman" w:hAnsi="Times New Roman" w:cs="Times New Roman"/>
+          <w:sz w:val="24"/>
+          <w:szCs w:val="24"/>
+          <w:lang w:eastAsia="tr-TR"/>
+        </w:rPr>
+      </w:pPr>
+      <w:r>
+        <w:rPr>
+          <w:rFonts w:ascii="Times New Roman" w:eastAsia="Times New Roman" w:hAnsi="Times New Roman" w:cs="Times New Roman"/>
+          <w:sz w:val="24"/>
+          <w:szCs w:val="24"/>
+          <w:lang w:eastAsia="tr-TR"/>
+        </w:rPr>
+        <w:t xml:space="preserve">    ...</w:t>
+      </w:r>
+    </w:p>
+    <w:p>
+      <w:pPr>
+        <w:spacing w:before="100" w:beforeAutospacing="1" w:after="100" w:afterAutospacing="1" w:line="240" w:lineRule="auto"/>
+        <w:rPr>
+          <w:rFonts w:ascii="Times New Roman" w:eastAsia="Times New Roman" w:hAnsi="Times New Roman" w:cs="Times New Roman"/>
+          <w:sz w:val="24"/>
+          <w:szCs w:val="24"/>
+          <w:lang w:eastAsia="tr-TR"/>
+        </w:rPr>
+      </w:pPr>
+      <w:r>
+        <w:rPr>
+          <w:rFonts w:ascii="Times New Roman" w:eastAsia="Times New Roman" w:hAnsi="Times New Roman" w:cs="Times New Roman"/>
+          <w:sz w:val="24"/>
+          <w:szCs w:val="24"/>
+          <w:lang w:eastAsia="tr-TR"/>
+        </w:rPr>
+        <w:t xml:space="preserve">  }</w:t>
+      </w:r>
+    </w:p>
+    <w:p>
+      <w:pPr>
+        <w:spacing w:before="100" w:beforeAutospacing="1" w:after="100" w:afterAutospacing="1" w:line="240" w:lineRule="auto"/>
+        <w:rPr>
+          <w:rFonts w:ascii="Times New Roman" w:eastAsia="Times New Roman" w:hAnsi="Times New Roman" w:cs="Times New Roman"/>
+          <w:sz w:val="24"/>
+          <w:szCs w:val="24"/>
+          <w:lang w:eastAsia="tr-TR"/>
+        </w:rPr>
+      </w:pPr>
+    </w:p>
+    <w:p>
+      <w:pPr>
+        <w:spacing w:before="100" w:beforeAutospacing="1" w:after="100" w:afterAutospacing="1" w:line="240" w:lineRule="auto"/>
+        <w:rPr>
+          <w:rFonts w:ascii="Times New Roman" w:eastAsia="Times New Roman" w:hAnsi="Times New Roman" w:cs="Times New Roman"/>
+          <w:sz w:val="24"/>
+          <w:szCs w:val="24"/>
+          <w:lang w:eastAsia="tr-TR"/>
+        </w:rPr>
+      </w:pPr>
+      <w:r>
+        <w:rPr>
+          <w:rFonts w:ascii="Times New Roman" w:eastAsia="Times New Roman" w:hAnsi="Times New Roman" w:cs="Times New Roman"/>
+          <w:sz w:val="24"/>
+          <w:szCs w:val="24"/>
+          <w:lang w:eastAsia="tr-TR"/>
+        </w:rPr>
+        <w:t xml:space="preserve">  But at R/explain_</w:t>
+      </w:r>
+      <w:proofErr w:type="gramStart"/>
+      <w:r>
+        <w:rPr>
+          <w:rFonts w:ascii="Times New Roman" w:eastAsia="Times New Roman" w:hAnsi="Times New Roman" w:cs="Times New Roman"/>
+          <w:sz w:val="24"/>
+          <w:szCs w:val="24"/>
+          <w:lang w:eastAsia="tr-TR"/>
+        </w:rPr>
+        <w:t>ale.R</w:t>
+      </w:r>
+      <w:proofErr w:type="gramEnd"/>
+      <w:r>
+        <w:rPr>
+          <w:rFonts w:ascii="Times New Roman" w:eastAsia="Times New Roman" w:hAnsi="Times New Roman" w:cs="Times New Roman"/>
+          <w:sz w:val="24"/>
+          <w:szCs w:val="24"/>
+          <w:lang w:eastAsia="tr-TR"/>
+        </w:rPr>
+        <w:t>:46-49 and R/interaction_strength.R:40-43, the logic is</w:t>
+      </w:r>
+    </w:p>
+    <w:p>
+      <w:pPr>
+        <w:spacing w:before="100" w:beforeAutospacing="1" w:after="100" w:afterAutospacing="1" w:line="240" w:lineRule="auto"/>
+        <w:rPr>
+          <w:rFonts w:ascii="Times New Roman" w:eastAsia="Times New Roman" w:hAnsi="Times New Roman" w:cs="Times New Roman"/>
+          <w:sz w:val="24"/>
+          <w:szCs w:val="24"/>
+          <w:lang w:eastAsia="tr-TR"/>
+        </w:rPr>
+      </w:pPr>
+      <w:r>
+        <w:rPr>
+          <w:rFonts w:ascii="Times New Roman" w:eastAsia="Times New Roman" w:hAnsi="Times New Roman" w:cs="Times New Roman"/>
+          <w:sz w:val="24"/>
+          <w:szCs w:val="24"/>
+          <w:lang w:eastAsia="tr-TR"/>
+        </w:rPr>
+        <w:t xml:space="preserve">  different:</w:t>
+      </w:r>
+    </w:p>
+    <w:p>
+      <w:pPr>
+        <w:spacing w:before="100" w:beforeAutospacing="1" w:after="100" w:afterAutospacing="1" w:line="240" w:lineRule="auto"/>
+        <w:rPr>
+          <w:rFonts w:ascii="Times New Roman" w:eastAsia="Times New Roman" w:hAnsi="Times New Roman" w:cs="Times New Roman"/>
+          <w:sz w:val="24"/>
+          <w:szCs w:val="24"/>
+          <w:lang w:eastAsia="tr-TR"/>
+        </w:rPr>
+      </w:pPr>
+      <w:r>
+        <w:rPr>
+          <w:rFonts w:ascii="Times New Roman" w:eastAsia="Times New Roman" w:hAnsi="Times New Roman" w:cs="Times New Roman"/>
+          <w:sz w:val="24"/>
+          <w:szCs w:val="24"/>
+          <w:lang w:eastAsia="tr-TR"/>
+        </w:rPr>
+        <w:t xml:space="preserve">  if (is.null(positive_class) || !(positive_class %in% levels(y_factor))) {</w:t>
+      </w:r>
+    </w:p>
+    <w:p>
+      <w:pPr>
+        <w:spacing w:before="100" w:beforeAutospacing="1" w:after="100" w:afterAutospacing="1" w:line="240" w:lineRule="auto"/>
+        <w:rPr>
+          <w:rFonts w:ascii="Times New Roman" w:eastAsia="Times New Roman" w:hAnsi="Times New Roman" w:cs="Times New Roman"/>
+          <w:sz w:val="24"/>
+          <w:szCs w:val="24"/>
+          <w:lang w:eastAsia="tr-TR"/>
+        </w:rPr>
+      </w:pPr>
+      <w:r>
+        <w:rPr>
+          <w:rFonts w:ascii="Times New Roman" w:eastAsia="Times New Roman" w:hAnsi="Times New Roman" w:cs="Times New Roman"/>
+          <w:sz w:val="24"/>
+          <w:szCs w:val="24"/>
+          <w:lang w:eastAsia="tr-TR"/>
+        </w:rPr>
+        <w:t xml:space="preserve">    positive_class &lt;- levels(y_factor)[1]  # Falls back to FIRST level</w:t>
+      </w:r>
+    </w:p>
+    <w:p>
+      <w:pPr>
+        <w:spacing w:before="100" w:beforeAutospacing="1" w:after="100" w:afterAutospacing="1" w:line="240" w:lineRule="auto"/>
+        <w:rPr>
+          <w:rFonts w:ascii="Times New Roman" w:eastAsia="Times New Roman" w:hAnsi="Times New Roman" w:cs="Times New Roman"/>
+          <w:sz w:val="24"/>
+          <w:szCs w:val="24"/>
+          <w:lang w:eastAsia="tr-TR"/>
+        </w:rPr>
+      </w:pPr>
+      <w:r>
+        <w:rPr>
+          <w:rFonts w:ascii="Times New Roman" w:eastAsia="Times New Roman" w:hAnsi="Times New Roman" w:cs="Times New Roman"/>
+          <w:sz w:val="24"/>
+          <w:szCs w:val="24"/>
+          <w:lang w:eastAsia="tr-TR"/>
+        </w:rPr>
+        <w:t xml:space="preserve">  }</w:t>
+      </w:r>
+    </w:p>
+    <w:p>
+      <w:pPr>
+        <w:spacing w:before="100" w:beforeAutospacing="1" w:after="100" w:afterAutospacing="1" w:line="240" w:lineRule="auto"/>
+        <w:rPr>
+          <w:rFonts w:ascii="Times New Roman" w:eastAsia="Times New Roman" w:hAnsi="Times New Roman" w:cs="Times New Roman"/>
+          <w:sz w:val="24"/>
+          <w:szCs w:val="24"/>
+          <w:lang w:eastAsia="tr-TR"/>
+        </w:rPr>
+      </w:pPr>
+    </w:p>
+    <w:p>
+      <w:pPr>
+        <w:spacing w:before="100" w:beforeAutospacing="1" w:after="100" w:afterAutospacing="1" w:line="240" w:lineRule="auto"/>
+        <w:rPr>
+          <w:rFonts w:ascii="Times New Roman" w:eastAsia="Times New Roman" w:hAnsi="Times New Roman" w:cs="Times New Roman"/>
+          <w:sz w:val="24"/>
+          <w:szCs w:val="24"/>
+          <w:lang w:eastAsia="tr-TR"/>
+        </w:rPr>
+      </w:pPr>
+      <w:r>
+        <w:rPr>
+          <w:rFonts w:ascii="Times New Roman" w:eastAsia="Times New Roman" w:hAnsi="Times New Roman" w:cs="Times New Roman"/>
+          <w:sz w:val="24"/>
+          <w:szCs w:val="24"/>
+          <w:lang w:eastAsia="tr-TR"/>
+        </w:rPr>
+        <w:t xml:space="preserve">  Bug: The fallback to levels[1] contradicts event_class = "first" vs "second" semantics</w:t>
+      </w:r>
+    </w:p>
+    <w:p>
+      <w:pPr>
+        <w:spacing w:before="100" w:beforeAutospacing="1" w:after="100" w:afterAutospacing="1" w:line="240" w:lineRule="auto"/>
+        <w:rPr>
+          <w:rFonts w:ascii="Times New Roman" w:eastAsia="Times New Roman" w:hAnsi="Times New Roman" w:cs="Times New Roman"/>
+          <w:sz w:val="24"/>
+          <w:szCs w:val="24"/>
+          <w:lang w:eastAsia="tr-TR"/>
+        </w:rPr>
+      </w:pPr>
+      <w:r>
+        <w:rPr>
+          <w:rFonts w:ascii="Times New Roman" w:eastAsia="Times New Roman" w:hAnsi="Times New Roman" w:cs="Times New Roman"/>
+          <w:sz w:val="24"/>
+          <w:szCs w:val="24"/>
+          <w:lang w:eastAsia="tr-TR"/>
+        </w:rPr>
+        <w:t xml:space="preserve">   </w:t>
+      </w:r>
+      <w:proofErr w:type="gramStart"/>
+      <w:r>
+        <w:rPr>
+          <w:rFonts w:ascii="Times New Roman" w:eastAsia="Times New Roman" w:hAnsi="Times New Roman" w:cs="Times New Roman"/>
+          <w:sz w:val="24"/>
+          <w:szCs w:val="24"/>
+          <w:lang w:eastAsia="tr-TR"/>
+        </w:rPr>
+        <w:t>in</w:t>
+      </w:r>
+      <w:proofErr w:type="gramEnd"/>
+      <w:r>
+        <w:rPr>
+          <w:rFonts w:ascii="Times New Roman" w:eastAsia="Times New Roman" w:hAnsi="Times New Roman" w:cs="Times New Roman"/>
+          <w:sz w:val="24"/>
+          <w:szCs w:val="24"/>
+          <w:lang w:eastAsia="tr-TR"/>
+        </w:rPr>
+        <w:t xml:space="preserve"> the main fastml() function. If a user sets event_class = "second", ALE/interaction</w:t>
+      </w:r>
+    </w:p>
+    <w:p>
+      <w:pPr>
+        <w:spacing w:before="100" w:beforeAutospacing="1" w:after="100" w:afterAutospacing="1" w:line="240" w:lineRule="auto"/>
+        <w:rPr>
+          <w:rFonts w:ascii="Times New Roman" w:eastAsia="Times New Roman" w:hAnsi="Times New Roman" w:cs="Times New Roman"/>
+          <w:sz w:val="24"/>
+          <w:szCs w:val="24"/>
+          <w:lang w:eastAsia="tr-TR"/>
+        </w:rPr>
+      </w:pPr>
+      <w:r>
+        <w:rPr>
+          <w:rFonts w:ascii="Times New Roman" w:eastAsia="Times New Roman" w:hAnsi="Times New Roman" w:cs="Times New Roman"/>
+          <w:sz w:val="24"/>
+          <w:szCs w:val="24"/>
+          <w:lang w:eastAsia="tr-TR"/>
+        </w:rPr>
+        <w:t xml:space="preserve">   explanations may still explain the wrong class.</w:t>
+      </w:r>
+    </w:p>
+    <w:p>
+      <w:pPr>
+        <w:spacing w:before="100" w:beforeAutospacing="1" w:after="100" w:afterAutospacing="1" w:line="240" w:lineRule="auto"/>
+        <w:rPr>
+          <w:rFonts w:ascii="Times New Roman" w:eastAsia="Times New Roman" w:hAnsi="Times New Roman" w:cs="Times New Roman"/>
+          <w:sz w:val="24"/>
+          <w:szCs w:val="24"/>
+          <w:lang w:eastAsia="tr-TR"/>
+        </w:rPr>
+      </w:pPr>
+    </w:p>
+    <w:p>
+      <w:pPr>
+        <w:spacing w:before="100" w:beforeAutospacing="1" w:after="100" w:afterAutospacing="1" w:line="240" w:lineRule="auto"/>
+        <w:rPr>
+          <w:rFonts w:ascii="Times New Roman" w:eastAsia="Times New Roman" w:hAnsi="Times New Roman" w:cs="Times New Roman"/>
+          <w:sz w:val="24"/>
+          <w:szCs w:val="24"/>
+          <w:lang w:eastAsia="tr-TR"/>
+        </w:rPr>
+      </w:pPr>
+      <w:r>
+        <w:rPr>
+          <w:rFonts w:ascii="Times New Roman" w:eastAsia="Times New Roman" w:hAnsi="Times New Roman" w:cs="Times New Roman"/>
+          <w:sz w:val="24"/>
+          <w:szCs w:val="24"/>
+          <w:lang w:eastAsia="tr-TR"/>
+        </w:rPr>
+        <w:t xml:space="preserve">  ---</w:t>
+      </w:r>
+    </w:p>
+    <w:p>
+      <w:pPr>
+        <w:spacing w:before="100" w:beforeAutospacing="1" w:after="100" w:afterAutospacing="1" w:line="240" w:lineRule="auto"/>
+        <w:rPr>
+          <w:rFonts w:ascii="Times New Roman" w:eastAsia="Times New Roman" w:hAnsi="Times New Roman" w:cs="Times New Roman"/>
+          <w:sz w:val="24"/>
+          <w:szCs w:val="24"/>
+          <w:lang w:eastAsia="tr-TR"/>
+        </w:rPr>
+      </w:pPr>
+      <w:r>
+        <w:rPr>
+          <w:rFonts w:ascii="Times New Roman" w:eastAsia="Times New Roman" w:hAnsi="Times New Roman" w:cs="Times New Roman"/>
+          <w:sz w:val="24"/>
+          <w:szCs w:val="24"/>
+          <w:lang w:eastAsia="tr-TR"/>
+        </w:rPr>
+        <w:t xml:space="preserve">  🟡 MODERATE ISSUES</w:t>
+      </w:r>
+    </w:p>
+    <w:p>
+      <w:pPr>
+        <w:spacing w:before="100" w:beforeAutospacing="1" w:after="100" w:afterAutospacing="1" w:line="240" w:lineRule="auto"/>
+        <w:rPr>
+          <w:rFonts w:ascii="Times New Roman" w:eastAsia="Times New Roman" w:hAnsi="Times New Roman" w:cs="Times New Roman"/>
+          <w:sz w:val="24"/>
+          <w:szCs w:val="24"/>
+          <w:lang w:eastAsia="tr-TR"/>
+        </w:rPr>
+      </w:pPr>
+    </w:p>
+    <w:p>
+      <w:pPr>
+        <w:spacing w:before="100" w:beforeAutospacing="1" w:after="100" w:afterAutospacing="1" w:line="240" w:lineRule="auto"/>
+        <w:rPr>
+          <w:rFonts w:ascii="Times New Roman" w:eastAsia="Times New Roman" w:hAnsi="Times New Roman" w:cs="Times New Roman"/>
+          <w:sz w:val="24"/>
+          <w:szCs w:val="24"/>
+          <w:lang w:eastAsia="tr-TR"/>
+        </w:rPr>
+      </w:pPr>
+      <w:r>
+        <w:rPr>
+          <w:rFonts w:ascii="Times New Roman" w:eastAsia="Times New Roman" w:hAnsi="Times New Roman" w:cs="Times New Roman"/>
+          <w:sz w:val="24"/>
+          <w:szCs w:val="24"/>
+          <w:lang w:eastAsia="tr-TR"/>
+        </w:rPr>
+        <w:t xml:space="preserve">  6. Aggregation Logic — Custom Loss Function Has Edge Cases</w:t>
+      </w:r>
+    </w:p>
+    <w:p>
+      <w:pPr>
+        <w:spacing w:before="100" w:beforeAutospacing="1" w:after="100" w:afterAutospacing="1" w:line="240" w:lineRule="auto"/>
+        <w:rPr>
+          <w:rFonts w:ascii="Times New Roman" w:eastAsia="Times New Roman" w:hAnsi="Times New Roman" w:cs="Times New Roman"/>
+          <w:sz w:val="24"/>
+          <w:szCs w:val="24"/>
+          <w:lang w:eastAsia="tr-TR"/>
+        </w:rPr>
+      </w:pPr>
+    </w:p>
+    <w:p>
+      <w:pPr>
+        <w:spacing w:before="100" w:beforeAutospacing="1" w:after="100" w:afterAutospacing="1" w:line="240" w:lineRule="auto"/>
+        <w:rPr>
+          <w:rFonts w:ascii="Times New Roman" w:eastAsia="Times New Roman" w:hAnsi="Times New Roman" w:cs="Times New Roman"/>
+          <w:sz w:val="24"/>
+          <w:szCs w:val="24"/>
+          <w:lang w:eastAsia="tr-TR"/>
+        </w:rPr>
+      </w:pPr>
+      <w:r>
+        <w:rPr>
+          <w:rFonts w:ascii="Times New Roman" w:eastAsia="Times New Roman" w:hAnsi="Times New Roman" w:cs="Times New Roman"/>
+          <w:sz w:val="24"/>
+          <w:szCs w:val="24"/>
+          <w:lang w:eastAsia="tr-TR"/>
+        </w:rPr>
+        <w:t xml:space="preserve">  R/explain_</w:t>
+      </w:r>
+      <w:proofErr w:type="gramStart"/>
+      <w:r>
+        <w:rPr>
+          <w:rFonts w:ascii="Times New Roman" w:eastAsia="Times New Roman" w:hAnsi="Times New Roman" w:cs="Times New Roman"/>
+          <w:sz w:val="24"/>
+          <w:szCs w:val="24"/>
+          <w:lang w:eastAsia="tr-TR"/>
+        </w:rPr>
+        <w:t>dalex.R</w:t>
+      </w:r>
+      <w:proofErr w:type="gramEnd"/>
+      <w:r>
+        <w:rPr>
+          <w:rFonts w:ascii="Times New Roman" w:eastAsia="Times New Roman" w:hAnsi="Times New Roman" w:cs="Times New Roman"/>
+          <w:sz w:val="24"/>
+          <w:szCs w:val="24"/>
+          <w:lang w:eastAsia="tr-TR"/>
+        </w:rPr>
+        <w:t>:270-314:</w:t>
+      </w:r>
+    </w:p>
+    <w:p>
+      <w:pPr>
+        <w:spacing w:before="100" w:beforeAutospacing="1" w:after="100" w:afterAutospacing="1" w:line="240" w:lineRule="auto"/>
+        <w:rPr>
+          <w:rFonts w:ascii="Times New Roman" w:eastAsia="Times New Roman" w:hAnsi="Times New Roman" w:cs="Times New Roman"/>
+          <w:sz w:val="24"/>
+          <w:szCs w:val="24"/>
+          <w:lang w:eastAsia="tr-TR"/>
+        </w:rPr>
+      </w:pPr>
+      <w:r>
+        <w:rPr>
+          <w:rFonts w:ascii="Times New Roman" w:eastAsia="Times New Roman" w:hAnsi="Times New Roman" w:cs="Times New Roman"/>
+          <w:sz w:val="24"/>
+          <w:szCs w:val="24"/>
+          <w:lang w:eastAsia="tr-TR"/>
+        </w:rPr>
+        <w:lastRenderedPageBreak/>
+        <w:t xml:space="preserve">  The custom cross-entropy loss function has questionable normalization:</w:t>
+      </w:r>
+    </w:p>
+    <w:p>
+      <w:pPr>
+        <w:spacing w:before="100" w:beforeAutospacing="1" w:after="100" w:afterAutospacing="1" w:line="240" w:lineRule="auto"/>
+        <w:rPr>
+          <w:rFonts w:ascii="Times New Roman" w:eastAsia="Times New Roman" w:hAnsi="Times New Roman" w:cs="Times New Roman"/>
+          <w:sz w:val="24"/>
+          <w:szCs w:val="24"/>
+          <w:lang w:eastAsia="tr-TR"/>
+        </w:rPr>
+      </w:pPr>
+      <w:r>
+        <w:rPr>
+          <w:rFonts w:ascii="Times New Roman" w:eastAsia="Times New Roman" w:hAnsi="Times New Roman" w:cs="Times New Roman"/>
+          <w:sz w:val="24"/>
+          <w:szCs w:val="24"/>
+          <w:lang w:eastAsia="tr-TR"/>
+        </w:rPr>
+        <w:t xml:space="preserve">  # lines 305-307</w:t>
+      </w:r>
+    </w:p>
+    <w:p>
+      <w:pPr>
+        <w:spacing w:before="100" w:beforeAutospacing="1" w:after="100" w:afterAutospacing="1" w:line="240" w:lineRule="auto"/>
+        <w:rPr>
+          <w:rFonts w:ascii="Times New Roman" w:eastAsia="Times New Roman" w:hAnsi="Times New Roman" w:cs="Times New Roman"/>
+          <w:sz w:val="24"/>
+          <w:szCs w:val="24"/>
+          <w:lang w:eastAsia="tr-TR"/>
+        </w:rPr>
+      </w:pPr>
+      <w:r>
+        <w:rPr>
+          <w:rFonts w:ascii="Times New Roman" w:eastAsia="Times New Roman" w:hAnsi="Times New Roman" w:cs="Times New Roman"/>
+          <w:sz w:val="24"/>
+          <w:szCs w:val="24"/>
+          <w:lang w:eastAsia="tr-TR"/>
+        </w:rPr>
+        <w:t xml:space="preserve">  if (length(unique(stats</w:t>
+      </w:r>
+      <w:proofErr w:type="gramStart"/>
+      <w:r>
+        <w:rPr>
+          <w:rFonts w:ascii="Times New Roman" w:eastAsia="Times New Roman" w:hAnsi="Times New Roman" w:cs="Times New Roman"/>
+          <w:sz w:val="24"/>
+          <w:szCs w:val="24"/>
+          <w:lang w:eastAsia="tr-TR"/>
+        </w:rPr>
+        <w:t>::</w:t>
+      </w:r>
+      <w:proofErr w:type="gramEnd"/>
+      <w:r>
+        <w:rPr>
+          <w:rFonts w:ascii="Times New Roman" w:eastAsia="Times New Roman" w:hAnsi="Times New Roman" w:cs="Times New Roman"/>
+          <w:sz w:val="24"/>
+          <w:szCs w:val="24"/>
+          <w:lang w:eastAsia="tr-TR"/>
+        </w:rPr>
+        <w:t xml:space="preserve">na.omit(obs_num))) == 2 &amp;&amp; max(obs_num, na.rm = TRUE) &gt; 1) { </w:t>
+      </w:r>
+    </w:p>
+    <w:p>
+      <w:pPr>
+        <w:spacing w:before="100" w:beforeAutospacing="1" w:after="100" w:afterAutospacing="1" w:line="240" w:lineRule="auto"/>
+        <w:rPr>
+          <w:rFonts w:ascii="Times New Roman" w:eastAsia="Times New Roman" w:hAnsi="Times New Roman" w:cs="Times New Roman"/>
+          <w:sz w:val="24"/>
+          <w:szCs w:val="24"/>
+          <w:lang w:eastAsia="tr-TR"/>
+        </w:rPr>
+      </w:pPr>
+      <w:r>
+        <w:rPr>
+          <w:rFonts w:ascii="Times New Roman" w:eastAsia="Times New Roman" w:hAnsi="Times New Roman" w:cs="Times New Roman"/>
+          <w:sz w:val="24"/>
+          <w:szCs w:val="24"/>
+          <w:lang w:eastAsia="tr-TR"/>
+        </w:rPr>
+        <w:t xml:space="preserve">    obs_num &lt;- ifelse(obs_num == min(obs_num, </w:t>
+      </w:r>
+      <w:proofErr w:type="gramStart"/>
+      <w:r>
+        <w:rPr>
+          <w:rFonts w:ascii="Times New Roman" w:eastAsia="Times New Roman" w:hAnsi="Times New Roman" w:cs="Times New Roman"/>
+          <w:sz w:val="24"/>
+          <w:szCs w:val="24"/>
+          <w:lang w:eastAsia="tr-TR"/>
+        </w:rPr>
+        <w:t>na.rm</w:t>
+      </w:r>
+      <w:proofErr w:type="gramEnd"/>
+      <w:r>
+        <w:rPr>
+          <w:rFonts w:ascii="Times New Roman" w:eastAsia="Times New Roman" w:hAnsi="Times New Roman" w:cs="Times New Roman"/>
+          <w:sz w:val="24"/>
+          <w:szCs w:val="24"/>
+          <w:lang w:eastAsia="tr-TR"/>
+        </w:rPr>
+        <w:t xml:space="preserve"> = TRUE), 0, 1)</w:t>
+      </w:r>
+    </w:p>
+    <w:p>
+      <w:pPr>
+        <w:spacing w:before="100" w:beforeAutospacing="1" w:after="100" w:afterAutospacing="1" w:line="240" w:lineRule="auto"/>
+        <w:rPr>
+          <w:rFonts w:ascii="Times New Roman" w:eastAsia="Times New Roman" w:hAnsi="Times New Roman" w:cs="Times New Roman"/>
+          <w:sz w:val="24"/>
+          <w:szCs w:val="24"/>
+          <w:lang w:eastAsia="tr-TR"/>
+        </w:rPr>
+      </w:pPr>
+      <w:r>
+        <w:rPr>
+          <w:rFonts w:ascii="Times New Roman" w:eastAsia="Times New Roman" w:hAnsi="Times New Roman" w:cs="Times New Roman"/>
+          <w:sz w:val="24"/>
+          <w:szCs w:val="24"/>
+          <w:lang w:eastAsia="tr-TR"/>
+        </w:rPr>
+        <w:t xml:space="preserve">  }</w:t>
+      </w:r>
+    </w:p>
+    <w:p>
+      <w:pPr>
+        <w:spacing w:before="100" w:beforeAutospacing="1" w:after="100" w:afterAutospacing="1" w:line="240" w:lineRule="auto"/>
+        <w:rPr>
+          <w:rFonts w:ascii="Times New Roman" w:eastAsia="Times New Roman" w:hAnsi="Times New Roman" w:cs="Times New Roman"/>
+          <w:sz w:val="24"/>
+          <w:szCs w:val="24"/>
+          <w:lang w:eastAsia="tr-TR"/>
+        </w:rPr>
+      </w:pPr>
+    </w:p>
+    <w:p>
+      <w:pPr>
+        <w:spacing w:before="100" w:beforeAutospacing="1" w:after="100" w:afterAutospacing="1" w:line="240" w:lineRule="auto"/>
+        <w:rPr>
+          <w:rFonts w:ascii="Times New Roman" w:eastAsia="Times New Roman" w:hAnsi="Times New Roman" w:cs="Times New Roman"/>
+          <w:sz w:val="24"/>
+          <w:szCs w:val="24"/>
+          <w:lang w:eastAsia="tr-TR"/>
+        </w:rPr>
+      </w:pPr>
+      <w:r>
+        <w:rPr>
+          <w:rFonts w:ascii="Times New Roman" w:eastAsia="Times New Roman" w:hAnsi="Times New Roman" w:cs="Times New Roman"/>
+          <w:sz w:val="24"/>
+          <w:szCs w:val="24"/>
+          <w:lang w:eastAsia="tr-TR"/>
+        </w:rPr>
+        <w:t xml:space="preserve">  This assumes binary targets, but doesn't validate that only 2 unique values exist     </w:t>
+      </w:r>
+    </w:p>
+    <w:p>
+      <w:pPr>
+        <w:spacing w:before="100" w:beforeAutospacing="1" w:after="100" w:afterAutospacing="1" w:line="240" w:lineRule="auto"/>
+        <w:rPr>
+          <w:rFonts w:ascii="Times New Roman" w:eastAsia="Times New Roman" w:hAnsi="Times New Roman" w:cs="Times New Roman"/>
+          <w:sz w:val="24"/>
+          <w:szCs w:val="24"/>
+          <w:lang w:eastAsia="tr-TR"/>
+        </w:rPr>
+      </w:pPr>
+      <w:r>
+        <w:rPr>
+          <w:rFonts w:ascii="Times New Roman" w:eastAsia="Times New Roman" w:hAnsi="Times New Roman" w:cs="Times New Roman"/>
+          <w:sz w:val="24"/>
+          <w:szCs w:val="24"/>
+          <w:lang w:eastAsia="tr-TR"/>
+        </w:rPr>
+        <w:t xml:space="preserve">  after factor conversion. If there's a NA or third level, the logic could produce      </w:t>
+      </w:r>
+    </w:p>
+    <w:p>
+      <w:pPr>
+        <w:spacing w:before="100" w:beforeAutospacing="1" w:after="100" w:afterAutospacing="1" w:line="240" w:lineRule="auto"/>
+        <w:rPr>
+          <w:rFonts w:ascii="Times New Roman" w:eastAsia="Times New Roman" w:hAnsi="Times New Roman" w:cs="Times New Roman"/>
+          <w:sz w:val="24"/>
+          <w:szCs w:val="24"/>
+          <w:lang w:eastAsia="tr-TR"/>
+        </w:rPr>
+      </w:pPr>
+      <w:r>
+        <w:rPr>
+          <w:rFonts w:ascii="Times New Roman" w:eastAsia="Times New Roman" w:hAnsi="Times New Roman" w:cs="Times New Roman"/>
+          <w:sz w:val="24"/>
+          <w:szCs w:val="24"/>
+          <w:lang w:eastAsia="tr-TR"/>
+        </w:rPr>
+        <w:t xml:space="preserve">  incorrect importance scores.</w:t>
+      </w:r>
+    </w:p>
+    <w:p>
+      <w:pPr>
+        <w:spacing w:before="100" w:beforeAutospacing="1" w:after="100" w:afterAutospacing="1" w:line="240" w:lineRule="auto"/>
+        <w:rPr>
+          <w:rFonts w:ascii="Times New Roman" w:eastAsia="Times New Roman" w:hAnsi="Times New Roman" w:cs="Times New Roman"/>
+          <w:sz w:val="24"/>
+          <w:szCs w:val="24"/>
+          <w:lang w:eastAsia="tr-TR"/>
+        </w:rPr>
+      </w:pPr>
+    </w:p>
+    <w:p>
+      <w:pPr>
+        <w:spacing w:before="100" w:beforeAutospacing="1" w:after="100" w:afterAutospacing="1" w:line="240" w:lineRule="auto"/>
+        <w:rPr>
+          <w:rFonts w:ascii="Times New Roman" w:eastAsia="Times New Roman" w:hAnsi="Times New Roman" w:cs="Times New Roman"/>
+          <w:sz w:val="24"/>
+          <w:szCs w:val="24"/>
+          <w:lang w:eastAsia="tr-TR"/>
+        </w:rPr>
+      </w:pPr>
+      <w:r>
+        <w:rPr>
+          <w:rFonts w:ascii="Times New Roman" w:eastAsia="Times New Roman" w:hAnsi="Times New Roman" w:cs="Times New Roman"/>
+          <w:sz w:val="24"/>
+          <w:szCs w:val="24"/>
+          <w:lang w:eastAsia="tr-TR"/>
+        </w:rPr>
+        <w:t xml:space="preserve">  7. Feature Ordering and Naming Integrity</w:t>
+      </w:r>
+    </w:p>
+    <w:p>
+      <w:pPr>
+        <w:spacing w:before="100" w:beforeAutospacing="1" w:after="100" w:afterAutospacing="1" w:line="240" w:lineRule="auto"/>
+        <w:rPr>
+          <w:rFonts w:ascii="Times New Roman" w:eastAsia="Times New Roman" w:hAnsi="Times New Roman" w:cs="Times New Roman"/>
+          <w:sz w:val="24"/>
+          <w:szCs w:val="24"/>
+          <w:lang w:eastAsia="tr-TR"/>
+        </w:rPr>
+      </w:pPr>
+    </w:p>
+    <w:p>
+      <w:pPr>
+        <w:spacing w:before="100" w:beforeAutospacing="1" w:after="100" w:afterAutospacing="1" w:line="240" w:lineRule="auto"/>
+        <w:rPr>
+          <w:rFonts w:ascii="Times New Roman" w:eastAsia="Times New Roman" w:hAnsi="Times New Roman" w:cs="Times New Roman"/>
+          <w:sz w:val="24"/>
+          <w:szCs w:val="24"/>
+          <w:lang w:eastAsia="tr-TR"/>
+        </w:rPr>
+      </w:pPr>
+      <w:r>
+        <w:rPr>
+          <w:rFonts w:ascii="Times New Roman" w:eastAsia="Times New Roman" w:hAnsi="Times New Roman" w:cs="Times New Roman"/>
+          <w:sz w:val="24"/>
+          <w:szCs w:val="24"/>
+          <w:lang w:eastAsia="tr-TR"/>
+        </w:rPr>
+        <w:t xml:space="preserve">  Column name sanitization inconsistency:</w:t>
+      </w:r>
+    </w:p>
+    <w:p>
+      <w:pPr>
+        <w:spacing w:before="100" w:beforeAutospacing="1" w:after="100" w:afterAutospacing="1" w:line="240" w:lineRule="auto"/>
+        <w:rPr>
+          <w:rFonts w:ascii="Times New Roman" w:eastAsia="Times New Roman" w:hAnsi="Times New Roman" w:cs="Times New Roman"/>
+          <w:sz w:val="24"/>
+          <w:szCs w:val="24"/>
+          <w:lang w:eastAsia="tr-TR"/>
+        </w:rPr>
+      </w:pPr>
+    </w:p>
+    <w:p>
+      <w:pPr>
+        <w:spacing w:before="100" w:beforeAutospacing="1" w:after="100" w:afterAutospacing="1" w:line="240" w:lineRule="auto"/>
+        <w:rPr>
+          <w:rFonts w:ascii="Times New Roman" w:eastAsia="Times New Roman" w:hAnsi="Times New Roman" w:cs="Times New Roman"/>
+          <w:sz w:val="24"/>
+          <w:szCs w:val="24"/>
+          <w:lang w:eastAsia="tr-TR"/>
+        </w:rPr>
+      </w:pPr>
+      <w:r>
+        <w:rPr>
+          <w:rFonts w:ascii="Times New Roman" w:eastAsia="Times New Roman" w:hAnsi="Times New Roman" w:cs="Times New Roman"/>
+          <w:sz w:val="24"/>
+          <w:szCs w:val="24"/>
+          <w:lang w:eastAsia="tr-TR"/>
+        </w:rPr>
+        <w:t xml:space="preserve">  R/explain_</w:t>
+      </w:r>
+      <w:proofErr w:type="gramStart"/>
+      <w:r>
+        <w:rPr>
+          <w:rFonts w:ascii="Times New Roman" w:eastAsia="Times New Roman" w:hAnsi="Times New Roman" w:cs="Times New Roman"/>
+          <w:sz w:val="24"/>
+          <w:szCs w:val="24"/>
+          <w:lang w:eastAsia="tr-TR"/>
+        </w:rPr>
+        <w:t>dalex.R</w:t>
+      </w:r>
+      <w:proofErr w:type="gramEnd"/>
+      <w:r>
+        <w:rPr>
+          <w:rFonts w:ascii="Times New Roman" w:eastAsia="Times New Roman" w:hAnsi="Times New Roman" w:cs="Times New Roman"/>
+          <w:sz w:val="24"/>
+          <w:szCs w:val="24"/>
+          <w:lang w:eastAsia="tr-TR"/>
+        </w:rPr>
+        <w:t>:267:</w:t>
+      </w:r>
+    </w:p>
+    <w:p>
+      <w:pPr>
+        <w:spacing w:before="100" w:beforeAutospacing="1" w:after="100" w:afterAutospacing="1" w:line="240" w:lineRule="auto"/>
+        <w:rPr>
+          <w:rFonts w:ascii="Times New Roman" w:eastAsia="Times New Roman" w:hAnsi="Times New Roman" w:cs="Times New Roman"/>
+          <w:sz w:val="24"/>
+          <w:szCs w:val="24"/>
+          <w:lang w:eastAsia="tr-TR"/>
+        </w:rPr>
+      </w:pPr>
+      <w:r>
+        <w:rPr>
+          <w:rFonts w:ascii="Times New Roman" w:eastAsia="Times New Roman" w:hAnsi="Times New Roman" w:cs="Times New Roman"/>
+          <w:sz w:val="24"/>
+          <w:szCs w:val="24"/>
+          <w:lang w:eastAsia="tr-TR"/>
+        </w:rPr>
+        <w:t xml:space="preserve">  if (!is.null(features)) features &lt;- sanitize(features)</w:t>
+      </w:r>
+    </w:p>
+    <w:p>
+      <w:pPr>
+        <w:spacing w:before="100" w:beforeAutospacing="1" w:after="100" w:afterAutospacing="1" w:line="240" w:lineRule="auto"/>
+        <w:rPr>
+          <w:rFonts w:ascii="Times New Roman" w:eastAsia="Times New Roman" w:hAnsi="Times New Roman" w:cs="Times New Roman"/>
+          <w:sz w:val="24"/>
+          <w:szCs w:val="24"/>
+          <w:lang w:eastAsia="tr-TR"/>
+        </w:rPr>
+      </w:pPr>
+    </w:p>
+    <w:p>
+      <w:pPr>
+        <w:spacing w:before="100" w:beforeAutospacing="1" w:after="100" w:afterAutospacing="1" w:line="240" w:lineRule="auto"/>
+        <w:rPr>
+          <w:rFonts w:ascii="Times New Roman" w:eastAsia="Times New Roman" w:hAnsi="Times New Roman" w:cs="Times New Roman"/>
+          <w:sz w:val="24"/>
+          <w:szCs w:val="24"/>
+          <w:lang w:eastAsia="tr-TR"/>
+        </w:rPr>
+      </w:pPr>
+      <w:r>
+        <w:rPr>
+          <w:rFonts w:ascii="Times New Roman" w:eastAsia="Times New Roman" w:hAnsi="Times New Roman" w:cs="Times New Roman"/>
+          <w:sz w:val="24"/>
+          <w:szCs w:val="24"/>
+          <w:lang w:eastAsia="tr-TR"/>
+        </w:rPr>
+        <w:t xml:space="preserve">  But in R/explain_</w:t>
+      </w:r>
+      <w:proofErr w:type="gramStart"/>
+      <w:r>
+        <w:rPr>
+          <w:rFonts w:ascii="Times New Roman" w:eastAsia="Times New Roman" w:hAnsi="Times New Roman" w:cs="Times New Roman"/>
+          <w:sz w:val="24"/>
+          <w:szCs w:val="24"/>
+          <w:lang w:eastAsia="tr-TR"/>
+        </w:rPr>
+        <w:t>lime.R</w:t>
+      </w:r>
+      <w:proofErr w:type="gramEnd"/>
+      <w:r>
+        <w:rPr>
+          <w:rFonts w:ascii="Times New Roman" w:eastAsia="Times New Roman" w:hAnsi="Times New Roman" w:cs="Times New Roman"/>
+          <w:sz w:val="24"/>
+          <w:szCs w:val="24"/>
+          <w:lang w:eastAsia="tr-TR"/>
+        </w:rPr>
+        <w:t xml:space="preserve">, R/explain_ale.R, R/plot_ice.R, and R/surrogate_tree.R,       </w:t>
+      </w:r>
+    </w:p>
+    <w:p>
+      <w:pPr>
+        <w:spacing w:before="100" w:beforeAutospacing="1" w:after="100" w:afterAutospacing="1" w:line="240" w:lineRule="auto"/>
+        <w:rPr>
+          <w:rFonts w:ascii="Times New Roman" w:eastAsia="Times New Roman" w:hAnsi="Times New Roman" w:cs="Times New Roman"/>
+          <w:sz w:val="24"/>
+          <w:szCs w:val="24"/>
+          <w:lang w:eastAsia="tr-TR"/>
+        </w:rPr>
+      </w:pPr>
+      <w:r>
+        <w:rPr>
+          <w:rFonts w:ascii="Times New Roman" w:eastAsia="Times New Roman" w:hAnsi="Times New Roman" w:cs="Times New Roman"/>
+          <w:sz w:val="24"/>
+          <w:szCs w:val="24"/>
+          <w:lang w:eastAsia="tr-TR"/>
+        </w:rPr>
+        <w:t xml:space="preserve">  there's no sanitization of feature names before passing to their respective packages. </w:t>
+      </w:r>
+    </w:p>
+    <w:p>
+      <w:pPr>
+        <w:spacing w:before="100" w:beforeAutospacing="1" w:after="100" w:afterAutospacing="1" w:line="240" w:lineRule="auto"/>
+        <w:rPr>
+          <w:rFonts w:ascii="Times New Roman" w:eastAsia="Times New Roman" w:hAnsi="Times New Roman" w:cs="Times New Roman"/>
+          <w:sz w:val="24"/>
+          <w:szCs w:val="24"/>
+          <w:lang w:eastAsia="tr-TR"/>
+        </w:rPr>
+      </w:pPr>
+      <w:r>
+        <w:rPr>
+          <w:rFonts w:ascii="Times New Roman" w:eastAsia="Times New Roman" w:hAnsi="Times New Roman" w:cs="Times New Roman"/>
+          <w:sz w:val="24"/>
+          <w:szCs w:val="24"/>
+          <w:lang w:eastAsia="tr-TR"/>
+        </w:rPr>
+        <w:t xml:space="preserve">  If the user passes unsanitized feature names, lookups may fail silently.</w:t>
+      </w:r>
+    </w:p>
+    <w:p>
+      <w:pPr>
+        <w:spacing w:before="100" w:beforeAutospacing="1" w:after="100" w:afterAutospacing="1" w:line="240" w:lineRule="auto"/>
+        <w:rPr>
+          <w:rFonts w:ascii="Times New Roman" w:eastAsia="Times New Roman" w:hAnsi="Times New Roman" w:cs="Times New Roman"/>
+          <w:sz w:val="24"/>
+          <w:szCs w:val="24"/>
+          <w:lang w:eastAsia="tr-TR"/>
+        </w:rPr>
+      </w:pPr>
+    </w:p>
+    <w:p>
+      <w:pPr>
+        <w:spacing w:before="100" w:beforeAutospacing="1" w:after="100" w:afterAutospacing="1" w:line="240" w:lineRule="auto"/>
+        <w:rPr>
+          <w:rFonts w:ascii="Times New Roman" w:eastAsia="Times New Roman" w:hAnsi="Times New Roman" w:cs="Times New Roman"/>
+          <w:sz w:val="24"/>
+          <w:szCs w:val="24"/>
+          <w:lang w:eastAsia="tr-TR"/>
+        </w:rPr>
+      </w:pPr>
+      <w:r>
+        <w:rPr>
+          <w:rFonts w:ascii="Times New Roman" w:eastAsia="Times New Roman" w:hAnsi="Times New Roman" w:cs="Times New Roman"/>
+          <w:sz w:val="24"/>
+          <w:szCs w:val="24"/>
+          <w:lang w:eastAsia="tr-TR"/>
+        </w:rPr>
+        <w:t xml:space="preserve">  8. ICE Plot Uses Different Data Source</w:t>
+      </w:r>
+    </w:p>
+    <w:p>
+      <w:pPr>
+        <w:spacing w:before="100" w:beforeAutospacing="1" w:after="100" w:afterAutospacing="1" w:line="240" w:lineRule="auto"/>
+        <w:rPr>
+          <w:rFonts w:ascii="Times New Roman" w:eastAsia="Times New Roman" w:hAnsi="Times New Roman" w:cs="Times New Roman"/>
+          <w:sz w:val="24"/>
+          <w:szCs w:val="24"/>
+          <w:lang w:eastAsia="tr-TR"/>
+        </w:rPr>
+      </w:pPr>
+    </w:p>
+    <w:p>
+      <w:pPr>
+        <w:spacing w:before="100" w:beforeAutospacing="1" w:after="100" w:afterAutospacing="1" w:line="240" w:lineRule="auto"/>
+        <w:rPr>
+          <w:rFonts w:ascii="Times New Roman" w:eastAsia="Times New Roman" w:hAnsi="Times New Roman" w:cs="Times New Roman"/>
+          <w:sz w:val="24"/>
+          <w:szCs w:val="24"/>
+          <w:lang w:eastAsia="tr-TR"/>
+        </w:rPr>
+      </w:pPr>
+      <w:r>
+        <w:rPr>
+          <w:rFonts w:ascii="Times New Roman" w:eastAsia="Times New Roman" w:hAnsi="Times New Roman" w:cs="Times New Roman"/>
+          <w:sz w:val="24"/>
+          <w:szCs w:val="24"/>
+          <w:lang w:eastAsia="tr-TR"/>
+        </w:rPr>
+        <w:t xml:space="preserve">  R/plot_</w:t>
+      </w:r>
+      <w:proofErr w:type="gramStart"/>
+      <w:r>
+        <w:rPr>
+          <w:rFonts w:ascii="Times New Roman" w:eastAsia="Times New Roman" w:hAnsi="Times New Roman" w:cs="Times New Roman"/>
+          <w:sz w:val="24"/>
+          <w:szCs w:val="24"/>
+          <w:lang w:eastAsia="tr-TR"/>
+        </w:rPr>
+        <w:t>ice.R</w:t>
+      </w:r>
+      <w:proofErr w:type="gramEnd"/>
+      <w:r>
+        <w:rPr>
+          <w:rFonts w:ascii="Times New Roman" w:eastAsia="Times New Roman" w:hAnsi="Times New Roman" w:cs="Times New Roman"/>
+          <w:sz w:val="24"/>
+          <w:szCs w:val="24"/>
+          <w:lang w:eastAsia="tr-TR"/>
+        </w:rPr>
+        <w:t>:34-39:</w:t>
+      </w:r>
+    </w:p>
+    <w:p>
+      <w:pPr>
+        <w:spacing w:before="100" w:beforeAutospacing="1" w:after="100" w:afterAutospacing="1" w:line="240" w:lineRule="auto"/>
+        <w:rPr>
+          <w:rFonts w:ascii="Times New Roman" w:eastAsia="Times New Roman" w:hAnsi="Times New Roman" w:cs="Times New Roman"/>
+          <w:sz w:val="24"/>
+          <w:szCs w:val="24"/>
+          <w:lang w:eastAsia="tr-TR"/>
+        </w:rPr>
+      </w:pPr>
+      <w:r>
+        <w:rPr>
+          <w:rFonts w:ascii="Times New Roman" w:eastAsia="Times New Roman" w:hAnsi="Times New Roman" w:cs="Times New Roman"/>
+          <w:sz w:val="24"/>
+          <w:szCs w:val="24"/>
+          <w:lang w:eastAsia="tr-TR"/>
+        </w:rPr>
+        <w:t xml:space="preserve">  train_</w:t>
+      </w:r>
+      <w:proofErr w:type="gramStart"/>
+      <w:r>
+        <w:rPr>
+          <w:rFonts w:ascii="Times New Roman" w:eastAsia="Times New Roman" w:hAnsi="Times New Roman" w:cs="Times New Roman"/>
+          <w:sz w:val="24"/>
+          <w:szCs w:val="24"/>
+          <w:lang w:eastAsia="tr-TR"/>
+        </w:rPr>
+        <w:t>data</w:t>
+      </w:r>
+      <w:proofErr w:type="gramEnd"/>
+      <w:r>
+        <w:rPr>
+          <w:rFonts w:ascii="Times New Roman" w:eastAsia="Times New Roman" w:hAnsi="Times New Roman" w:cs="Times New Roman"/>
+          <w:sz w:val="24"/>
+          <w:szCs w:val="24"/>
+          <w:lang w:eastAsia="tr-TR"/>
+        </w:rPr>
+        <w:t xml:space="preserve"> &lt;- object$processed_train_data  # Uses PROCESSED data</w:t>
+      </w:r>
+    </w:p>
+    <w:p>
+      <w:pPr>
+        <w:spacing w:before="100" w:beforeAutospacing="1" w:after="100" w:afterAutospacing="1" w:line="240" w:lineRule="auto"/>
+        <w:rPr>
+          <w:rFonts w:ascii="Times New Roman" w:eastAsia="Times New Roman" w:hAnsi="Times New Roman" w:cs="Times New Roman"/>
+          <w:sz w:val="24"/>
+          <w:szCs w:val="24"/>
+          <w:lang w:eastAsia="tr-TR"/>
+        </w:rPr>
+      </w:pPr>
+      <w:r>
+        <w:rPr>
+          <w:rFonts w:ascii="Times New Roman" w:eastAsia="Times New Roman" w:hAnsi="Times New Roman" w:cs="Times New Roman"/>
+          <w:sz w:val="24"/>
+          <w:szCs w:val="24"/>
+          <w:lang w:eastAsia="tr-TR"/>
+        </w:rPr>
+        <w:lastRenderedPageBreak/>
+        <w:t xml:space="preserve">  x &lt;- train_</w:t>
+      </w:r>
+      <w:proofErr w:type="gramStart"/>
+      <w:r>
+        <w:rPr>
+          <w:rFonts w:ascii="Times New Roman" w:eastAsia="Times New Roman" w:hAnsi="Times New Roman" w:cs="Times New Roman"/>
+          <w:sz w:val="24"/>
+          <w:szCs w:val="24"/>
+          <w:lang w:eastAsia="tr-TR"/>
+        </w:rPr>
+        <w:t>data</w:t>
+      </w:r>
+      <w:proofErr w:type="gramEnd"/>
+      <w:r>
+        <w:rPr>
+          <w:rFonts w:ascii="Times New Roman" w:eastAsia="Times New Roman" w:hAnsi="Times New Roman" w:cs="Times New Roman"/>
+          <w:sz w:val="24"/>
+          <w:szCs w:val="24"/>
+          <w:lang w:eastAsia="tr-TR"/>
+        </w:rPr>
+        <w:t>[, setdiff(names(train_data), object$label), drop = FALSE]</w:t>
+      </w:r>
+    </w:p>
+    <w:p>
+      <w:pPr>
+        <w:spacing w:before="100" w:beforeAutospacing="1" w:after="100" w:afterAutospacing="1" w:line="240" w:lineRule="auto"/>
+        <w:rPr>
+          <w:rFonts w:ascii="Times New Roman" w:eastAsia="Times New Roman" w:hAnsi="Times New Roman" w:cs="Times New Roman"/>
+          <w:sz w:val="24"/>
+          <w:szCs w:val="24"/>
+          <w:lang w:eastAsia="tr-TR"/>
+        </w:rPr>
+      </w:pPr>
+    </w:p>
+    <w:p>
+      <w:pPr>
+        <w:spacing w:before="100" w:beforeAutospacing="1" w:after="100" w:afterAutospacing="1" w:line="240" w:lineRule="auto"/>
+        <w:rPr>
+          <w:rFonts w:ascii="Times New Roman" w:eastAsia="Times New Roman" w:hAnsi="Times New Roman" w:cs="Times New Roman"/>
+          <w:sz w:val="24"/>
+          <w:szCs w:val="24"/>
+          <w:lang w:eastAsia="tr-TR"/>
+        </w:rPr>
+      </w:pPr>
+      <w:r>
+        <w:rPr>
+          <w:rFonts w:ascii="Times New Roman" w:eastAsia="Times New Roman" w:hAnsi="Times New Roman" w:cs="Times New Roman"/>
+          <w:sz w:val="24"/>
+          <w:szCs w:val="24"/>
+          <w:lang w:eastAsia="tr-TR"/>
+        </w:rPr>
+        <w:t xml:space="preserve">  But all other iml-based methods (ALE, interaction, surrogate) use prep$x_raw (raw     </w:t>
+      </w:r>
+    </w:p>
+    <w:p>
+      <w:pPr>
+        <w:spacing w:before="100" w:beforeAutospacing="1" w:after="100" w:afterAutospacing="1" w:line="240" w:lineRule="auto"/>
+        <w:rPr>
+          <w:rFonts w:ascii="Times New Roman" w:eastAsia="Times New Roman" w:hAnsi="Times New Roman" w:cs="Times New Roman"/>
+          <w:sz w:val="24"/>
+          <w:szCs w:val="24"/>
+          <w:lang w:eastAsia="tr-TR"/>
+        </w:rPr>
+      </w:pPr>
+      <w:r>
+        <w:rPr>
+          <w:rFonts w:ascii="Times New Roman" w:eastAsia="Times New Roman" w:hAnsi="Times New Roman" w:cs="Times New Roman"/>
+          <w:sz w:val="24"/>
+          <w:szCs w:val="24"/>
+          <w:lang w:eastAsia="tr-TR"/>
+        </w:rPr>
+        <w:t xml:space="preserve">  </w:t>
+      </w:r>
+      <w:proofErr w:type="gramStart"/>
+      <w:r>
+        <w:rPr>
+          <w:rFonts w:ascii="Times New Roman" w:eastAsia="Times New Roman" w:hAnsi="Times New Roman" w:cs="Times New Roman"/>
+          <w:sz w:val="24"/>
+          <w:szCs w:val="24"/>
+          <w:lang w:eastAsia="tr-TR"/>
+        </w:rPr>
+        <w:t>data</w:t>
+      </w:r>
+      <w:proofErr w:type="gramEnd"/>
+      <w:r>
+        <w:rPr>
+          <w:rFonts w:ascii="Times New Roman" w:eastAsia="Times New Roman" w:hAnsi="Times New Roman" w:cs="Times New Roman"/>
+          <w:sz w:val="24"/>
+          <w:szCs w:val="24"/>
+          <w:lang w:eastAsia="tr-TR"/>
+        </w:rPr>
+        <w:t xml:space="preserve">). This inconsistency means ICE plots show effects on encoded features while ALE  </w:t>
+      </w:r>
+    </w:p>
+    <w:p>
+      <w:pPr>
+        <w:spacing w:before="100" w:beforeAutospacing="1" w:after="100" w:afterAutospacing="1" w:line="240" w:lineRule="auto"/>
+        <w:rPr>
+          <w:rFonts w:ascii="Times New Roman" w:eastAsia="Times New Roman" w:hAnsi="Times New Roman" w:cs="Times New Roman"/>
+          <w:sz w:val="24"/>
+          <w:szCs w:val="24"/>
+          <w:lang w:eastAsia="tr-TR"/>
+        </w:rPr>
+      </w:pPr>
+      <w:r>
+        <w:rPr>
+          <w:rFonts w:ascii="Times New Roman" w:eastAsia="Times New Roman" w:hAnsi="Times New Roman" w:cs="Times New Roman"/>
+          <w:sz w:val="24"/>
+          <w:szCs w:val="24"/>
+          <w:lang w:eastAsia="tr-TR"/>
+        </w:rPr>
+        <w:t xml:space="preserve">  shows effects on raw features.</w:t>
+      </w:r>
+    </w:p>
+    <w:p>
+      <w:pPr>
+        <w:spacing w:before="100" w:beforeAutospacing="1" w:after="100" w:afterAutospacing="1" w:line="240" w:lineRule="auto"/>
+        <w:rPr>
+          <w:rFonts w:ascii="Times New Roman" w:eastAsia="Times New Roman" w:hAnsi="Times New Roman" w:cs="Times New Roman"/>
+          <w:sz w:val="24"/>
+          <w:szCs w:val="24"/>
+          <w:lang w:eastAsia="tr-TR"/>
+        </w:rPr>
+      </w:pPr>
+    </w:p>
+    <w:p>
+      <w:pPr>
+        <w:spacing w:before="100" w:beforeAutospacing="1" w:after="100" w:afterAutospacing="1" w:line="240" w:lineRule="auto"/>
+        <w:rPr>
+          <w:rFonts w:ascii="Times New Roman" w:eastAsia="Times New Roman" w:hAnsi="Times New Roman" w:cs="Times New Roman"/>
+          <w:sz w:val="24"/>
+          <w:szCs w:val="24"/>
+          <w:lang w:eastAsia="tr-TR"/>
+        </w:rPr>
+      </w:pPr>
+      <w:r>
+        <w:rPr>
+          <w:rFonts w:ascii="Times New Roman" w:eastAsia="Times New Roman" w:hAnsi="Times New Roman" w:cs="Times New Roman"/>
+          <w:sz w:val="24"/>
+          <w:szCs w:val="24"/>
+          <w:lang w:eastAsia="tr-TR"/>
+        </w:rPr>
+        <w:t xml:space="preserve">  ---</w:t>
+      </w:r>
+    </w:p>
+    <w:p>
+      <w:pPr>
+        <w:spacing w:before="100" w:beforeAutospacing="1" w:after="100" w:afterAutospacing="1" w:line="240" w:lineRule="auto"/>
+        <w:rPr>
+          <w:rFonts w:ascii="Times New Roman" w:eastAsia="Times New Roman" w:hAnsi="Times New Roman" w:cs="Times New Roman"/>
+          <w:sz w:val="24"/>
+          <w:szCs w:val="24"/>
+          <w:lang w:eastAsia="tr-TR"/>
+        </w:rPr>
+      </w:pPr>
+      <w:r>
+        <w:rPr>
+          <w:rFonts w:ascii="Times New Roman" w:eastAsia="Times New Roman" w:hAnsi="Times New Roman" w:cs="Times New Roman"/>
+          <w:sz w:val="24"/>
+          <w:szCs w:val="24"/>
+          <w:lang w:eastAsia="tr-TR"/>
+        </w:rPr>
+        <w:t xml:space="preserve">  🟢 MINOR ISSUES</w:t>
+      </w:r>
+    </w:p>
+    <w:p>
+      <w:pPr>
+        <w:spacing w:before="100" w:beforeAutospacing="1" w:after="100" w:afterAutospacing="1" w:line="240" w:lineRule="auto"/>
+        <w:rPr>
+          <w:rFonts w:ascii="Times New Roman" w:eastAsia="Times New Roman" w:hAnsi="Times New Roman" w:cs="Times New Roman"/>
+          <w:sz w:val="24"/>
+          <w:szCs w:val="24"/>
+          <w:lang w:eastAsia="tr-TR"/>
+        </w:rPr>
+      </w:pPr>
+    </w:p>
+    <w:p>
+      <w:pPr>
+        <w:spacing w:before="100" w:beforeAutospacing="1" w:after="100" w:afterAutospacing="1" w:line="240" w:lineRule="auto"/>
+        <w:rPr>
+          <w:rFonts w:ascii="Times New Roman" w:eastAsia="Times New Roman" w:hAnsi="Times New Roman" w:cs="Times New Roman"/>
+          <w:sz w:val="24"/>
+          <w:szCs w:val="24"/>
+          <w:lang w:eastAsia="tr-TR"/>
+        </w:rPr>
+      </w:pPr>
+      <w:r>
+        <w:rPr>
+          <w:rFonts w:ascii="Times New Roman" w:eastAsia="Times New Roman" w:hAnsi="Times New Roman" w:cs="Times New Roman"/>
+          <w:sz w:val="24"/>
+          <w:szCs w:val="24"/>
+          <w:lang w:eastAsia="tr-TR"/>
+        </w:rPr>
+        <w:t xml:space="preserve">  9. Stability Across Folds/Resamples — Not Addressed</w:t>
+      </w:r>
+    </w:p>
+    <w:p>
+      <w:pPr>
+        <w:spacing w:before="100" w:beforeAutospacing="1" w:after="100" w:afterAutospacing="1" w:line="240" w:lineRule="auto"/>
+        <w:rPr>
+          <w:rFonts w:ascii="Times New Roman" w:eastAsia="Times New Roman" w:hAnsi="Times New Roman" w:cs="Times New Roman"/>
+          <w:sz w:val="24"/>
+          <w:szCs w:val="24"/>
+          <w:lang w:eastAsia="tr-TR"/>
+        </w:rPr>
+      </w:pPr>
+    </w:p>
+    <w:p>
+      <w:pPr>
+        <w:spacing w:before="100" w:beforeAutospacing="1" w:after="100" w:afterAutospacing="1" w:line="240" w:lineRule="auto"/>
+        <w:rPr>
+          <w:rFonts w:ascii="Times New Roman" w:eastAsia="Times New Roman" w:hAnsi="Times New Roman" w:cs="Times New Roman"/>
+          <w:sz w:val="24"/>
+          <w:szCs w:val="24"/>
+          <w:lang w:eastAsia="tr-TR"/>
+        </w:rPr>
+      </w:pPr>
+      <w:r>
+        <w:rPr>
+          <w:rFonts w:ascii="Times New Roman" w:eastAsia="Times New Roman" w:hAnsi="Times New Roman" w:cs="Times New Roman"/>
+          <w:sz w:val="24"/>
+          <w:szCs w:val="24"/>
+          <w:lang w:eastAsia="tr-TR"/>
+        </w:rPr>
+        <w:t xml:space="preserve">  No mechanism exists for fold-wise explanations. The explainability functions only work</w:t>
+      </w:r>
+    </w:p>
+    <w:p>
+      <w:pPr>
+        <w:spacing w:before="100" w:beforeAutospacing="1" w:after="100" w:afterAutospacing="1" w:line="240" w:lineRule="auto"/>
+        <w:rPr>
+          <w:rFonts w:ascii="Times New Roman" w:eastAsia="Times New Roman" w:hAnsi="Times New Roman" w:cs="Times New Roman"/>
+          <w:sz w:val="24"/>
+          <w:szCs w:val="24"/>
+          <w:lang w:eastAsia="tr-TR"/>
+        </w:rPr>
+      </w:pPr>
+      <w:r>
+        <w:rPr>
+          <w:rFonts w:ascii="Times New Roman" w:eastAsia="Times New Roman" w:hAnsi="Times New Roman" w:cs="Times New Roman"/>
+          <w:sz w:val="24"/>
+          <w:szCs w:val="24"/>
+          <w:lang w:eastAsia="tr-TR"/>
+        </w:rPr>
+        <w:t xml:space="preserve">   </w:t>
+      </w:r>
+      <w:proofErr w:type="gramStart"/>
+      <w:r>
+        <w:rPr>
+          <w:rFonts w:ascii="Times New Roman" w:eastAsia="Times New Roman" w:hAnsi="Times New Roman" w:cs="Times New Roman"/>
+          <w:sz w:val="24"/>
+          <w:szCs w:val="24"/>
+          <w:lang w:eastAsia="tr-TR"/>
+        </w:rPr>
+        <w:t>on</w:t>
+      </w:r>
+      <w:proofErr w:type="gramEnd"/>
+      <w:r>
+        <w:rPr>
+          <w:rFonts w:ascii="Times New Roman" w:eastAsia="Times New Roman" w:hAnsi="Times New Roman" w:cs="Times New Roman"/>
+          <w:sz w:val="24"/>
+          <w:szCs w:val="24"/>
+          <w:lang w:eastAsia="tr-TR"/>
+        </w:rPr>
+        <w:t xml:space="preserve"> the final best model, not on each fold's model. This means:</w:t>
+      </w:r>
+    </w:p>
+    <w:p>
+      <w:pPr>
+        <w:spacing w:before="100" w:beforeAutospacing="1" w:after="100" w:afterAutospacing="1" w:line="240" w:lineRule="auto"/>
+        <w:rPr>
+          <w:rFonts w:ascii="Times New Roman" w:eastAsia="Times New Roman" w:hAnsi="Times New Roman" w:cs="Times New Roman"/>
+          <w:sz w:val="24"/>
+          <w:szCs w:val="24"/>
+          <w:lang w:eastAsia="tr-TR"/>
+        </w:rPr>
+      </w:pPr>
+    </w:p>
+    <w:p>
+      <w:pPr>
+        <w:spacing w:before="100" w:beforeAutospacing="1" w:after="100" w:afterAutospacing="1" w:line="240" w:lineRule="auto"/>
+        <w:rPr>
+          <w:rFonts w:ascii="Times New Roman" w:eastAsia="Times New Roman" w:hAnsi="Times New Roman" w:cs="Times New Roman"/>
+          <w:sz w:val="24"/>
+          <w:szCs w:val="24"/>
+          <w:lang w:eastAsia="tr-TR"/>
+        </w:rPr>
+      </w:pPr>
+      <w:r>
+        <w:rPr>
+          <w:rFonts w:ascii="Times New Roman" w:eastAsia="Times New Roman" w:hAnsi="Times New Roman" w:cs="Times New Roman"/>
+          <w:sz w:val="24"/>
+          <w:szCs w:val="24"/>
+          <w:lang w:eastAsia="tr-TR"/>
+        </w:rPr>
+        <w:t xml:space="preserve">  - Users cannot assess explanation stability across CV folds</w:t>
+      </w:r>
+    </w:p>
+    <w:p>
+      <w:pPr>
+        <w:spacing w:before="100" w:beforeAutospacing="1" w:after="100" w:afterAutospacing="1" w:line="240" w:lineRule="auto"/>
+        <w:rPr>
+          <w:rFonts w:ascii="Times New Roman" w:eastAsia="Times New Roman" w:hAnsi="Times New Roman" w:cs="Times New Roman"/>
+          <w:sz w:val="24"/>
+          <w:szCs w:val="24"/>
+          <w:lang w:eastAsia="tr-TR"/>
+        </w:rPr>
+      </w:pPr>
+      <w:r>
+        <w:rPr>
+          <w:rFonts w:ascii="Times New Roman" w:eastAsia="Times New Roman" w:hAnsi="Times New Roman" w:cs="Times New Roman"/>
+          <w:sz w:val="24"/>
+          <w:szCs w:val="24"/>
+          <w:lang w:eastAsia="tr-TR"/>
+        </w:rPr>
+        <w:t xml:space="preserve">  - No built-in bootstrap confidence intervals for feature importance</w:t>
+      </w:r>
+    </w:p>
+    <w:p>
+      <w:pPr>
+        <w:spacing w:before="100" w:beforeAutospacing="1" w:after="100" w:afterAutospacing="1" w:line="240" w:lineRule="auto"/>
+        <w:rPr>
+          <w:rFonts w:ascii="Times New Roman" w:eastAsia="Times New Roman" w:hAnsi="Times New Roman" w:cs="Times New Roman"/>
+          <w:sz w:val="24"/>
+          <w:szCs w:val="24"/>
+          <w:lang w:eastAsia="tr-TR"/>
+        </w:rPr>
+      </w:pPr>
+      <w:r>
+        <w:rPr>
+          <w:rFonts w:ascii="Times New Roman" w:eastAsia="Times New Roman" w:hAnsi="Times New Roman" w:cs="Times New Roman"/>
+          <w:sz w:val="24"/>
+          <w:szCs w:val="24"/>
+          <w:lang w:eastAsia="tr-TR"/>
+        </w:rPr>
+        <w:t xml:space="preserve">  - resampling_results is stored but never used for explanation stability analysis      </w:t>
+      </w:r>
+    </w:p>
+    <w:p>
+      <w:pPr>
+        <w:spacing w:before="100" w:beforeAutospacing="1" w:after="100" w:afterAutospacing="1" w:line="240" w:lineRule="auto"/>
+        <w:rPr>
+          <w:rFonts w:ascii="Times New Roman" w:eastAsia="Times New Roman" w:hAnsi="Times New Roman" w:cs="Times New Roman"/>
+          <w:sz w:val="24"/>
+          <w:szCs w:val="24"/>
+          <w:lang w:eastAsia="tr-TR"/>
+        </w:rPr>
+      </w:pPr>
+    </w:p>
+    <w:p>
+      <w:pPr>
+        <w:spacing w:before="100" w:beforeAutospacing="1" w:after="100" w:afterAutospacing="1" w:line="240" w:lineRule="auto"/>
+        <w:rPr>
+          <w:rFonts w:ascii="Times New Roman" w:eastAsia="Times New Roman" w:hAnsi="Times New Roman" w:cs="Times New Roman"/>
+          <w:sz w:val="24"/>
+          <w:szCs w:val="24"/>
+          <w:lang w:eastAsia="tr-TR"/>
+        </w:rPr>
+      </w:pPr>
+      <w:r>
+        <w:rPr>
+          <w:rFonts w:ascii="Times New Roman" w:eastAsia="Times New Roman" w:hAnsi="Times New Roman" w:cs="Times New Roman"/>
+          <w:sz w:val="24"/>
+          <w:szCs w:val="24"/>
+          <w:lang w:eastAsia="tr-TR"/>
+        </w:rPr>
+        <w:t xml:space="preserve">  10. Multiclass Probability Handling</w:t>
+      </w:r>
+    </w:p>
+    <w:p>
+      <w:pPr>
+        <w:spacing w:before="100" w:beforeAutospacing="1" w:after="100" w:afterAutospacing="1" w:line="240" w:lineRule="auto"/>
+        <w:rPr>
+          <w:rFonts w:ascii="Times New Roman" w:eastAsia="Times New Roman" w:hAnsi="Times New Roman" w:cs="Times New Roman"/>
+          <w:sz w:val="24"/>
+          <w:szCs w:val="24"/>
+          <w:lang w:eastAsia="tr-TR"/>
+        </w:rPr>
+      </w:pPr>
+    </w:p>
+    <w:p>
+      <w:pPr>
+        <w:spacing w:before="100" w:beforeAutospacing="1" w:after="100" w:afterAutospacing="1" w:line="240" w:lineRule="auto"/>
+        <w:rPr>
+          <w:rFonts w:ascii="Times New Roman" w:eastAsia="Times New Roman" w:hAnsi="Times New Roman" w:cs="Times New Roman"/>
+          <w:sz w:val="24"/>
+          <w:szCs w:val="24"/>
+          <w:lang w:eastAsia="tr-TR"/>
+        </w:rPr>
+      </w:pPr>
+      <w:r>
+        <w:rPr>
+          <w:rFonts w:ascii="Times New Roman" w:eastAsia="Times New Roman" w:hAnsi="Times New Roman" w:cs="Times New Roman"/>
+          <w:sz w:val="24"/>
+          <w:szCs w:val="24"/>
+          <w:lang w:eastAsia="tr-TR"/>
+        </w:rPr>
+        <w:t xml:space="preserve">  R/explain_</w:t>
+      </w:r>
+      <w:proofErr w:type="gramStart"/>
+      <w:r>
+        <w:rPr>
+          <w:rFonts w:ascii="Times New Roman" w:eastAsia="Times New Roman" w:hAnsi="Times New Roman" w:cs="Times New Roman"/>
+          <w:sz w:val="24"/>
+          <w:szCs w:val="24"/>
+          <w:lang w:eastAsia="tr-TR"/>
+        </w:rPr>
+        <w:t>dalex.R</w:t>
+      </w:r>
+      <w:proofErr w:type="gramEnd"/>
+      <w:r>
+        <w:rPr>
+          <w:rFonts w:ascii="Times New Roman" w:eastAsia="Times New Roman" w:hAnsi="Times New Roman" w:cs="Times New Roman"/>
+          <w:sz w:val="24"/>
+          <w:szCs w:val="24"/>
+          <w:lang w:eastAsia="tr-TR"/>
+        </w:rPr>
+        <w:t>:135-137:</w:t>
+      </w:r>
+    </w:p>
+    <w:p>
+      <w:pPr>
+        <w:spacing w:before="100" w:beforeAutospacing="1" w:after="100" w:afterAutospacing="1" w:line="240" w:lineRule="auto"/>
+        <w:rPr>
+          <w:rFonts w:ascii="Times New Roman" w:eastAsia="Times New Roman" w:hAnsi="Times New Roman" w:cs="Times New Roman"/>
+          <w:sz w:val="24"/>
+          <w:szCs w:val="24"/>
+          <w:lang w:eastAsia="tr-TR"/>
+        </w:rPr>
+      </w:pPr>
+      <w:r>
+        <w:rPr>
+          <w:rFonts w:ascii="Times New Roman" w:eastAsia="Times New Roman" w:hAnsi="Times New Roman" w:cs="Times New Roman"/>
+          <w:sz w:val="24"/>
+          <w:szCs w:val="24"/>
+          <w:lang w:eastAsia="tr-TR"/>
+        </w:rPr>
+        <w:t xml:space="preserve">  if (ncol(p) &gt; 2) {</w:t>
+      </w:r>
+    </w:p>
+    <w:p>
+      <w:pPr>
+        <w:spacing w:before="100" w:beforeAutospacing="1" w:after="100" w:afterAutospacing="1" w:line="240" w:lineRule="auto"/>
+        <w:rPr>
+          <w:rFonts w:ascii="Times New Roman" w:eastAsia="Times New Roman" w:hAnsi="Times New Roman" w:cs="Times New Roman"/>
+          <w:sz w:val="24"/>
+          <w:szCs w:val="24"/>
+          <w:lang w:eastAsia="tr-TR"/>
+        </w:rPr>
+      </w:pPr>
+      <w:r>
+        <w:rPr>
+          <w:rFonts w:ascii="Times New Roman" w:eastAsia="Times New Roman" w:hAnsi="Times New Roman" w:cs="Times New Roman"/>
+          <w:sz w:val="24"/>
+          <w:szCs w:val="24"/>
+          <w:lang w:eastAsia="tr-TR"/>
+        </w:rPr>
+        <w:t xml:space="preserve">    return(</w:t>
+      </w:r>
+      <w:proofErr w:type="gramStart"/>
+      <w:r>
+        <w:rPr>
+          <w:rFonts w:ascii="Times New Roman" w:eastAsia="Times New Roman" w:hAnsi="Times New Roman" w:cs="Times New Roman"/>
+          <w:sz w:val="24"/>
+          <w:szCs w:val="24"/>
+          <w:lang w:eastAsia="tr-TR"/>
+        </w:rPr>
+        <w:t>as.matrix</w:t>
+      </w:r>
+      <w:proofErr w:type="gramEnd"/>
+      <w:r>
+        <w:rPr>
+          <w:rFonts w:ascii="Times New Roman" w:eastAsia="Times New Roman" w:hAnsi="Times New Roman" w:cs="Times New Roman"/>
+          <w:sz w:val="24"/>
+          <w:szCs w:val="24"/>
+          <w:lang w:eastAsia="tr-TR"/>
+        </w:rPr>
+        <w:t>(p))  # Returns FULL probability matrix for multiclass</w:t>
+      </w:r>
+    </w:p>
+    <w:p>
+      <w:pPr>
+        <w:spacing w:before="100" w:beforeAutospacing="1" w:after="100" w:afterAutospacing="1" w:line="240" w:lineRule="auto"/>
+        <w:rPr>
+          <w:rFonts w:ascii="Times New Roman" w:eastAsia="Times New Roman" w:hAnsi="Times New Roman" w:cs="Times New Roman"/>
+          <w:sz w:val="24"/>
+          <w:szCs w:val="24"/>
+          <w:lang w:eastAsia="tr-TR"/>
+        </w:rPr>
+      </w:pPr>
+      <w:r>
+        <w:rPr>
+          <w:rFonts w:ascii="Times New Roman" w:eastAsia="Times New Roman" w:hAnsi="Times New Roman" w:cs="Times New Roman"/>
+          <w:sz w:val="24"/>
+          <w:szCs w:val="24"/>
+          <w:lang w:eastAsia="tr-TR"/>
+        </w:rPr>
+        <w:t xml:space="preserve">  }</w:t>
+      </w:r>
+    </w:p>
+    <w:p>
+      <w:pPr>
+        <w:spacing w:before="100" w:beforeAutospacing="1" w:after="100" w:afterAutospacing="1" w:line="240" w:lineRule="auto"/>
+        <w:rPr>
+          <w:rFonts w:ascii="Times New Roman" w:eastAsia="Times New Roman" w:hAnsi="Times New Roman" w:cs="Times New Roman"/>
+          <w:sz w:val="24"/>
+          <w:szCs w:val="24"/>
+          <w:lang w:eastAsia="tr-TR"/>
+        </w:rPr>
+      </w:pPr>
+    </w:p>
+    <w:p>
+      <w:pPr>
+        <w:spacing w:before="100" w:beforeAutospacing="1" w:after="100" w:afterAutospacing="1" w:line="240" w:lineRule="auto"/>
+        <w:rPr>
+          <w:rFonts w:ascii="Times New Roman" w:eastAsia="Times New Roman" w:hAnsi="Times New Roman" w:cs="Times New Roman"/>
+          <w:sz w:val="24"/>
+          <w:szCs w:val="24"/>
+          <w:lang w:eastAsia="tr-TR"/>
+        </w:rPr>
+      </w:pPr>
+      <w:r>
+        <w:rPr>
+          <w:rFonts w:ascii="Times New Roman" w:eastAsia="Times New Roman" w:hAnsi="Times New Roman" w:cs="Times New Roman"/>
+          <w:sz w:val="24"/>
+          <w:szCs w:val="24"/>
+          <w:lang w:eastAsia="tr-TR"/>
+        </w:rPr>
+        <w:lastRenderedPageBreak/>
+        <w:t xml:space="preserve">  This is correct for DALEX but inconsistent with the iml-based methods (explain_</w:t>
+      </w:r>
+      <w:proofErr w:type="gramStart"/>
+      <w:r>
+        <w:rPr>
+          <w:rFonts w:ascii="Times New Roman" w:eastAsia="Times New Roman" w:hAnsi="Times New Roman" w:cs="Times New Roman"/>
+          <w:sz w:val="24"/>
+          <w:szCs w:val="24"/>
+          <w:lang w:eastAsia="tr-TR"/>
+        </w:rPr>
+        <w:t>ale.R</w:t>
+      </w:r>
+      <w:proofErr w:type="gramEnd"/>
+      <w:r>
+        <w:rPr>
+          <w:rFonts w:ascii="Times New Roman" w:eastAsia="Times New Roman" w:hAnsi="Times New Roman" w:cs="Times New Roman"/>
+          <w:sz w:val="24"/>
+          <w:szCs w:val="24"/>
+          <w:lang w:eastAsia="tr-TR"/>
+        </w:rPr>
+        <w:t xml:space="preserve">, </w:t>
+      </w:r>
+    </w:p>
+    <w:p>
+      <w:pPr>
+        <w:spacing w:before="100" w:beforeAutospacing="1" w:after="100" w:afterAutospacing="1" w:line="240" w:lineRule="auto"/>
+        <w:rPr>
+          <w:rFonts w:ascii="Times New Roman" w:eastAsia="Times New Roman" w:hAnsi="Times New Roman" w:cs="Times New Roman"/>
+          <w:sz w:val="24"/>
+          <w:szCs w:val="24"/>
+          <w:lang w:eastAsia="tr-TR"/>
+        </w:rPr>
+      </w:pPr>
+      <w:r>
+        <w:rPr>
+          <w:rFonts w:ascii="Times New Roman" w:eastAsia="Times New Roman" w:hAnsi="Times New Roman" w:cs="Times New Roman"/>
+          <w:sz w:val="24"/>
+          <w:szCs w:val="24"/>
+          <w:lang w:eastAsia="tr-TR"/>
+        </w:rPr>
+        <w:t xml:space="preserve">  surrogate_</w:t>
+      </w:r>
+      <w:proofErr w:type="gramStart"/>
+      <w:r>
+        <w:rPr>
+          <w:rFonts w:ascii="Times New Roman" w:eastAsia="Times New Roman" w:hAnsi="Times New Roman" w:cs="Times New Roman"/>
+          <w:sz w:val="24"/>
+          <w:szCs w:val="24"/>
+          <w:lang w:eastAsia="tr-TR"/>
+        </w:rPr>
+        <w:t>tree.R</w:t>
+      </w:r>
+      <w:proofErr w:type="gramEnd"/>
+      <w:r>
+        <w:rPr>
+          <w:rFonts w:ascii="Times New Roman" w:eastAsia="Times New Roman" w:hAnsi="Times New Roman" w:cs="Times New Roman"/>
+          <w:sz w:val="24"/>
+          <w:szCs w:val="24"/>
+          <w:lang w:eastAsia="tr-TR"/>
+        </w:rPr>
+        <w:t xml:space="preserve">, interaction_strength.R) which force binary 0/1 encoding even for    </w:t>
+      </w:r>
+    </w:p>
+    <w:p>
+      <w:pPr>
+        <w:spacing w:before="100" w:beforeAutospacing="1" w:after="100" w:afterAutospacing="1" w:line="240" w:lineRule="auto"/>
+        <w:rPr>
+          <w:rFonts w:ascii="Times New Roman" w:eastAsia="Times New Roman" w:hAnsi="Times New Roman" w:cs="Times New Roman"/>
+          <w:sz w:val="24"/>
+          <w:szCs w:val="24"/>
+          <w:lang w:eastAsia="tr-TR"/>
+        </w:rPr>
+      </w:pPr>
+      <w:r>
+        <w:rPr>
+          <w:rFonts w:ascii="Times New Roman" w:eastAsia="Times New Roman" w:hAnsi="Times New Roman" w:cs="Times New Roman"/>
+          <w:sz w:val="24"/>
+          <w:szCs w:val="24"/>
+          <w:lang w:eastAsia="tr-TR"/>
+        </w:rPr>
+        <w:t xml:space="preserve">  multiclass:</w:t>
+      </w:r>
+    </w:p>
+    <w:p>
+      <w:pPr>
+        <w:spacing w:before="100" w:beforeAutospacing="1" w:after="100" w:afterAutospacing="1" w:line="240" w:lineRule="auto"/>
+        <w:rPr>
+          <w:rFonts w:ascii="Times New Roman" w:eastAsia="Times New Roman" w:hAnsi="Times New Roman" w:cs="Times New Roman"/>
+          <w:sz w:val="24"/>
+          <w:szCs w:val="24"/>
+          <w:lang w:eastAsia="tr-TR"/>
+        </w:rPr>
+      </w:pPr>
+      <w:r>
+        <w:rPr>
+          <w:rFonts w:ascii="Times New Roman" w:eastAsia="Times New Roman" w:hAnsi="Times New Roman" w:cs="Times New Roman"/>
+          <w:sz w:val="24"/>
+          <w:szCs w:val="24"/>
+          <w:lang w:eastAsia="tr-TR"/>
+        </w:rPr>
+        <w:t xml:space="preserve">  y &lt;- </w:t>
+      </w:r>
+      <w:proofErr w:type="gramStart"/>
+      <w:r>
+        <w:rPr>
+          <w:rFonts w:ascii="Times New Roman" w:eastAsia="Times New Roman" w:hAnsi="Times New Roman" w:cs="Times New Roman"/>
+          <w:sz w:val="24"/>
+          <w:szCs w:val="24"/>
+          <w:lang w:eastAsia="tr-TR"/>
+        </w:rPr>
+        <w:t>as.numeric</w:t>
+      </w:r>
+      <w:proofErr w:type="gramEnd"/>
+      <w:r>
+        <w:rPr>
+          <w:rFonts w:ascii="Times New Roman" w:eastAsia="Times New Roman" w:hAnsi="Times New Roman" w:cs="Times New Roman"/>
+          <w:sz w:val="24"/>
+          <w:szCs w:val="24"/>
+          <w:lang w:eastAsia="tr-TR"/>
+        </w:rPr>
+        <w:t>(y_factor == positive_class)  # Always binary!</w:t>
+      </w:r>
+    </w:p>
+    <w:p>
+      <w:pPr>
+        <w:spacing w:before="100" w:beforeAutospacing="1" w:after="100" w:afterAutospacing="1" w:line="240" w:lineRule="auto"/>
+        <w:rPr>
+          <w:rFonts w:ascii="Times New Roman" w:eastAsia="Times New Roman" w:hAnsi="Times New Roman" w:cs="Times New Roman"/>
+          <w:sz w:val="24"/>
+          <w:szCs w:val="24"/>
+          <w:lang w:eastAsia="tr-TR"/>
+        </w:rPr>
+      </w:pPr>
+    </w:p>
+    <w:p>
+      <w:pPr>
+        <w:spacing w:before="100" w:beforeAutospacing="1" w:after="100" w:afterAutospacing="1" w:line="240" w:lineRule="auto"/>
+        <w:rPr>
+          <w:rFonts w:ascii="Times New Roman" w:eastAsia="Times New Roman" w:hAnsi="Times New Roman" w:cs="Times New Roman"/>
+          <w:sz w:val="24"/>
+          <w:szCs w:val="24"/>
+          <w:lang w:eastAsia="tr-TR"/>
+        </w:rPr>
+      </w:pPr>
+      <w:r>
+        <w:rPr>
+          <w:rFonts w:ascii="Times New Roman" w:eastAsia="Times New Roman" w:hAnsi="Times New Roman" w:cs="Times New Roman"/>
+          <w:sz w:val="24"/>
+          <w:szCs w:val="24"/>
+          <w:lang w:eastAsia="tr-TR"/>
+        </w:rPr>
+        <w:t xml:space="preserve">  Multiclass explanations via ALE/surrogate/interaction are essentially explaining      </w:t>
+      </w:r>
+    </w:p>
+    <w:p>
+      <w:pPr>
+        <w:spacing w:before="100" w:beforeAutospacing="1" w:after="100" w:afterAutospacing="1" w:line="240" w:lineRule="auto"/>
+        <w:rPr>
+          <w:rFonts w:ascii="Times New Roman" w:eastAsia="Times New Roman" w:hAnsi="Times New Roman" w:cs="Times New Roman"/>
+          <w:sz w:val="24"/>
+          <w:szCs w:val="24"/>
+          <w:lang w:eastAsia="tr-TR"/>
+        </w:rPr>
+      </w:pPr>
+      <w:r>
+        <w:rPr>
+          <w:rFonts w:ascii="Times New Roman" w:eastAsia="Times New Roman" w:hAnsi="Times New Roman" w:cs="Times New Roman"/>
+          <w:sz w:val="24"/>
+          <w:szCs w:val="24"/>
+          <w:lang w:eastAsia="tr-TR"/>
+        </w:rPr>
+        <w:t xml:space="preserve">  "class X vs everything else" without documenting this.</w:t>
+      </w:r>
+    </w:p>
+    <w:p>
+      <w:pPr>
+        <w:spacing w:before="100" w:beforeAutospacing="1" w:after="100" w:afterAutospacing="1" w:line="240" w:lineRule="auto"/>
+        <w:rPr>
+          <w:rFonts w:ascii="Times New Roman" w:eastAsia="Times New Roman" w:hAnsi="Times New Roman" w:cs="Times New Roman"/>
+          <w:sz w:val="24"/>
+          <w:szCs w:val="24"/>
+          <w:lang w:eastAsia="tr-TR"/>
+        </w:rPr>
+      </w:pPr>
+    </w:p>
+    <w:p>
+      <w:pPr>
+        <w:spacing w:before="100" w:beforeAutospacing="1" w:after="100" w:afterAutospacing="1" w:line="240" w:lineRule="auto"/>
+        <w:rPr>
+          <w:rFonts w:ascii="Times New Roman" w:eastAsia="Times New Roman" w:hAnsi="Times New Roman" w:cs="Times New Roman"/>
+          <w:sz w:val="24"/>
+          <w:szCs w:val="24"/>
+          <w:lang w:eastAsia="tr-TR"/>
+        </w:rPr>
+      </w:pPr>
+      <w:r>
+        <w:rPr>
+          <w:rFonts w:ascii="Times New Roman" w:eastAsia="Times New Roman" w:hAnsi="Times New Roman" w:cs="Times New Roman"/>
+          <w:sz w:val="24"/>
+          <w:szCs w:val="24"/>
+          <w:lang w:eastAsia="tr-TR"/>
+        </w:rPr>
+        <w:t xml:space="preserve">  ---</w:t>
+      </w:r>
+    </w:p>
+    <w:p>
+      <w:pPr>
+        <w:spacing w:before="100" w:beforeAutospacing="1" w:after="100" w:afterAutospacing="1" w:line="240" w:lineRule="auto"/>
+        <w:rPr>
+          <w:rFonts w:ascii="Times New Roman" w:eastAsia="Times New Roman" w:hAnsi="Times New Roman" w:cs="Times New Roman"/>
+          <w:sz w:val="24"/>
+          <w:szCs w:val="24"/>
+          <w:lang w:eastAsia="tr-TR"/>
+        </w:rPr>
+      </w:pPr>
+      <w:r>
+        <w:rPr>
+          <w:rFonts w:ascii="Times New Roman" w:eastAsia="Times New Roman" w:hAnsi="Times New Roman" w:cs="Times New Roman"/>
+          <w:sz w:val="24"/>
+          <w:szCs w:val="24"/>
+          <w:lang w:eastAsia="tr-TR"/>
+        </w:rPr>
+        <w:t xml:space="preserve">  Summary Table</w:t>
+      </w:r>
+    </w:p>
+    <w:p>
+      <w:pPr>
+        <w:spacing w:before="100" w:beforeAutospacing="1" w:after="100" w:afterAutospacing="1" w:line="240" w:lineRule="auto"/>
+        <w:rPr>
+          <w:rFonts w:ascii="Times New Roman" w:eastAsia="Times New Roman" w:hAnsi="Times New Roman" w:cs="Times New Roman"/>
+          <w:sz w:val="24"/>
+          <w:szCs w:val="24"/>
+          <w:lang w:eastAsia="tr-TR"/>
+        </w:rPr>
+      </w:pPr>
+      <w:r>
+        <w:rPr>
+          <w:rFonts w:ascii="Times New Roman" w:eastAsia="Times New Roman" w:hAnsi="Times New Roman" w:cs="Times New Roman"/>
+          <w:sz w:val="24"/>
+          <w:szCs w:val="24"/>
+          <w:lang w:eastAsia="tr-TR"/>
+        </w:rPr>
+        <w:t xml:space="preserve">  Issue: Train-only explanations not obvious</w:t>
+      </w:r>
+    </w:p>
+    <w:p>
+      <w:pPr>
+        <w:spacing w:before="100" w:beforeAutospacing="1" w:after="100" w:afterAutospacing="1" w:line="240" w:lineRule="auto"/>
+        <w:rPr>
+          <w:rFonts w:ascii="Times New Roman" w:eastAsia="Times New Roman" w:hAnsi="Times New Roman" w:cs="Times New Roman"/>
+          <w:sz w:val="24"/>
+          <w:szCs w:val="24"/>
+          <w:lang w:eastAsia="tr-TR"/>
+        </w:rPr>
+      </w:pPr>
+      <w:r>
+        <w:rPr>
+          <w:rFonts w:ascii="Times New Roman" w:eastAsia="Times New Roman" w:hAnsi="Times New Roman" w:cs="Times New Roman"/>
+          <w:sz w:val="24"/>
+          <w:szCs w:val="24"/>
+          <w:lang w:eastAsia="tr-TR"/>
+        </w:rPr>
+        <w:t xml:space="preserve">  Severity: </w:t>
+      </w:r>
+      <w:r>
+        <w:rPr>
+          <w:rFonts w:ascii="Segoe UI Symbol" w:eastAsia="Times New Roman" w:hAnsi="Segoe UI Symbol" w:cs="Segoe UI Symbol"/>
+          <w:sz w:val="24"/>
+          <w:szCs w:val="24"/>
+          <w:lang w:eastAsia="tr-TR"/>
+        </w:rPr>
+        <w:t>🔴</w:t>
+      </w:r>
+      <w:r>
+        <w:rPr>
+          <w:rFonts w:ascii="Times New Roman" w:eastAsia="Times New Roman" w:hAnsi="Times New Roman" w:cs="Times New Roman"/>
+          <w:sz w:val="24"/>
+          <w:szCs w:val="24"/>
+          <w:lang w:eastAsia="tr-TR"/>
+        </w:rPr>
+        <w:t xml:space="preserve"> Critical</w:t>
+      </w:r>
+    </w:p>
+    <w:p>
+      <w:pPr>
+        <w:spacing w:before="100" w:beforeAutospacing="1" w:after="100" w:afterAutospacing="1" w:line="240" w:lineRule="auto"/>
+        <w:rPr>
+          <w:rFonts w:ascii="Times New Roman" w:eastAsia="Times New Roman" w:hAnsi="Times New Roman" w:cs="Times New Roman"/>
+          <w:sz w:val="24"/>
+          <w:szCs w:val="24"/>
+          <w:lang w:eastAsia="tr-TR"/>
+        </w:rPr>
+      </w:pPr>
+      <w:r>
+        <w:rPr>
+          <w:rFonts w:ascii="Times New Roman" w:eastAsia="Times New Roman" w:hAnsi="Times New Roman" w:cs="Times New Roman"/>
+          <w:sz w:val="24"/>
+          <w:szCs w:val="24"/>
+          <w:lang w:eastAsia="tr-TR"/>
+        </w:rPr>
+        <w:t xml:space="preserve">  File:Line: fastexplain.R:85</w:t>
+      </w:r>
+    </w:p>
+    <w:p>
+      <w:pPr>
+        <w:spacing w:before="100" w:beforeAutospacing="1" w:after="100" w:afterAutospacing="1" w:line="240" w:lineRule="auto"/>
+        <w:rPr>
+          <w:rFonts w:ascii="Times New Roman" w:eastAsia="Times New Roman" w:hAnsi="Times New Roman" w:cs="Times New Roman"/>
+          <w:sz w:val="24"/>
+          <w:szCs w:val="24"/>
+          <w:lang w:eastAsia="tr-TR"/>
+        </w:rPr>
+      </w:pPr>
+      <w:r>
+        <w:rPr>
+          <w:rFonts w:ascii="Times New Roman" w:eastAsia="Times New Roman" w:hAnsi="Times New Roman" w:cs="Times New Roman"/>
+          <w:sz w:val="24"/>
+          <w:szCs w:val="24"/>
+          <w:lang w:eastAsia="tr-TR"/>
+        </w:rPr>
+        <w:t xml:space="preserve">  Status: Documented but buried</w:t>
+      </w:r>
+    </w:p>
+    <w:p>
+      <w:pPr>
+        <w:spacing w:before="100" w:beforeAutospacing="1" w:after="100" w:afterAutospacing="1" w:line="240" w:lineRule="auto"/>
+        <w:rPr>
+          <w:rFonts w:ascii="Times New Roman" w:eastAsia="Times New Roman" w:hAnsi="Times New Roman" w:cs="Times New Roman"/>
+          <w:sz w:val="24"/>
+          <w:szCs w:val="24"/>
+          <w:lang w:eastAsia="tr-TR"/>
+        </w:rPr>
+      </w:pPr>
+      <w:r>
+        <w:rPr>
+          <w:rFonts w:ascii="Times New Roman" w:eastAsia="Times New Roman" w:hAnsi="Times New Roman" w:cs="Times New Roman"/>
+          <w:sz w:val="24"/>
+          <w:szCs w:val="24"/>
+          <w:lang w:eastAsia="tr-TR"/>
+        </w:rPr>
+        <w:t xml:space="preserve">  ────────────────────────────────────────</w:t>
+      </w:r>
+    </w:p>
+    <w:p>
+      <w:pPr>
+        <w:spacing w:before="100" w:beforeAutospacing="1" w:after="100" w:afterAutospacing="1" w:line="240" w:lineRule="auto"/>
+        <w:rPr>
+          <w:rFonts w:ascii="Times New Roman" w:eastAsia="Times New Roman" w:hAnsi="Times New Roman" w:cs="Times New Roman"/>
+          <w:sz w:val="24"/>
+          <w:szCs w:val="24"/>
+          <w:lang w:eastAsia="tr-TR"/>
+        </w:rPr>
+      </w:pPr>
+      <w:r>
+        <w:rPr>
+          <w:rFonts w:ascii="Times New Roman" w:eastAsia="Times New Roman" w:hAnsi="Times New Roman" w:cs="Times New Roman"/>
+          <w:sz w:val="24"/>
+          <w:szCs w:val="24"/>
+          <w:lang w:eastAsia="tr-TR"/>
+        </w:rPr>
+        <w:t xml:space="preserve">  Issue: LIME processed/raw </w:t>
+      </w:r>
+      <w:proofErr w:type="gramStart"/>
+      <w:r>
+        <w:rPr>
+          <w:rFonts w:ascii="Times New Roman" w:eastAsia="Times New Roman" w:hAnsi="Times New Roman" w:cs="Times New Roman"/>
+          <w:sz w:val="24"/>
+          <w:szCs w:val="24"/>
+          <w:lang w:eastAsia="tr-TR"/>
+        </w:rPr>
+        <w:t>data</w:t>
+      </w:r>
+      <w:proofErr w:type="gramEnd"/>
+      <w:r>
+        <w:rPr>
+          <w:rFonts w:ascii="Times New Roman" w:eastAsia="Times New Roman" w:hAnsi="Times New Roman" w:cs="Times New Roman"/>
+          <w:sz w:val="24"/>
+          <w:szCs w:val="24"/>
+          <w:lang w:eastAsia="tr-TR"/>
+        </w:rPr>
+        <w:t xml:space="preserve"> mismatch</w:t>
+      </w:r>
+    </w:p>
+    <w:p>
+      <w:pPr>
+        <w:spacing w:before="100" w:beforeAutospacing="1" w:after="100" w:afterAutospacing="1" w:line="240" w:lineRule="auto"/>
+        <w:rPr>
+          <w:rFonts w:ascii="Times New Roman" w:eastAsia="Times New Roman" w:hAnsi="Times New Roman" w:cs="Times New Roman"/>
+          <w:sz w:val="24"/>
+          <w:szCs w:val="24"/>
+          <w:lang w:eastAsia="tr-TR"/>
+        </w:rPr>
+      </w:pPr>
+      <w:r>
+        <w:rPr>
+          <w:rFonts w:ascii="Times New Roman" w:eastAsia="Times New Roman" w:hAnsi="Times New Roman" w:cs="Times New Roman"/>
+          <w:sz w:val="24"/>
+          <w:szCs w:val="24"/>
+          <w:lang w:eastAsia="tr-TR"/>
+        </w:rPr>
+        <w:t xml:space="preserve">  Severity: </w:t>
+      </w:r>
+      <w:r>
+        <w:rPr>
+          <w:rFonts w:ascii="Segoe UI Symbol" w:eastAsia="Times New Roman" w:hAnsi="Segoe UI Symbol" w:cs="Segoe UI Symbol"/>
+          <w:sz w:val="24"/>
+          <w:szCs w:val="24"/>
+          <w:lang w:eastAsia="tr-TR"/>
+        </w:rPr>
+        <w:t>🔴</w:t>
+      </w:r>
+      <w:r>
+        <w:rPr>
+          <w:rFonts w:ascii="Times New Roman" w:eastAsia="Times New Roman" w:hAnsi="Times New Roman" w:cs="Times New Roman"/>
+          <w:sz w:val="24"/>
+          <w:szCs w:val="24"/>
+          <w:lang w:eastAsia="tr-TR"/>
+        </w:rPr>
+        <w:t xml:space="preserve"> Critical</w:t>
+      </w:r>
+    </w:p>
+    <w:p>
+      <w:pPr>
+        <w:spacing w:before="100" w:beforeAutospacing="1" w:after="100" w:afterAutospacing="1" w:line="240" w:lineRule="auto"/>
+        <w:rPr>
+          <w:rFonts w:ascii="Times New Roman" w:eastAsia="Times New Roman" w:hAnsi="Times New Roman" w:cs="Times New Roman"/>
+          <w:sz w:val="24"/>
+          <w:szCs w:val="24"/>
+          <w:lang w:eastAsia="tr-TR"/>
+        </w:rPr>
+      </w:pPr>
+      <w:r>
+        <w:rPr>
+          <w:rFonts w:ascii="Times New Roman" w:eastAsia="Times New Roman" w:hAnsi="Times New Roman" w:cs="Times New Roman"/>
+          <w:sz w:val="24"/>
+          <w:szCs w:val="24"/>
+          <w:lang w:eastAsia="tr-TR"/>
+        </w:rPr>
+        <w:t xml:space="preserve">  File:Line: explain_lime.R:47</w:t>
+      </w:r>
+    </w:p>
+    <w:p>
+      <w:pPr>
+        <w:spacing w:before="100" w:beforeAutospacing="1" w:after="100" w:afterAutospacing="1" w:line="240" w:lineRule="auto"/>
+        <w:rPr>
+          <w:rFonts w:ascii="Times New Roman" w:eastAsia="Times New Roman" w:hAnsi="Times New Roman" w:cs="Times New Roman"/>
+          <w:sz w:val="24"/>
+          <w:szCs w:val="24"/>
+          <w:lang w:eastAsia="tr-TR"/>
+        </w:rPr>
+      </w:pPr>
+      <w:r>
+        <w:rPr>
+          <w:rFonts w:ascii="Times New Roman" w:eastAsia="Times New Roman" w:hAnsi="Times New Roman" w:cs="Times New Roman"/>
+          <w:sz w:val="24"/>
+          <w:szCs w:val="24"/>
+          <w:lang w:eastAsia="tr-TR"/>
+        </w:rPr>
+        <w:t xml:space="preserve">  Status: BUG</w:t>
+      </w:r>
+    </w:p>
+    <w:p>
+      <w:pPr>
+        <w:spacing w:before="100" w:beforeAutospacing="1" w:after="100" w:afterAutospacing="1" w:line="240" w:lineRule="auto"/>
+        <w:rPr>
+          <w:rFonts w:ascii="Times New Roman" w:eastAsia="Times New Roman" w:hAnsi="Times New Roman" w:cs="Times New Roman"/>
+          <w:sz w:val="24"/>
+          <w:szCs w:val="24"/>
+          <w:lang w:eastAsia="tr-TR"/>
+        </w:rPr>
+      </w:pPr>
+      <w:r>
+        <w:rPr>
+          <w:rFonts w:ascii="Times New Roman" w:eastAsia="Times New Roman" w:hAnsi="Times New Roman" w:cs="Times New Roman"/>
+          <w:sz w:val="24"/>
+          <w:szCs w:val="24"/>
+          <w:lang w:eastAsia="tr-TR"/>
+        </w:rPr>
+        <w:t xml:space="preserve">  ────────────────────────────────────────</w:t>
+      </w:r>
+    </w:p>
+    <w:p>
+      <w:pPr>
+        <w:spacing w:before="100" w:beforeAutospacing="1" w:after="100" w:afterAutospacing="1" w:line="240" w:lineRule="auto"/>
+        <w:rPr>
+          <w:rFonts w:ascii="Times New Roman" w:eastAsia="Times New Roman" w:hAnsi="Times New Roman" w:cs="Times New Roman"/>
+          <w:sz w:val="24"/>
+          <w:szCs w:val="24"/>
+          <w:lang w:eastAsia="tr-TR"/>
+        </w:rPr>
+      </w:pPr>
+      <w:r>
+        <w:rPr>
+          <w:rFonts w:ascii="Times New Roman" w:eastAsia="Times New Roman" w:hAnsi="Times New Roman" w:cs="Times New Roman"/>
+          <w:sz w:val="24"/>
+          <w:szCs w:val="24"/>
+          <w:lang w:eastAsia="tr-TR"/>
+        </w:rPr>
+        <w:t xml:space="preserve">  Issue: DALEX raw/processed bake bypass</w:t>
+      </w:r>
+    </w:p>
+    <w:p>
+      <w:pPr>
+        <w:spacing w:before="100" w:beforeAutospacing="1" w:after="100" w:afterAutospacing="1" w:line="240" w:lineRule="auto"/>
+        <w:rPr>
+          <w:rFonts w:ascii="Times New Roman" w:eastAsia="Times New Roman" w:hAnsi="Times New Roman" w:cs="Times New Roman"/>
+          <w:sz w:val="24"/>
+          <w:szCs w:val="24"/>
+          <w:lang w:eastAsia="tr-TR"/>
+        </w:rPr>
+      </w:pPr>
+      <w:r>
+        <w:rPr>
+          <w:rFonts w:ascii="Times New Roman" w:eastAsia="Times New Roman" w:hAnsi="Times New Roman" w:cs="Times New Roman"/>
+          <w:sz w:val="24"/>
+          <w:szCs w:val="24"/>
+          <w:lang w:eastAsia="tr-TR"/>
+        </w:rPr>
+        <w:t xml:space="preserve">  Severity: 🟠 Significant</w:t>
+      </w:r>
+    </w:p>
+    <w:p>
+      <w:pPr>
+        <w:spacing w:before="100" w:beforeAutospacing="1" w:after="100" w:afterAutospacing="1" w:line="240" w:lineRule="auto"/>
+        <w:rPr>
+          <w:rFonts w:ascii="Times New Roman" w:eastAsia="Times New Roman" w:hAnsi="Times New Roman" w:cs="Times New Roman"/>
+          <w:sz w:val="24"/>
+          <w:szCs w:val="24"/>
+          <w:lang w:eastAsia="tr-TR"/>
+        </w:rPr>
+      </w:pPr>
+      <w:r>
+        <w:rPr>
+          <w:rFonts w:ascii="Times New Roman" w:eastAsia="Times New Roman" w:hAnsi="Times New Roman" w:cs="Times New Roman"/>
+          <w:sz w:val="24"/>
+          <w:szCs w:val="24"/>
+          <w:lang w:eastAsia="tr-TR"/>
+        </w:rPr>
+        <w:t xml:space="preserve">  File:Line: explain_dalex.R:72-74</w:t>
+      </w:r>
+    </w:p>
+    <w:p>
+      <w:pPr>
+        <w:spacing w:before="100" w:beforeAutospacing="1" w:after="100" w:afterAutospacing="1" w:line="240" w:lineRule="auto"/>
+        <w:rPr>
+          <w:rFonts w:ascii="Times New Roman" w:eastAsia="Times New Roman" w:hAnsi="Times New Roman" w:cs="Times New Roman"/>
+          <w:sz w:val="24"/>
+          <w:szCs w:val="24"/>
+          <w:lang w:eastAsia="tr-TR"/>
+        </w:rPr>
+      </w:pPr>
+      <w:r>
+        <w:rPr>
+          <w:rFonts w:ascii="Times New Roman" w:eastAsia="Times New Roman" w:hAnsi="Times New Roman" w:cs="Times New Roman"/>
+          <w:sz w:val="24"/>
+          <w:szCs w:val="24"/>
+          <w:lang w:eastAsia="tr-TR"/>
+        </w:rPr>
+        <w:t xml:space="preserve">  Status: Potential BUG</w:t>
+      </w:r>
+    </w:p>
+    <w:p>
+      <w:pPr>
+        <w:spacing w:before="100" w:beforeAutospacing="1" w:after="100" w:afterAutospacing="1" w:line="240" w:lineRule="auto"/>
+        <w:rPr>
+          <w:rFonts w:ascii="Times New Roman" w:eastAsia="Times New Roman" w:hAnsi="Times New Roman" w:cs="Times New Roman"/>
+          <w:sz w:val="24"/>
+          <w:szCs w:val="24"/>
+          <w:lang w:eastAsia="tr-TR"/>
+        </w:rPr>
+      </w:pPr>
+      <w:r>
+        <w:rPr>
+          <w:rFonts w:ascii="Times New Roman" w:eastAsia="Times New Roman" w:hAnsi="Times New Roman" w:cs="Times New Roman"/>
+          <w:sz w:val="24"/>
+          <w:szCs w:val="24"/>
+          <w:lang w:eastAsia="tr-TR"/>
+        </w:rPr>
+        <w:t xml:space="preserve">  ────────────────────────────────────────</w:t>
+      </w:r>
+    </w:p>
+    <w:p>
+      <w:pPr>
+        <w:spacing w:before="100" w:beforeAutospacing="1" w:after="100" w:afterAutospacing="1" w:line="240" w:lineRule="auto"/>
+        <w:rPr>
+          <w:rFonts w:ascii="Times New Roman" w:eastAsia="Times New Roman" w:hAnsi="Times New Roman" w:cs="Times New Roman"/>
+          <w:sz w:val="24"/>
+          <w:szCs w:val="24"/>
+          <w:lang w:eastAsia="tr-TR"/>
+        </w:rPr>
+      </w:pPr>
+      <w:r>
+        <w:rPr>
+          <w:rFonts w:ascii="Times New Roman" w:eastAsia="Times New Roman" w:hAnsi="Times New Roman" w:cs="Times New Roman"/>
+          <w:sz w:val="24"/>
+          <w:szCs w:val="24"/>
+          <w:lang w:eastAsia="tr-TR"/>
+        </w:rPr>
+        <w:lastRenderedPageBreak/>
+        <w:t xml:space="preserve">  Issue: SHAP non-stratified sampling</w:t>
+      </w:r>
+    </w:p>
+    <w:p>
+      <w:pPr>
+        <w:spacing w:before="100" w:beforeAutospacing="1" w:after="100" w:afterAutospacing="1" w:line="240" w:lineRule="auto"/>
+        <w:rPr>
+          <w:rFonts w:ascii="Times New Roman" w:eastAsia="Times New Roman" w:hAnsi="Times New Roman" w:cs="Times New Roman"/>
+          <w:sz w:val="24"/>
+          <w:szCs w:val="24"/>
+          <w:lang w:eastAsia="tr-TR"/>
+        </w:rPr>
+      </w:pPr>
+      <w:r>
+        <w:rPr>
+          <w:rFonts w:ascii="Times New Roman" w:eastAsia="Times New Roman" w:hAnsi="Times New Roman" w:cs="Times New Roman"/>
+          <w:sz w:val="24"/>
+          <w:szCs w:val="24"/>
+          <w:lang w:eastAsia="tr-TR"/>
+        </w:rPr>
+        <w:t xml:space="preserve">  Severity: 🟠 Significant</w:t>
+      </w:r>
+    </w:p>
+    <w:p>
+      <w:pPr>
+        <w:spacing w:before="100" w:beforeAutospacing="1" w:after="100" w:afterAutospacing="1" w:line="240" w:lineRule="auto"/>
+        <w:rPr>
+          <w:rFonts w:ascii="Times New Roman" w:eastAsia="Times New Roman" w:hAnsi="Times New Roman" w:cs="Times New Roman"/>
+          <w:sz w:val="24"/>
+          <w:szCs w:val="24"/>
+          <w:lang w:eastAsia="tr-TR"/>
+        </w:rPr>
+      </w:pPr>
+      <w:r>
+        <w:rPr>
+          <w:rFonts w:ascii="Times New Roman" w:eastAsia="Times New Roman" w:hAnsi="Times New Roman" w:cs="Times New Roman"/>
+          <w:sz w:val="24"/>
+          <w:szCs w:val="24"/>
+          <w:lang w:eastAsia="tr-TR"/>
+        </w:rPr>
+        <w:t xml:space="preserve">  File:Line: explain_dalex.R:318-321</w:t>
+      </w:r>
+    </w:p>
+    <w:p>
+      <w:pPr>
+        <w:spacing w:before="100" w:beforeAutospacing="1" w:after="100" w:afterAutospacing="1" w:line="240" w:lineRule="auto"/>
+        <w:rPr>
+          <w:rFonts w:ascii="Times New Roman" w:eastAsia="Times New Roman" w:hAnsi="Times New Roman" w:cs="Times New Roman"/>
+          <w:sz w:val="24"/>
+          <w:szCs w:val="24"/>
+          <w:lang w:eastAsia="tr-TR"/>
+        </w:rPr>
+      </w:pPr>
+      <w:r>
+        <w:rPr>
+          <w:rFonts w:ascii="Times New Roman" w:eastAsia="Times New Roman" w:hAnsi="Times New Roman" w:cs="Times New Roman"/>
+          <w:sz w:val="24"/>
+          <w:szCs w:val="24"/>
+          <w:lang w:eastAsia="tr-TR"/>
+        </w:rPr>
+        <w:t xml:space="preserve">  Status: Design flaw</w:t>
+      </w:r>
+    </w:p>
+    <w:p>
+      <w:pPr>
+        <w:spacing w:before="100" w:beforeAutospacing="1" w:after="100" w:afterAutospacing="1" w:line="240" w:lineRule="auto"/>
+        <w:rPr>
+          <w:rFonts w:ascii="Times New Roman" w:eastAsia="Times New Roman" w:hAnsi="Times New Roman" w:cs="Times New Roman"/>
+          <w:sz w:val="24"/>
+          <w:szCs w:val="24"/>
+          <w:lang w:eastAsia="tr-TR"/>
+        </w:rPr>
+      </w:pPr>
+      <w:r>
+        <w:rPr>
+          <w:rFonts w:ascii="Times New Roman" w:eastAsia="Times New Roman" w:hAnsi="Times New Roman" w:cs="Times New Roman"/>
+          <w:sz w:val="24"/>
+          <w:szCs w:val="24"/>
+          <w:lang w:eastAsia="tr-TR"/>
+        </w:rPr>
+        <w:t xml:space="preserve">  ────────────────────────────────────────</w:t>
+      </w:r>
+    </w:p>
+    <w:p>
+      <w:pPr>
+        <w:spacing w:before="100" w:beforeAutospacing="1" w:after="100" w:afterAutospacing="1" w:line="240" w:lineRule="auto"/>
+        <w:rPr>
+          <w:rFonts w:ascii="Times New Roman" w:eastAsia="Times New Roman" w:hAnsi="Times New Roman" w:cs="Times New Roman"/>
+          <w:sz w:val="24"/>
+          <w:szCs w:val="24"/>
+          <w:lang w:eastAsia="tr-TR"/>
+        </w:rPr>
+      </w:pPr>
+      <w:r>
+        <w:rPr>
+          <w:rFonts w:ascii="Times New Roman" w:eastAsia="Times New Roman" w:hAnsi="Times New Roman" w:cs="Times New Roman"/>
+          <w:sz w:val="24"/>
+          <w:szCs w:val="24"/>
+          <w:lang w:eastAsia="tr-TR"/>
+        </w:rPr>
+        <w:t xml:space="preserve">  Issue: Positive class inconsistency</w:t>
+      </w:r>
+    </w:p>
+    <w:p>
+      <w:pPr>
+        <w:spacing w:before="100" w:beforeAutospacing="1" w:after="100" w:afterAutospacing="1" w:line="240" w:lineRule="auto"/>
+        <w:rPr>
+          <w:rFonts w:ascii="Times New Roman" w:eastAsia="Times New Roman" w:hAnsi="Times New Roman" w:cs="Times New Roman"/>
+          <w:sz w:val="24"/>
+          <w:szCs w:val="24"/>
+          <w:lang w:eastAsia="tr-TR"/>
+        </w:rPr>
+      </w:pPr>
+      <w:r>
+        <w:rPr>
+          <w:rFonts w:ascii="Times New Roman" w:eastAsia="Times New Roman" w:hAnsi="Times New Roman" w:cs="Times New Roman"/>
+          <w:sz w:val="24"/>
+          <w:szCs w:val="24"/>
+          <w:lang w:eastAsia="tr-TR"/>
+        </w:rPr>
+        <w:t xml:space="preserve">  Severity: 🟠 Significant</w:t>
+      </w:r>
+    </w:p>
+    <w:p>
+      <w:pPr>
+        <w:spacing w:before="100" w:beforeAutospacing="1" w:after="100" w:afterAutospacing="1" w:line="240" w:lineRule="auto"/>
+        <w:rPr>
+          <w:rFonts w:ascii="Times New Roman" w:eastAsia="Times New Roman" w:hAnsi="Times New Roman" w:cs="Times New Roman"/>
+          <w:sz w:val="24"/>
+          <w:szCs w:val="24"/>
+          <w:lang w:eastAsia="tr-TR"/>
+        </w:rPr>
+      </w:pPr>
+      <w:r>
+        <w:rPr>
+          <w:rFonts w:ascii="Times New Roman" w:eastAsia="Times New Roman" w:hAnsi="Times New Roman" w:cs="Times New Roman"/>
+          <w:sz w:val="24"/>
+          <w:szCs w:val="24"/>
+          <w:lang w:eastAsia="tr-TR"/>
+        </w:rPr>
+        <w:t xml:space="preserve">  File:Line: explain_ale.R:46-49</w:t>
+      </w:r>
+    </w:p>
+    <w:p>
+      <w:pPr>
+        <w:spacing w:before="100" w:beforeAutospacing="1" w:after="100" w:afterAutospacing="1" w:line="240" w:lineRule="auto"/>
+        <w:rPr>
+          <w:rFonts w:ascii="Times New Roman" w:eastAsia="Times New Roman" w:hAnsi="Times New Roman" w:cs="Times New Roman"/>
+          <w:sz w:val="24"/>
+          <w:szCs w:val="24"/>
+          <w:lang w:eastAsia="tr-TR"/>
+        </w:rPr>
+      </w:pPr>
+      <w:r>
+        <w:rPr>
+          <w:rFonts w:ascii="Times New Roman" w:eastAsia="Times New Roman" w:hAnsi="Times New Roman" w:cs="Times New Roman"/>
+          <w:sz w:val="24"/>
+          <w:szCs w:val="24"/>
+          <w:lang w:eastAsia="tr-TR"/>
+        </w:rPr>
+        <w:t xml:space="preserve">  Status: BUG</w:t>
+      </w:r>
+    </w:p>
+    <w:p>
+      <w:pPr>
+        <w:spacing w:before="100" w:beforeAutospacing="1" w:after="100" w:afterAutospacing="1" w:line="240" w:lineRule="auto"/>
+        <w:rPr>
+          <w:rFonts w:ascii="Times New Roman" w:eastAsia="Times New Roman" w:hAnsi="Times New Roman" w:cs="Times New Roman"/>
+          <w:sz w:val="24"/>
+          <w:szCs w:val="24"/>
+          <w:lang w:eastAsia="tr-TR"/>
+        </w:rPr>
+      </w:pPr>
+      <w:r>
+        <w:rPr>
+          <w:rFonts w:ascii="Times New Roman" w:eastAsia="Times New Roman" w:hAnsi="Times New Roman" w:cs="Times New Roman"/>
+          <w:sz w:val="24"/>
+          <w:szCs w:val="24"/>
+          <w:lang w:eastAsia="tr-TR"/>
+        </w:rPr>
+        <w:t xml:space="preserve">  ────────────────────────────────────────</w:t>
+      </w:r>
+    </w:p>
+    <w:p>
+      <w:pPr>
+        <w:spacing w:before="100" w:beforeAutospacing="1" w:after="100" w:afterAutospacing="1" w:line="240" w:lineRule="auto"/>
+        <w:rPr>
+          <w:rFonts w:ascii="Times New Roman" w:eastAsia="Times New Roman" w:hAnsi="Times New Roman" w:cs="Times New Roman"/>
+          <w:sz w:val="24"/>
+          <w:szCs w:val="24"/>
+          <w:lang w:eastAsia="tr-TR"/>
+        </w:rPr>
+      </w:pPr>
+      <w:r>
+        <w:rPr>
+          <w:rFonts w:ascii="Times New Roman" w:eastAsia="Times New Roman" w:hAnsi="Times New Roman" w:cs="Times New Roman"/>
+          <w:sz w:val="24"/>
+          <w:szCs w:val="24"/>
+          <w:lang w:eastAsia="tr-TR"/>
+        </w:rPr>
+        <w:t xml:space="preserve">  Issue: Loss function edge cases</w:t>
+      </w:r>
+    </w:p>
+    <w:p>
+      <w:pPr>
+        <w:spacing w:before="100" w:beforeAutospacing="1" w:after="100" w:afterAutospacing="1" w:line="240" w:lineRule="auto"/>
+        <w:rPr>
+          <w:rFonts w:ascii="Times New Roman" w:eastAsia="Times New Roman" w:hAnsi="Times New Roman" w:cs="Times New Roman"/>
+          <w:sz w:val="24"/>
+          <w:szCs w:val="24"/>
+          <w:lang w:eastAsia="tr-TR"/>
+        </w:rPr>
+      </w:pPr>
+      <w:r>
+        <w:rPr>
+          <w:rFonts w:ascii="Times New Roman" w:eastAsia="Times New Roman" w:hAnsi="Times New Roman" w:cs="Times New Roman"/>
+          <w:sz w:val="24"/>
+          <w:szCs w:val="24"/>
+          <w:lang w:eastAsia="tr-TR"/>
+        </w:rPr>
+        <w:t xml:space="preserve">  Severity: 🟡 Moderate</w:t>
+      </w:r>
+    </w:p>
+    <w:p>
+      <w:pPr>
+        <w:spacing w:before="100" w:beforeAutospacing="1" w:after="100" w:afterAutospacing="1" w:line="240" w:lineRule="auto"/>
+        <w:rPr>
+          <w:rFonts w:ascii="Times New Roman" w:eastAsia="Times New Roman" w:hAnsi="Times New Roman" w:cs="Times New Roman"/>
+          <w:sz w:val="24"/>
+          <w:szCs w:val="24"/>
+          <w:lang w:eastAsia="tr-TR"/>
+        </w:rPr>
+      </w:pPr>
+      <w:r>
+        <w:rPr>
+          <w:rFonts w:ascii="Times New Roman" w:eastAsia="Times New Roman" w:hAnsi="Times New Roman" w:cs="Times New Roman"/>
+          <w:sz w:val="24"/>
+          <w:szCs w:val="24"/>
+          <w:lang w:eastAsia="tr-TR"/>
+        </w:rPr>
+        <w:t xml:space="preserve">  File:Line: explain_dalex.R:305-307</w:t>
+      </w:r>
+    </w:p>
+    <w:p>
+      <w:pPr>
+        <w:spacing w:before="100" w:beforeAutospacing="1" w:after="100" w:afterAutospacing="1" w:line="240" w:lineRule="auto"/>
+        <w:rPr>
+          <w:rFonts w:ascii="Times New Roman" w:eastAsia="Times New Roman" w:hAnsi="Times New Roman" w:cs="Times New Roman"/>
+          <w:sz w:val="24"/>
+          <w:szCs w:val="24"/>
+          <w:lang w:eastAsia="tr-TR"/>
+        </w:rPr>
+      </w:pPr>
+      <w:r>
+        <w:rPr>
+          <w:rFonts w:ascii="Times New Roman" w:eastAsia="Times New Roman" w:hAnsi="Times New Roman" w:cs="Times New Roman"/>
+          <w:sz w:val="24"/>
+          <w:szCs w:val="24"/>
+          <w:lang w:eastAsia="tr-TR"/>
+        </w:rPr>
+        <w:t xml:space="preserve">  Status: Edge case</w:t>
+      </w:r>
+    </w:p>
+    <w:p>
+      <w:pPr>
+        <w:spacing w:before="100" w:beforeAutospacing="1" w:after="100" w:afterAutospacing="1" w:line="240" w:lineRule="auto"/>
+        <w:rPr>
+          <w:rFonts w:ascii="Times New Roman" w:eastAsia="Times New Roman" w:hAnsi="Times New Roman" w:cs="Times New Roman"/>
+          <w:sz w:val="24"/>
+          <w:szCs w:val="24"/>
+          <w:lang w:eastAsia="tr-TR"/>
+        </w:rPr>
+      </w:pPr>
+      <w:r>
+        <w:rPr>
+          <w:rFonts w:ascii="Times New Roman" w:eastAsia="Times New Roman" w:hAnsi="Times New Roman" w:cs="Times New Roman"/>
+          <w:sz w:val="24"/>
+          <w:szCs w:val="24"/>
+          <w:lang w:eastAsia="tr-TR"/>
+        </w:rPr>
+        <w:t xml:space="preserve">  ────────────────────────────────────────</w:t>
+      </w:r>
+    </w:p>
+    <w:p>
+      <w:pPr>
+        <w:spacing w:before="100" w:beforeAutospacing="1" w:after="100" w:afterAutospacing="1" w:line="240" w:lineRule="auto"/>
+        <w:rPr>
+          <w:rFonts w:ascii="Times New Roman" w:eastAsia="Times New Roman" w:hAnsi="Times New Roman" w:cs="Times New Roman"/>
+          <w:sz w:val="24"/>
+          <w:szCs w:val="24"/>
+          <w:lang w:eastAsia="tr-TR"/>
+        </w:rPr>
+      </w:pPr>
+      <w:r>
+        <w:rPr>
+          <w:rFonts w:ascii="Times New Roman" w:eastAsia="Times New Roman" w:hAnsi="Times New Roman" w:cs="Times New Roman"/>
+          <w:sz w:val="24"/>
+          <w:szCs w:val="24"/>
+          <w:lang w:eastAsia="tr-TR"/>
+        </w:rPr>
+        <w:t xml:space="preserve">  Issue: Feature name sanitization</w:t>
+      </w:r>
+    </w:p>
+    <w:p>
+      <w:pPr>
+        <w:spacing w:before="100" w:beforeAutospacing="1" w:after="100" w:afterAutospacing="1" w:line="240" w:lineRule="auto"/>
+        <w:rPr>
+          <w:rFonts w:ascii="Times New Roman" w:eastAsia="Times New Roman" w:hAnsi="Times New Roman" w:cs="Times New Roman"/>
+          <w:sz w:val="24"/>
+          <w:szCs w:val="24"/>
+          <w:lang w:eastAsia="tr-TR"/>
+        </w:rPr>
+      </w:pPr>
+      <w:r>
+        <w:rPr>
+          <w:rFonts w:ascii="Times New Roman" w:eastAsia="Times New Roman" w:hAnsi="Times New Roman" w:cs="Times New Roman"/>
+          <w:sz w:val="24"/>
+          <w:szCs w:val="24"/>
+          <w:lang w:eastAsia="tr-TR"/>
+        </w:rPr>
+        <w:t xml:space="preserve">  Severity: 🟡 Moderate</w:t>
+      </w:r>
+    </w:p>
+    <w:p>
+      <w:pPr>
+        <w:spacing w:before="100" w:beforeAutospacing="1" w:after="100" w:afterAutospacing="1" w:line="240" w:lineRule="auto"/>
+        <w:rPr>
+          <w:rFonts w:ascii="Times New Roman" w:eastAsia="Times New Roman" w:hAnsi="Times New Roman" w:cs="Times New Roman"/>
+          <w:sz w:val="24"/>
+          <w:szCs w:val="24"/>
+          <w:lang w:eastAsia="tr-TR"/>
+        </w:rPr>
+      </w:pPr>
+      <w:r>
+        <w:rPr>
+          <w:rFonts w:ascii="Times New Roman" w:eastAsia="Times New Roman" w:hAnsi="Times New Roman" w:cs="Times New Roman"/>
+          <w:sz w:val="24"/>
+          <w:szCs w:val="24"/>
+          <w:lang w:eastAsia="tr-TR"/>
+        </w:rPr>
+        <w:t xml:space="preserve">  File:Line: Various</w:t>
+      </w:r>
+    </w:p>
+    <w:p>
+      <w:pPr>
+        <w:spacing w:before="100" w:beforeAutospacing="1" w:after="100" w:afterAutospacing="1" w:line="240" w:lineRule="auto"/>
+        <w:rPr>
+          <w:rFonts w:ascii="Times New Roman" w:eastAsia="Times New Roman" w:hAnsi="Times New Roman" w:cs="Times New Roman"/>
+          <w:sz w:val="24"/>
+          <w:szCs w:val="24"/>
+          <w:lang w:eastAsia="tr-TR"/>
+        </w:rPr>
+      </w:pPr>
+      <w:r>
+        <w:rPr>
+          <w:rFonts w:ascii="Times New Roman" w:eastAsia="Times New Roman" w:hAnsi="Times New Roman" w:cs="Times New Roman"/>
+          <w:sz w:val="24"/>
+          <w:szCs w:val="24"/>
+          <w:lang w:eastAsia="tr-TR"/>
+        </w:rPr>
+        <w:t xml:space="preserve">  Status: Inconsistent</w:t>
+      </w:r>
+    </w:p>
+    <w:p>
+      <w:pPr>
+        <w:spacing w:before="100" w:beforeAutospacing="1" w:after="100" w:afterAutospacing="1" w:line="240" w:lineRule="auto"/>
+        <w:rPr>
+          <w:rFonts w:ascii="Times New Roman" w:eastAsia="Times New Roman" w:hAnsi="Times New Roman" w:cs="Times New Roman"/>
+          <w:sz w:val="24"/>
+          <w:szCs w:val="24"/>
+          <w:lang w:eastAsia="tr-TR"/>
+        </w:rPr>
+      </w:pPr>
+      <w:r>
+        <w:rPr>
+          <w:rFonts w:ascii="Times New Roman" w:eastAsia="Times New Roman" w:hAnsi="Times New Roman" w:cs="Times New Roman"/>
+          <w:sz w:val="24"/>
+          <w:szCs w:val="24"/>
+          <w:lang w:eastAsia="tr-TR"/>
+        </w:rPr>
+        <w:t xml:space="preserve">  ────────────────────────────────────────</w:t>
+      </w:r>
+    </w:p>
+    <w:p>
+      <w:pPr>
+        <w:spacing w:before="100" w:beforeAutospacing="1" w:after="100" w:afterAutospacing="1" w:line="240" w:lineRule="auto"/>
+        <w:rPr>
+          <w:rFonts w:ascii="Times New Roman" w:eastAsia="Times New Roman" w:hAnsi="Times New Roman" w:cs="Times New Roman"/>
+          <w:sz w:val="24"/>
+          <w:szCs w:val="24"/>
+          <w:lang w:eastAsia="tr-TR"/>
+        </w:rPr>
+      </w:pPr>
+      <w:r>
+        <w:rPr>
+          <w:rFonts w:ascii="Times New Roman" w:eastAsia="Times New Roman" w:hAnsi="Times New Roman" w:cs="Times New Roman"/>
+          <w:sz w:val="24"/>
+          <w:szCs w:val="24"/>
+          <w:lang w:eastAsia="tr-TR"/>
+        </w:rPr>
+        <w:t xml:space="preserve">  Issue: ICE vs ALE </w:t>
+      </w:r>
+      <w:proofErr w:type="gramStart"/>
+      <w:r>
+        <w:rPr>
+          <w:rFonts w:ascii="Times New Roman" w:eastAsia="Times New Roman" w:hAnsi="Times New Roman" w:cs="Times New Roman"/>
+          <w:sz w:val="24"/>
+          <w:szCs w:val="24"/>
+          <w:lang w:eastAsia="tr-TR"/>
+        </w:rPr>
+        <w:t>data</w:t>
+      </w:r>
+      <w:proofErr w:type="gramEnd"/>
+      <w:r>
+        <w:rPr>
+          <w:rFonts w:ascii="Times New Roman" w:eastAsia="Times New Roman" w:hAnsi="Times New Roman" w:cs="Times New Roman"/>
+          <w:sz w:val="24"/>
+          <w:szCs w:val="24"/>
+          <w:lang w:eastAsia="tr-TR"/>
+        </w:rPr>
+        <w:t xml:space="preserve"> source mismatch</w:t>
+      </w:r>
+    </w:p>
+    <w:p>
+      <w:pPr>
+        <w:spacing w:before="100" w:beforeAutospacing="1" w:after="100" w:afterAutospacing="1" w:line="240" w:lineRule="auto"/>
+        <w:rPr>
+          <w:rFonts w:ascii="Times New Roman" w:eastAsia="Times New Roman" w:hAnsi="Times New Roman" w:cs="Times New Roman"/>
+          <w:sz w:val="24"/>
+          <w:szCs w:val="24"/>
+          <w:lang w:eastAsia="tr-TR"/>
+        </w:rPr>
+      </w:pPr>
+      <w:r>
+        <w:rPr>
+          <w:rFonts w:ascii="Times New Roman" w:eastAsia="Times New Roman" w:hAnsi="Times New Roman" w:cs="Times New Roman"/>
+          <w:sz w:val="24"/>
+          <w:szCs w:val="24"/>
+          <w:lang w:eastAsia="tr-TR"/>
+        </w:rPr>
+        <w:t xml:space="preserve">  Severity: 🟡 Moderate</w:t>
+      </w:r>
+    </w:p>
+    <w:p>
+      <w:pPr>
+        <w:spacing w:before="100" w:beforeAutospacing="1" w:after="100" w:afterAutospacing="1" w:line="240" w:lineRule="auto"/>
+        <w:rPr>
+          <w:rFonts w:ascii="Times New Roman" w:eastAsia="Times New Roman" w:hAnsi="Times New Roman" w:cs="Times New Roman"/>
+          <w:sz w:val="24"/>
+          <w:szCs w:val="24"/>
+          <w:lang w:eastAsia="tr-TR"/>
+        </w:rPr>
+      </w:pPr>
+      <w:r>
+        <w:rPr>
+          <w:rFonts w:ascii="Times New Roman" w:eastAsia="Times New Roman" w:hAnsi="Times New Roman" w:cs="Times New Roman"/>
+          <w:sz w:val="24"/>
+          <w:szCs w:val="24"/>
+          <w:lang w:eastAsia="tr-TR"/>
+        </w:rPr>
+        <w:t xml:space="preserve">  File:Line: plot_ice.R:34</w:t>
+      </w:r>
+    </w:p>
+    <w:p>
+      <w:pPr>
+        <w:spacing w:before="100" w:beforeAutospacing="1" w:after="100" w:afterAutospacing="1" w:line="240" w:lineRule="auto"/>
+        <w:rPr>
+          <w:rFonts w:ascii="Times New Roman" w:eastAsia="Times New Roman" w:hAnsi="Times New Roman" w:cs="Times New Roman"/>
+          <w:sz w:val="24"/>
+          <w:szCs w:val="24"/>
+          <w:lang w:eastAsia="tr-TR"/>
+        </w:rPr>
+      </w:pPr>
+      <w:r>
+        <w:rPr>
+          <w:rFonts w:ascii="Times New Roman" w:eastAsia="Times New Roman" w:hAnsi="Times New Roman" w:cs="Times New Roman"/>
+          <w:sz w:val="24"/>
+          <w:szCs w:val="24"/>
+          <w:lang w:eastAsia="tr-TR"/>
+        </w:rPr>
+        <w:t xml:space="preserve">  Status: Inconsistent</w:t>
+      </w:r>
+    </w:p>
+    <w:p>
+      <w:pPr>
+        <w:spacing w:before="100" w:beforeAutospacing="1" w:after="100" w:afterAutospacing="1" w:line="240" w:lineRule="auto"/>
+        <w:rPr>
+          <w:rFonts w:ascii="Times New Roman" w:eastAsia="Times New Roman" w:hAnsi="Times New Roman" w:cs="Times New Roman"/>
+          <w:sz w:val="24"/>
+          <w:szCs w:val="24"/>
+          <w:lang w:eastAsia="tr-TR"/>
+        </w:rPr>
+      </w:pPr>
+      <w:r>
+        <w:rPr>
+          <w:rFonts w:ascii="Times New Roman" w:eastAsia="Times New Roman" w:hAnsi="Times New Roman" w:cs="Times New Roman"/>
+          <w:sz w:val="24"/>
+          <w:szCs w:val="24"/>
+          <w:lang w:eastAsia="tr-TR"/>
+        </w:rPr>
+        <w:t xml:space="preserve">  ────────────────────────────────────────</w:t>
+      </w:r>
+    </w:p>
+    <w:p>
+      <w:pPr>
+        <w:spacing w:before="100" w:beforeAutospacing="1" w:after="100" w:afterAutospacing="1" w:line="240" w:lineRule="auto"/>
+        <w:rPr>
+          <w:rFonts w:ascii="Times New Roman" w:eastAsia="Times New Roman" w:hAnsi="Times New Roman" w:cs="Times New Roman"/>
+          <w:sz w:val="24"/>
+          <w:szCs w:val="24"/>
+          <w:lang w:eastAsia="tr-TR"/>
+        </w:rPr>
+      </w:pPr>
+      <w:r>
+        <w:rPr>
+          <w:rFonts w:ascii="Times New Roman" w:eastAsia="Times New Roman" w:hAnsi="Times New Roman" w:cs="Times New Roman"/>
+          <w:sz w:val="24"/>
+          <w:szCs w:val="24"/>
+          <w:lang w:eastAsia="tr-TR"/>
+        </w:rPr>
+        <w:lastRenderedPageBreak/>
+        <w:t xml:space="preserve">  Issue: No fold-wise explanation stability</w:t>
+      </w:r>
+    </w:p>
+    <w:p>
+      <w:pPr>
+        <w:spacing w:before="100" w:beforeAutospacing="1" w:after="100" w:afterAutospacing="1" w:line="240" w:lineRule="auto"/>
+        <w:rPr>
+          <w:rFonts w:ascii="Times New Roman" w:eastAsia="Times New Roman" w:hAnsi="Times New Roman" w:cs="Times New Roman"/>
+          <w:sz w:val="24"/>
+          <w:szCs w:val="24"/>
+          <w:lang w:eastAsia="tr-TR"/>
+        </w:rPr>
+      </w:pPr>
+      <w:r>
+        <w:rPr>
+          <w:rFonts w:ascii="Times New Roman" w:eastAsia="Times New Roman" w:hAnsi="Times New Roman" w:cs="Times New Roman"/>
+          <w:sz w:val="24"/>
+          <w:szCs w:val="24"/>
+          <w:lang w:eastAsia="tr-TR"/>
+        </w:rPr>
+        <w:t xml:space="preserve">  Severity: 🟢 Minor</w:t>
+      </w:r>
+    </w:p>
+    <w:p>
+      <w:pPr>
+        <w:spacing w:before="100" w:beforeAutospacing="1" w:after="100" w:afterAutospacing="1" w:line="240" w:lineRule="auto"/>
+        <w:rPr>
+          <w:rFonts w:ascii="Times New Roman" w:eastAsia="Times New Roman" w:hAnsi="Times New Roman" w:cs="Times New Roman"/>
+          <w:sz w:val="24"/>
+          <w:szCs w:val="24"/>
+          <w:lang w:eastAsia="tr-TR"/>
+        </w:rPr>
+      </w:pPr>
+      <w:r>
+        <w:rPr>
+          <w:rFonts w:ascii="Times New Roman" w:eastAsia="Times New Roman" w:hAnsi="Times New Roman" w:cs="Times New Roman"/>
+          <w:sz w:val="24"/>
+          <w:szCs w:val="24"/>
+          <w:lang w:eastAsia="tr-TR"/>
+        </w:rPr>
+        <w:t xml:space="preserve">  File:Line: N/A</w:t>
+      </w:r>
+    </w:p>
+    <w:p>
+      <w:pPr>
+        <w:spacing w:before="100" w:beforeAutospacing="1" w:after="100" w:afterAutospacing="1" w:line="240" w:lineRule="auto"/>
+        <w:rPr>
+          <w:rFonts w:ascii="Times New Roman" w:eastAsia="Times New Roman" w:hAnsi="Times New Roman" w:cs="Times New Roman"/>
+          <w:sz w:val="24"/>
+          <w:szCs w:val="24"/>
+          <w:lang w:eastAsia="tr-TR"/>
+        </w:rPr>
+      </w:pPr>
+      <w:r>
+        <w:rPr>
+          <w:rFonts w:ascii="Times New Roman" w:eastAsia="Times New Roman" w:hAnsi="Times New Roman" w:cs="Times New Roman"/>
+          <w:sz w:val="24"/>
+          <w:szCs w:val="24"/>
+          <w:lang w:eastAsia="tr-TR"/>
+        </w:rPr>
+        <w:t xml:space="preserve">  Status: Missing feature</w:t>
+      </w:r>
+    </w:p>
+    <w:p>
+      <w:pPr>
+        <w:spacing w:before="100" w:beforeAutospacing="1" w:after="100" w:afterAutospacing="1" w:line="240" w:lineRule="auto"/>
+        <w:rPr>
+          <w:rFonts w:ascii="Times New Roman" w:eastAsia="Times New Roman" w:hAnsi="Times New Roman" w:cs="Times New Roman"/>
+          <w:sz w:val="24"/>
+          <w:szCs w:val="24"/>
+          <w:lang w:eastAsia="tr-TR"/>
+        </w:rPr>
+      </w:pPr>
+      <w:r>
+        <w:rPr>
+          <w:rFonts w:ascii="Times New Roman" w:eastAsia="Times New Roman" w:hAnsi="Times New Roman" w:cs="Times New Roman"/>
+          <w:sz w:val="24"/>
+          <w:szCs w:val="24"/>
+          <w:lang w:eastAsia="tr-TR"/>
+        </w:rPr>
+        <w:t xml:space="preserve">  ────────────────────────────────────────</w:t>
+      </w:r>
+    </w:p>
+    <w:p>
+      <w:pPr>
+        <w:spacing w:before="100" w:beforeAutospacing="1" w:after="100" w:afterAutospacing="1" w:line="240" w:lineRule="auto"/>
+        <w:rPr>
+          <w:rFonts w:ascii="Times New Roman" w:eastAsia="Times New Roman" w:hAnsi="Times New Roman" w:cs="Times New Roman"/>
+          <w:sz w:val="24"/>
+          <w:szCs w:val="24"/>
+          <w:lang w:eastAsia="tr-TR"/>
+        </w:rPr>
+      </w:pPr>
+      <w:r>
+        <w:rPr>
+          <w:rFonts w:ascii="Times New Roman" w:eastAsia="Times New Roman" w:hAnsi="Times New Roman" w:cs="Times New Roman"/>
+          <w:sz w:val="24"/>
+          <w:szCs w:val="24"/>
+          <w:lang w:eastAsia="tr-TR"/>
+        </w:rPr>
+        <w:t xml:space="preserve">  Issue: Multiclass forced to binary</w:t>
+      </w:r>
+    </w:p>
+    <w:p>
+      <w:pPr>
+        <w:spacing w:before="100" w:beforeAutospacing="1" w:after="100" w:afterAutospacing="1" w:line="240" w:lineRule="auto"/>
+        <w:rPr>
+          <w:rFonts w:ascii="Times New Roman" w:eastAsia="Times New Roman" w:hAnsi="Times New Roman" w:cs="Times New Roman"/>
+          <w:sz w:val="24"/>
+          <w:szCs w:val="24"/>
+          <w:lang w:eastAsia="tr-TR"/>
+        </w:rPr>
+      </w:pPr>
+      <w:r>
+        <w:rPr>
+          <w:rFonts w:ascii="Times New Roman" w:eastAsia="Times New Roman" w:hAnsi="Times New Roman" w:cs="Times New Roman"/>
+          <w:sz w:val="24"/>
+          <w:szCs w:val="24"/>
+          <w:lang w:eastAsia="tr-TR"/>
+        </w:rPr>
+        <w:t xml:space="preserve">  Severity: 🟢 Minor</w:t>
+      </w:r>
+    </w:p>
+    <w:p>
+      <w:pPr>
+        <w:spacing w:before="100" w:beforeAutospacing="1" w:after="100" w:afterAutospacing="1" w:line="240" w:lineRule="auto"/>
+        <w:rPr>
+          <w:rFonts w:ascii="Times New Roman" w:eastAsia="Times New Roman" w:hAnsi="Times New Roman" w:cs="Times New Roman"/>
+          <w:sz w:val="24"/>
+          <w:szCs w:val="24"/>
+          <w:lang w:eastAsia="tr-TR"/>
+        </w:rPr>
+      </w:pPr>
+      <w:r>
+        <w:rPr>
+          <w:rFonts w:ascii="Times New Roman" w:eastAsia="Times New Roman" w:hAnsi="Times New Roman" w:cs="Times New Roman"/>
+          <w:sz w:val="24"/>
+          <w:szCs w:val="24"/>
+          <w:lang w:eastAsia="tr-TR"/>
+        </w:rPr>
+        <w:t xml:space="preserve">  File:Line: ALE/surrogate/interaction</w:t>
+      </w:r>
+    </w:p>
+    <w:p>
+      <w:pPr>
+        <w:spacing w:before="100" w:beforeAutospacing="1" w:after="100" w:afterAutospacing="1" w:line="240" w:lineRule="auto"/>
+        <w:rPr>
+          <w:rFonts w:ascii="Times New Roman" w:eastAsia="Times New Roman" w:hAnsi="Times New Roman" w:cs="Times New Roman"/>
+          <w:sz w:val="24"/>
+          <w:szCs w:val="24"/>
+          <w:lang w:eastAsia="tr-TR"/>
+        </w:rPr>
+      </w:pPr>
+      <w:r>
+        <w:rPr>
+          <w:rFonts w:ascii="Times New Roman" w:eastAsia="Times New Roman" w:hAnsi="Times New Roman" w:cs="Times New Roman"/>
+          <w:sz w:val="24"/>
+          <w:szCs w:val="24"/>
+          <w:lang w:eastAsia="tr-TR"/>
+        </w:rPr>
+        <w:t xml:space="preserve">  Status: Undocumented</w:t>
+      </w:r>
+    </w:p>
+    <w:p>
+      <w:pPr>
+        <w:spacing w:before="100" w:beforeAutospacing="1" w:after="100" w:afterAutospacing="1" w:line="240" w:lineRule="auto"/>
+        <w:rPr>
+          <w:rFonts w:ascii="Times New Roman" w:eastAsia="Times New Roman" w:hAnsi="Times New Roman" w:cs="Times New Roman"/>
+          <w:sz w:val="24"/>
+          <w:szCs w:val="24"/>
+          <w:lang w:eastAsia="tr-TR"/>
+        </w:rPr>
+      </w:pPr>
+      <w:r>
+        <w:rPr>
+          <w:rFonts w:ascii="Times New Roman" w:eastAsia="Times New Roman" w:hAnsi="Times New Roman" w:cs="Times New Roman"/>
+          <w:sz w:val="24"/>
+          <w:szCs w:val="24"/>
+          <w:lang w:eastAsia="tr-TR"/>
+        </w:rPr>
+        <w:t xml:space="preserve">  ---</w:t>
+      </w:r>
+    </w:p>
+    <w:p>
+      <w:pPr>
+        <w:spacing w:before="100" w:beforeAutospacing="1" w:after="100" w:afterAutospacing="1" w:line="240" w:lineRule="auto"/>
+        <w:rPr>
+          <w:rFonts w:ascii="Times New Roman" w:eastAsia="Times New Roman" w:hAnsi="Times New Roman" w:cs="Times New Roman"/>
+          <w:sz w:val="24"/>
+          <w:szCs w:val="24"/>
+          <w:lang w:eastAsia="tr-TR"/>
+        </w:rPr>
+      </w:pPr>
+      <w:r>
+        <w:rPr>
+          <w:rFonts w:ascii="Times New Roman" w:eastAsia="Times New Roman" w:hAnsi="Times New Roman" w:cs="Times New Roman"/>
+          <w:sz w:val="24"/>
+          <w:szCs w:val="24"/>
+          <w:lang w:eastAsia="tr-TR"/>
+        </w:rPr>
+        <w:t xml:space="preserve">  Convincing But Invalid Explanations</w:t>
+      </w:r>
+    </w:p>
+    <w:p>
+      <w:pPr>
+        <w:spacing w:before="100" w:beforeAutospacing="1" w:after="100" w:afterAutospacing="1" w:line="240" w:lineRule="auto"/>
+        <w:rPr>
+          <w:rFonts w:ascii="Times New Roman" w:eastAsia="Times New Roman" w:hAnsi="Times New Roman" w:cs="Times New Roman"/>
+          <w:sz w:val="24"/>
+          <w:szCs w:val="24"/>
+          <w:lang w:eastAsia="tr-TR"/>
+        </w:rPr>
+      </w:pPr>
+    </w:p>
+    <w:p>
+      <w:pPr>
+        <w:spacing w:before="100" w:beforeAutospacing="1" w:after="100" w:afterAutospacing="1" w:line="240" w:lineRule="auto"/>
+        <w:rPr>
+          <w:rFonts w:ascii="Times New Roman" w:eastAsia="Times New Roman" w:hAnsi="Times New Roman" w:cs="Times New Roman"/>
+          <w:sz w:val="24"/>
+          <w:szCs w:val="24"/>
+          <w:lang w:eastAsia="tr-TR"/>
+        </w:rPr>
+      </w:pPr>
+      <w:r>
+        <w:rPr>
+          <w:rFonts w:ascii="Times New Roman" w:eastAsia="Times New Roman" w:hAnsi="Times New Roman" w:cs="Times New Roman"/>
+          <w:sz w:val="24"/>
+          <w:szCs w:val="24"/>
+          <w:lang w:eastAsia="tr-TR"/>
+        </w:rPr>
+        <w:t xml:space="preserve">  The most dangerous case is the LIME explanation — it will produce output that looks   </w:t>
+      </w:r>
+    </w:p>
+    <w:p>
+      <w:pPr>
+        <w:spacing w:before="100" w:beforeAutospacing="1" w:after="100" w:afterAutospacing="1" w:line="240" w:lineRule="auto"/>
+        <w:rPr>
+          <w:rFonts w:ascii="Times New Roman" w:eastAsia="Times New Roman" w:hAnsi="Times New Roman" w:cs="Times New Roman"/>
+          <w:sz w:val="24"/>
+          <w:szCs w:val="24"/>
+          <w:lang w:eastAsia="tr-TR"/>
+        </w:rPr>
+      </w:pPr>
+      <w:r>
+        <w:rPr>
+          <w:rFonts w:ascii="Times New Roman" w:eastAsia="Times New Roman" w:hAnsi="Times New Roman" w:cs="Times New Roman"/>
+          <w:sz w:val="24"/>
+          <w:szCs w:val="24"/>
+          <w:lang w:eastAsia="tr-TR"/>
+        </w:rPr>
+        <w:t xml:space="preserve">  valid but may be computed on misaligned feature spaces if preprocessing fails</w:t>
+      </w:r>
+    </w:p>
+    <w:p>
+      <w:pPr>
+        <w:spacing w:before="100" w:beforeAutospacing="1" w:after="100" w:afterAutospacing="1" w:line="240" w:lineRule="auto"/>
+        <w:rPr>
+          <w:rFonts w:ascii="Times New Roman" w:eastAsia="Times New Roman" w:hAnsi="Times New Roman" w:cs="Times New Roman"/>
+          <w:sz w:val="24"/>
+          <w:szCs w:val="24"/>
+          <w:lang w:eastAsia="tr-TR"/>
+        </w:rPr>
+      </w:pPr>
+      <w:r>
+        <w:rPr>
+          <w:rFonts w:ascii="Times New Roman" w:eastAsia="Times New Roman" w:hAnsi="Times New Roman" w:cs="Times New Roman"/>
+          <w:sz w:val="24"/>
+          <w:szCs w:val="24"/>
+          <w:lang w:eastAsia="tr-TR"/>
+        </w:rPr>
+        <w:t xml:space="preserve">  silently. The tryCatch at explain_</w:t>
+      </w:r>
+      <w:proofErr w:type="gramStart"/>
+      <w:r>
+        <w:rPr>
+          <w:rFonts w:ascii="Times New Roman" w:eastAsia="Times New Roman" w:hAnsi="Times New Roman" w:cs="Times New Roman"/>
+          <w:sz w:val="24"/>
+          <w:szCs w:val="24"/>
+          <w:lang w:eastAsia="tr-TR"/>
+        </w:rPr>
+        <w:t>lime.R</w:t>
+      </w:r>
+      <w:proofErr w:type="gramEnd"/>
+      <w:r>
+        <w:rPr>
+          <w:rFonts w:ascii="Times New Roman" w:eastAsia="Times New Roman" w:hAnsi="Times New Roman" w:cs="Times New Roman"/>
+          <w:sz w:val="24"/>
+          <w:szCs w:val="24"/>
+          <w:lang w:eastAsia="tr-TR"/>
+        </w:rPr>
+        <w:t xml:space="preserve">:54-60 catches errors but falls back to raw   </w:t>
+      </w:r>
+    </w:p>
+    <w:p>
+      <w:pPr>
+        <w:spacing w:before="100" w:beforeAutospacing="1" w:after="100" w:afterAutospacing="1" w:line="240" w:lineRule="auto"/>
+        <w:rPr>
+          <w:rFonts w:ascii="Times New Roman" w:eastAsia="Times New Roman" w:hAnsi="Times New Roman" w:cs="Times New Roman"/>
+          <w:sz w:val="24"/>
+          <w:szCs w:val="24"/>
+          <w:lang w:eastAsia="tr-TR"/>
+        </w:rPr>
+      </w:pPr>
+      <w:r>
+        <w:rPr>
+          <w:rFonts w:ascii="Times New Roman" w:eastAsia="Times New Roman" w:hAnsi="Times New Roman" w:cs="Times New Roman"/>
+          <w:sz w:val="24"/>
+          <w:szCs w:val="24"/>
+          <w:lang w:eastAsia="tr-TR"/>
+        </w:rPr>
+        <w:t xml:space="preserve">  </w:t>
+      </w:r>
+      <w:proofErr w:type="gramStart"/>
+      <w:r>
+        <w:rPr>
+          <w:rFonts w:ascii="Times New Roman" w:eastAsia="Times New Roman" w:hAnsi="Times New Roman" w:cs="Times New Roman"/>
+          <w:sz w:val="24"/>
+          <w:szCs w:val="24"/>
+          <w:lang w:eastAsia="tr-TR"/>
+        </w:rPr>
+        <w:t>data</w:t>
+      </w:r>
+      <w:proofErr w:type="gramEnd"/>
+      <w:r>
+        <w:rPr>
+          <w:rFonts w:ascii="Times New Roman" w:eastAsia="Times New Roman" w:hAnsi="Times New Roman" w:cs="Times New Roman"/>
+          <w:sz w:val="24"/>
+          <w:szCs w:val="24"/>
+          <w:lang w:eastAsia="tr-TR"/>
+        </w:rPr>
+        <w:t xml:space="preserve"> without warning that the alignment may be wrong.</w:t>
+      </w:r>
+    </w:p>
+    <w:p>
+      <w:pPr>
         <w:spacing w:after="0" w:line="240" w:lineRule="auto"/>
         <w:rPr>
           <w:rFonts w:ascii="Times New Roman" w:eastAsia="Times New Roman" w:hAnsi="Times New Roman" w:cs="Times New Roman"/>
@@ -7197,6 +12074,7 @@
           <w:szCs w:val="36"/>
           <w:lang w:eastAsia="tr-TR"/>
         </w:rPr>
+        <w:lastRenderedPageBreak/>
         <w:t>7. ERROR HANDLING &amp; FAILURE MODES</w:t>
       </w:r>
     </w:p>
@@ -7361,7 +12239,6 @@
           <w:szCs w:val="24"/>
           <w:lang w:eastAsia="tr-TR"/>
         </w:rPr>
-        <w:lastRenderedPageBreak/>
         <w:t>Extreme imbalance</w:t>
       </w:r>
     </w:p>
@@ -8077,6 +12954,7 @@
           <w:szCs w:val="24"/>
           <w:lang w:eastAsia="tr-TR"/>
         </w:rPr>
+        <w:lastRenderedPageBreak/>
         <w:t xml:space="preserve">For </w:t>
       </w:r>
       <w:r>
@@ -8227,7 +13105,6 @@
           <w:szCs w:val="24"/>
           <w:lang w:eastAsia="tr-TR"/>
         </w:rPr>
-        <w:lastRenderedPageBreak/>
         <w:t>Severity</w:t>
       </w:r>
       <w:r>

--- a/fastml_issues2.docx
+++ b/fastml_issues2.docx
@@ -6992,17 +6992,7 @@
           <w:highlight w:val="yellow"/>
           <w:lang w:eastAsia="tr-TR"/>
         </w:rPr>
-        <w:t xml:space="preserve"> — this is docum</w:t>
-      </w:r>
-      <w:r>
-        <w:rPr>
-          <w:rFonts w:ascii="Times New Roman" w:eastAsia="Times New Roman" w:hAnsi="Times New Roman" w:cs="Times New Roman"/>
-          <w:sz w:val="24"/>
-          <w:szCs w:val="24"/>
-          <w:highlight w:val="yellow"/>
-          <w:lang w:eastAsia="tr-TR"/>
-        </w:rPr>
-        <w:t xml:space="preserve">ented but may mislead users:   </w:t>
+        <w:t xml:space="preserve"> — this is documented but may mislead users:   </w:t>
       </w:r>
     </w:p>
     <w:p>
@@ -7156,17 +7146,7 @@
           <w:highlight w:val="yellow"/>
           <w:lang w:eastAsia="tr-TR"/>
         </w:rPr>
-        <w:t xml:space="preserve">:319-321 SHAP samples </w:t>
-      </w:r>
-      <w:r>
-        <w:rPr>
-          <w:rFonts w:ascii="Times New Roman" w:eastAsia="Times New Roman" w:hAnsi="Times New Roman" w:cs="Times New Roman"/>
-          <w:sz w:val="24"/>
-          <w:szCs w:val="24"/>
-          <w:highlight w:val="yellow"/>
-          <w:lang w:eastAsia="tr-TR"/>
-        </w:rPr>
-        <w:t>from prep$x_raw (training data)</w:t>
+        <w:t>:319-321 SHAP samples from prep$x_raw (training data)</w:t>
       </w:r>
     </w:p>
     <w:p>
@@ -7731,23 +7711,35 @@
           <w:rFonts w:ascii="Times New Roman" w:eastAsia="Times New Roman" w:hAnsi="Times New Roman" w:cs="Times New Roman"/>
           <w:sz w:val="24"/>
           <w:szCs w:val="24"/>
-          <w:lang w:eastAsia="tr-TR"/>
-        </w:rPr>
-      </w:pPr>
-      <w:r>
-        <w:rPr>
-          <w:rFonts w:ascii="Times New Roman" w:eastAsia="Times New Roman" w:hAnsi="Times New Roman" w:cs="Times New Roman"/>
-          <w:sz w:val="24"/>
-          <w:szCs w:val="24"/>
-          <w:lang w:eastAsia="tr-TR"/>
-        </w:rPr>
-        <w:t xml:space="preserve">  3. Model–E</w:t>
-      </w:r>
-      <w:r>
-        <w:rPr>
-          <w:rFonts w:ascii="Times New Roman" w:eastAsia="Times New Roman" w:hAnsi="Times New Roman" w:cs="Times New Roman"/>
-          <w:sz w:val="24"/>
-          <w:szCs w:val="24"/>
+          <w:highlight w:val="yellow"/>
+          <w:lang w:eastAsia="tr-TR"/>
+        </w:rPr>
+      </w:pPr>
+      <w:r>
+        <w:rPr>
+          <w:rFonts w:ascii="Times New Roman" w:eastAsia="Times New Roman" w:hAnsi="Times New Roman" w:cs="Times New Roman"/>
+          <w:sz w:val="24"/>
+          <w:szCs w:val="24"/>
+          <w:lang w:eastAsia="tr-TR"/>
+        </w:rPr>
+        <w:t xml:space="preserve">  </w:t>
+      </w:r>
+      <w:r>
+        <w:rPr>
+          <w:rFonts w:ascii="Times New Roman" w:eastAsia="Times New Roman" w:hAnsi="Times New Roman" w:cs="Times New Roman"/>
+          <w:sz w:val="24"/>
+          <w:szCs w:val="24"/>
+          <w:highlight w:val="yellow"/>
+          <w:lang w:eastAsia="tr-TR"/>
+        </w:rPr>
+        <w:t>3. Model–E</w:t>
+      </w:r>
+      <w:r>
+        <w:rPr>
+          <w:rFonts w:ascii="Times New Roman" w:eastAsia="Times New Roman" w:hAnsi="Times New Roman" w:cs="Times New Roman"/>
+          <w:sz w:val="24"/>
+          <w:szCs w:val="24"/>
+          <w:highlight w:val="yellow"/>
           <w:lang w:eastAsia="tr-TR"/>
         </w:rPr>
         <w:t>xplainer Data Mismatch Risk</w:t>
@@ -7760,15 +7752,709 @@
           <w:rFonts w:ascii="Times New Roman" w:eastAsia="Times New Roman" w:hAnsi="Times New Roman" w:cs="Times New Roman"/>
           <w:sz w:val="24"/>
           <w:szCs w:val="24"/>
-          <w:lang w:eastAsia="tr-TR"/>
-        </w:rPr>
-      </w:pPr>
-      <w:bookmarkStart w:id="0" w:name="_GoBack"/>
-      <w:r>
-        <w:rPr>
-          <w:rFonts w:ascii="Times New Roman" w:eastAsia="Times New Roman" w:hAnsi="Times New Roman" w:cs="Times New Roman"/>
-          <w:sz w:val="24"/>
-          <w:szCs w:val="24"/>
+          <w:highlight w:val="yellow"/>
+          <w:lang w:eastAsia="tr-TR"/>
+        </w:rPr>
+      </w:pPr>
+      <w:r>
+        <w:rPr>
+          <w:rFonts w:ascii="Times New Roman" w:eastAsia="Times New Roman" w:hAnsi="Times New Roman" w:cs="Times New Roman"/>
+          <w:sz w:val="24"/>
+          <w:szCs w:val="24"/>
+          <w:highlight w:val="yellow"/>
+          <w:lang w:eastAsia="tr-TR"/>
+        </w:rPr>
+        <w:t xml:space="preserve">  R/explain_dalex.R</w:t>
+      </w:r>
+      <w:proofErr w:type="gramStart"/>
+      <w:r>
+        <w:rPr>
+          <w:rFonts w:ascii="Times New Roman" w:eastAsia="Times New Roman" w:hAnsi="Times New Roman" w:cs="Times New Roman"/>
+          <w:sz w:val="24"/>
+          <w:szCs w:val="24"/>
+          <w:highlight w:val="yellow"/>
+          <w:lang w:eastAsia="tr-TR"/>
+        </w:rPr>
+        <w:t>:</w:t>
+      </w:r>
+      <w:r>
+        <w:rPr>
+          <w:rFonts w:ascii="Times New Roman" w:eastAsia="Times New Roman" w:hAnsi="Times New Roman" w:cs="Times New Roman"/>
+          <w:sz w:val="24"/>
+          <w:szCs w:val="24"/>
+          <w:highlight w:val="yellow"/>
+          <w:lang w:eastAsia="tr-TR"/>
+        </w:rPr>
+        <w:t>:</w:t>
+      </w:r>
+      <w:proofErr w:type="gramEnd"/>
+    </w:p>
+    <w:p>
+      <w:pPr>
+        <w:spacing w:before="100" w:beforeAutospacing="1" w:after="100" w:afterAutospacing="1" w:line="240" w:lineRule="auto"/>
+        <w:rPr>
+          <w:rFonts w:ascii="Times New Roman" w:eastAsia="Times New Roman" w:hAnsi="Times New Roman" w:cs="Times New Roman"/>
+          <w:sz w:val="24"/>
+          <w:szCs w:val="24"/>
+          <w:highlight w:val="yellow"/>
+          <w:lang w:eastAsia="tr-TR"/>
+        </w:rPr>
+      </w:pPr>
+      <w:r>
+        <w:rPr>
+          <w:rFonts w:ascii="Times New Roman" w:eastAsia="Times New Roman" w:hAnsi="Times New Roman" w:cs="Times New Roman"/>
+          <w:sz w:val="24"/>
+          <w:szCs w:val="24"/>
+          <w:highlight w:val="yellow"/>
+          <w:lang w:eastAsia="tr-TR"/>
+        </w:rPr>
+        <w:t xml:space="preserve">  DALEX</w:t>
+      </w:r>
+      <w:proofErr w:type="gramStart"/>
+      <w:r>
+        <w:rPr>
+          <w:rFonts w:ascii="Times New Roman" w:eastAsia="Times New Roman" w:hAnsi="Times New Roman" w:cs="Times New Roman"/>
+          <w:sz w:val="24"/>
+          <w:szCs w:val="24"/>
+          <w:highlight w:val="yellow"/>
+          <w:lang w:eastAsia="tr-TR"/>
+        </w:rPr>
+        <w:t>::</w:t>
+      </w:r>
+      <w:proofErr w:type="gramEnd"/>
+      <w:r>
+        <w:rPr>
+          <w:rFonts w:ascii="Times New Roman" w:eastAsia="Times New Roman" w:hAnsi="Times New Roman" w:cs="Times New Roman"/>
+          <w:sz w:val="24"/>
+          <w:szCs w:val="24"/>
+          <w:highlight w:val="yellow"/>
+          <w:lang w:eastAsia="tr-TR"/>
+        </w:rPr>
+        <w:t>explain(</w:t>
+      </w:r>
+    </w:p>
+    <w:p>
+      <w:pPr>
+        <w:spacing w:before="100" w:beforeAutospacing="1" w:after="100" w:afterAutospacing="1" w:line="240" w:lineRule="auto"/>
+        <w:rPr>
+          <w:rFonts w:ascii="Times New Roman" w:eastAsia="Times New Roman" w:hAnsi="Times New Roman" w:cs="Times New Roman"/>
+          <w:sz w:val="24"/>
+          <w:szCs w:val="24"/>
+          <w:highlight w:val="yellow"/>
+          <w:lang w:eastAsia="tr-TR"/>
+        </w:rPr>
+      </w:pPr>
+      <w:r>
+        <w:rPr>
+          <w:rFonts w:ascii="Times New Roman" w:eastAsia="Times New Roman" w:hAnsi="Times New Roman" w:cs="Times New Roman"/>
+          <w:sz w:val="24"/>
+          <w:szCs w:val="24"/>
+          <w:highlight w:val="yellow"/>
+          <w:lang w:eastAsia="tr-TR"/>
+        </w:rPr>
+        <w:t xml:space="preserve">    </w:t>
+      </w:r>
+      <w:proofErr w:type="gramStart"/>
+      <w:r>
+        <w:rPr>
+          <w:rFonts w:ascii="Times New Roman" w:eastAsia="Times New Roman" w:hAnsi="Times New Roman" w:cs="Times New Roman"/>
+          <w:sz w:val="24"/>
+          <w:szCs w:val="24"/>
+          <w:highlight w:val="yellow"/>
+          <w:lang w:eastAsia="tr-TR"/>
+        </w:rPr>
+        <w:t>model</w:t>
+      </w:r>
+      <w:proofErr w:type="gramEnd"/>
+      <w:r>
+        <w:rPr>
+          <w:rFonts w:ascii="Times New Roman" w:eastAsia="Times New Roman" w:hAnsi="Times New Roman" w:cs="Times New Roman"/>
+          <w:sz w:val="24"/>
+          <w:szCs w:val="24"/>
+          <w:highlight w:val="yellow"/>
+          <w:lang w:eastAsia="tr-TR"/>
+        </w:rPr>
+        <w:t xml:space="preserve"> = model,</w:t>
+      </w:r>
+    </w:p>
+    <w:p>
+      <w:pPr>
+        <w:spacing w:before="100" w:beforeAutospacing="1" w:after="100" w:afterAutospacing="1" w:line="240" w:lineRule="auto"/>
+        <w:rPr>
+          <w:rFonts w:ascii="Times New Roman" w:eastAsia="Times New Roman" w:hAnsi="Times New Roman" w:cs="Times New Roman"/>
+          <w:sz w:val="24"/>
+          <w:szCs w:val="24"/>
+          <w:highlight w:val="yellow"/>
+          <w:lang w:eastAsia="tr-TR"/>
+        </w:rPr>
+      </w:pPr>
+      <w:r>
+        <w:rPr>
+          <w:rFonts w:ascii="Times New Roman" w:eastAsia="Times New Roman" w:hAnsi="Times New Roman" w:cs="Times New Roman"/>
+          <w:sz w:val="24"/>
+          <w:szCs w:val="24"/>
+          <w:highlight w:val="yellow"/>
+          <w:lang w:eastAsia="tr-TR"/>
+        </w:rPr>
+        <w:t xml:space="preserve">    </w:t>
+      </w:r>
+      <w:proofErr w:type="gramStart"/>
+      <w:r>
+        <w:rPr>
+          <w:rFonts w:ascii="Times New Roman" w:eastAsia="Times New Roman" w:hAnsi="Times New Roman" w:cs="Times New Roman"/>
+          <w:sz w:val="24"/>
+          <w:szCs w:val="24"/>
+          <w:highlight w:val="yellow"/>
+          <w:lang w:eastAsia="tr-TR"/>
+        </w:rPr>
+        <w:t>data</w:t>
+      </w:r>
+      <w:proofErr w:type="gramEnd"/>
+      <w:r>
+        <w:rPr>
+          <w:rFonts w:ascii="Times New Roman" w:eastAsia="Times New Roman" w:hAnsi="Times New Roman" w:cs="Times New Roman"/>
+          <w:sz w:val="24"/>
+          <w:szCs w:val="24"/>
+          <w:highlight w:val="yellow"/>
+          <w:lang w:eastAsia="tr-TR"/>
+        </w:rPr>
+        <w:t xml:space="preserve"> = prep$x_raw,      # RAW feature matrix (unprocessed)</w:t>
+      </w:r>
+    </w:p>
+    <w:p>
+      <w:pPr>
+        <w:spacing w:before="100" w:beforeAutospacing="1" w:after="100" w:afterAutospacing="1" w:line="240" w:lineRule="auto"/>
+        <w:rPr>
+          <w:rFonts w:ascii="Times New Roman" w:eastAsia="Times New Roman" w:hAnsi="Times New Roman" w:cs="Times New Roman"/>
+          <w:sz w:val="24"/>
+          <w:szCs w:val="24"/>
+          <w:highlight w:val="yellow"/>
+          <w:lang w:eastAsia="tr-TR"/>
+        </w:rPr>
+      </w:pPr>
+      <w:r>
+        <w:rPr>
+          <w:rFonts w:ascii="Times New Roman" w:eastAsia="Times New Roman" w:hAnsi="Times New Roman" w:cs="Times New Roman"/>
+          <w:sz w:val="24"/>
+          <w:szCs w:val="24"/>
+          <w:highlight w:val="yellow"/>
+          <w:lang w:eastAsia="tr-TR"/>
+        </w:rPr>
+        <w:t xml:space="preserve">    </w:t>
+      </w:r>
+      <w:proofErr w:type="gramStart"/>
+      <w:r>
+        <w:rPr>
+          <w:rFonts w:ascii="Times New Roman" w:eastAsia="Times New Roman" w:hAnsi="Times New Roman" w:cs="Times New Roman"/>
+          <w:sz w:val="24"/>
+          <w:szCs w:val="24"/>
+          <w:highlight w:val="yellow"/>
+          <w:lang w:eastAsia="tr-TR"/>
+        </w:rPr>
+        <w:t>y</w:t>
+      </w:r>
+      <w:proofErr w:type="gramEnd"/>
+      <w:r>
+        <w:rPr>
+          <w:rFonts w:ascii="Times New Roman" w:eastAsia="Times New Roman" w:hAnsi="Times New Roman" w:cs="Times New Roman"/>
+          <w:sz w:val="24"/>
+          <w:szCs w:val="24"/>
+          <w:highlight w:val="yellow"/>
+          <w:lang w:eastAsia="tr-TR"/>
+        </w:rPr>
+        <w:t xml:space="preserve"> = y_target,</w:t>
+      </w:r>
+    </w:p>
+    <w:p>
+      <w:pPr>
+        <w:spacing w:before="100" w:beforeAutospacing="1" w:after="100" w:afterAutospacing="1" w:line="240" w:lineRule="auto"/>
+        <w:rPr>
+          <w:rFonts w:ascii="Times New Roman" w:eastAsia="Times New Roman" w:hAnsi="Times New Roman" w:cs="Times New Roman"/>
+          <w:sz w:val="24"/>
+          <w:szCs w:val="24"/>
+          <w:highlight w:val="yellow"/>
+          <w:lang w:eastAsia="tr-TR"/>
+        </w:rPr>
+      </w:pPr>
+      <w:r>
+        <w:rPr>
+          <w:rFonts w:ascii="Times New Roman" w:eastAsia="Times New Roman" w:hAnsi="Times New Roman" w:cs="Times New Roman"/>
+          <w:sz w:val="24"/>
+          <w:szCs w:val="24"/>
+          <w:highlight w:val="yellow"/>
+          <w:lang w:eastAsia="tr-TR"/>
+        </w:rPr>
+        <w:t xml:space="preserve">    predict_function = predict_function,  # But this internally bakes newdata!</w:t>
+      </w:r>
+    </w:p>
+    <w:p>
+      <w:pPr>
+        <w:spacing w:before="100" w:beforeAutospacing="1" w:after="100" w:afterAutospacing="1" w:line="240" w:lineRule="auto"/>
+        <w:rPr>
+          <w:rFonts w:ascii="Times New Roman" w:eastAsia="Times New Roman" w:hAnsi="Times New Roman" w:cs="Times New Roman"/>
+          <w:sz w:val="24"/>
+          <w:szCs w:val="24"/>
+          <w:highlight w:val="yellow"/>
+          <w:lang w:eastAsia="tr-TR"/>
+        </w:rPr>
+      </w:pPr>
+      <w:r>
+        <w:rPr>
+          <w:rFonts w:ascii="Times New Roman" w:eastAsia="Times New Roman" w:hAnsi="Times New Roman" w:cs="Times New Roman"/>
+          <w:sz w:val="24"/>
+          <w:szCs w:val="24"/>
+          <w:highlight w:val="yellow"/>
+          <w:lang w:eastAsia="tr-TR"/>
+        </w:rPr>
+        <w:t xml:space="preserve">    ...</w:t>
+      </w:r>
+    </w:p>
+    <w:p>
+      <w:pPr>
+        <w:spacing w:before="100" w:beforeAutospacing="1" w:after="100" w:afterAutospacing="1" w:line="240" w:lineRule="auto"/>
+        <w:rPr>
+          <w:rFonts w:ascii="Times New Roman" w:eastAsia="Times New Roman" w:hAnsi="Times New Roman" w:cs="Times New Roman"/>
+          <w:sz w:val="24"/>
+          <w:szCs w:val="24"/>
+          <w:highlight w:val="yellow"/>
+          <w:lang w:eastAsia="tr-TR"/>
+        </w:rPr>
+      </w:pPr>
+      <w:r>
+        <w:rPr>
+          <w:rFonts w:ascii="Times New Roman" w:eastAsia="Times New Roman" w:hAnsi="Times New Roman" w:cs="Times New Roman"/>
+          <w:sz w:val="24"/>
+          <w:szCs w:val="24"/>
+          <w:highlight w:val="yellow"/>
+          <w:lang w:eastAsia="tr-TR"/>
+        </w:rPr>
+        <w:t xml:space="preserve">  )</w:t>
+      </w:r>
+    </w:p>
+    <w:p>
+      <w:pPr>
+        <w:spacing w:before="100" w:beforeAutospacing="1" w:after="100" w:afterAutospacing="1" w:line="240" w:lineRule="auto"/>
+        <w:rPr>
+          <w:rFonts w:ascii="Times New Roman" w:eastAsia="Times New Roman" w:hAnsi="Times New Roman" w:cs="Times New Roman"/>
+          <w:sz w:val="24"/>
+          <w:szCs w:val="24"/>
+          <w:highlight w:val="yellow"/>
+          <w:lang w:eastAsia="tr-TR"/>
+        </w:rPr>
+      </w:pPr>
+      <w:r>
+        <w:rPr>
+          <w:rFonts w:ascii="Times New Roman" w:eastAsia="Times New Roman" w:hAnsi="Times New Roman" w:cs="Times New Roman"/>
+          <w:sz w:val="24"/>
+          <w:szCs w:val="24"/>
+          <w:highlight w:val="yellow"/>
+          <w:lang w:eastAsia="tr-TR"/>
+        </w:rPr>
+        <w:t xml:space="preserve">  The DALEX explainer receives raw </w:t>
+      </w:r>
+      <w:proofErr w:type="gramStart"/>
+      <w:r>
+        <w:rPr>
+          <w:rFonts w:ascii="Times New Roman" w:eastAsia="Times New Roman" w:hAnsi="Times New Roman" w:cs="Times New Roman"/>
+          <w:sz w:val="24"/>
+          <w:szCs w:val="24"/>
+          <w:highlight w:val="yellow"/>
+          <w:lang w:eastAsia="tr-TR"/>
+        </w:rPr>
+        <w:t>data</w:t>
+      </w:r>
+      <w:proofErr w:type="gramEnd"/>
+      <w:r>
+        <w:rPr>
+          <w:rFonts w:ascii="Times New Roman" w:eastAsia="Times New Roman" w:hAnsi="Times New Roman" w:cs="Times New Roman"/>
+          <w:sz w:val="24"/>
+          <w:szCs w:val="24"/>
+          <w:highlight w:val="yellow"/>
+          <w:lang w:eastAsia="tr-TR"/>
+        </w:rPr>
+        <w:t xml:space="preserve"> (x_raw), but the predict_function </w:t>
+      </w:r>
+    </w:p>
+    <w:p>
+      <w:pPr>
+        <w:spacing w:before="100" w:beforeAutospacing="1" w:after="100" w:afterAutospacing="1" w:line="240" w:lineRule="auto"/>
+        <w:rPr>
+          <w:rFonts w:ascii="Times New Roman" w:eastAsia="Times New Roman" w:hAnsi="Times New Roman" w:cs="Times New Roman"/>
+          <w:sz w:val="24"/>
+          <w:szCs w:val="24"/>
+          <w:highlight w:val="yellow"/>
+          <w:lang w:eastAsia="tr-TR"/>
+        </w:rPr>
+      </w:pPr>
+      <w:r>
+        <w:rPr>
+          <w:rFonts w:ascii="Times New Roman" w:eastAsia="Times New Roman" w:hAnsi="Times New Roman" w:cs="Times New Roman"/>
+          <w:sz w:val="24"/>
+          <w:szCs w:val="24"/>
+          <w:highlight w:val="yellow"/>
+          <w:lang w:eastAsia="tr-TR"/>
+        </w:rPr>
+        <w:t xml:space="preserve">internally calls bake_newdata() which attempts to preprocess. This creates a   </w:t>
+      </w:r>
+    </w:p>
+    <w:p>
+      <w:pPr>
+        <w:spacing w:before="100" w:beforeAutospacing="1" w:after="100" w:afterAutospacing="1" w:line="240" w:lineRule="auto"/>
+        <w:rPr>
+          <w:rFonts w:ascii="Times New Roman" w:eastAsia="Times New Roman" w:hAnsi="Times New Roman" w:cs="Times New Roman"/>
+          <w:sz w:val="24"/>
+          <w:szCs w:val="24"/>
+          <w:highlight w:val="yellow"/>
+          <w:lang w:eastAsia="tr-TR"/>
+        </w:rPr>
+      </w:pPr>
+      <w:r>
+        <w:rPr>
+          <w:rFonts w:ascii="Times New Roman" w:eastAsia="Times New Roman" w:hAnsi="Times New Roman" w:cs="Times New Roman"/>
+          <w:sz w:val="24"/>
+          <w:szCs w:val="24"/>
+          <w:highlight w:val="yellow"/>
+          <w:lang w:eastAsia="tr-TR"/>
+        </w:rPr>
+        <w:t xml:space="preserve">  subtle mismatch:</w:t>
+      </w:r>
+    </w:p>
+    <w:p>
+      <w:pPr>
+        <w:spacing w:before="100" w:beforeAutospacing="1" w:after="100" w:afterAutospacing="1" w:line="240" w:lineRule="auto"/>
+        <w:rPr>
+          <w:rFonts w:ascii="Times New Roman" w:eastAsia="Times New Roman" w:hAnsi="Times New Roman" w:cs="Times New Roman"/>
+          <w:sz w:val="24"/>
+          <w:szCs w:val="24"/>
+          <w:highlight w:val="yellow"/>
+          <w:lang w:eastAsia="tr-TR"/>
+        </w:rPr>
+      </w:pPr>
+    </w:p>
+    <w:p>
+      <w:pPr>
+        <w:spacing w:before="100" w:beforeAutospacing="1" w:after="100" w:afterAutospacing="1" w:line="240" w:lineRule="auto"/>
+        <w:rPr>
+          <w:rFonts w:ascii="Times New Roman" w:eastAsia="Times New Roman" w:hAnsi="Times New Roman" w:cs="Times New Roman"/>
+          <w:sz w:val="24"/>
+          <w:szCs w:val="24"/>
+          <w:highlight w:val="yellow"/>
+          <w:lang w:eastAsia="tr-TR"/>
+        </w:rPr>
+      </w:pPr>
+      <w:r>
+        <w:rPr>
+          <w:rFonts w:ascii="Times New Roman" w:eastAsia="Times New Roman" w:hAnsi="Times New Roman" w:cs="Times New Roman"/>
+          <w:sz w:val="24"/>
+          <w:szCs w:val="24"/>
+          <w:highlight w:val="yellow"/>
+          <w:lang w:eastAsia="tr-TR"/>
+        </w:rPr>
+        <w:t xml:space="preserve">  - DALEX permutes raw feature values</w:t>
+      </w:r>
+    </w:p>
+    <w:p>
+      <w:pPr>
+        <w:spacing w:before="100" w:beforeAutospacing="1" w:after="100" w:afterAutospacing="1" w:line="240" w:lineRule="auto"/>
+        <w:rPr>
+          <w:rFonts w:ascii="Times New Roman" w:eastAsia="Times New Roman" w:hAnsi="Times New Roman" w:cs="Times New Roman"/>
+          <w:sz w:val="24"/>
+          <w:szCs w:val="24"/>
+          <w:highlight w:val="yellow"/>
+          <w:lang w:eastAsia="tr-TR"/>
+        </w:rPr>
+      </w:pPr>
+      <w:r>
+        <w:rPr>
+          <w:rFonts w:ascii="Times New Roman" w:eastAsia="Times New Roman" w:hAnsi="Times New Roman" w:cs="Times New Roman"/>
+          <w:sz w:val="24"/>
+          <w:szCs w:val="24"/>
+          <w:highlight w:val="yellow"/>
+          <w:lang w:eastAsia="tr-TR"/>
+        </w:rPr>
+        <w:t xml:space="preserve">  - Predictions are made on processed </w:t>
+      </w:r>
+      <w:proofErr w:type="gramStart"/>
+      <w:r>
+        <w:rPr>
+          <w:rFonts w:ascii="Times New Roman" w:eastAsia="Times New Roman" w:hAnsi="Times New Roman" w:cs="Times New Roman"/>
+          <w:sz w:val="24"/>
+          <w:szCs w:val="24"/>
+          <w:highlight w:val="yellow"/>
+          <w:lang w:eastAsia="tr-TR"/>
+        </w:rPr>
+        <w:t>data</w:t>
+      </w:r>
+      <w:proofErr w:type="gramEnd"/>
+    </w:p>
+    <w:p>
+      <w:pPr>
+        <w:spacing w:before="100" w:beforeAutospacing="1" w:after="100" w:afterAutospacing="1" w:line="240" w:lineRule="auto"/>
+        <w:rPr>
+          <w:rFonts w:ascii="Times New Roman" w:eastAsia="Times New Roman" w:hAnsi="Times New Roman" w:cs="Times New Roman"/>
+          <w:sz w:val="24"/>
+          <w:szCs w:val="24"/>
+          <w:highlight w:val="yellow"/>
+          <w:lang w:eastAsia="tr-TR"/>
+        </w:rPr>
+      </w:pPr>
+    </w:p>
+    <w:p>
+      <w:pPr>
+        <w:spacing w:before="100" w:beforeAutospacing="1" w:after="100" w:afterAutospacing="1" w:line="240" w:lineRule="auto"/>
+        <w:rPr>
+          <w:rFonts w:ascii="Times New Roman" w:eastAsia="Times New Roman" w:hAnsi="Times New Roman" w:cs="Times New Roman"/>
+          <w:sz w:val="24"/>
+          <w:szCs w:val="24"/>
+          <w:highlight w:val="yellow"/>
+          <w:lang w:eastAsia="tr-TR"/>
+        </w:rPr>
+      </w:pPr>
+      <w:r>
+        <w:rPr>
+          <w:rFonts w:ascii="Times New Roman" w:eastAsia="Times New Roman" w:hAnsi="Times New Roman" w:cs="Times New Roman"/>
+          <w:sz w:val="24"/>
+          <w:szCs w:val="24"/>
+          <w:highlight w:val="yellow"/>
+          <w:lang w:eastAsia="tr-TR"/>
+        </w:rPr>
+        <w:t xml:space="preserve">  This is handled by the bake_newdata helper</w:t>
+      </w:r>
+      <w:r>
+        <w:rPr>
+          <w:rFonts w:ascii="Times New Roman" w:eastAsia="Times New Roman" w:hAnsi="Times New Roman" w:cs="Times New Roman"/>
+          <w:sz w:val="24"/>
+          <w:szCs w:val="24"/>
+          <w:highlight w:val="yellow"/>
+          <w:lang w:eastAsia="tr-TR"/>
+        </w:rPr>
+        <w:t>, but the logic</w:t>
+      </w:r>
+      <w:r>
+        <w:rPr>
+          <w:rFonts w:ascii="Times New Roman" w:eastAsia="Times New Roman" w:hAnsi="Times New Roman" w:cs="Times New Roman"/>
+          <w:sz w:val="24"/>
+          <w:szCs w:val="24"/>
+          <w:highlight w:val="yellow"/>
+          <w:lang w:eastAsia="tr-TR"/>
+        </w:rPr>
+        <w:t xml:space="preserve"> has a bypass:</w:t>
+      </w:r>
+    </w:p>
+    <w:p>
+      <w:pPr>
+        <w:spacing w:before="100" w:beforeAutospacing="1" w:after="100" w:afterAutospacing="1" w:line="240" w:lineRule="auto"/>
+        <w:rPr>
+          <w:rFonts w:ascii="Times New Roman" w:eastAsia="Times New Roman" w:hAnsi="Times New Roman" w:cs="Times New Roman"/>
+          <w:sz w:val="24"/>
+          <w:szCs w:val="24"/>
+          <w:highlight w:val="yellow"/>
+          <w:lang w:eastAsia="tr-TR"/>
+        </w:rPr>
+      </w:pPr>
+      <w:r>
+        <w:rPr>
+          <w:rFonts w:ascii="Times New Roman" w:eastAsia="Times New Roman" w:hAnsi="Times New Roman" w:cs="Times New Roman"/>
+          <w:sz w:val="24"/>
+          <w:szCs w:val="24"/>
+          <w:highlight w:val="yellow"/>
+          <w:lang w:eastAsia="tr-TR"/>
+        </w:rPr>
+        <w:t xml:space="preserve">  if (!is.null(processed_cols) &amp;&amp; all(processed_cols %in% colnames(newdata))) {</w:t>
+      </w:r>
+    </w:p>
+    <w:p>
+      <w:pPr>
+        <w:spacing w:before="100" w:beforeAutospacing="1" w:after="100" w:afterAutospacing="1" w:line="240" w:lineRule="auto"/>
+        <w:rPr>
+          <w:rFonts w:ascii="Times New Roman" w:eastAsia="Times New Roman" w:hAnsi="Times New Roman" w:cs="Times New Roman"/>
+          <w:sz w:val="24"/>
+          <w:szCs w:val="24"/>
+          <w:highlight w:val="yellow"/>
+          <w:lang w:eastAsia="tr-TR"/>
+        </w:rPr>
+      </w:pPr>
+      <w:r>
+        <w:rPr>
+          <w:rFonts w:ascii="Times New Roman" w:eastAsia="Times New Roman" w:hAnsi="Times New Roman" w:cs="Times New Roman"/>
+          <w:sz w:val="24"/>
+          <w:szCs w:val="24"/>
+          <w:highlight w:val="yellow"/>
+          <w:lang w:eastAsia="tr-TR"/>
+        </w:rPr>
+        <w:t xml:space="preserve">    return(newdata[, processed_cols, drop = FALSE])  # Skips baking!</w:t>
+      </w:r>
+    </w:p>
+    <w:p>
+      <w:pPr>
+        <w:spacing w:before="100" w:beforeAutospacing="1" w:after="100" w:afterAutospacing="1" w:line="240" w:lineRule="auto"/>
+        <w:rPr>
+          <w:rFonts w:ascii="Times New Roman" w:eastAsia="Times New Roman" w:hAnsi="Times New Roman" w:cs="Times New Roman"/>
+          <w:sz w:val="24"/>
+          <w:szCs w:val="24"/>
+          <w:highlight w:val="yellow"/>
+          <w:lang w:eastAsia="tr-TR"/>
+        </w:rPr>
+      </w:pPr>
+      <w:r>
+        <w:rPr>
+          <w:rFonts w:ascii="Times New Roman" w:eastAsia="Times New Roman" w:hAnsi="Times New Roman" w:cs="Times New Roman"/>
+          <w:sz w:val="24"/>
+          <w:szCs w:val="24"/>
+          <w:highlight w:val="yellow"/>
+          <w:lang w:eastAsia="tr-TR"/>
+        </w:rPr>
+        <w:t xml:space="preserve">  }</w:t>
+      </w:r>
+    </w:p>
+    <w:p>
+      <w:pPr>
+        <w:spacing w:before="100" w:beforeAutospacing="1" w:after="100" w:afterAutospacing="1" w:line="240" w:lineRule="auto"/>
+        <w:rPr>
+          <w:rFonts w:ascii="Times New Roman" w:eastAsia="Times New Roman" w:hAnsi="Times New Roman" w:cs="Times New Roman"/>
+          <w:sz w:val="24"/>
+          <w:szCs w:val="24"/>
+          <w:lang w:eastAsia="tr-TR"/>
+        </w:rPr>
+      </w:pPr>
+      <w:r>
+        <w:rPr>
+          <w:rFonts w:ascii="Times New Roman" w:eastAsia="Times New Roman" w:hAnsi="Times New Roman" w:cs="Times New Roman"/>
+          <w:sz w:val="24"/>
+          <w:szCs w:val="24"/>
+          <w:highlight w:val="yellow"/>
+          <w:lang w:eastAsia="tr-TR"/>
+        </w:rPr>
+        <w:t xml:space="preserve">  If column names match by accident, raw </w:t>
+      </w:r>
+      <w:proofErr w:type="gramStart"/>
+      <w:r>
+        <w:rPr>
+          <w:rFonts w:ascii="Times New Roman" w:eastAsia="Times New Roman" w:hAnsi="Times New Roman" w:cs="Times New Roman"/>
+          <w:sz w:val="24"/>
+          <w:szCs w:val="24"/>
+          <w:highlight w:val="yellow"/>
+          <w:lang w:eastAsia="tr-TR"/>
+        </w:rPr>
+        <w:t>data</w:t>
+      </w:r>
+      <w:proofErr w:type="gramEnd"/>
+      <w:r>
+        <w:rPr>
+          <w:rFonts w:ascii="Times New Roman" w:eastAsia="Times New Roman" w:hAnsi="Times New Roman" w:cs="Times New Roman"/>
+          <w:sz w:val="24"/>
+          <w:szCs w:val="24"/>
+          <w:highlight w:val="yellow"/>
+          <w:lang w:eastAsia="tr-TR"/>
+        </w:rPr>
+        <w:t xml:space="preserve"> passes through unprocessed.</w:t>
+      </w:r>
+    </w:p>
+    <w:p>
+      <w:pPr>
+        <w:spacing w:before="100" w:beforeAutospacing="1" w:after="100" w:afterAutospacing="1" w:line="240" w:lineRule="auto"/>
+        <w:rPr>
+          <w:rFonts w:ascii="Times New Roman" w:eastAsia="Times New Roman" w:hAnsi="Times New Roman" w:cs="Times New Roman"/>
+          <w:sz w:val="24"/>
+          <w:szCs w:val="24"/>
+          <w:lang w:eastAsia="tr-TR"/>
+        </w:rPr>
+      </w:pPr>
+    </w:p>
+    <w:p>
+      <w:pPr>
+        <w:spacing w:before="100" w:beforeAutospacing="1" w:after="100" w:afterAutospacing="1" w:line="240" w:lineRule="auto"/>
+        <w:rPr>
+          <w:rFonts w:ascii="Times New Roman" w:eastAsia="Times New Roman" w:hAnsi="Times New Roman" w:cs="Times New Roman"/>
+          <w:sz w:val="24"/>
+          <w:szCs w:val="24"/>
+          <w:highlight w:val="yellow"/>
+          <w:lang w:eastAsia="tr-TR"/>
+        </w:rPr>
+      </w:pPr>
+      <w:r>
+        <w:rPr>
+          <w:rFonts w:ascii="Times New Roman" w:eastAsia="Times New Roman" w:hAnsi="Times New Roman" w:cs="Times New Roman"/>
+          <w:sz w:val="24"/>
+          <w:szCs w:val="24"/>
+          <w:lang w:eastAsia="tr-TR"/>
+        </w:rPr>
+        <w:t xml:space="preserve">  </w:t>
+      </w:r>
+      <w:r>
+        <w:rPr>
+          <w:rFonts w:ascii="Times New Roman" w:eastAsia="Times New Roman" w:hAnsi="Times New Roman" w:cs="Times New Roman"/>
+          <w:sz w:val="24"/>
+          <w:szCs w:val="24"/>
+          <w:highlight w:val="yellow"/>
+          <w:lang w:eastAsia="tr-TR"/>
+        </w:rPr>
+        <w:t>4. Baseline/Reference Distribution Validity</w:t>
+      </w:r>
+    </w:p>
+    <w:p>
+      <w:pPr>
+        <w:spacing w:before="100" w:beforeAutospacing="1" w:after="100" w:afterAutospacing="1" w:line="240" w:lineRule="auto"/>
+        <w:rPr>
+          <w:rFonts w:ascii="Times New Roman" w:eastAsia="Times New Roman" w:hAnsi="Times New Roman" w:cs="Times New Roman"/>
+          <w:sz w:val="24"/>
+          <w:szCs w:val="24"/>
+          <w:highlight w:val="yellow"/>
+          <w:lang w:eastAsia="tr-TR"/>
+        </w:rPr>
+      </w:pPr>
+    </w:p>
+    <w:p>
+      <w:pPr>
+        <w:spacing w:before="100" w:beforeAutospacing="1" w:after="100" w:afterAutospacing="1" w:line="240" w:lineRule="auto"/>
+        <w:rPr>
+          <w:rFonts w:ascii="Times New Roman" w:eastAsia="Times New Roman" w:hAnsi="Times New Roman" w:cs="Times New Roman"/>
+          <w:sz w:val="24"/>
+          <w:szCs w:val="24"/>
+          <w:highlight w:val="yellow"/>
+          <w:lang w:eastAsia="tr-TR"/>
+        </w:rPr>
+      </w:pPr>
+      <w:r>
+        <w:rPr>
+          <w:rFonts w:ascii="Times New Roman" w:eastAsia="Times New Roman" w:hAnsi="Times New Roman" w:cs="Times New Roman"/>
+          <w:sz w:val="24"/>
+          <w:szCs w:val="24"/>
+          <w:highlight w:val="yellow"/>
+          <w:lang w:eastAsia="tr-TR"/>
+        </w:rPr>
+        <w:t xml:space="preserve">  SHAP baseline uses random sample without stratification:</w:t>
+      </w:r>
+    </w:p>
+    <w:p>
+      <w:pPr>
+        <w:spacing w:before="100" w:beforeAutospacing="1" w:after="100" w:afterAutospacing="1" w:line="240" w:lineRule="auto"/>
+        <w:rPr>
+          <w:rFonts w:ascii="Times New Roman" w:eastAsia="Times New Roman" w:hAnsi="Times New Roman" w:cs="Times New Roman"/>
+          <w:sz w:val="24"/>
+          <w:szCs w:val="24"/>
+          <w:highlight w:val="yellow"/>
+          <w:lang w:eastAsia="tr-TR"/>
+        </w:rPr>
+      </w:pPr>
+    </w:p>
+    <w:p>
+      <w:pPr>
+        <w:spacing w:before="100" w:beforeAutospacing="1" w:after="100" w:afterAutospacing="1" w:line="240" w:lineRule="auto"/>
+        <w:rPr>
+          <w:rFonts w:ascii="Times New Roman" w:eastAsia="Times New Roman" w:hAnsi="Times New Roman" w:cs="Times New Roman"/>
+          <w:sz w:val="24"/>
+          <w:szCs w:val="24"/>
+          <w:highlight w:val="yellow"/>
+          <w:lang w:eastAsia="tr-TR"/>
+        </w:rPr>
+      </w:pPr>
+      <w:r>
+        <w:rPr>
+          <w:rFonts w:ascii="Times New Roman" w:eastAsia="Times New Roman" w:hAnsi="Times New Roman" w:cs="Times New Roman"/>
+          <w:sz w:val="24"/>
+          <w:szCs w:val="24"/>
+          <w:highlight w:val="yellow"/>
           <w:lang w:eastAsia="tr-TR"/>
         </w:rPr>
         <w:t xml:space="preserve">  R/explain_</w:t>
@@ -7779,6 +8465,7 @@
           <w:rFonts w:ascii="Times New Roman" w:eastAsia="Times New Roman" w:hAnsi="Times New Roman" w:cs="Times New Roman"/>
           <w:sz w:val="24"/>
           <w:szCs w:val="24"/>
+          <w:highlight w:val="yellow"/>
           <w:lang w:eastAsia="tr-TR"/>
         </w:rPr>
         <w:t>dalex.R</w:t>
@@ -7789,29 +8476,32 @@
           <w:rFonts w:ascii="Times New Roman" w:eastAsia="Times New Roman" w:hAnsi="Times New Roman" w:cs="Times New Roman"/>
           <w:sz w:val="24"/>
           <w:szCs w:val="24"/>
-          <w:lang w:eastAsia="tr-TR"/>
-        </w:rPr>
-        <w:t>:231-238:</w:t>
-      </w:r>
-    </w:p>
-    <w:p>
-      <w:pPr>
-        <w:spacing w:before="100" w:beforeAutospacing="1" w:after="100" w:afterAutospacing="1" w:line="240" w:lineRule="auto"/>
-        <w:rPr>
-          <w:rFonts w:ascii="Times New Roman" w:eastAsia="Times New Roman" w:hAnsi="Times New Roman" w:cs="Times New Roman"/>
-          <w:sz w:val="24"/>
-          <w:szCs w:val="24"/>
-          <w:lang w:eastAsia="tr-TR"/>
-        </w:rPr>
-      </w:pPr>
-      <w:r>
-        <w:rPr>
-          <w:rFonts w:ascii="Times New Roman" w:eastAsia="Times New Roman" w:hAnsi="Times New Roman" w:cs="Times New Roman"/>
-          <w:sz w:val="24"/>
-          <w:szCs w:val="24"/>
-          <w:lang w:eastAsia="tr-TR"/>
-        </w:rPr>
-        <w:t xml:space="preserve">  DALEX</w:t>
+          <w:highlight w:val="yellow"/>
+          <w:lang w:eastAsia="tr-TR"/>
+        </w:rPr>
+        <w:t>:</w:t>
+      </w:r>
+    </w:p>
+    <w:p>
+      <w:pPr>
+        <w:spacing w:before="100" w:beforeAutospacing="1" w:after="100" w:afterAutospacing="1" w:line="240" w:lineRule="auto"/>
+        <w:rPr>
+          <w:rFonts w:ascii="Times New Roman" w:eastAsia="Times New Roman" w:hAnsi="Times New Roman" w:cs="Times New Roman"/>
+          <w:sz w:val="24"/>
+          <w:szCs w:val="24"/>
+          <w:highlight w:val="yellow"/>
+          <w:lang w:eastAsia="tr-TR"/>
+        </w:rPr>
+      </w:pPr>
+      <w:r>
+        <w:rPr>
+          <w:rFonts w:ascii="Times New Roman" w:eastAsia="Times New Roman" w:hAnsi="Times New Roman" w:cs="Times New Roman"/>
+          <w:sz w:val="24"/>
+          <w:szCs w:val="24"/>
+          <w:highlight w:val="yellow"/>
+          <w:lang w:eastAsia="tr-TR"/>
+        </w:rPr>
+        <w:t xml:space="preserve">  </w:t>
       </w:r>
       <w:proofErr w:type="gramStart"/>
       <w:r>
@@ -7819,9 +8509,10 @@
           <w:rFonts w:ascii="Times New Roman" w:eastAsia="Times New Roman" w:hAnsi="Times New Roman" w:cs="Times New Roman"/>
           <w:sz w:val="24"/>
           <w:szCs w:val="24"/>
-          <w:lang w:eastAsia="tr-TR"/>
-        </w:rPr>
-        <w:t>::</w:t>
+          <w:highlight w:val="yellow"/>
+          <w:lang w:eastAsia="tr-TR"/>
+        </w:rPr>
+        <w:t>set.seed</w:t>
       </w:r>
       <w:proofErr w:type="gramEnd"/>
       <w:r>
@@ -7829,29 +8520,54 @@
           <w:rFonts w:ascii="Times New Roman" w:eastAsia="Times New Roman" w:hAnsi="Times New Roman" w:cs="Times New Roman"/>
           <w:sz w:val="24"/>
           <w:szCs w:val="24"/>
-          <w:lang w:eastAsia="tr-TR"/>
-        </w:rPr>
-        <w:t>explain(</w:t>
-      </w:r>
-    </w:p>
-    <w:p>
-      <w:pPr>
-        <w:spacing w:before="100" w:beforeAutospacing="1" w:after="100" w:afterAutospacing="1" w:line="240" w:lineRule="auto"/>
-        <w:rPr>
-          <w:rFonts w:ascii="Times New Roman" w:eastAsia="Times New Roman" w:hAnsi="Times New Roman" w:cs="Times New Roman"/>
-          <w:sz w:val="24"/>
-          <w:szCs w:val="24"/>
-          <w:lang w:eastAsia="tr-TR"/>
-        </w:rPr>
-      </w:pPr>
-      <w:r>
-        <w:rPr>
-          <w:rFonts w:ascii="Times New Roman" w:eastAsia="Times New Roman" w:hAnsi="Times New Roman" w:cs="Times New Roman"/>
-          <w:sz w:val="24"/>
-          <w:szCs w:val="24"/>
-          <w:lang w:eastAsia="tr-TR"/>
-        </w:rPr>
-        <w:t xml:space="preserve">    </w:t>
+          <w:highlight w:val="yellow"/>
+          <w:lang w:eastAsia="tr-TR"/>
+        </w:rPr>
+        <w:t>(seed)</w:t>
+      </w:r>
+    </w:p>
+    <w:p>
+      <w:pPr>
+        <w:spacing w:before="100" w:beforeAutospacing="1" w:after="100" w:afterAutospacing="1" w:line="240" w:lineRule="auto"/>
+        <w:rPr>
+          <w:rFonts w:ascii="Times New Roman" w:eastAsia="Times New Roman" w:hAnsi="Times New Roman" w:cs="Times New Roman"/>
+          <w:sz w:val="24"/>
+          <w:szCs w:val="24"/>
+          <w:highlight w:val="yellow"/>
+          <w:lang w:eastAsia="tr-TR"/>
+        </w:rPr>
+      </w:pPr>
+      <w:r>
+        <w:rPr>
+          <w:rFonts w:ascii="Times New Roman" w:eastAsia="Times New Roman" w:hAnsi="Times New Roman" w:cs="Times New Roman"/>
+          <w:sz w:val="24"/>
+          <w:szCs w:val="24"/>
+          <w:highlight w:val="yellow"/>
+          <w:lang w:eastAsia="tr-TR"/>
+        </w:rPr>
+        <w:t xml:space="preserve">  sample_indices &lt;- sample(seq_len(n_rows), min(shap_sample, n_rows))</w:t>
+      </w:r>
+    </w:p>
+    <w:p>
+      <w:pPr>
+        <w:spacing w:before="100" w:beforeAutospacing="1" w:after="100" w:afterAutospacing="1" w:line="240" w:lineRule="auto"/>
+        <w:rPr>
+          <w:rFonts w:ascii="Times New Roman" w:eastAsia="Times New Roman" w:hAnsi="Times New Roman" w:cs="Times New Roman"/>
+          <w:sz w:val="24"/>
+          <w:szCs w:val="24"/>
+          <w:highlight w:val="yellow"/>
+          <w:lang w:eastAsia="tr-TR"/>
+        </w:rPr>
+      </w:pPr>
+      <w:r>
+        <w:rPr>
+          <w:rFonts w:ascii="Times New Roman" w:eastAsia="Times New Roman" w:hAnsi="Times New Roman" w:cs="Times New Roman"/>
+          <w:sz w:val="24"/>
+          <w:szCs w:val="24"/>
+          <w:highlight w:val="yellow"/>
+          <w:lang w:eastAsia="tr-TR"/>
+        </w:rPr>
+        <w:t xml:space="preserve">  shap_</w:t>
       </w:r>
       <w:proofErr w:type="gramStart"/>
       <w:r>
@@ -7859,9 +8575,10 @@
           <w:rFonts w:ascii="Times New Roman" w:eastAsia="Times New Roman" w:hAnsi="Times New Roman" w:cs="Times New Roman"/>
           <w:sz w:val="24"/>
           <w:szCs w:val="24"/>
-          <w:lang w:eastAsia="tr-TR"/>
-        </w:rPr>
-        <w:t>model</w:t>
+          <w:highlight w:val="yellow"/>
+          <w:lang w:eastAsia="tr-TR"/>
+        </w:rPr>
+        <w:t>data</w:t>
       </w:r>
       <w:proofErr w:type="gramEnd"/>
       <w:r>
@@ -7869,29 +8586,66 @@
           <w:rFonts w:ascii="Times New Roman" w:eastAsia="Times New Roman" w:hAnsi="Times New Roman" w:cs="Times New Roman"/>
           <w:sz w:val="24"/>
           <w:szCs w:val="24"/>
-          <w:lang w:eastAsia="tr-TR"/>
-        </w:rPr>
-        <w:t xml:space="preserve"> = model,</w:t>
-      </w:r>
-    </w:p>
-    <w:p>
-      <w:pPr>
-        <w:spacing w:before="100" w:beforeAutospacing="1" w:after="100" w:afterAutospacing="1" w:line="240" w:lineRule="auto"/>
-        <w:rPr>
-          <w:rFonts w:ascii="Times New Roman" w:eastAsia="Times New Roman" w:hAnsi="Times New Roman" w:cs="Times New Roman"/>
-          <w:sz w:val="24"/>
-          <w:szCs w:val="24"/>
-          <w:lang w:eastAsia="tr-TR"/>
-        </w:rPr>
-      </w:pPr>
-      <w:r>
-        <w:rPr>
-          <w:rFonts w:ascii="Times New Roman" w:eastAsia="Times New Roman" w:hAnsi="Times New Roman" w:cs="Times New Roman"/>
-          <w:sz w:val="24"/>
-          <w:szCs w:val="24"/>
-          <w:lang w:eastAsia="tr-TR"/>
-        </w:rPr>
-        <w:t xml:space="preserve">    </w:t>
+          <w:highlight w:val="yellow"/>
+          <w:lang w:eastAsia="tr-TR"/>
+        </w:rPr>
+        <w:t xml:space="preserve"> &lt;- prep$x_raw[sample_indices, , drop = FALSE]</w:t>
+      </w:r>
+    </w:p>
+    <w:p>
+      <w:pPr>
+        <w:spacing w:before="100" w:beforeAutospacing="1" w:after="100" w:afterAutospacing="1" w:line="240" w:lineRule="auto"/>
+        <w:rPr>
+          <w:rFonts w:ascii="Times New Roman" w:eastAsia="Times New Roman" w:hAnsi="Times New Roman" w:cs="Times New Roman"/>
+          <w:sz w:val="24"/>
+          <w:szCs w:val="24"/>
+          <w:highlight w:val="yellow"/>
+          <w:lang w:eastAsia="tr-TR"/>
+        </w:rPr>
+      </w:pPr>
+    </w:p>
+    <w:p>
+      <w:pPr>
+        <w:spacing w:before="100" w:beforeAutospacing="1" w:after="100" w:afterAutospacing="1" w:line="240" w:lineRule="auto"/>
+        <w:rPr>
+          <w:rFonts w:ascii="Times New Roman" w:eastAsia="Times New Roman" w:hAnsi="Times New Roman" w:cs="Times New Roman"/>
+          <w:sz w:val="24"/>
+          <w:szCs w:val="24"/>
+          <w:highlight w:val="yellow"/>
+          <w:lang w:eastAsia="tr-TR"/>
+        </w:rPr>
+      </w:pPr>
+      <w:r>
+        <w:rPr>
+          <w:rFonts w:ascii="Times New Roman" w:eastAsia="Times New Roman" w:hAnsi="Times New Roman" w:cs="Times New Roman"/>
+          <w:sz w:val="24"/>
+          <w:szCs w:val="24"/>
+          <w:highlight w:val="yellow"/>
+          <w:lang w:eastAsia="tr-TR"/>
+        </w:rPr>
+        <w:t xml:space="preserve">  For imbalanced datasets or stratified tasks, random sampling may not represent the    </w:t>
+      </w:r>
+    </w:p>
+    <w:p>
+      <w:pPr>
+        <w:spacing w:before="100" w:beforeAutospacing="1" w:after="100" w:afterAutospacing="1" w:line="240" w:lineRule="auto"/>
+        <w:rPr>
+          <w:rFonts w:ascii="Times New Roman" w:eastAsia="Times New Roman" w:hAnsi="Times New Roman" w:cs="Times New Roman"/>
+          <w:sz w:val="24"/>
+          <w:szCs w:val="24"/>
+          <w:highlight w:val="yellow"/>
+          <w:lang w:eastAsia="tr-TR"/>
+        </w:rPr>
+      </w:pPr>
+      <w:r>
+        <w:rPr>
+          <w:rFonts w:ascii="Times New Roman" w:eastAsia="Times New Roman" w:hAnsi="Times New Roman" w:cs="Times New Roman"/>
+          <w:sz w:val="24"/>
+          <w:szCs w:val="24"/>
+          <w:highlight w:val="yellow"/>
+          <w:lang w:eastAsia="tr-TR"/>
+        </w:rPr>
+        <w:t xml:space="preserve">  true </w:t>
       </w:r>
       <w:proofErr w:type="gramStart"/>
       <w:r>
@@ -7899,6 +8653,7 @@
           <w:rFonts w:ascii="Times New Roman" w:eastAsia="Times New Roman" w:hAnsi="Times New Roman" w:cs="Times New Roman"/>
           <w:sz w:val="24"/>
           <w:szCs w:val="24"/>
+          <w:highlight w:val="yellow"/>
           <w:lang w:eastAsia="tr-TR"/>
         </w:rPr>
         <w:t>data</w:t>
@@ -7909,29 +8664,10 @@
           <w:rFonts w:ascii="Times New Roman" w:eastAsia="Times New Roman" w:hAnsi="Times New Roman" w:cs="Times New Roman"/>
           <w:sz w:val="24"/>
           <w:szCs w:val="24"/>
-          <w:lang w:eastAsia="tr-TR"/>
-        </w:rPr>
-        <w:t xml:space="preserve"> = prep$x_raw,      # RAW feature matrix (unprocessed)</w:t>
-      </w:r>
-    </w:p>
-    <w:p>
-      <w:pPr>
-        <w:spacing w:before="100" w:beforeAutospacing="1" w:after="100" w:afterAutospacing="1" w:line="240" w:lineRule="auto"/>
-        <w:rPr>
-          <w:rFonts w:ascii="Times New Roman" w:eastAsia="Times New Roman" w:hAnsi="Times New Roman" w:cs="Times New Roman"/>
-          <w:sz w:val="24"/>
-          <w:szCs w:val="24"/>
-          <w:lang w:eastAsia="tr-TR"/>
-        </w:rPr>
-      </w:pPr>
-      <w:r>
-        <w:rPr>
-          <w:rFonts w:ascii="Times New Roman" w:eastAsia="Times New Roman" w:hAnsi="Times New Roman" w:cs="Times New Roman"/>
-          <w:sz w:val="24"/>
-          <w:szCs w:val="24"/>
-          <w:lang w:eastAsia="tr-TR"/>
-        </w:rPr>
-        <w:t xml:space="preserve">    </w:t>
+          <w:highlight w:val="yellow"/>
+          <w:lang w:eastAsia="tr-TR"/>
+        </w:rPr>
+        <w:t xml:space="preserve"> distribution. SHAP's baseline/</w:t>
       </w:r>
       <w:proofErr w:type="gramStart"/>
       <w:r>
@@ -7939,9 +8675,10 @@
           <w:rFonts w:ascii="Times New Roman" w:eastAsia="Times New Roman" w:hAnsi="Times New Roman" w:cs="Times New Roman"/>
           <w:sz w:val="24"/>
           <w:szCs w:val="24"/>
-          <w:lang w:eastAsia="tr-TR"/>
-        </w:rPr>
-        <w:t>y</w:t>
+          <w:highlight w:val="yellow"/>
+          <w:lang w:eastAsia="tr-TR"/>
+        </w:rPr>
+        <w:t>background</w:t>
       </w:r>
       <w:proofErr w:type="gramEnd"/>
       <w:r>
@@ -7949,46 +8686,281 @@
           <w:rFonts w:ascii="Times New Roman" w:eastAsia="Times New Roman" w:hAnsi="Times New Roman" w:cs="Times New Roman"/>
           <w:sz w:val="24"/>
           <w:szCs w:val="24"/>
-          <w:lang w:eastAsia="tr-TR"/>
-        </w:rPr>
-        <w:t xml:space="preserve"> = y_target,</w:t>
-      </w:r>
-    </w:p>
-    <w:p>
-      <w:pPr>
-        <w:spacing w:before="100" w:beforeAutospacing="1" w:after="100" w:afterAutospacing="1" w:line="240" w:lineRule="auto"/>
-        <w:rPr>
-          <w:rFonts w:ascii="Times New Roman" w:eastAsia="Times New Roman" w:hAnsi="Times New Roman" w:cs="Times New Roman"/>
-          <w:sz w:val="24"/>
-          <w:szCs w:val="24"/>
-          <w:lang w:eastAsia="tr-TR"/>
-        </w:rPr>
-      </w:pPr>
-      <w:r>
-        <w:rPr>
-          <w:rFonts w:ascii="Times New Roman" w:eastAsia="Times New Roman" w:hAnsi="Times New Roman" w:cs="Times New Roman"/>
-          <w:sz w:val="24"/>
-          <w:szCs w:val="24"/>
-          <w:lang w:eastAsia="tr-TR"/>
-        </w:rPr>
-        <w:t xml:space="preserve">    predict_function = predict_function,  # But this internally bakes newdata!</w:t>
-      </w:r>
-    </w:p>
-    <w:p>
-      <w:pPr>
-        <w:spacing w:before="100" w:beforeAutospacing="1" w:after="100" w:afterAutospacing="1" w:line="240" w:lineRule="auto"/>
-        <w:rPr>
-          <w:rFonts w:ascii="Times New Roman" w:eastAsia="Times New Roman" w:hAnsi="Times New Roman" w:cs="Times New Roman"/>
-          <w:sz w:val="24"/>
-          <w:szCs w:val="24"/>
-          <w:lang w:eastAsia="tr-TR"/>
-        </w:rPr>
-      </w:pPr>
-      <w:r>
-        <w:rPr>
-          <w:rFonts w:ascii="Times New Roman" w:eastAsia="Times New Roman" w:hAnsi="Times New Roman" w:cs="Times New Roman"/>
-          <w:sz w:val="24"/>
-          <w:szCs w:val="24"/>
+          <w:highlight w:val="yellow"/>
+          <w:lang w:eastAsia="tr-TR"/>
+        </w:rPr>
+        <w:t xml:space="preserve"> should ideally match class</w:t>
+      </w:r>
+    </w:p>
+    <w:p>
+      <w:pPr>
+        <w:spacing w:before="100" w:beforeAutospacing="1" w:after="100" w:afterAutospacing="1" w:line="240" w:lineRule="auto"/>
+        <w:rPr>
+          <w:rFonts w:ascii="Times New Roman" w:eastAsia="Times New Roman" w:hAnsi="Times New Roman" w:cs="Times New Roman"/>
+          <w:sz w:val="24"/>
+          <w:szCs w:val="24"/>
+          <w:lang w:eastAsia="tr-TR"/>
+        </w:rPr>
+      </w:pPr>
+      <w:r>
+        <w:rPr>
+          <w:rFonts w:ascii="Times New Roman" w:eastAsia="Times New Roman" w:hAnsi="Times New Roman" w:cs="Times New Roman"/>
+          <w:sz w:val="24"/>
+          <w:szCs w:val="24"/>
+          <w:highlight w:val="yellow"/>
+          <w:lang w:eastAsia="tr-TR"/>
+        </w:rPr>
+        <w:t xml:space="preserve">  proportions or use representative clustering.</w:t>
+      </w:r>
+    </w:p>
+    <w:p>
+      <w:pPr>
+        <w:spacing w:before="100" w:beforeAutospacing="1" w:after="100" w:afterAutospacing="1" w:line="240" w:lineRule="auto"/>
+        <w:rPr>
+          <w:rFonts w:ascii="Times New Roman" w:eastAsia="Times New Roman" w:hAnsi="Times New Roman" w:cs="Times New Roman"/>
+          <w:sz w:val="24"/>
+          <w:szCs w:val="24"/>
+          <w:highlight w:val="yellow"/>
+          <w:lang w:eastAsia="tr-TR"/>
+        </w:rPr>
+      </w:pPr>
+      <w:r>
+        <w:rPr>
+          <w:rFonts w:ascii="Times New Roman" w:eastAsia="Times New Roman" w:hAnsi="Times New Roman" w:cs="Times New Roman"/>
+          <w:sz w:val="24"/>
+          <w:szCs w:val="24"/>
+          <w:highlight w:val="yellow"/>
+          <w:lang w:eastAsia="tr-TR"/>
+        </w:rPr>
+        <w:t xml:space="preserve">check if the issue is real, if so fix it carefully and </w:t>
+      </w:r>
+      <w:proofErr w:type="gramStart"/>
+      <w:r>
+        <w:rPr>
+          <w:rFonts w:ascii="Times New Roman" w:eastAsia="Times New Roman" w:hAnsi="Times New Roman" w:cs="Times New Roman"/>
+          <w:sz w:val="24"/>
+          <w:szCs w:val="24"/>
+          <w:highlight w:val="yellow"/>
+          <w:lang w:eastAsia="tr-TR"/>
+        </w:rPr>
+        <w:t>robustly  without</w:t>
+      </w:r>
+      <w:proofErr w:type="gramEnd"/>
+      <w:r>
+        <w:rPr>
+          <w:rFonts w:ascii="Times New Roman" w:eastAsia="Times New Roman" w:hAnsi="Times New Roman" w:cs="Times New Roman"/>
+          <w:sz w:val="24"/>
+          <w:szCs w:val="24"/>
+          <w:highlight w:val="yellow"/>
+          <w:lang w:eastAsia="tr-TR"/>
+        </w:rPr>
+        <w:t xml:space="preserve"> breaking anything else:</w:t>
+      </w:r>
+    </w:p>
+    <w:p>
+      <w:pPr>
+        <w:spacing w:before="100" w:beforeAutospacing="1" w:after="100" w:afterAutospacing="1" w:line="240" w:lineRule="auto"/>
+        <w:rPr>
+          <w:rFonts w:ascii="Times New Roman" w:eastAsia="Times New Roman" w:hAnsi="Times New Roman" w:cs="Times New Roman"/>
+          <w:sz w:val="24"/>
+          <w:szCs w:val="24"/>
+          <w:highlight w:val="yellow"/>
+          <w:lang w:eastAsia="tr-TR"/>
+        </w:rPr>
+      </w:pPr>
+      <w:r>
+        <w:rPr>
+          <w:rFonts w:ascii="Times New Roman" w:eastAsia="Times New Roman" w:hAnsi="Times New Roman" w:cs="Times New Roman"/>
+          <w:sz w:val="24"/>
+          <w:szCs w:val="24"/>
+          <w:highlight w:val="yellow"/>
+          <w:lang w:eastAsia="tr-TR"/>
+        </w:rPr>
+        <w:t xml:space="preserve"> </w:t>
+      </w:r>
+      <w:r>
+        <w:rPr>
+          <w:rFonts w:ascii="Times New Roman" w:eastAsia="Times New Roman" w:hAnsi="Times New Roman" w:cs="Times New Roman"/>
+          <w:sz w:val="24"/>
+          <w:szCs w:val="24"/>
+          <w:highlight w:val="yellow"/>
+          <w:lang w:eastAsia="tr-TR"/>
+        </w:rPr>
+        <w:t>Probability vs Class Explanation Mismatch</w:t>
+      </w:r>
+    </w:p>
+    <w:p>
+      <w:pPr>
+        <w:spacing w:before="100" w:beforeAutospacing="1" w:after="100" w:afterAutospacing="1" w:line="240" w:lineRule="auto"/>
+        <w:rPr>
+          <w:rFonts w:ascii="Times New Roman" w:eastAsia="Times New Roman" w:hAnsi="Times New Roman" w:cs="Times New Roman"/>
+          <w:sz w:val="24"/>
+          <w:szCs w:val="24"/>
+          <w:highlight w:val="yellow"/>
+          <w:lang w:eastAsia="tr-TR"/>
+        </w:rPr>
+      </w:pPr>
+    </w:p>
+    <w:p>
+      <w:pPr>
+        <w:spacing w:before="100" w:beforeAutospacing="1" w:after="100" w:afterAutospacing="1" w:line="240" w:lineRule="auto"/>
+        <w:rPr>
+          <w:rFonts w:ascii="Times New Roman" w:eastAsia="Times New Roman" w:hAnsi="Times New Roman" w:cs="Times New Roman"/>
+          <w:sz w:val="24"/>
+          <w:szCs w:val="24"/>
+          <w:highlight w:val="yellow"/>
+          <w:lang w:eastAsia="tr-TR"/>
+        </w:rPr>
+      </w:pPr>
+      <w:r>
+        <w:rPr>
+          <w:rFonts w:ascii="Times New Roman" w:eastAsia="Times New Roman" w:hAnsi="Times New Roman" w:cs="Times New Roman"/>
+          <w:sz w:val="24"/>
+          <w:szCs w:val="24"/>
+          <w:highlight w:val="yellow"/>
+          <w:lang w:eastAsia="tr-TR"/>
+        </w:rPr>
+        <w:lastRenderedPageBreak/>
+        <w:t xml:space="preserve">  Binary classification: inconsistent positive class resolution</w:t>
+      </w:r>
+    </w:p>
+    <w:p>
+      <w:pPr>
+        <w:spacing w:before="100" w:beforeAutospacing="1" w:after="100" w:afterAutospacing="1" w:line="240" w:lineRule="auto"/>
+        <w:rPr>
+          <w:rFonts w:ascii="Times New Roman" w:eastAsia="Times New Roman" w:hAnsi="Times New Roman" w:cs="Times New Roman"/>
+          <w:sz w:val="24"/>
+          <w:szCs w:val="24"/>
+          <w:highlight w:val="yellow"/>
+          <w:lang w:eastAsia="tr-TR"/>
+        </w:rPr>
+      </w:pPr>
+    </w:p>
+    <w:p>
+      <w:pPr>
+        <w:spacing w:before="100" w:beforeAutospacing="1" w:after="100" w:afterAutospacing="1" w:line="240" w:lineRule="auto"/>
+        <w:rPr>
+          <w:rFonts w:ascii="Times New Roman" w:eastAsia="Times New Roman" w:hAnsi="Times New Roman" w:cs="Times New Roman"/>
+          <w:sz w:val="24"/>
+          <w:szCs w:val="24"/>
+          <w:highlight w:val="yellow"/>
+          <w:lang w:eastAsia="tr-TR"/>
+        </w:rPr>
+      </w:pPr>
+      <w:r>
+        <w:rPr>
+          <w:rFonts w:ascii="Times New Roman" w:eastAsia="Times New Roman" w:hAnsi="Times New Roman" w:cs="Times New Roman"/>
+          <w:sz w:val="24"/>
+          <w:szCs w:val="24"/>
+          <w:highlight w:val="yellow"/>
+          <w:lang w:eastAsia="tr-TR"/>
+        </w:rPr>
+        <w:t xml:space="preserve">  R/explain_</w:t>
+      </w:r>
+      <w:proofErr w:type="gramStart"/>
+      <w:r>
+        <w:rPr>
+          <w:rFonts w:ascii="Times New Roman" w:eastAsia="Times New Roman" w:hAnsi="Times New Roman" w:cs="Times New Roman"/>
+          <w:sz w:val="24"/>
+          <w:szCs w:val="24"/>
+          <w:highlight w:val="yellow"/>
+          <w:lang w:eastAsia="tr-TR"/>
+        </w:rPr>
+        <w:t>dalex.R</w:t>
+      </w:r>
+      <w:proofErr w:type="gramEnd"/>
+      <w:r>
+        <w:rPr>
+          <w:rFonts w:ascii="Times New Roman" w:eastAsia="Times New Roman" w:hAnsi="Times New Roman" w:cs="Times New Roman"/>
+          <w:sz w:val="24"/>
+          <w:szCs w:val="24"/>
+          <w:highlight w:val="yellow"/>
+          <w:lang w:eastAsia="tr-TR"/>
+        </w:rPr>
+        <w:t>:</w:t>
+      </w:r>
+      <w:r>
+        <w:rPr>
+          <w:rFonts w:ascii="Times New Roman" w:eastAsia="Times New Roman" w:hAnsi="Times New Roman" w:cs="Times New Roman"/>
+          <w:sz w:val="24"/>
+          <w:szCs w:val="24"/>
+          <w:highlight w:val="yellow"/>
+          <w:lang w:eastAsia="tr-TR"/>
+        </w:rPr>
+        <w:t xml:space="preserve"> </w:t>
+      </w:r>
+      <w:r>
+        <w:rPr>
+          <w:rFonts w:ascii="Times New Roman" w:eastAsia="Times New Roman" w:hAnsi="Times New Roman" w:cs="Times New Roman"/>
+          <w:sz w:val="24"/>
+          <w:szCs w:val="24"/>
+          <w:highlight w:val="yellow"/>
+          <w:lang w:eastAsia="tr-TR"/>
+        </w:rPr>
+        <w:t>has complex positive class matching logic:</w:t>
+      </w:r>
+    </w:p>
+    <w:p>
+      <w:pPr>
+        <w:spacing w:before="100" w:beforeAutospacing="1" w:after="100" w:afterAutospacing="1" w:line="240" w:lineRule="auto"/>
+        <w:rPr>
+          <w:rFonts w:ascii="Times New Roman" w:eastAsia="Times New Roman" w:hAnsi="Times New Roman" w:cs="Times New Roman"/>
+          <w:sz w:val="24"/>
+          <w:szCs w:val="24"/>
+          <w:highlight w:val="yellow"/>
+          <w:lang w:eastAsia="tr-TR"/>
+        </w:rPr>
+      </w:pPr>
+      <w:r>
+        <w:rPr>
+          <w:rFonts w:ascii="Times New Roman" w:eastAsia="Times New Roman" w:hAnsi="Times New Roman" w:cs="Times New Roman"/>
+          <w:sz w:val="24"/>
+          <w:szCs w:val="24"/>
+          <w:highlight w:val="yellow"/>
+          <w:lang w:eastAsia="tr-TR"/>
+        </w:rPr>
+        <w:t xml:space="preserve">  for (cand in pos_candidates) {</w:t>
+      </w:r>
+    </w:p>
+    <w:p>
+      <w:pPr>
+        <w:spacing w:before="100" w:beforeAutospacing="1" w:after="100" w:afterAutospacing="1" w:line="240" w:lineRule="auto"/>
+        <w:rPr>
+          <w:rFonts w:ascii="Times New Roman" w:eastAsia="Times New Roman" w:hAnsi="Times New Roman" w:cs="Times New Roman"/>
+          <w:sz w:val="24"/>
+          <w:szCs w:val="24"/>
+          <w:highlight w:val="yellow"/>
+          <w:lang w:eastAsia="tr-TR"/>
+        </w:rPr>
+      </w:pPr>
+      <w:r>
+        <w:rPr>
+          <w:rFonts w:ascii="Times New Roman" w:eastAsia="Times New Roman" w:hAnsi="Times New Roman" w:cs="Times New Roman"/>
+          <w:sz w:val="24"/>
+          <w:szCs w:val="24"/>
+          <w:highlight w:val="yellow"/>
+          <w:lang w:eastAsia="tr-TR"/>
+        </w:rPr>
+        <w:t xml:space="preserve">    idx &lt;- match(normalize_class_name(cand), normalize_class_name(prob_cols))</w:t>
+      </w:r>
+    </w:p>
+    <w:p>
+      <w:pPr>
+        <w:spacing w:before="100" w:beforeAutospacing="1" w:after="100" w:afterAutospacing="1" w:line="240" w:lineRule="auto"/>
+        <w:rPr>
+          <w:rFonts w:ascii="Times New Roman" w:eastAsia="Times New Roman" w:hAnsi="Times New Roman" w:cs="Times New Roman"/>
+          <w:sz w:val="24"/>
+          <w:szCs w:val="24"/>
+          <w:highlight w:val="yellow"/>
+          <w:lang w:eastAsia="tr-TR"/>
+        </w:rPr>
+      </w:pPr>
+      <w:r>
+        <w:rPr>
+          <w:rFonts w:ascii="Times New Roman" w:eastAsia="Times New Roman" w:hAnsi="Times New Roman" w:cs="Times New Roman"/>
+          <w:sz w:val="24"/>
+          <w:szCs w:val="24"/>
+          <w:highlight w:val="yellow"/>
           <w:lang w:eastAsia="tr-TR"/>
         </w:rPr>
         <w:t xml:space="preserve">    ...</w:t>
@@ -8001,37 +8973,53 @@
           <w:rFonts w:ascii="Times New Roman" w:eastAsia="Times New Roman" w:hAnsi="Times New Roman" w:cs="Times New Roman"/>
           <w:sz w:val="24"/>
           <w:szCs w:val="24"/>
-          <w:lang w:eastAsia="tr-TR"/>
-        </w:rPr>
-      </w:pPr>
-      <w:r>
-        <w:rPr>
-          <w:rFonts w:ascii="Times New Roman" w:eastAsia="Times New Roman" w:hAnsi="Times New Roman" w:cs="Times New Roman"/>
-          <w:sz w:val="24"/>
-          <w:szCs w:val="24"/>
-          <w:lang w:eastAsia="tr-TR"/>
-        </w:rPr>
-        <w:t xml:space="preserve">  )</w:t>
-      </w:r>
-    </w:p>
-    <w:p>
-      <w:pPr>
-        <w:spacing w:before="100" w:beforeAutospacing="1" w:after="100" w:afterAutospacing="1" w:line="240" w:lineRule="auto"/>
-        <w:rPr>
-          <w:rFonts w:ascii="Times New Roman" w:eastAsia="Times New Roman" w:hAnsi="Times New Roman" w:cs="Times New Roman"/>
-          <w:sz w:val="24"/>
-          <w:szCs w:val="24"/>
-          <w:lang w:eastAsia="tr-TR"/>
-        </w:rPr>
-      </w:pPr>
-      <w:r>
-        <w:rPr>
-          <w:rFonts w:ascii="Times New Roman" w:eastAsia="Times New Roman" w:hAnsi="Times New Roman" w:cs="Times New Roman"/>
-          <w:sz w:val="24"/>
-          <w:szCs w:val="24"/>
-          <w:lang w:eastAsia="tr-TR"/>
-        </w:rPr>
-        <w:t xml:space="preserve">  The DALEX explainer receives raw </w:t>
+          <w:highlight w:val="yellow"/>
+          <w:lang w:eastAsia="tr-TR"/>
+        </w:rPr>
+      </w:pPr>
+      <w:r>
+        <w:rPr>
+          <w:rFonts w:ascii="Times New Roman" w:eastAsia="Times New Roman" w:hAnsi="Times New Roman" w:cs="Times New Roman"/>
+          <w:sz w:val="24"/>
+          <w:szCs w:val="24"/>
+          <w:highlight w:val="yellow"/>
+          <w:lang w:eastAsia="tr-TR"/>
+        </w:rPr>
+        <w:t xml:space="preserve">  }</w:t>
+      </w:r>
+    </w:p>
+    <w:p>
+      <w:pPr>
+        <w:spacing w:before="100" w:beforeAutospacing="1" w:after="100" w:afterAutospacing="1" w:line="240" w:lineRule="auto"/>
+        <w:rPr>
+          <w:rFonts w:ascii="Times New Roman" w:eastAsia="Times New Roman" w:hAnsi="Times New Roman" w:cs="Times New Roman"/>
+          <w:sz w:val="24"/>
+          <w:szCs w:val="24"/>
+          <w:highlight w:val="yellow"/>
+          <w:lang w:eastAsia="tr-TR"/>
+        </w:rPr>
+      </w:pPr>
+    </w:p>
+    <w:p>
+      <w:pPr>
+        <w:spacing w:before="100" w:beforeAutospacing="1" w:after="100" w:afterAutospacing="1" w:line="240" w:lineRule="auto"/>
+        <w:rPr>
+          <w:rFonts w:ascii="Times New Roman" w:eastAsia="Times New Roman" w:hAnsi="Times New Roman" w:cs="Times New Roman"/>
+          <w:sz w:val="24"/>
+          <w:szCs w:val="24"/>
+          <w:highlight w:val="yellow"/>
+          <w:lang w:eastAsia="tr-TR"/>
+        </w:rPr>
+      </w:pPr>
+      <w:r>
+        <w:rPr>
+          <w:rFonts w:ascii="Times New Roman" w:eastAsia="Times New Roman" w:hAnsi="Times New Roman" w:cs="Times New Roman"/>
+          <w:sz w:val="24"/>
+          <w:szCs w:val="24"/>
+          <w:highlight w:val="yellow"/>
+          <w:lang w:eastAsia="tr-TR"/>
+        </w:rPr>
+        <w:t xml:space="preserve">  But at R/explain_</w:t>
       </w:r>
       <w:proofErr w:type="gramStart"/>
       <w:r>
@@ -8039,9 +9027,10 @@
           <w:rFonts w:ascii="Times New Roman" w:eastAsia="Times New Roman" w:hAnsi="Times New Roman" w:cs="Times New Roman"/>
           <w:sz w:val="24"/>
           <w:szCs w:val="24"/>
-          <w:lang w:eastAsia="tr-TR"/>
-        </w:rPr>
-        <w:t>data</w:t>
+          <w:highlight w:val="yellow"/>
+          <w:lang w:eastAsia="tr-TR"/>
+        </w:rPr>
+        <w:t>ale.R</w:t>
       </w:r>
       <w:proofErr w:type="gramEnd"/>
       <w:r>
@@ -8049,100 +9038,154 @@
           <w:rFonts w:ascii="Times New Roman" w:eastAsia="Times New Roman" w:hAnsi="Times New Roman" w:cs="Times New Roman"/>
           <w:sz w:val="24"/>
           <w:szCs w:val="24"/>
-          <w:lang w:eastAsia="tr-TR"/>
-        </w:rPr>
-        <w:t xml:space="preserve"> (x_raw), but the predict_function at lines      </w:t>
-      </w:r>
-    </w:p>
-    <w:p>
-      <w:pPr>
-        <w:spacing w:before="100" w:beforeAutospacing="1" w:after="100" w:afterAutospacing="1" w:line="240" w:lineRule="auto"/>
-        <w:rPr>
-          <w:rFonts w:ascii="Times New Roman" w:eastAsia="Times New Roman" w:hAnsi="Times New Roman" w:cs="Times New Roman"/>
-          <w:sz w:val="24"/>
-          <w:szCs w:val="24"/>
-          <w:lang w:eastAsia="tr-TR"/>
-        </w:rPr>
-      </w:pPr>
-      <w:r>
-        <w:rPr>
-          <w:rFonts w:ascii="Times New Roman" w:eastAsia="Times New Roman" w:hAnsi="Times New Roman" w:cs="Times New Roman"/>
-          <w:sz w:val="24"/>
-          <w:szCs w:val="24"/>
-          <w:lang w:eastAsia="tr-TR"/>
-        </w:rPr>
-        <w:t xml:space="preserve">  96-199 internally calls bake_newdata() which attempts to preprocess. This creates a   </w:t>
-      </w:r>
-    </w:p>
-    <w:p>
-      <w:pPr>
-        <w:spacing w:before="100" w:beforeAutospacing="1" w:after="100" w:afterAutospacing="1" w:line="240" w:lineRule="auto"/>
-        <w:rPr>
-          <w:rFonts w:ascii="Times New Roman" w:eastAsia="Times New Roman" w:hAnsi="Times New Roman" w:cs="Times New Roman"/>
-          <w:sz w:val="24"/>
-          <w:szCs w:val="24"/>
-          <w:lang w:eastAsia="tr-TR"/>
-        </w:rPr>
-      </w:pPr>
-      <w:r>
-        <w:rPr>
-          <w:rFonts w:ascii="Times New Roman" w:eastAsia="Times New Roman" w:hAnsi="Times New Roman" w:cs="Times New Roman"/>
-          <w:sz w:val="24"/>
-          <w:szCs w:val="24"/>
-          <w:lang w:eastAsia="tr-TR"/>
-        </w:rPr>
-        <w:t xml:space="preserve">  subtle mismatch:</w:t>
-      </w:r>
-    </w:p>
-    <w:p>
-      <w:pPr>
-        <w:spacing w:before="100" w:beforeAutospacing="1" w:after="100" w:afterAutospacing="1" w:line="240" w:lineRule="auto"/>
-        <w:rPr>
-          <w:rFonts w:ascii="Times New Roman" w:eastAsia="Times New Roman" w:hAnsi="Times New Roman" w:cs="Times New Roman"/>
-          <w:sz w:val="24"/>
-          <w:szCs w:val="24"/>
-          <w:lang w:eastAsia="tr-TR"/>
-        </w:rPr>
-      </w:pPr>
-    </w:p>
-    <w:p>
-      <w:pPr>
-        <w:spacing w:before="100" w:beforeAutospacing="1" w:after="100" w:afterAutospacing="1" w:line="240" w:lineRule="auto"/>
-        <w:rPr>
-          <w:rFonts w:ascii="Times New Roman" w:eastAsia="Times New Roman" w:hAnsi="Times New Roman" w:cs="Times New Roman"/>
-          <w:sz w:val="24"/>
-          <w:szCs w:val="24"/>
-          <w:lang w:eastAsia="tr-TR"/>
-        </w:rPr>
-      </w:pPr>
-      <w:r>
-        <w:rPr>
-          <w:rFonts w:ascii="Times New Roman" w:eastAsia="Times New Roman" w:hAnsi="Times New Roman" w:cs="Times New Roman"/>
-          <w:sz w:val="24"/>
-          <w:szCs w:val="24"/>
-          <w:lang w:eastAsia="tr-TR"/>
-        </w:rPr>
-        <w:t xml:space="preserve">  - DALEX permutes raw feature values</w:t>
-      </w:r>
-    </w:p>
-    <w:p>
-      <w:pPr>
-        <w:spacing w:before="100" w:beforeAutospacing="1" w:after="100" w:afterAutospacing="1" w:line="240" w:lineRule="auto"/>
-        <w:rPr>
-          <w:rFonts w:ascii="Times New Roman" w:eastAsia="Times New Roman" w:hAnsi="Times New Roman" w:cs="Times New Roman"/>
-          <w:sz w:val="24"/>
-          <w:szCs w:val="24"/>
-          <w:lang w:eastAsia="tr-TR"/>
-        </w:rPr>
-      </w:pPr>
-      <w:r>
-        <w:rPr>
-          <w:rFonts w:ascii="Times New Roman" w:eastAsia="Times New Roman" w:hAnsi="Times New Roman" w:cs="Times New Roman"/>
-          <w:sz w:val="24"/>
-          <w:szCs w:val="24"/>
-          <w:lang w:eastAsia="tr-TR"/>
-        </w:rPr>
-        <w:t xml:space="preserve">  - Predictions are made on processed </w:t>
+          <w:highlight w:val="yellow"/>
+          <w:lang w:eastAsia="tr-TR"/>
+        </w:rPr>
+        <w:t>:46-49 and R/interaction_strength.R:40-43, the logic is</w:t>
+      </w:r>
+    </w:p>
+    <w:p>
+      <w:pPr>
+        <w:spacing w:before="100" w:beforeAutospacing="1" w:after="100" w:afterAutospacing="1" w:line="240" w:lineRule="auto"/>
+        <w:rPr>
+          <w:rFonts w:ascii="Times New Roman" w:eastAsia="Times New Roman" w:hAnsi="Times New Roman" w:cs="Times New Roman"/>
+          <w:sz w:val="24"/>
+          <w:szCs w:val="24"/>
+          <w:highlight w:val="yellow"/>
+          <w:lang w:eastAsia="tr-TR"/>
+        </w:rPr>
+      </w:pPr>
+      <w:r>
+        <w:rPr>
+          <w:rFonts w:ascii="Times New Roman" w:eastAsia="Times New Roman" w:hAnsi="Times New Roman" w:cs="Times New Roman"/>
+          <w:sz w:val="24"/>
+          <w:szCs w:val="24"/>
+          <w:highlight w:val="yellow"/>
+          <w:lang w:eastAsia="tr-TR"/>
+        </w:rPr>
+        <w:t xml:space="preserve">  different:</w:t>
+      </w:r>
+    </w:p>
+    <w:p>
+      <w:pPr>
+        <w:spacing w:before="100" w:beforeAutospacing="1" w:after="100" w:afterAutospacing="1" w:line="240" w:lineRule="auto"/>
+        <w:rPr>
+          <w:rFonts w:ascii="Times New Roman" w:eastAsia="Times New Roman" w:hAnsi="Times New Roman" w:cs="Times New Roman"/>
+          <w:sz w:val="24"/>
+          <w:szCs w:val="24"/>
+          <w:highlight w:val="yellow"/>
+          <w:lang w:eastAsia="tr-TR"/>
+        </w:rPr>
+      </w:pPr>
+      <w:r>
+        <w:rPr>
+          <w:rFonts w:ascii="Times New Roman" w:eastAsia="Times New Roman" w:hAnsi="Times New Roman" w:cs="Times New Roman"/>
+          <w:sz w:val="24"/>
+          <w:szCs w:val="24"/>
+          <w:highlight w:val="yellow"/>
+          <w:lang w:eastAsia="tr-TR"/>
+        </w:rPr>
+        <w:t xml:space="preserve">  if (is.null(positive_class) || !(positive_class %in% levels(y_factor))) {</w:t>
+      </w:r>
+    </w:p>
+    <w:p>
+      <w:pPr>
+        <w:spacing w:before="100" w:beforeAutospacing="1" w:after="100" w:afterAutospacing="1" w:line="240" w:lineRule="auto"/>
+        <w:rPr>
+          <w:rFonts w:ascii="Times New Roman" w:eastAsia="Times New Roman" w:hAnsi="Times New Roman" w:cs="Times New Roman"/>
+          <w:sz w:val="24"/>
+          <w:szCs w:val="24"/>
+          <w:highlight w:val="yellow"/>
+          <w:lang w:eastAsia="tr-TR"/>
+        </w:rPr>
+      </w:pPr>
+      <w:r>
+        <w:rPr>
+          <w:rFonts w:ascii="Times New Roman" w:eastAsia="Times New Roman" w:hAnsi="Times New Roman" w:cs="Times New Roman"/>
+          <w:sz w:val="24"/>
+          <w:szCs w:val="24"/>
+          <w:highlight w:val="yellow"/>
+          <w:lang w:eastAsia="tr-TR"/>
+        </w:rPr>
+        <w:t xml:space="preserve">    positive_class &lt;- levels(y_factor)[1]  # Falls back to FIRST level</w:t>
+      </w:r>
+    </w:p>
+    <w:p>
+      <w:pPr>
+        <w:spacing w:before="100" w:beforeAutospacing="1" w:after="100" w:afterAutospacing="1" w:line="240" w:lineRule="auto"/>
+        <w:rPr>
+          <w:rFonts w:ascii="Times New Roman" w:eastAsia="Times New Roman" w:hAnsi="Times New Roman" w:cs="Times New Roman"/>
+          <w:sz w:val="24"/>
+          <w:szCs w:val="24"/>
+          <w:highlight w:val="yellow"/>
+          <w:lang w:eastAsia="tr-TR"/>
+        </w:rPr>
+      </w:pPr>
+      <w:r>
+        <w:rPr>
+          <w:rFonts w:ascii="Times New Roman" w:eastAsia="Times New Roman" w:hAnsi="Times New Roman" w:cs="Times New Roman"/>
+          <w:sz w:val="24"/>
+          <w:szCs w:val="24"/>
+          <w:highlight w:val="yellow"/>
+          <w:lang w:eastAsia="tr-TR"/>
+        </w:rPr>
+        <w:t xml:space="preserve">  }</w:t>
+      </w:r>
+    </w:p>
+    <w:p>
+      <w:pPr>
+        <w:spacing w:before="100" w:beforeAutospacing="1" w:after="100" w:afterAutospacing="1" w:line="240" w:lineRule="auto"/>
+        <w:rPr>
+          <w:rFonts w:ascii="Times New Roman" w:eastAsia="Times New Roman" w:hAnsi="Times New Roman" w:cs="Times New Roman"/>
+          <w:sz w:val="24"/>
+          <w:szCs w:val="24"/>
+          <w:highlight w:val="yellow"/>
+          <w:lang w:eastAsia="tr-TR"/>
+        </w:rPr>
+      </w:pPr>
+    </w:p>
+    <w:p>
+      <w:pPr>
+        <w:spacing w:before="100" w:beforeAutospacing="1" w:after="100" w:afterAutospacing="1" w:line="240" w:lineRule="auto"/>
+        <w:rPr>
+          <w:rFonts w:ascii="Times New Roman" w:eastAsia="Times New Roman" w:hAnsi="Times New Roman" w:cs="Times New Roman"/>
+          <w:sz w:val="24"/>
+          <w:szCs w:val="24"/>
+          <w:highlight w:val="yellow"/>
+          <w:lang w:eastAsia="tr-TR"/>
+        </w:rPr>
+      </w:pPr>
+      <w:r>
+        <w:rPr>
+          <w:rFonts w:ascii="Times New Roman" w:eastAsia="Times New Roman" w:hAnsi="Times New Roman" w:cs="Times New Roman"/>
+          <w:sz w:val="24"/>
+          <w:szCs w:val="24"/>
+          <w:highlight w:val="yellow"/>
+          <w:lang w:eastAsia="tr-TR"/>
+        </w:rPr>
+        <w:t xml:space="preserve">  Bug: The fallback to levels[1] contradicts event_class = "first" vs "second" semantics</w:t>
+      </w:r>
+    </w:p>
+    <w:p>
+      <w:pPr>
+        <w:spacing w:before="100" w:beforeAutospacing="1" w:after="100" w:afterAutospacing="1" w:line="240" w:lineRule="auto"/>
+        <w:rPr>
+          <w:rFonts w:ascii="Times New Roman" w:eastAsia="Times New Roman" w:hAnsi="Times New Roman" w:cs="Times New Roman"/>
+          <w:sz w:val="24"/>
+          <w:szCs w:val="24"/>
+          <w:highlight w:val="yellow"/>
+          <w:lang w:eastAsia="tr-TR"/>
+        </w:rPr>
+      </w:pPr>
+      <w:r>
+        <w:rPr>
+          <w:rFonts w:ascii="Times New Roman" w:eastAsia="Times New Roman" w:hAnsi="Times New Roman" w:cs="Times New Roman"/>
+          <w:sz w:val="24"/>
+          <w:szCs w:val="24"/>
+          <w:highlight w:val="yellow"/>
+          <w:lang w:eastAsia="tr-TR"/>
+        </w:rPr>
+        <w:t xml:space="preserve">   </w:t>
       </w:r>
       <w:proofErr w:type="gramStart"/>
       <w:r>
@@ -8150,61 +9193,115 @@
           <w:rFonts w:ascii="Times New Roman" w:eastAsia="Times New Roman" w:hAnsi="Times New Roman" w:cs="Times New Roman"/>
           <w:sz w:val="24"/>
           <w:szCs w:val="24"/>
-          <w:lang w:eastAsia="tr-TR"/>
-        </w:rPr>
-        <w:t>data</w:t>
+          <w:highlight w:val="yellow"/>
+          <w:lang w:eastAsia="tr-TR"/>
+        </w:rPr>
+        <w:t>in</w:t>
       </w:r>
       <w:proofErr w:type="gramEnd"/>
-    </w:p>
-    <w:p>
-      <w:pPr>
-        <w:spacing w:before="100" w:beforeAutospacing="1" w:after="100" w:afterAutospacing="1" w:line="240" w:lineRule="auto"/>
-        <w:rPr>
-          <w:rFonts w:ascii="Times New Roman" w:eastAsia="Times New Roman" w:hAnsi="Times New Roman" w:cs="Times New Roman"/>
-          <w:sz w:val="24"/>
-          <w:szCs w:val="24"/>
-          <w:lang w:eastAsia="tr-TR"/>
-        </w:rPr>
-      </w:pPr>
-    </w:p>
-    <w:p>
-      <w:pPr>
-        <w:spacing w:before="100" w:beforeAutospacing="1" w:after="100" w:afterAutospacing="1" w:line="240" w:lineRule="auto"/>
-        <w:rPr>
-          <w:rFonts w:ascii="Times New Roman" w:eastAsia="Times New Roman" w:hAnsi="Times New Roman" w:cs="Times New Roman"/>
-          <w:sz w:val="24"/>
-          <w:szCs w:val="24"/>
-          <w:lang w:eastAsia="tr-TR"/>
-        </w:rPr>
-      </w:pPr>
-      <w:r>
-        <w:rPr>
-          <w:rFonts w:ascii="Times New Roman" w:eastAsia="Times New Roman" w:hAnsi="Times New Roman" w:cs="Times New Roman"/>
-          <w:sz w:val="24"/>
-          <w:szCs w:val="24"/>
-          <w:lang w:eastAsia="tr-TR"/>
-        </w:rPr>
-        <w:t xml:space="preserve">  This is handled by the bake_newdata helper (lines 69-93), but the logic at lines 72-74</w:t>
-      </w:r>
-    </w:p>
-    <w:p>
-      <w:pPr>
-        <w:spacing w:before="100" w:beforeAutospacing="1" w:after="100" w:afterAutospacing="1" w:line="240" w:lineRule="auto"/>
-        <w:rPr>
-          <w:rFonts w:ascii="Times New Roman" w:eastAsia="Times New Roman" w:hAnsi="Times New Roman" w:cs="Times New Roman"/>
-          <w:sz w:val="24"/>
-          <w:szCs w:val="24"/>
-          <w:lang w:eastAsia="tr-TR"/>
-        </w:rPr>
-      </w:pPr>
-      <w:r>
-        <w:rPr>
-          <w:rFonts w:ascii="Times New Roman" w:eastAsia="Times New Roman" w:hAnsi="Times New Roman" w:cs="Times New Roman"/>
-          <w:sz w:val="24"/>
-          <w:szCs w:val="24"/>
-          <w:lang w:eastAsia="tr-TR"/>
-        </w:rPr>
-        <w:t xml:space="preserve">   </w:t>
+      <w:r>
+        <w:rPr>
+          <w:rFonts w:ascii="Times New Roman" w:eastAsia="Times New Roman" w:hAnsi="Times New Roman" w:cs="Times New Roman"/>
+          <w:sz w:val="24"/>
+          <w:szCs w:val="24"/>
+          <w:highlight w:val="yellow"/>
+          <w:lang w:eastAsia="tr-TR"/>
+        </w:rPr>
+        <w:t xml:space="preserve"> the main fastml() function. If a user sets event_class = "second", ALE/interaction</w:t>
+      </w:r>
+    </w:p>
+    <w:p>
+      <w:pPr>
+        <w:spacing w:before="100" w:beforeAutospacing="1" w:after="100" w:afterAutospacing="1" w:line="240" w:lineRule="auto"/>
+        <w:rPr>
+          <w:rFonts w:ascii="Times New Roman" w:eastAsia="Times New Roman" w:hAnsi="Times New Roman" w:cs="Times New Roman"/>
+          <w:sz w:val="24"/>
+          <w:szCs w:val="24"/>
+          <w:lang w:eastAsia="tr-TR"/>
+        </w:rPr>
+      </w:pPr>
+      <w:r>
+        <w:rPr>
+          <w:rFonts w:ascii="Times New Roman" w:eastAsia="Times New Roman" w:hAnsi="Times New Roman" w:cs="Times New Roman"/>
+          <w:sz w:val="24"/>
+          <w:szCs w:val="24"/>
+          <w:highlight w:val="yellow"/>
+          <w:lang w:eastAsia="tr-TR"/>
+        </w:rPr>
+        <w:t xml:space="preserve">   explanations may still explain the wrong class.</w:t>
+      </w:r>
+    </w:p>
+    <w:p>
+      <w:pPr>
+        <w:spacing w:before="100" w:beforeAutospacing="1" w:after="100" w:afterAutospacing="1" w:line="240" w:lineRule="auto"/>
+        <w:rPr>
+          <w:rFonts w:ascii="Times New Roman" w:eastAsia="Times New Roman" w:hAnsi="Times New Roman" w:cs="Times New Roman"/>
+          <w:sz w:val="24"/>
+          <w:szCs w:val="24"/>
+          <w:lang w:eastAsia="tr-TR"/>
+        </w:rPr>
+      </w:pPr>
+    </w:p>
+    <w:p>
+      <w:pPr>
+        <w:spacing w:before="100" w:beforeAutospacing="1" w:after="100" w:afterAutospacing="1" w:line="240" w:lineRule="auto"/>
+        <w:rPr>
+          <w:rFonts w:ascii="Times New Roman" w:eastAsia="Times New Roman" w:hAnsi="Times New Roman" w:cs="Times New Roman"/>
+          <w:sz w:val="24"/>
+          <w:szCs w:val="24"/>
+          <w:lang w:eastAsia="tr-TR"/>
+        </w:rPr>
+      </w:pPr>
+      <w:r>
+        <w:rPr>
+          <w:rFonts w:ascii="Times New Roman" w:eastAsia="Times New Roman" w:hAnsi="Times New Roman" w:cs="Times New Roman"/>
+          <w:sz w:val="24"/>
+          <w:szCs w:val="24"/>
+          <w:lang w:eastAsia="tr-TR"/>
+        </w:rPr>
+        <w:t xml:space="preserve">  ---</w:t>
+      </w:r>
+    </w:p>
+    <w:p>
+      <w:pPr>
+        <w:spacing w:before="100" w:beforeAutospacing="1" w:after="100" w:afterAutospacing="1" w:line="240" w:lineRule="auto"/>
+        <w:rPr>
+          <w:rFonts w:ascii="Times New Roman" w:eastAsia="Times New Roman" w:hAnsi="Times New Roman" w:cs="Times New Roman"/>
+          <w:sz w:val="24"/>
+          <w:szCs w:val="24"/>
+          <w:lang w:eastAsia="tr-TR"/>
+        </w:rPr>
+      </w:pPr>
+      <w:r>
+        <w:rPr>
+          <w:rFonts w:ascii="Times New Roman" w:eastAsia="Times New Roman" w:hAnsi="Times New Roman" w:cs="Times New Roman"/>
+          <w:sz w:val="24"/>
+          <w:szCs w:val="24"/>
+          <w:lang w:eastAsia="tr-TR"/>
+        </w:rPr>
+        <w:t xml:space="preserve">  🟡 MODERATE ISSUES</w:t>
+      </w:r>
+    </w:p>
+    <w:p>
+      <w:pPr>
+        <w:spacing w:before="100" w:beforeAutospacing="1" w:after="100" w:afterAutospacing="1" w:line="240" w:lineRule="auto"/>
+        <w:rPr>
+          <w:rFonts w:ascii="Times New Roman" w:eastAsia="Times New Roman" w:hAnsi="Times New Roman" w:cs="Times New Roman"/>
+          <w:sz w:val="24"/>
+          <w:szCs w:val="24"/>
+          <w:highlight w:val="yellow"/>
+          <w:lang w:eastAsia="tr-TR"/>
+        </w:rPr>
+      </w:pPr>
+      <w:r>
+        <w:rPr>
+          <w:rFonts w:ascii="Times New Roman" w:eastAsia="Times New Roman" w:hAnsi="Times New Roman" w:cs="Times New Roman"/>
+          <w:sz w:val="24"/>
+          <w:szCs w:val="24"/>
+          <w:highlight w:val="yellow"/>
+          <w:lang w:eastAsia="tr-TR"/>
+        </w:rPr>
+        <w:t xml:space="preserve">check if the issue is real, if so fix it carefully and </w:t>
       </w:r>
       <w:proofErr w:type="gramStart"/>
       <w:r>
@@ -8212,9 +9309,10 @@
           <w:rFonts w:ascii="Times New Roman" w:eastAsia="Times New Roman" w:hAnsi="Times New Roman" w:cs="Times New Roman"/>
           <w:sz w:val="24"/>
           <w:szCs w:val="24"/>
-          <w:lang w:eastAsia="tr-TR"/>
-        </w:rPr>
-        <w:t>has</w:t>
+          <w:highlight w:val="yellow"/>
+          <w:lang w:eastAsia="tr-TR"/>
+        </w:rPr>
+        <w:t>robustly  without</w:t>
       </w:r>
       <w:proofErr w:type="gramEnd"/>
       <w:r>
@@ -8222,89 +9320,88 @@
           <w:rFonts w:ascii="Times New Roman" w:eastAsia="Times New Roman" w:hAnsi="Times New Roman" w:cs="Times New Roman"/>
           <w:sz w:val="24"/>
           <w:szCs w:val="24"/>
-          <w:lang w:eastAsia="tr-TR"/>
-        </w:rPr>
-        <w:t xml:space="preserve"> a bypass:</w:t>
-      </w:r>
-    </w:p>
-    <w:p>
-      <w:pPr>
-        <w:spacing w:before="100" w:beforeAutospacing="1" w:after="100" w:afterAutospacing="1" w:line="240" w:lineRule="auto"/>
-        <w:rPr>
-          <w:rFonts w:ascii="Times New Roman" w:eastAsia="Times New Roman" w:hAnsi="Times New Roman" w:cs="Times New Roman"/>
-          <w:sz w:val="24"/>
-          <w:szCs w:val="24"/>
-          <w:lang w:eastAsia="tr-TR"/>
-        </w:rPr>
-      </w:pPr>
-      <w:r>
-        <w:rPr>
-          <w:rFonts w:ascii="Times New Roman" w:eastAsia="Times New Roman" w:hAnsi="Times New Roman" w:cs="Times New Roman"/>
-          <w:sz w:val="24"/>
-          <w:szCs w:val="24"/>
-          <w:lang w:eastAsia="tr-TR"/>
-        </w:rPr>
-        <w:t xml:space="preserve">  if (!is.null(processed_cols) &amp;&amp; all(processed_cols %in% colnames(newdata))) {</w:t>
-      </w:r>
-    </w:p>
-    <w:p>
-      <w:pPr>
-        <w:spacing w:before="100" w:beforeAutospacing="1" w:after="100" w:afterAutospacing="1" w:line="240" w:lineRule="auto"/>
-        <w:rPr>
-          <w:rFonts w:ascii="Times New Roman" w:eastAsia="Times New Roman" w:hAnsi="Times New Roman" w:cs="Times New Roman"/>
-          <w:sz w:val="24"/>
-          <w:szCs w:val="24"/>
-          <w:lang w:eastAsia="tr-TR"/>
-        </w:rPr>
-      </w:pPr>
-      <w:r>
-        <w:rPr>
-          <w:rFonts w:ascii="Times New Roman" w:eastAsia="Times New Roman" w:hAnsi="Times New Roman" w:cs="Times New Roman"/>
-          <w:sz w:val="24"/>
-          <w:szCs w:val="24"/>
-          <w:lang w:eastAsia="tr-TR"/>
-        </w:rPr>
-        <w:t xml:space="preserve">    return(newdata[, processed_cols, drop = FALSE])  # Skips baking!</w:t>
-      </w:r>
-    </w:p>
-    <w:p>
-      <w:pPr>
-        <w:spacing w:before="100" w:beforeAutospacing="1" w:after="100" w:afterAutospacing="1" w:line="240" w:lineRule="auto"/>
-        <w:rPr>
-          <w:rFonts w:ascii="Times New Roman" w:eastAsia="Times New Roman" w:hAnsi="Times New Roman" w:cs="Times New Roman"/>
-          <w:sz w:val="24"/>
-          <w:szCs w:val="24"/>
-          <w:lang w:eastAsia="tr-TR"/>
-        </w:rPr>
-      </w:pPr>
-      <w:r>
-        <w:rPr>
-          <w:rFonts w:ascii="Times New Roman" w:eastAsia="Times New Roman" w:hAnsi="Times New Roman" w:cs="Times New Roman"/>
-          <w:sz w:val="24"/>
-          <w:szCs w:val="24"/>
-          <w:lang w:eastAsia="tr-TR"/>
-        </w:rPr>
-        <w:t xml:space="preserve">  }</w:t>
-      </w:r>
-    </w:p>
-    <w:p>
-      <w:pPr>
-        <w:spacing w:before="100" w:beforeAutospacing="1" w:after="100" w:afterAutospacing="1" w:line="240" w:lineRule="auto"/>
-        <w:rPr>
-          <w:rFonts w:ascii="Times New Roman" w:eastAsia="Times New Roman" w:hAnsi="Times New Roman" w:cs="Times New Roman"/>
-          <w:sz w:val="24"/>
-          <w:szCs w:val="24"/>
-          <w:lang w:eastAsia="tr-TR"/>
-        </w:rPr>
-      </w:pPr>
-      <w:r>
-        <w:rPr>
-          <w:rFonts w:ascii="Times New Roman" w:eastAsia="Times New Roman" w:hAnsi="Times New Roman" w:cs="Times New Roman"/>
-          <w:sz w:val="24"/>
-          <w:szCs w:val="24"/>
-          <w:lang w:eastAsia="tr-TR"/>
-        </w:rPr>
-        <w:t xml:space="preserve">  If column names match by accident, raw </w:t>
+          <w:highlight w:val="yellow"/>
+          <w:lang w:eastAsia="tr-TR"/>
+        </w:rPr>
+        <w:t xml:space="preserve"> breaking anything else:</w:t>
+      </w:r>
+    </w:p>
+    <w:p>
+      <w:pPr>
+        <w:spacing w:before="100" w:beforeAutospacing="1" w:after="100" w:afterAutospacing="1" w:line="240" w:lineRule="auto"/>
+        <w:rPr>
+          <w:rFonts w:ascii="Times New Roman" w:eastAsia="Times New Roman" w:hAnsi="Times New Roman" w:cs="Times New Roman"/>
+          <w:sz w:val="24"/>
+          <w:szCs w:val="24"/>
+          <w:highlight w:val="yellow"/>
+          <w:lang w:eastAsia="tr-TR"/>
+        </w:rPr>
+      </w:pPr>
+    </w:p>
+    <w:p>
+      <w:pPr>
+        <w:spacing w:before="100" w:beforeAutospacing="1" w:after="100" w:afterAutospacing="1" w:line="240" w:lineRule="auto"/>
+        <w:rPr>
+          <w:rFonts w:ascii="Times New Roman" w:eastAsia="Times New Roman" w:hAnsi="Times New Roman" w:cs="Times New Roman"/>
+          <w:sz w:val="24"/>
+          <w:szCs w:val="24"/>
+          <w:highlight w:val="yellow"/>
+          <w:lang w:eastAsia="tr-TR"/>
+        </w:rPr>
+      </w:pPr>
+      <w:r>
+        <w:rPr>
+          <w:rFonts w:ascii="Times New Roman" w:eastAsia="Times New Roman" w:hAnsi="Times New Roman" w:cs="Times New Roman"/>
+          <w:sz w:val="24"/>
+          <w:szCs w:val="24"/>
+          <w:highlight w:val="yellow"/>
+          <w:lang w:eastAsia="tr-TR"/>
+        </w:rPr>
+        <w:t xml:space="preserve">  </w:t>
+      </w:r>
+      <w:r>
+        <w:rPr>
+          <w:rFonts w:ascii="Times New Roman" w:eastAsia="Times New Roman" w:hAnsi="Times New Roman" w:cs="Times New Roman"/>
+          <w:sz w:val="24"/>
+          <w:szCs w:val="24"/>
+          <w:highlight w:val="yellow"/>
+          <w:lang w:eastAsia="tr-TR"/>
+        </w:rPr>
+        <w:t>Aggregation Logic — Custom Loss Function Has Edge Cases</w:t>
+      </w:r>
+    </w:p>
+    <w:p>
+      <w:pPr>
+        <w:spacing w:before="100" w:beforeAutospacing="1" w:after="100" w:afterAutospacing="1" w:line="240" w:lineRule="auto"/>
+        <w:rPr>
+          <w:rFonts w:ascii="Times New Roman" w:eastAsia="Times New Roman" w:hAnsi="Times New Roman" w:cs="Times New Roman"/>
+          <w:sz w:val="24"/>
+          <w:szCs w:val="24"/>
+          <w:highlight w:val="yellow"/>
+          <w:lang w:eastAsia="tr-TR"/>
+        </w:rPr>
+      </w:pPr>
+    </w:p>
+    <w:p>
+      <w:pPr>
+        <w:spacing w:before="100" w:beforeAutospacing="1" w:after="100" w:afterAutospacing="1" w:line="240" w:lineRule="auto"/>
+        <w:rPr>
+          <w:rFonts w:ascii="Times New Roman" w:eastAsia="Times New Roman" w:hAnsi="Times New Roman" w:cs="Times New Roman"/>
+          <w:sz w:val="24"/>
+          <w:szCs w:val="24"/>
+          <w:highlight w:val="yellow"/>
+          <w:lang w:eastAsia="tr-TR"/>
+        </w:rPr>
+      </w:pPr>
+      <w:r>
+        <w:rPr>
+          <w:rFonts w:ascii="Times New Roman" w:eastAsia="Times New Roman" w:hAnsi="Times New Roman" w:cs="Times New Roman"/>
+          <w:sz w:val="24"/>
+          <w:szCs w:val="24"/>
+          <w:highlight w:val="yellow"/>
+          <w:lang w:eastAsia="tr-TR"/>
+        </w:rPr>
+        <w:t xml:space="preserve">  R/explain_</w:t>
       </w:r>
       <w:proofErr w:type="gramStart"/>
       <w:r>
@@ -8312,9 +9409,10 @@
           <w:rFonts w:ascii="Times New Roman" w:eastAsia="Times New Roman" w:hAnsi="Times New Roman" w:cs="Times New Roman"/>
           <w:sz w:val="24"/>
           <w:szCs w:val="24"/>
-          <w:lang w:eastAsia="tr-TR"/>
-        </w:rPr>
-        <w:t>data</w:t>
+          <w:highlight w:val="yellow"/>
+          <w:lang w:eastAsia="tr-TR"/>
+        </w:rPr>
+        <w:t>dalex.R</w:t>
       </w:r>
       <w:proofErr w:type="gramEnd"/>
       <w:r>
@@ -8322,899 +9420,29 @@
           <w:rFonts w:ascii="Times New Roman" w:eastAsia="Times New Roman" w:hAnsi="Times New Roman" w:cs="Times New Roman"/>
           <w:sz w:val="24"/>
           <w:szCs w:val="24"/>
-          <w:lang w:eastAsia="tr-TR"/>
-        </w:rPr>
-        <w:t xml:space="preserve"> passes through unprocessed.</w:t>
-      </w:r>
-    </w:p>
-    <w:bookmarkEnd w:id="0"/>
-    <w:p>
-      <w:pPr>
-        <w:spacing w:before="100" w:beforeAutospacing="1" w:after="100" w:afterAutospacing="1" w:line="240" w:lineRule="auto"/>
-        <w:rPr>
-          <w:rFonts w:ascii="Times New Roman" w:eastAsia="Times New Roman" w:hAnsi="Times New Roman" w:cs="Times New Roman"/>
-          <w:sz w:val="24"/>
-          <w:szCs w:val="24"/>
-          <w:lang w:eastAsia="tr-TR"/>
-        </w:rPr>
-      </w:pPr>
-    </w:p>
-    <w:p>
-      <w:pPr>
-        <w:spacing w:before="100" w:beforeAutospacing="1" w:after="100" w:afterAutospacing="1" w:line="240" w:lineRule="auto"/>
-        <w:rPr>
-          <w:rFonts w:ascii="Times New Roman" w:eastAsia="Times New Roman" w:hAnsi="Times New Roman" w:cs="Times New Roman"/>
-          <w:sz w:val="24"/>
-          <w:szCs w:val="24"/>
-          <w:lang w:eastAsia="tr-TR"/>
-        </w:rPr>
-      </w:pPr>
-      <w:r>
-        <w:rPr>
-          <w:rFonts w:ascii="Times New Roman" w:eastAsia="Times New Roman" w:hAnsi="Times New Roman" w:cs="Times New Roman"/>
-          <w:sz w:val="24"/>
-          <w:szCs w:val="24"/>
-          <w:lang w:eastAsia="tr-TR"/>
-        </w:rPr>
-        <w:t xml:space="preserve">  4. Baseline/Reference Distribution Validity</w:t>
-      </w:r>
-    </w:p>
-    <w:p>
-      <w:pPr>
-        <w:spacing w:before="100" w:beforeAutospacing="1" w:after="100" w:afterAutospacing="1" w:line="240" w:lineRule="auto"/>
-        <w:rPr>
-          <w:rFonts w:ascii="Times New Roman" w:eastAsia="Times New Roman" w:hAnsi="Times New Roman" w:cs="Times New Roman"/>
-          <w:sz w:val="24"/>
-          <w:szCs w:val="24"/>
-          <w:lang w:eastAsia="tr-TR"/>
-        </w:rPr>
-      </w:pPr>
-    </w:p>
-    <w:p>
-      <w:pPr>
-        <w:spacing w:before="100" w:beforeAutospacing="1" w:after="100" w:afterAutospacing="1" w:line="240" w:lineRule="auto"/>
-        <w:rPr>
-          <w:rFonts w:ascii="Times New Roman" w:eastAsia="Times New Roman" w:hAnsi="Times New Roman" w:cs="Times New Roman"/>
-          <w:sz w:val="24"/>
-          <w:szCs w:val="24"/>
-          <w:lang w:eastAsia="tr-TR"/>
-        </w:rPr>
-      </w:pPr>
-      <w:r>
-        <w:rPr>
-          <w:rFonts w:ascii="Times New Roman" w:eastAsia="Times New Roman" w:hAnsi="Times New Roman" w:cs="Times New Roman"/>
-          <w:sz w:val="24"/>
-          <w:szCs w:val="24"/>
-          <w:lang w:eastAsia="tr-TR"/>
-        </w:rPr>
-        <w:t xml:space="preserve">  SHAP baseline uses random sample without stratification:</w:t>
-      </w:r>
-    </w:p>
-    <w:p>
-      <w:pPr>
-        <w:spacing w:before="100" w:beforeAutospacing="1" w:after="100" w:afterAutospacing="1" w:line="240" w:lineRule="auto"/>
-        <w:rPr>
-          <w:rFonts w:ascii="Times New Roman" w:eastAsia="Times New Roman" w:hAnsi="Times New Roman" w:cs="Times New Roman"/>
-          <w:sz w:val="24"/>
-          <w:szCs w:val="24"/>
-          <w:lang w:eastAsia="tr-TR"/>
-        </w:rPr>
-      </w:pPr>
-    </w:p>
-    <w:p>
-      <w:pPr>
-        <w:spacing w:before="100" w:beforeAutospacing="1" w:after="100" w:afterAutospacing="1" w:line="240" w:lineRule="auto"/>
-        <w:rPr>
-          <w:rFonts w:ascii="Times New Roman" w:eastAsia="Times New Roman" w:hAnsi="Times New Roman" w:cs="Times New Roman"/>
-          <w:sz w:val="24"/>
-          <w:szCs w:val="24"/>
-          <w:lang w:eastAsia="tr-TR"/>
-        </w:rPr>
-      </w:pPr>
-      <w:r>
-        <w:rPr>
-          <w:rFonts w:ascii="Times New Roman" w:eastAsia="Times New Roman" w:hAnsi="Times New Roman" w:cs="Times New Roman"/>
-          <w:sz w:val="24"/>
-          <w:szCs w:val="24"/>
-          <w:lang w:eastAsia="tr-TR"/>
-        </w:rPr>
-        <w:t xml:space="preserve">  R/explain_</w:t>
-      </w:r>
-      <w:proofErr w:type="gramStart"/>
-      <w:r>
-        <w:rPr>
-          <w:rFonts w:ascii="Times New Roman" w:eastAsia="Times New Roman" w:hAnsi="Times New Roman" w:cs="Times New Roman"/>
-          <w:sz w:val="24"/>
-          <w:szCs w:val="24"/>
-          <w:lang w:eastAsia="tr-TR"/>
-        </w:rPr>
-        <w:t>dalex.R</w:t>
-      </w:r>
-      <w:proofErr w:type="gramEnd"/>
-      <w:r>
-        <w:rPr>
-          <w:rFonts w:ascii="Times New Roman" w:eastAsia="Times New Roman" w:hAnsi="Times New Roman" w:cs="Times New Roman"/>
-          <w:sz w:val="24"/>
-          <w:szCs w:val="24"/>
-          <w:lang w:eastAsia="tr-TR"/>
-        </w:rPr>
-        <w:t>:318-321:</w:t>
-      </w:r>
-    </w:p>
-    <w:p>
-      <w:pPr>
-        <w:spacing w:before="100" w:beforeAutospacing="1" w:after="100" w:afterAutospacing="1" w:line="240" w:lineRule="auto"/>
-        <w:rPr>
-          <w:rFonts w:ascii="Times New Roman" w:eastAsia="Times New Roman" w:hAnsi="Times New Roman" w:cs="Times New Roman"/>
-          <w:sz w:val="24"/>
-          <w:szCs w:val="24"/>
-          <w:lang w:eastAsia="tr-TR"/>
-        </w:rPr>
-      </w:pPr>
-      <w:r>
-        <w:rPr>
-          <w:rFonts w:ascii="Times New Roman" w:eastAsia="Times New Roman" w:hAnsi="Times New Roman" w:cs="Times New Roman"/>
-          <w:sz w:val="24"/>
-          <w:szCs w:val="24"/>
-          <w:lang w:eastAsia="tr-TR"/>
-        </w:rPr>
-        <w:t xml:space="preserve">  </w:t>
-      </w:r>
-      <w:proofErr w:type="gramStart"/>
-      <w:r>
-        <w:rPr>
-          <w:rFonts w:ascii="Times New Roman" w:eastAsia="Times New Roman" w:hAnsi="Times New Roman" w:cs="Times New Roman"/>
-          <w:sz w:val="24"/>
-          <w:szCs w:val="24"/>
-          <w:lang w:eastAsia="tr-TR"/>
-        </w:rPr>
-        <w:t>set.seed</w:t>
-      </w:r>
-      <w:proofErr w:type="gramEnd"/>
-      <w:r>
-        <w:rPr>
-          <w:rFonts w:ascii="Times New Roman" w:eastAsia="Times New Roman" w:hAnsi="Times New Roman" w:cs="Times New Roman"/>
-          <w:sz w:val="24"/>
-          <w:szCs w:val="24"/>
-          <w:lang w:eastAsia="tr-TR"/>
-        </w:rPr>
-        <w:t>(seed)</w:t>
-      </w:r>
-    </w:p>
-    <w:p>
-      <w:pPr>
-        <w:spacing w:before="100" w:beforeAutospacing="1" w:after="100" w:afterAutospacing="1" w:line="240" w:lineRule="auto"/>
-        <w:rPr>
-          <w:rFonts w:ascii="Times New Roman" w:eastAsia="Times New Roman" w:hAnsi="Times New Roman" w:cs="Times New Roman"/>
-          <w:sz w:val="24"/>
-          <w:szCs w:val="24"/>
-          <w:lang w:eastAsia="tr-TR"/>
-        </w:rPr>
-      </w:pPr>
-      <w:r>
-        <w:rPr>
-          <w:rFonts w:ascii="Times New Roman" w:eastAsia="Times New Roman" w:hAnsi="Times New Roman" w:cs="Times New Roman"/>
-          <w:sz w:val="24"/>
-          <w:szCs w:val="24"/>
-          <w:lang w:eastAsia="tr-TR"/>
-        </w:rPr>
-        <w:t xml:space="preserve">  sample_indices &lt;- sample(seq_len(n_rows), min(shap_sample, n_rows))</w:t>
-      </w:r>
-    </w:p>
-    <w:p>
-      <w:pPr>
-        <w:spacing w:before="100" w:beforeAutospacing="1" w:after="100" w:afterAutospacing="1" w:line="240" w:lineRule="auto"/>
-        <w:rPr>
-          <w:rFonts w:ascii="Times New Roman" w:eastAsia="Times New Roman" w:hAnsi="Times New Roman" w:cs="Times New Roman"/>
-          <w:sz w:val="24"/>
-          <w:szCs w:val="24"/>
-          <w:lang w:eastAsia="tr-TR"/>
-        </w:rPr>
-      </w:pPr>
-      <w:r>
-        <w:rPr>
-          <w:rFonts w:ascii="Times New Roman" w:eastAsia="Times New Roman" w:hAnsi="Times New Roman" w:cs="Times New Roman"/>
-          <w:sz w:val="24"/>
-          <w:szCs w:val="24"/>
-          <w:lang w:eastAsia="tr-TR"/>
-        </w:rPr>
-        <w:t xml:space="preserve">  shap_</w:t>
-      </w:r>
-      <w:proofErr w:type="gramStart"/>
-      <w:r>
-        <w:rPr>
-          <w:rFonts w:ascii="Times New Roman" w:eastAsia="Times New Roman" w:hAnsi="Times New Roman" w:cs="Times New Roman"/>
-          <w:sz w:val="24"/>
-          <w:szCs w:val="24"/>
-          <w:lang w:eastAsia="tr-TR"/>
-        </w:rPr>
-        <w:t>data</w:t>
-      </w:r>
-      <w:proofErr w:type="gramEnd"/>
-      <w:r>
-        <w:rPr>
-          <w:rFonts w:ascii="Times New Roman" w:eastAsia="Times New Roman" w:hAnsi="Times New Roman" w:cs="Times New Roman"/>
-          <w:sz w:val="24"/>
-          <w:szCs w:val="24"/>
-          <w:lang w:eastAsia="tr-TR"/>
-        </w:rPr>
-        <w:t xml:space="preserve"> &lt;- prep$x_raw[sample_indices, , drop = FALSE]</w:t>
-      </w:r>
-    </w:p>
-    <w:p>
-      <w:pPr>
-        <w:spacing w:before="100" w:beforeAutospacing="1" w:after="100" w:afterAutospacing="1" w:line="240" w:lineRule="auto"/>
-        <w:rPr>
-          <w:rFonts w:ascii="Times New Roman" w:eastAsia="Times New Roman" w:hAnsi="Times New Roman" w:cs="Times New Roman"/>
-          <w:sz w:val="24"/>
-          <w:szCs w:val="24"/>
-          <w:lang w:eastAsia="tr-TR"/>
-        </w:rPr>
-      </w:pPr>
-    </w:p>
-    <w:p>
-      <w:pPr>
-        <w:spacing w:before="100" w:beforeAutospacing="1" w:after="100" w:afterAutospacing="1" w:line="240" w:lineRule="auto"/>
-        <w:rPr>
-          <w:rFonts w:ascii="Times New Roman" w:eastAsia="Times New Roman" w:hAnsi="Times New Roman" w:cs="Times New Roman"/>
-          <w:sz w:val="24"/>
-          <w:szCs w:val="24"/>
-          <w:lang w:eastAsia="tr-TR"/>
-        </w:rPr>
-      </w:pPr>
-      <w:r>
-        <w:rPr>
-          <w:rFonts w:ascii="Times New Roman" w:eastAsia="Times New Roman" w:hAnsi="Times New Roman" w:cs="Times New Roman"/>
-          <w:sz w:val="24"/>
-          <w:szCs w:val="24"/>
-          <w:lang w:eastAsia="tr-TR"/>
-        </w:rPr>
-        <w:t xml:space="preserve">  For imbalanced datasets or stratified tasks, random sampling may not represent the    </w:t>
-      </w:r>
-    </w:p>
-    <w:p>
-      <w:pPr>
-        <w:spacing w:before="100" w:beforeAutospacing="1" w:after="100" w:afterAutospacing="1" w:line="240" w:lineRule="auto"/>
-        <w:rPr>
-          <w:rFonts w:ascii="Times New Roman" w:eastAsia="Times New Roman" w:hAnsi="Times New Roman" w:cs="Times New Roman"/>
-          <w:sz w:val="24"/>
-          <w:szCs w:val="24"/>
-          <w:lang w:eastAsia="tr-TR"/>
-        </w:rPr>
-      </w:pPr>
-      <w:r>
-        <w:rPr>
-          <w:rFonts w:ascii="Times New Roman" w:eastAsia="Times New Roman" w:hAnsi="Times New Roman" w:cs="Times New Roman"/>
-          <w:sz w:val="24"/>
-          <w:szCs w:val="24"/>
-          <w:lang w:eastAsia="tr-TR"/>
-        </w:rPr>
-        <w:t xml:space="preserve">  true </w:t>
-      </w:r>
-      <w:proofErr w:type="gramStart"/>
-      <w:r>
-        <w:rPr>
-          <w:rFonts w:ascii="Times New Roman" w:eastAsia="Times New Roman" w:hAnsi="Times New Roman" w:cs="Times New Roman"/>
-          <w:sz w:val="24"/>
-          <w:szCs w:val="24"/>
-          <w:lang w:eastAsia="tr-TR"/>
-        </w:rPr>
-        <w:t>data</w:t>
-      </w:r>
-      <w:proofErr w:type="gramEnd"/>
-      <w:r>
-        <w:rPr>
-          <w:rFonts w:ascii="Times New Roman" w:eastAsia="Times New Roman" w:hAnsi="Times New Roman" w:cs="Times New Roman"/>
-          <w:sz w:val="24"/>
-          <w:szCs w:val="24"/>
-          <w:lang w:eastAsia="tr-TR"/>
-        </w:rPr>
-        <w:t xml:space="preserve"> distribution. SHAP's baseline/</w:t>
-      </w:r>
-      <w:proofErr w:type="gramStart"/>
-      <w:r>
-        <w:rPr>
-          <w:rFonts w:ascii="Times New Roman" w:eastAsia="Times New Roman" w:hAnsi="Times New Roman" w:cs="Times New Roman"/>
-          <w:sz w:val="24"/>
-          <w:szCs w:val="24"/>
-          <w:lang w:eastAsia="tr-TR"/>
-        </w:rPr>
-        <w:t>background</w:t>
-      </w:r>
-      <w:proofErr w:type="gramEnd"/>
-      <w:r>
-        <w:rPr>
-          <w:rFonts w:ascii="Times New Roman" w:eastAsia="Times New Roman" w:hAnsi="Times New Roman" w:cs="Times New Roman"/>
-          <w:sz w:val="24"/>
-          <w:szCs w:val="24"/>
-          <w:lang w:eastAsia="tr-TR"/>
-        </w:rPr>
-        <w:t xml:space="preserve"> should ideally match class</w:t>
-      </w:r>
-    </w:p>
-    <w:p>
-      <w:pPr>
-        <w:spacing w:before="100" w:beforeAutospacing="1" w:after="100" w:afterAutospacing="1" w:line="240" w:lineRule="auto"/>
-        <w:rPr>
-          <w:rFonts w:ascii="Times New Roman" w:eastAsia="Times New Roman" w:hAnsi="Times New Roman" w:cs="Times New Roman"/>
-          <w:sz w:val="24"/>
-          <w:szCs w:val="24"/>
-          <w:lang w:eastAsia="tr-TR"/>
-        </w:rPr>
-      </w:pPr>
-      <w:r>
-        <w:rPr>
-          <w:rFonts w:ascii="Times New Roman" w:eastAsia="Times New Roman" w:hAnsi="Times New Roman" w:cs="Times New Roman"/>
-          <w:sz w:val="24"/>
-          <w:szCs w:val="24"/>
-          <w:lang w:eastAsia="tr-TR"/>
-        </w:rPr>
-        <w:t xml:space="preserve">  proportions or use representative clustering.</w:t>
-      </w:r>
-    </w:p>
-    <w:p>
-      <w:pPr>
-        <w:spacing w:before="100" w:beforeAutospacing="1" w:after="100" w:afterAutospacing="1" w:line="240" w:lineRule="auto"/>
-        <w:rPr>
-          <w:rFonts w:ascii="Times New Roman" w:eastAsia="Times New Roman" w:hAnsi="Times New Roman" w:cs="Times New Roman"/>
-          <w:sz w:val="24"/>
-          <w:szCs w:val="24"/>
-          <w:lang w:eastAsia="tr-TR"/>
-        </w:rPr>
-      </w:pPr>
-    </w:p>
-    <w:p>
-      <w:pPr>
-        <w:spacing w:before="100" w:beforeAutospacing="1" w:after="100" w:afterAutospacing="1" w:line="240" w:lineRule="auto"/>
-        <w:rPr>
-          <w:rFonts w:ascii="Times New Roman" w:eastAsia="Times New Roman" w:hAnsi="Times New Roman" w:cs="Times New Roman"/>
-          <w:sz w:val="24"/>
-          <w:szCs w:val="24"/>
-          <w:lang w:eastAsia="tr-TR"/>
-        </w:rPr>
-      </w:pPr>
-      <w:r>
-        <w:rPr>
-          <w:rFonts w:ascii="Times New Roman" w:eastAsia="Times New Roman" w:hAnsi="Times New Roman" w:cs="Times New Roman"/>
-          <w:sz w:val="24"/>
-          <w:szCs w:val="24"/>
-          <w:lang w:eastAsia="tr-TR"/>
-        </w:rPr>
-        <w:t xml:space="preserve">  5. Probability vs Class Explanation Mismatch</w:t>
-      </w:r>
-    </w:p>
-    <w:p>
-      <w:pPr>
-        <w:spacing w:before="100" w:beforeAutospacing="1" w:after="100" w:afterAutospacing="1" w:line="240" w:lineRule="auto"/>
-        <w:rPr>
-          <w:rFonts w:ascii="Times New Roman" w:eastAsia="Times New Roman" w:hAnsi="Times New Roman" w:cs="Times New Roman"/>
-          <w:sz w:val="24"/>
-          <w:szCs w:val="24"/>
-          <w:lang w:eastAsia="tr-TR"/>
-        </w:rPr>
-      </w:pPr>
-    </w:p>
-    <w:p>
-      <w:pPr>
-        <w:spacing w:before="100" w:beforeAutospacing="1" w:after="100" w:afterAutospacing="1" w:line="240" w:lineRule="auto"/>
-        <w:rPr>
-          <w:rFonts w:ascii="Times New Roman" w:eastAsia="Times New Roman" w:hAnsi="Times New Roman" w:cs="Times New Roman"/>
-          <w:sz w:val="24"/>
-          <w:szCs w:val="24"/>
-          <w:lang w:eastAsia="tr-TR"/>
-        </w:rPr>
-      </w:pPr>
-      <w:r>
-        <w:rPr>
-          <w:rFonts w:ascii="Times New Roman" w:eastAsia="Times New Roman" w:hAnsi="Times New Roman" w:cs="Times New Roman"/>
-          <w:sz w:val="24"/>
-          <w:szCs w:val="24"/>
-          <w:lang w:eastAsia="tr-TR"/>
-        </w:rPr>
-        <w:t xml:space="preserve">  Binary classification: inconsistent positive class resolution</w:t>
-      </w:r>
-    </w:p>
-    <w:p>
-      <w:pPr>
-        <w:spacing w:before="100" w:beforeAutospacing="1" w:after="100" w:afterAutospacing="1" w:line="240" w:lineRule="auto"/>
-        <w:rPr>
-          <w:rFonts w:ascii="Times New Roman" w:eastAsia="Times New Roman" w:hAnsi="Times New Roman" w:cs="Times New Roman"/>
-          <w:sz w:val="24"/>
-          <w:szCs w:val="24"/>
-          <w:lang w:eastAsia="tr-TR"/>
-        </w:rPr>
-      </w:pPr>
-    </w:p>
-    <w:p>
-      <w:pPr>
-        <w:spacing w:before="100" w:beforeAutospacing="1" w:after="100" w:afterAutospacing="1" w:line="240" w:lineRule="auto"/>
-        <w:rPr>
-          <w:rFonts w:ascii="Times New Roman" w:eastAsia="Times New Roman" w:hAnsi="Times New Roman" w:cs="Times New Roman"/>
-          <w:sz w:val="24"/>
-          <w:szCs w:val="24"/>
-          <w:lang w:eastAsia="tr-TR"/>
-        </w:rPr>
-      </w:pPr>
-      <w:r>
-        <w:rPr>
-          <w:rFonts w:ascii="Times New Roman" w:eastAsia="Times New Roman" w:hAnsi="Times New Roman" w:cs="Times New Roman"/>
-          <w:sz w:val="24"/>
-          <w:szCs w:val="24"/>
-          <w:lang w:eastAsia="tr-TR"/>
-        </w:rPr>
-        <w:t xml:space="preserve">  R/explain_</w:t>
-      </w:r>
-      <w:proofErr w:type="gramStart"/>
-      <w:r>
-        <w:rPr>
-          <w:rFonts w:ascii="Times New Roman" w:eastAsia="Times New Roman" w:hAnsi="Times New Roman" w:cs="Times New Roman"/>
-          <w:sz w:val="24"/>
-          <w:szCs w:val="24"/>
-          <w:lang w:eastAsia="tr-TR"/>
-        </w:rPr>
-        <w:t>dalex.R</w:t>
-      </w:r>
-      <w:proofErr w:type="gramEnd"/>
-      <w:r>
-        <w:rPr>
-          <w:rFonts w:ascii="Times New Roman" w:eastAsia="Times New Roman" w:hAnsi="Times New Roman" w:cs="Times New Roman"/>
-          <w:sz w:val="24"/>
-          <w:szCs w:val="24"/>
-          <w:lang w:eastAsia="tr-TR"/>
-        </w:rPr>
-        <w:t>:144-176 has complex positive class matching logic:</w:t>
-      </w:r>
-    </w:p>
-    <w:p>
-      <w:pPr>
-        <w:spacing w:before="100" w:beforeAutospacing="1" w:after="100" w:afterAutospacing="1" w:line="240" w:lineRule="auto"/>
-        <w:rPr>
-          <w:rFonts w:ascii="Times New Roman" w:eastAsia="Times New Roman" w:hAnsi="Times New Roman" w:cs="Times New Roman"/>
-          <w:sz w:val="24"/>
-          <w:szCs w:val="24"/>
-          <w:lang w:eastAsia="tr-TR"/>
-        </w:rPr>
-      </w:pPr>
-      <w:r>
-        <w:rPr>
-          <w:rFonts w:ascii="Times New Roman" w:eastAsia="Times New Roman" w:hAnsi="Times New Roman" w:cs="Times New Roman"/>
-          <w:sz w:val="24"/>
-          <w:szCs w:val="24"/>
-          <w:lang w:eastAsia="tr-TR"/>
-        </w:rPr>
-        <w:t xml:space="preserve">  for (cand in pos_candidates) {</w:t>
-      </w:r>
-    </w:p>
-    <w:p>
-      <w:pPr>
-        <w:spacing w:before="100" w:beforeAutospacing="1" w:after="100" w:afterAutospacing="1" w:line="240" w:lineRule="auto"/>
-        <w:rPr>
-          <w:rFonts w:ascii="Times New Roman" w:eastAsia="Times New Roman" w:hAnsi="Times New Roman" w:cs="Times New Roman"/>
-          <w:sz w:val="24"/>
-          <w:szCs w:val="24"/>
-          <w:lang w:eastAsia="tr-TR"/>
-        </w:rPr>
-      </w:pPr>
-      <w:r>
-        <w:rPr>
-          <w:rFonts w:ascii="Times New Roman" w:eastAsia="Times New Roman" w:hAnsi="Times New Roman" w:cs="Times New Roman"/>
-          <w:sz w:val="24"/>
-          <w:szCs w:val="24"/>
-          <w:lang w:eastAsia="tr-TR"/>
-        </w:rPr>
-        <w:t xml:space="preserve">    idx &lt;- match(normalize_class_name(cand), normalize_class_name(prob_cols))</w:t>
-      </w:r>
-    </w:p>
-    <w:p>
-      <w:pPr>
-        <w:spacing w:before="100" w:beforeAutospacing="1" w:after="100" w:afterAutospacing="1" w:line="240" w:lineRule="auto"/>
-        <w:rPr>
-          <w:rFonts w:ascii="Times New Roman" w:eastAsia="Times New Roman" w:hAnsi="Times New Roman" w:cs="Times New Roman"/>
-          <w:sz w:val="24"/>
-          <w:szCs w:val="24"/>
-          <w:lang w:eastAsia="tr-TR"/>
-        </w:rPr>
-      </w:pPr>
-      <w:r>
-        <w:rPr>
-          <w:rFonts w:ascii="Times New Roman" w:eastAsia="Times New Roman" w:hAnsi="Times New Roman" w:cs="Times New Roman"/>
-          <w:sz w:val="24"/>
-          <w:szCs w:val="24"/>
-          <w:lang w:eastAsia="tr-TR"/>
-        </w:rPr>
-        <w:t xml:space="preserve">    ...</w:t>
-      </w:r>
-    </w:p>
-    <w:p>
-      <w:pPr>
-        <w:spacing w:before="100" w:beforeAutospacing="1" w:after="100" w:afterAutospacing="1" w:line="240" w:lineRule="auto"/>
-        <w:rPr>
-          <w:rFonts w:ascii="Times New Roman" w:eastAsia="Times New Roman" w:hAnsi="Times New Roman" w:cs="Times New Roman"/>
-          <w:sz w:val="24"/>
-          <w:szCs w:val="24"/>
-          <w:lang w:eastAsia="tr-TR"/>
-        </w:rPr>
-      </w:pPr>
-      <w:r>
-        <w:rPr>
-          <w:rFonts w:ascii="Times New Roman" w:eastAsia="Times New Roman" w:hAnsi="Times New Roman" w:cs="Times New Roman"/>
-          <w:sz w:val="24"/>
-          <w:szCs w:val="24"/>
-          <w:lang w:eastAsia="tr-TR"/>
-        </w:rPr>
-        <w:t xml:space="preserve">  }</w:t>
-      </w:r>
-    </w:p>
-    <w:p>
-      <w:pPr>
-        <w:spacing w:before="100" w:beforeAutospacing="1" w:after="100" w:afterAutospacing="1" w:line="240" w:lineRule="auto"/>
-        <w:rPr>
-          <w:rFonts w:ascii="Times New Roman" w:eastAsia="Times New Roman" w:hAnsi="Times New Roman" w:cs="Times New Roman"/>
-          <w:sz w:val="24"/>
-          <w:szCs w:val="24"/>
-          <w:lang w:eastAsia="tr-TR"/>
-        </w:rPr>
-      </w:pPr>
-    </w:p>
-    <w:p>
-      <w:pPr>
-        <w:spacing w:before="100" w:beforeAutospacing="1" w:after="100" w:afterAutospacing="1" w:line="240" w:lineRule="auto"/>
-        <w:rPr>
-          <w:rFonts w:ascii="Times New Roman" w:eastAsia="Times New Roman" w:hAnsi="Times New Roman" w:cs="Times New Roman"/>
-          <w:sz w:val="24"/>
-          <w:szCs w:val="24"/>
-          <w:lang w:eastAsia="tr-TR"/>
-        </w:rPr>
-      </w:pPr>
-      <w:r>
-        <w:rPr>
-          <w:rFonts w:ascii="Times New Roman" w:eastAsia="Times New Roman" w:hAnsi="Times New Roman" w:cs="Times New Roman"/>
-          <w:sz w:val="24"/>
-          <w:szCs w:val="24"/>
-          <w:lang w:eastAsia="tr-TR"/>
-        </w:rPr>
-        <w:t xml:space="preserve">  But at R/explain_</w:t>
-      </w:r>
-      <w:proofErr w:type="gramStart"/>
-      <w:r>
-        <w:rPr>
-          <w:rFonts w:ascii="Times New Roman" w:eastAsia="Times New Roman" w:hAnsi="Times New Roman" w:cs="Times New Roman"/>
-          <w:sz w:val="24"/>
-          <w:szCs w:val="24"/>
-          <w:lang w:eastAsia="tr-TR"/>
-        </w:rPr>
-        <w:t>ale.R</w:t>
-      </w:r>
-      <w:proofErr w:type="gramEnd"/>
-      <w:r>
-        <w:rPr>
-          <w:rFonts w:ascii="Times New Roman" w:eastAsia="Times New Roman" w:hAnsi="Times New Roman" w:cs="Times New Roman"/>
-          <w:sz w:val="24"/>
-          <w:szCs w:val="24"/>
-          <w:lang w:eastAsia="tr-TR"/>
-        </w:rPr>
-        <w:t>:46-49 and R/interaction_strength.R:40-43, the logic is</w:t>
-      </w:r>
-    </w:p>
-    <w:p>
-      <w:pPr>
-        <w:spacing w:before="100" w:beforeAutospacing="1" w:after="100" w:afterAutospacing="1" w:line="240" w:lineRule="auto"/>
-        <w:rPr>
-          <w:rFonts w:ascii="Times New Roman" w:eastAsia="Times New Roman" w:hAnsi="Times New Roman" w:cs="Times New Roman"/>
-          <w:sz w:val="24"/>
-          <w:szCs w:val="24"/>
-          <w:lang w:eastAsia="tr-TR"/>
-        </w:rPr>
-      </w:pPr>
-      <w:r>
-        <w:rPr>
-          <w:rFonts w:ascii="Times New Roman" w:eastAsia="Times New Roman" w:hAnsi="Times New Roman" w:cs="Times New Roman"/>
-          <w:sz w:val="24"/>
-          <w:szCs w:val="24"/>
-          <w:lang w:eastAsia="tr-TR"/>
-        </w:rPr>
-        <w:t xml:space="preserve">  different:</w:t>
-      </w:r>
-    </w:p>
-    <w:p>
-      <w:pPr>
-        <w:spacing w:before="100" w:beforeAutospacing="1" w:after="100" w:afterAutospacing="1" w:line="240" w:lineRule="auto"/>
-        <w:rPr>
-          <w:rFonts w:ascii="Times New Roman" w:eastAsia="Times New Roman" w:hAnsi="Times New Roman" w:cs="Times New Roman"/>
-          <w:sz w:val="24"/>
-          <w:szCs w:val="24"/>
-          <w:lang w:eastAsia="tr-TR"/>
-        </w:rPr>
-      </w:pPr>
-      <w:r>
-        <w:rPr>
-          <w:rFonts w:ascii="Times New Roman" w:eastAsia="Times New Roman" w:hAnsi="Times New Roman" w:cs="Times New Roman"/>
-          <w:sz w:val="24"/>
-          <w:szCs w:val="24"/>
-          <w:lang w:eastAsia="tr-TR"/>
-        </w:rPr>
-        <w:t xml:space="preserve">  if (is.null(positive_class) || !(positive_class %in% levels(y_factor))) {</w:t>
-      </w:r>
-    </w:p>
-    <w:p>
-      <w:pPr>
-        <w:spacing w:before="100" w:beforeAutospacing="1" w:after="100" w:afterAutospacing="1" w:line="240" w:lineRule="auto"/>
-        <w:rPr>
-          <w:rFonts w:ascii="Times New Roman" w:eastAsia="Times New Roman" w:hAnsi="Times New Roman" w:cs="Times New Roman"/>
-          <w:sz w:val="24"/>
-          <w:szCs w:val="24"/>
-          <w:lang w:eastAsia="tr-TR"/>
-        </w:rPr>
-      </w:pPr>
-      <w:r>
-        <w:rPr>
-          <w:rFonts w:ascii="Times New Roman" w:eastAsia="Times New Roman" w:hAnsi="Times New Roman" w:cs="Times New Roman"/>
-          <w:sz w:val="24"/>
-          <w:szCs w:val="24"/>
-          <w:lang w:eastAsia="tr-TR"/>
-        </w:rPr>
-        <w:t xml:space="preserve">    positive_class &lt;- levels(y_factor)[1]  # Falls back to FIRST level</w:t>
-      </w:r>
-    </w:p>
-    <w:p>
-      <w:pPr>
-        <w:spacing w:before="100" w:beforeAutospacing="1" w:after="100" w:afterAutospacing="1" w:line="240" w:lineRule="auto"/>
-        <w:rPr>
-          <w:rFonts w:ascii="Times New Roman" w:eastAsia="Times New Roman" w:hAnsi="Times New Roman" w:cs="Times New Roman"/>
-          <w:sz w:val="24"/>
-          <w:szCs w:val="24"/>
-          <w:lang w:eastAsia="tr-TR"/>
-        </w:rPr>
-      </w:pPr>
-      <w:r>
-        <w:rPr>
-          <w:rFonts w:ascii="Times New Roman" w:eastAsia="Times New Roman" w:hAnsi="Times New Roman" w:cs="Times New Roman"/>
-          <w:sz w:val="24"/>
-          <w:szCs w:val="24"/>
-          <w:lang w:eastAsia="tr-TR"/>
-        </w:rPr>
-        <w:t xml:space="preserve">  }</w:t>
-      </w:r>
-    </w:p>
-    <w:p>
-      <w:pPr>
-        <w:spacing w:before="100" w:beforeAutospacing="1" w:after="100" w:afterAutospacing="1" w:line="240" w:lineRule="auto"/>
-        <w:rPr>
-          <w:rFonts w:ascii="Times New Roman" w:eastAsia="Times New Roman" w:hAnsi="Times New Roman" w:cs="Times New Roman"/>
-          <w:sz w:val="24"/>
-          <w:szCs w:val="24"/>
-          <w:lang w:eastAsia="tr-TR"/>
-        </w:rPr>
-      </w:pPr>
-    </w:p>
-    <w:p>
-      <w:pPr>
-        <w:spacing w:before="100" w:beforeAutospacing="1" w:after="100" w:afterAutospacing="1" w:line="240" w:lineRule="auto"/>
-        <w:rPr>
-          <w:rFonts w:ascii="Times New Roman" w:eastAsia="Times New Roman" w:hAnsi="Times New Roman" w:cs="Times New Roman"/>
-          <w:sz w:val="24"/>
-          <w:szCs w:val="24"/>
-          <w:lang w:eastAsia="tr-TR"/>
-        </w:rPr>
-      </w:pPr>
-      <w:r>
-        <w:rPr>
-          <w:rFonts w:ascii="Times New Roman" w:eastAsia="Times New Roman" w:hAnsi="Times New Roman" w:cs="Times New Roman"/>
-          <w:sz w:val="24"/>
-          <w:szCs w:val="24"/>
-          <w:lang w:eastAsia="tr-TR"/>
-        </w:rPr>
-        <w:t xml:space="preserve">  Bug: The fallback to levels[1] contradicts event_class = "first" vs "second" semantics</w:t>
-      </w:r>
-    </w:p>
-    <w:p>
-      <w:pPr>
-        <w:spacing w:before="100" w:beforeAutospacing="1" w:after="100" w:afterAutospacing="1" w:line="240" w:lineRule="auto"/>
-        <w:rPr>
-          <w:rFonts w:ascii="Times New Roman" w:eastAsia="Times New Roman" w:hAnsi="Times New Roman" w:cs="Times New Roman"/>
-          <w:sz w:val="24"/>
-          <w:szCs w:val="24"/>
-          <w:lang w:eastAsia="tr-TR"/>
-        </w:rPr>
-      </w:pPr>
-      <w:r>
-        <w:rPr>
-          <w:rFonts w:ascii="Times New Roman" w:eastAsia="Times New Roman" w:hAnsi="Times New Roman" w:cs="Times New Roman"/>
-          <w:sz w:val="24"/>
-          <w:szCs w:val="24"/>
-          <w:lang w:eastAsia="tr-TR"/>
-        </w:rPr>
-        <w:t xml:space="preserve">   </w:t>
-      </w:r>
-      <w:proofErr w:type="gramStart"/>
-      <w:r>
-        <w:rPr>
-          <w:rFonts w:ascii="Times New Roman" w:eastAsia="Times New Roman" w:hAnsi="Times New Roman" w:cs="Times New Roman"/>
-          <w:sz w:val="24"/>
-          <w:szCs w:val="24"/>
-          <w:lang w:eastAsia="tr-TR"/>
-        </w:rPr>
-        <w:t>in</w:t>
-      </w:r>
-      <w:proofErr w:type="gramEnd"/>
-      <w:r>
-        <w:rPr>
-          <w:rFonts w:ascii="Times New Roman" w:eastAsia="Times New Roman" w:hAnsi="Times New Roman" w:cs="Times New Roman"/>
-          <w:sz w:val="24"/>
-          <w:szCs w:val="24"/>
-          <w:lang w:eastAsia="tr-TR"/>
-        </w:rPr>
-        <w:t xml:space="preserve"> the main fastml() function. If a user sets event_class = "second", ALE/interaction</w:t>
-      </w:r>
-    </w:p>
-    <w:p>
-      <w:pPr>
-        <w:spacing w:before="100" w:beforeAutospacing="1" w:after="100" w:afterAutospacing="1" w:line="240" w:lineRule="auto"/>
-        <w:rPr>
-          <w:rFonts w:ascii="Times New Roman" w:eastAsia="Times New Roman" w:hAnsi="Times New Roman" w:cs="Times New Roman"/>
-          <w:sz w:val="24"/>
-          <w:szCs w:val="24"/>
-          <w:lang w:eastAsia="tr-TR"/>
-        </w:rPr>
-      </w:pPr>
-      <w:r>
-        <w:rPr>
-          <w:rFonts w:ascii="Times New Roman" w:eastAsia="Times New Roman" w:hAnsi="Times New Roman" w:cs="Times New Roman"/>
-          <w:sz w:val="24"/>
-          <w:szCs w:val="24"/>
-          <w:lang w:eastAsia="tr-TR"/>
-        </w:rPr>
-        <w:t xml:space="preserve">   explanations may still explain the wrong class.</w:t>
-      </w:r>
-    </w:p>
-    <w:p>
-      <w:pPr>
-        <w:spacing w:before="100" w:beforeAutospacing="1" w:after="100" w:afterAutospacing="1" w:line="240" w:lineRule="auto"/>
-        <w:rPr>
-          <w:rFonts w:ascii="Times New Roman" w:eastAsia="Times New Roman" w:hAnsi="Times New Roman" w:cs="Times New Roman"/>
-          <w:sz w:val="24"/>
-          <w:szCs w:val="24"/>
-          <w:lang w:eastAsia="tr-TR"/>
-        </w:rPr>
-      </w:pPr>
-    </w:p>
-    <w:p>
-      <w:pPr>
-        <w:spacing w:before="100" w:beforeAutospacing="1" w:after="100" w:afterAutospacing="1" w:line="240" w:lineRule="auto"/>
-        <w:rPr>
-          <w:rFonts w:ascii="Times New Roman" w:eastAsia="Times New Roman" w:hAnsi="Times New Roman" w:cs="Times New Roman"/>
-          <w:sz w:val="24"/>
-          <w:szCs w:val="24"/>
-          <w:lang w:eastAsia="tr-TR"/>
-        </w:rPr>
-      </w:pPr>
-      <w:r>
-        <w:rPr>
-          <w:rFonts w:ascii="Times New Roman" w:eastAsia="Times New Roman" w:hAnsi="Times New Roman" w:cs="Times New Roman"/>
-          <w:sz w:val="24"/>
-          <w:szCs w:val="24"/>
-          <w:lang w:eastAsia="tr-TR"/>
-        </w:rPr>
-        <w:t xml:space="preserve">  ---</w:t>
-      </w:r>
-    </w:p>
-    <w:p>
-      <w:pPr>
-        <w:spacing w:before="100" w:beforeAutospacing="1" w:after="100" w:afterAutospacing="1" w:line="240" w:lineRule="auto"/>
-        <w:rPr>
-          <w:rFonts w:ascii="Times New Roman" w:eastAsia="Times New Roman" w:hAnsi="Times New Roman" w:cs="Times New Roman"/>
-          <w:sz w:val="24"/>
-          <w:szCs w:val="24"/>
-          <w:lang w:eastAsia="tr-TR"/>
-        </w:rPr>
-      </w:pPr>
-      <w:r>
-        <w:rPr>
-          <w:rFonts w:ascii="Times New Roman" w:eastAsia="Times New Roman" w:hAnsi="Times New Roman" w:cs="Times New Roman"/>
-          <w:sz w:val="24"/>
-          <w:szCs w:val="24"/>
-          <w:lang w:eastAsia="tr-TR"/>
-        </w:rPr>
-        <w:t xml:space="preserve">  🟡 MODERATE ISSUES</w:t>
-      </w:r>
-    </w:p>
-    <w:p>
-      <w:pPr>
-        <w:spacing w:before="100" w:beforeAutospacing="1" w:after="100" w:afterAutospacing="1" w:line="240" w:lineRule="auto"/>
-        <w:rPr>
-          <w:rFonts w:ascii="Times New Roman" w:eastAsia="Times New Roman" w:hAnsi="Times New Roman" w:cs="Times New Roman"/>
-          <w:sz w:val="24"/>
-          <w:szCs w:val="24"/>
-          <w:lang w:eastAsia="tr-TR"/>
-        </w:rPr>
-      </w:pPr>
-    </w:p>
-    <w:p>
-      <w:pPr>
-        <w:spacing w:before="100" w:beforeAutospacing="1" w:after="100" w:afterAutospacing="1" w:line="240" w:lineRule="auto"/>
-        <w:rPr>
-          <w:rFonts w:ascii="Times New Roman" w:eastAsia="Times New Roman" w:hAnsi="Times New Roman" w:cs="Times New Roman"/>
-          <w:sz w:val="24"/>
-          <w:szCs w:val="24"/>
-          <w:lang w:eastAsia="tr-TR"/>
-        </w:rPr>
-      </w:pPr>
-      <w:r>
-        <w:rPr>
-          <w:rFonts w:ascii="Times New Roman" w:eastAsia="Times New Roman" w:hAnsi="Times New Roman" w:cs="Times New Roman"/>
-          <w:sz w:val="24"/>
-          <w:szCs w:val="24"/>
-          <w:lang w:eastAsia="tr-TR"/>
-        </w:rPr>
-        <w:t xml:space="preserve">  6. Aggregation Logic — Custom Loss Function Has Edge Cases</w:t>
-      </w:r>
-    </w:p>
-    <w:p>
-      <w:pPr>
-        <w:spacing w:before="100" w:beforeAutospacing="1" w:after="100" w:afterAutospacing="1" w:line="240" w:lineRule="auto"/>
-        <w:rPr>
-          <w:rFonts w:ascii="Times New Roman" w:eastAsia="Times New Roman" w:hAnsi="Times New Roman" w:cs="Times New Roman"/>
-          <w:sz w:val="24"/>
-          <w:szCs w:val="24"/>
-          <w:lang w:eastAsia="tr-TR"/>
-        </w:rPr>
-      </w:pPr>
-    </w:p>
-    <w:p>
-      <w:pPr>
-        <w:spacing w:before="100" w:beforeAutospacing="1" w:after="100" w:afterAutospacing="1" w:line="240" w:lineRule="auto"/>
-        <w:rPr>
-          <w:rFonts w:ascii="Times New Roman" w:eastAsia="Times New Roman" w:hAnsi="Times New Roman" w:cs="Times New Roman"/>
-          <w:sz w:val="24"/>
-          <w:szCs w:val="24"/>
-          <w:lang w:eastAsia="tr-TR"/>
-        </w:rPr>
-      </w:pPr>
-      <w:r>
-        <w:rPr>
-          <w:rFonts w:ascii="Times New Roman" w:eastAsia="Times New Roman" w:hAnsi="Times New Roman" w:cs="Times New Roman"/>
-          <w:sz w:val="24"/>
-          <w:szCs w:val="24"/>
-          <w:lang w:eastAsia="tr-TR"/>
-        </w:rPr>
-        <w:t xml:space="preserve">  R/explain_</w:t>
-      </w:r>
-      <w:proofErr w:type="gramStart"/>
-      <w:r>
-        <w:rPr>
-          <w:rFonts w:ascii="Times New Roman" w:eastAsia="Times New Roman" w:hAnsi="Times New Roman" w:cs="Times New Roman"/>
-          <w:sz w:val="24"/>
-          <w:szCs w:val="24"/>
-          <w:lang w:eastAsia="tr-TR"/>
-        </w:rPr>
-        <w:t>dalex.R</w:t>
-      </w:r>
-      <w:proofErr w:type="gramEnd"/>
-      <w:r>
-        <w:rPr>
-          <w:rFonts w:ascii="Times New Roman" w:eastAsia="Times New Roman" w:hAnsi="Times New Roman" w:cs="Times New Roman"/>
-          <w:sz w:val="24"/>
-          <w:szCs w:val="24"/>
-          <w:lang w:eastAsia="tr-TR"/>
-        </w:rPr>
-        <w:t>:270-314:</w:t>
-      </w:r>
-    </w:p>
-    <w:p>
-      <w:pPr>
-        <w:spacing w:before="100" w:beforeAutospacing="1" w:after="100" w:afterAutospacing="1" w:line="240" w:lineRule="auto"/>
-        <w:rPr>
-          <w:rFonts w:ascii="Times New Roman" w:eastAsia="Times New Roman" w:hAnsi="Times New Roman" w:cs="Times New Roman"/>
-          <w:sz w:val="24"/>
-          <w:szCs w:val="24"/>
-          <w:lang w:eastAsia="tr-TR"/>
-        </w:rPr>
-      </w:pPr>
-      <w:r>
-        <w:rPr>
-          <w:rFonts w:ascii="Times New Roman" w:eastAsia="Times New Roman" w:hAnsi="Times New Roman" w:cs="Times New Roman"/>
-          <w:sz w:val="24"/>
-          <w:szCs w:val="24"/>
+          <w:highlight w:val="yellow"/>
+          <w:lang w:eastAsia="tr-TR"/>
+        </w:rPr>
+        <w:t>:</w:t>
+      </w:r>
+    </w:p>
+    <w:p>
+      <w:pPr>
+        <w:spacing w:before="100" w:beforeAutospacing="1" w:after="100" w:afterAutospacing="1" w:line="240" w:lineRule="auto"/>
+        <w:rPr>
+          <w:rFonts w:ascii="Times New Roman" w:eastAsia="Times New Roman" w:hAnsi="Times New Roman" w:cs="Times New Roman"/>
+          <w:sz w:val="24"/>
+          <w:szCs w:val="24"/>
+          <w:highlight w:val="yellow"/>
+          <w:lang w:eastAsia="tr-TR"/>
+        </w:rPr>
+      </w:pPr>
+      <w:r>
+        <w:rPr>
+          <w:rFonts w:ascii="Times New Roman" w:eastAsia="Times New Roman" w:hAnsi="Times New Roman" w:cs="Times New Roman"/>
+          <w:sz w:val="24"/>
+          <w:szCs w:val="24"/>
+          <w:highlight w:val="yellow"/>
           <w:lang w:eastAsia="tr-TR"/>
         </w:rPr>
         <w:lastRenderedPageBreak/>
@@ -9228,34 +9456,16 @@
           <w:rFonts w:ascii="Times New Roman" w:eastAsia="Times New Roman" w:hAnsi="Times New Roman" w:cs="Times New Roman"/>
           <w:sz w:val="24"/>
           <w:szCs w:val="24"/>
-          <w:lang w:eastAsia="tr-TR"/>
-        </w:rPr>
-      </w:pPr>
-      <w:r>
-        <w:rPr>
-          <w:rFonts w:ascii="Times New Roman" w:eastAsia="Times New Roman" w:hAnsi="Times New Roman" w:cs="Times New Roman"/>
-          <w:sz w:val="24"/>
-          <w:szCs w:val="24"/>
-          <w:lang w:eastAsia="tr-TR"/>
-        </w:rPr>
-        <w:t xml:space="preserve">  # lines 305-307</w:t>
-      </w:r>
-    </w:p>
-    <w:p>
-      <w:pPr>
-        <w:spacing w:before="100" w:beforeAutospacing="1" w:after="100" w:afterAutospacing="1" w:line="240" w:lineRule="auto"/>
-        <w:rPr>
-          <w:rFonts w:ascii="Times New Roman" w:eastAsia="Times New Roman" w:hAnsi="Times New Roman" w:cs="Times New Roman"/>
-          <w:sz w:val="24"/>
-          <w:szCs w:val="24"/>
-          <w:lang w:eastAsia="tr-TR"/>
-        </w:rPr>
-      </w:pPr>
-      <w:r>
-        <w:rPr>
-          <w:rFonts w:ascii="Times New Roman" w:eastAsia="Times New Roman" w:hAnsi="Times New Roman" w:cs="Times New Roman"/>
-          <w:sz w:val="24"/>
-          <w:szCs w:val="24"/>
+          <w:highlight w:val="yellow"/>
+          <w:lang w:eastAsia="tr-TR"/>
+        </w:rPr>
+      </w:pPr>
+      <w:r>
+        <w:rPr>
+          <w:rFonts w:ascii="Times New Roman" w:eastAsia="Times New Roman" w:hAnsi="Times New Roman" w:cs="Times New Roman"/>
+          <w:sz w:val="24"/>
+          <w:szCs w:val="24"/>
+          <w:highlight w:val="yellow"/>
           <w:lang w:eastAsia="tr-TR"/>
         </w:rPr>
         <w:t xml:space="preserve">  if (length(unique(stats</w:t>
@@ -9266,6 +9476,7 @@
           <w:rFonts w:ascii="Times New Roman" w:eastAsia="Times New Roman" w:hAnsi="Times New Roman" w:cs="Times New Roman"/>
           <w:sz w:val="24"/>
           <w:szCs w:val="24"/>
+          <w:highlight w:val="yellow"/>
           <w:lang w:eastAsia="tr-TR"/>
         </w:rPr>
         <w:t>::</w:t>
@@ -9276,6 +9487,7 @@
           <w:rFonts w:ascii="Times New Roman" w:eastAsia="Times New Roman" w:hAnsi="Times New Roman" w:cs="Times New Roman"/>
           <w:sz w:val="24"/>
           <w:szCs w:val="24"/>
+          <w:highlight w:val="yellow"/>
           <w:lang w:eastAsia="tr-TR"/>
         </w:rPr>
         <w:t xml:space="preserve">na.omit(obs_num))) == 2 &amp;&amp; max(obs_num, na.rm = TRUE) &gt; 1) { </w:t>
@@ -9288,14 +9500,16 @@
           <w:rFonts w:ascii="Times New Roman" w:eastAsia="Times New Roman" w:hAnsi="Times New Roman" w:cs="Times New Roman"/>
           <w:sz w:val="24"/>
           <w:szCs w:val="24"/>
-          <w:lang w:eastAsia="tr-TR"/>
-        </w:rPr>
-      </w:pPr>
-      <w:r>
-        <w:rPr>
-          <w:rFonts w:ascii="Times New Roman" w:eastAsia="Times New Roman" w:hAnsi="Times New Roman" w:cs="Times New Roman"/>
-          <w:sz w:val="24"/>
-          <w:szCs w:val="24"/>
+          <w:highlight w:val="yellow"/>
+          <w:lang w:eastAsia="tr-TR"/>
+        </w:rPr>
+      </w:pPr>
+      <w:r>
+        <w:rPr>
+          <w:rFonts w:ascii="Times New Roman" w:eastAsia="Times New Roman" w:hAnsi="Times New Roman" w:cs="Times New Roman"/>
+          <w:sz w:val="24"/>
+          <w:szCs w:val="24"/>
+          <w:highlight w:val="yellow"/>
           <w:lang w:eastAsia="tr-TR"/>
         </w:rPr>
         <w:t xml:space="preserve">    obs_num &lt;- ifelse(obs_num == min(obs_num, </w:t>
@@ -9306,6 +9520,7 @@
           <w:rFonts w:ascii="Times New Roman" w:eastAsia="Times New Roman" w:hAnsi="Times New Roman" w:cs="Times New Roman"/>
           <w:sz w:val="24"/>
           <w:szCs w:val="24"/>
+          <w:highlight w:val="yellow"/>
           <w:lang w:eastAsia="tr-TR"/>
         </w:rPr>
         <w:t>na.rm</w:t>
@@ -9316,6 +9531,7 @@
           <w:rFonts w:ascii="Times New Roman" w:eastAsia="Times New Roman" w:hAnsi="Times New Roman" w:cs="Times New Roman"/>
           <w:sz w:val="24"/>
           <w:szCs w:val="24"/>
+          <w:highlight w:val="yellow"/>
           <w:lang w:eastAsia="tr-TR"/>
         </w:rPr>
         <w:t xml:space="preserve"> = TRUE), 0, 1)</w:t>
@@ -9328,14 +9544,16 @@
           <w:rFonts w:ascii="Times New Roman" w:eastAsia="Times New Roman" w:hAnsi="Times New Roman" w:cs="Times New Roman"/>
           <w:sz w:val="24"/>
           <w:szCs w:val="24"/>
-          <w:lang w:eastAsia="tr-TR"/>
-        </w:rPr>
-      </w:pPr>
-      <w:r>
-        <w:rPr>
-          <w:rFonts w:ascii="Times New Roman" w:eastAsia="Times New Roman" w:hAnsi="Times New Roman" w:cs="Times New Roman"/>
-          <w:sz w:val="24"/>
-          <w:szCs w:val="24"/>
+          <w:highlight w:val="yellow"/>
+          <w:lang w:eastAsia="tr-TR"/>
+        </w:rPr>
+      </w:pPr>
+      <w:r>
+        <w:rPr>
+          <w:rFonts w:ascii="Times New Roman" w:eastAsia="Times New Roman" w:hAnsi="Times New Roman" w:cs="Times New Roman"/>
+          <w:sz w:val="24"/>
+          <w:szCs w:val="24"/>
+          <w:highlight w:val="yellow"/>
           <w:lang w:eastAsia="tr-TR"/>
         </w:rPr>
         <w:t xml:space="preserve">  }</w:t>
@@ -9348,25 +9566,28 @@
           <w:rFonts w:ascii="Times New Roman" w:eastAsia="Times New Roman" w:hAnsi="Times New Roman" w:cs="Times New Roman"/>
           <w:sz w:val="24"/>
           <w:szCs w:val="24"/>
-          <w:lang w:eastAsia="tr-TR"/>
-        </w:rPr>
-      </w:pPr>
-    </w:p>
-    <w:p>
-      <w:pPr>
-        <w:spacing w:before="100" w:beforeAutospacing="1" w:after="100" w:afterAutospacing="1" w:line="240" w:lineRule="auto"/>
-        <w:rPr>
-          <w:rFonts w:ascii="Times New Roman" w:eastAsia="Times New Roman" w:hAnsi="Times New Roman" w:cs="Times New Roman"/>
-          <w:sz w:val="24"/>
-          <w:szCs w:val="24"/>
-          <w:lang w:eastAsia="tr-TR"/>
-        </w:rPr>
-      </w:pPr>
-      <w:r>
-        <w:rPr>
-          <w:rFonts w:ascii="Times New Roman" w:eastAsia="Times New Roman" w:hAnsi="Times New Roman" w:cs="Times New Roman"/>
-          <w:sz w:val="24"/>
-          <w:szCs w:val="24"/>
+          <w:highlight w:val="yellow"/>
+          <w:lang w:eastAsia="tr-TR"/>
+        </w:rPr>
+      </w:pPr>
+    </w:p>
+    <w:p>
+      <w:pPr>
+        <w:spacing w:before="100" w:beforeAutospacing="1" w:after="100" w:afterAutospacing="1" w:line="240" w:lineRule="auto"/>
+        <w:rPr>
+          <w:rFonts w:ascii="Times New Roman" w:eastAsia="Times New Roman" w:hAnsi="Times New Roman" w:cs="Times New Roman"/>
+          <w:sz w:val="24"/>
+          <w:szCs w:val="24"/>
+          <w:highlight w:val="yellow"/>
+          <w:lang w:eastAsia="tr-TR"/>
+        </w:rPr>
+      </w:pPr>
+      <w:r>
+        <w:rPr>
+          <w:rFonts w:ascii="Times New Roman" w:eastAsia="Times New Roman" w:hAnsi="Times New Roman" w:cs="Times New Roman"/>
+          <w:sz w:val="24"/>
+          <w:szCs w:val="24"/>
+          <w:highlight w:val="yellow"/>
           <w:lang w:eastAsia="tr-TR"/>
         </w:rPr>
         <w:t xml:space="preserve">  This assumes binary targets, but doesn't validate that only 2 unique values exist     </w:t>
@@ -9379,14 +9600,16 @@
           <w:rFonts w:ascii="Times New Roman" w:eastAsia="Times New Roman" w:hAnsi="Times New Roman" w:cs="Times New Roman"/>
           <w:sz w:val="24"/>
           <w:szCs w:val="24"/>
-          <w:lang w:eastAsia="tr-TR"/>
-        </w:rPr>
-      </w:pPr>
-      <w:r>
-        <w:rPr>
-          <w:rFonts w:ascii="Times New Roman" w:eastAsia="Times New Roman" w:hAnsi="Times New Roman" w:cs="Times New Roman"/>
-          <w:sz w:val="24"/>
-          <w:szCs w:val="24"/>
+          <w:highlight w:val="yellow"/>
+          <w:lang w:eastAsia="tr-TR"/>
+        </w:rPr>
+      </w:pPr>
+      <w:r>
+        <w:rPr>
+          <w:rFonts w:ascii="Times New Roman" w:eastAsia="Times New Roman" w:hAnsi="Times New Roman" w:cs="Times New Roman"/>
+          <w:sz w:val="24"/>
+          <w:szCs w:val="24"/>
+          <w:highlight w:val="yellow"/>
           <w:lang w:eastAsia="tr-TR"/>
         </w:rPr>
         <w:t xml:space="preserve">  after factor conversion. If there's a NA or third level, the logic could produce      </w:t>
@@ -9407,6 +9630,7 @@
           <w:rFonts w:ascii="Times New Roman" w:eastAsia="Times New Roman" w:hAnsi="Times New Roman" w:cs="Times New Roman"/>
           <w:sz w:val="24"/>
           <w:szCs w:val="24"/>
+          <w:highlight w:val="yellow"/>
           <w:lang w:eastAsia="tr-TR"/>
         </w:rPr>
         <w:t xml:space="preserve">  incorrect importance scores.</w:t>
@@ -9430,17 +9654,82 @@
           <w:rFonts w:ascii="Times New Roman" w:eastAsia="Times New Roman" w:hAnsi="Times New Roman" w:cs="Times New Roman"/>
           <w:sz w:val="24"/>
           <w:szCs w:val="24"/>
-          <w:lang w:eastAsia="tr-TR"/>
-        </w:rPr>
-      </w:pPr>
-      <w:r>
-        <w:rPr>
-          <w:rFonts w:ascii="Times New Roman" w:eastAsia="Times New Roman" w:hAnsi="Times New Roman" w:cs="Times New Roman"/>
-          <w:sz w:val="24"/>
-          <w:szCs w:val="24"/>
-          <w:lang w:eastAsia="tr-TR"/>
-        </w:rPr>
-        <w:t xml:space="preserve">  7. Feature Ordering and Naming Integrity</w:t>
+          <w:highlight w:val="yellow"/>
+          <w:lang w:eastAsia="tr-TR"/>
+        </w:rPr>
+      </w:pPr>
+      <w:bookmarkStart w:id="0" w:name="_GoBack"/>
+      <w:r>
+        <w:rPr>
+          <w:rFonts w:ascii="Times New Roman" w:eastAsia="Times New Roman" w:hAnsi="Times New Roman" w:cs="Times New Roman"/>
+          <w:sz w:val="24"/>
+          <w:szCs w:val="24"/>
+          <w:highlight w:val="yellow"/>
+          <w:lang w:eastAsia="tr-TR"/>
+        </w:rPr>
+        <w:t xml:space="preserve">check if the issue is real, if so fix it carefully and </w:t>
+      </w:r>
+      <w:proofErr w:type="gramStart"/>
+      <w:r>
+        <w:rPr>
+          <w:rFonts w:ascii="Times New Roman" w:eastAsia="Times New Roman" w:hAnsi="Times New Roman" w:cs="Times New Roman"/>
+          <w:sz w:val="24"/>
+          <w:szCs w:val="24"/>
+          <w:highlight w:val="yellow"/>
+          <w:lang w:eastAsia="tr-TR"/>
+        </w:rPr>
+        <w:t>robustly  without</w:t>
+      </w:r>
+      <w:proofErr w:type="gramEnd"/>
+      <w:r>
+        <w:rPr>
+          <w:rFonts w:ascii="Times New Roman" w:eastAsia="Times New Roman" w:hAnsi="Times New Roman" w:cs="Times New Roman"/>
+          <w:sz w:val="24"/>
+          <w:szCs w:val="24"/>
+          <w:highlight w:val="yellow"/>
+          <w:lang w:eastAsia="tr-TR"/>
+        </w:rPr>
+        <w:t xml:space="preserve"> breaking anything else:</w:t>
+      </w:r>
+    </w:p>
+    <w:p>
+      <w:pPr>
+        <w:spacing w:before="100" w:beforeAutospacing="1" w:after="100" w:afterAutospacing="1" w:line="240" w:lineRule="auto"/>
+        <w:rPr>
+          <w:rFonts w:ascii="Times New Roman" w:eastAsia="Times New Roman" w:hAnsi="Times New Roman" w:cs="Times New Roman"/>
+          <w:sz w:val="24"/>
+          <w:szCs w:val="24"/>
+          <w:lang w:eastAsia="tr-TR"/>
+        </w:rPr>
+      </w:pPr>
+    </w:p>
+    <w:p>
+      <w:pPr>
+        <w:spacing w:before="100" w:beforeAutospacing="1" w:after="100" w:afterAutospacing="1" w:line="240" w:lineRule="auto"/>
+        <w:rPr>
+          <w:rFonts w:ascii="Times New Roman" w:eastAsia="Times New Roman" w:hAnsi="Times New Roman" w:cs="Times New Roman"/>
+          <w:sz w:val="24"/>
+          <w:szCs w:val="24"/>
+          <w:lang w:eastAsia="tr-TR"/>
+        </w:rPr>
+      </w:pPr>
+      <w:r>
+        <w:rPr>
+          <w:rFonts w:ascii="Times New Roman" w:eastAsia="Times New Roman" w:hAnsi="Times New Roman" w:cs="Times New Roman"/>
+          <w:sz w:val="24"/>
+          <w:szCs w:val="24"/>
+          <w:lang w:eastAsia="tr-TR"/>
+        </w:rPr>
+        <w:t xml:space="preserve">  </w:t>
+      </w:r>
+      <w:r>
+        <w:rPr>
+          <w:rFonts w:ascii="Times New Roman" w:eastAsia="Times New Roman" w:hAnsi="Times New Roman" w:cs="Times New Roman"/>
+          <w:sz w:val="24"/>
+          <w:szCs w:val="24"/>
+          <w:lang w:eastAsia="tr-TR"/>
+        </w:rPr>
+        <w:t>Feature Ordering and Naming Integrity</w:t>
       </w:r>
     </w:p>
     <w:p>
@@ -9522,7 +9811,7 @@
           <w:szCs w:val="24"/>
           <w:lang w:eastAsia="tr-TR"/>
         </w:rPr>
-        <w:t>:267:</w:t>
+        <w:t>:</w:t>
       </w:r>
     </w:p>
     <w:p>
@@ -9636,6 +9925,7 @@
         <w:t xml:space="preserve">  If the user passes unsanitized feature names, lookups may fail silently.</w:t>
       </w:r>
     </w:p>
+    <w:bookmarkEnd w:id="0"/>
     <w:p>
       <w:pPr>
         <w:spacing w:before="100" w:beforeAutospacing="1" w:after="100" w:afterAutospacing="1" w:line="240" w:lineRule="auto"/>
@@ -9735,6 +10025,7 @@
           <w:szCs w:val="24"/>
           <w:lang w:eastAsia="tr-TR"/>
         </w:rPr>
+        <w:lastRenderedPageBreak/>
         <w:t xml:space="preserve">  train_</w:t>
       </w:r>
       <w:proofErr w:type="gramStart"/>
@@ -9775,8 +10066,1534 @@
           <w:szCs w:val="24"/>
           <w:lang w:eastAsia="tr-TR"/>
         </w:rPr>
+        <w:t xml:space="preserve">  x &lt;- train_</w:t>
+      </w:r>
+      <w:proofErr w:type="gramStart"/>
+      <w:r>
+        <w:rPr>
+          <w:rFonts w:ascii="Times New Roman" w:eastAsia="Times New Roman" w:hAnsi="Times New Roman" w:cs="Times New Roman"/>
+          <w:sz w:val="24"/>
+          <w:szCs w:val="24"/>
+          <w:lang w:eastAsia="tr-TR"/>
+        </w:rPr>
+        <w:t>data</w:t>
+      </w:r>
+      <w:proofErr w:type="gramEnd"/>
+      <w:r>
+        <w:rPr>
+          <w:rFonts w:ascii="Times New Roman" w:eastAsia="Times New Roman" w:hAnsi="Times New Roman" w:cs="Times New Roman"/>
+          <w:sz w:val="24"/>
+          <w:szCs w:val="24"/>
+          <w:lang w:eastAsia="tr-TR"/>
+        </w:rPr>
+        <w:t>[, setdiff(names(train_data), object$label), drop = FALSE]</w:t>
+      </w:r>
+    </w:p>
+    <w:p>
+      <w:pPr>
+        <w:spacing w:before="100" w:beforeAutospacing="1" w:after="100" w:afterAutospacing="1" w:line="240" w:lineRule="auto"/>
+        <w:rPr>
+          <w:rFonts w:ascii="Times New Roman" w:eastAsia="Times New Roman" w:hAnsi="Times New Roman" w:cs="Times New Roman"/>
+          <w:sz w:val="24"/>
+          <w:szCs w:val="24"/>
+          <w:lang w:eastAsia="tr-TR"/>
+        </w:rPr>
+      </w:pPr>
+    </w:p>
+    <w:p>
+      <w:pPr>
+        <w:spacing w:before="100" w:beforeAutospacing="1" w:after="100" w:afterAutospacing="1" w:line="240" w:lineRule="auto"/>
+        <w:rPr>
+          <w:rFonts w:ascii="Times New Roman" w:eastAsia="Times New Roman" w:hAnsi="Times New Roman" w:cs="Times New Roman"/>
+          <w:sz w:val="24"/>
+          <w:szCs w:val="24"/>
+          <w:lang w:eastAsia="tr-TR"/>
+        </w:rPr>
+      </w:pPr>
+      <w:r>
+        <w:rPr>
+          <w:rFonts w:ascii="Times New Roman" w:eastAsia="Times New Roman" w:hAnsi="Times New Roman" w:cs="Times New Roman"/>
+          <w:sz w:val="24"/>
+          <w:szCs w:val="24"/>
+          <w:lang w:eastAsia="tr-TR"/>
+        </w:rPr>
+        <w:t xml:space="preserve">  But all other iml-based methods (ALE, interaction, surrogate) use prep$x_raw (raw     </w:t>
+      </w:r>
+    </w:p>
+    <w:p>
+      <w:pPr>
+        <w:spacing w:before="100" w:beforeAutospacing="1" w:after="100" w:afterAutospacing="1" w:line="240" w:lineRule="auto"/>
+        <w:rPr>
+          <w:rFonts w:ascii="Times New Roman" w:eastAsia="Times New Roman" w:hAnsi="Times New Roman" w:cs="Times New Roman"/>
+          <w:sz w:val="24"/>
+          <w:szCs w:val="24"/>
+          <w:lang w:eastAsia="tr-TR"/>
+        </w:rPr>
+      </w:pPr>
+      <w:r>
+        <w:rPr>
+          <w:rFonts w:ascii="Times New Roman" w:eastAsia="Times New Roman" w:hAnsi="Times New Roman" w:cs="Times New Roman"/>
+          <w:sz w:val="24"/>
+          <w:szCs w:val="24"/>
+          <w:lang w:eastAsia="tr-TR"/>
+        </w:rPr>
+        <w:t xml:space="preserve">  </w:t>
+      </w:r>
+      <w:proofErr w:type="gramStart"/>
+      <w:r>
+        <w:rPr>
+          <w:rFonts w:ascii="Times New Roman" w:eastAsia="Times New Roman" w:hAnsi="Times New Roman" w:cs="Times New Roman"/>
+          <w:sz w:val="24"/>
+          <w:szCs w:val="24"/>
+          <w:lang w:eastAsia="tr-TR"/>
+        </w:rPr>
+        <w:t>data</w:t>
+      </w:r>
+      <w:proofErr w:type="gramEnd"/>
+      <w:r>
+        <w:rPr>
+          <w:rFonts w:ascii="Times New Roman" w:eastAsia="Times New Roman" w:hAnsi="Times New Roman" w:cs="Times New Roman"/>
+          <w:sz w:val="24"/>
+          <w:szCs w:val="24"/>
+          <w:lang w:eastAsia="tr-TR"/>
+        </w:rPr>
+        <w:t xml:space="preserve">). This inconsistency means ICE plots show effects on encoded features while ALE  </w:t>
+      </w:r>
+    </w:p>
+    <w:p>
+      <w:pPr>
+        <w:spacing w:before="100" w:beforeAutospacing="1" w:after="100" w:afterAutospacing="1" w:line="240" w:lineRule="auto"/>
+        <w:rPr>
+          <w:rFonts w:ascii="Times New Roman" w:eastAsia="Times New Roman" w:hAnsi="Times New Roman" w:cs="Times New Roman"/>
+          <w:sz w:val="24"/>
+          <w:szCs w:val="24"/>
+          <w:lang w:eastAsia="tr-TR"/>
+        </w:rPr>
+      </w:pPr>
+      <w:r>
+        <w:rPr>
+          <w:rFonts w:ascii="Times New Roman" w:eastAsia="Times New Roman" w:hAnsi="Times New Roman" w:cs="Times New Roman"/>
+          <w:sz w:val="24"/>
+          <w:szCs w:val="24"/>
+          <w:lang w:eastAsia="tr-TR"/>
+        </w:rPr>
+        <w:t xml:space="preserve">  shows effects on raw features.</w:t>
+      </w:r>
+    </w:p>
+    <w:p>
+      <w:pPr>
+        <w:spacing w:before="100" w:beforeAutospacing="1" w:after="100" w:afterAutospacing="1" w:line="240" w:lineRule="auto"/>
+        <w:rPr>
+          <w:rFonts w:ascii="Times New Roman" w:eastAsia="Times New Roman" w:hAnsi="Times New Roman" w:cs="Times New Roman"/>
+          <w:sz w:val="24"/>
+          <w:szCs w:val="24"/>
+          <w:lang w:eastAsia="tr-TR"/>
+        </w:rPr>
+      </w:pPr>
+    </w:p>
+    <w:p>
+      <w:pPr>
+        <w:spacing w:before="100" w:beforeAutospacing="1" w:after="100" w:afterAutospacing="1" w:line="240" w:lineRule="auto"/>
+        <w:rPr>
+          <w:rFonts w:ascii="Times New Roman" w:eastAsia="Times New Roman" w:hAnsi="Times New Roman" w:cs="Times New Roman"/>
+          <w:sz w:val="24"/>
+          <w:szCs w:val="24"/>
+          <w:lang w:eastAsia="tr-TR"/>
+        </w:rPr>
+      </w:pPr>
+      <w:r>
+        <w:rPr>
+          <w:rFonts w:ascii="Times New Roman" w:eastAsia="Times New Roman" w:hAnsi="Times New Roman" w:cs="Times New Roman"/>
+          <w:sz w:val="24"/>
+          <w:szCs w:val="24"/>
+          <w:lang w:eastAsia="tr-TR"/>
+        </w:rPr>
+        <w:t xml:space="preserve">  ---</w:t>
+      </w:r>
+    </w:p>
+    <w:p>
+      <w:pPr>
+        <w:spacing w:before="100" w:beforeAutospacing="1" w:after="100" w:afterAutospacing="1" w:line="240" w:lineRule="auto"/>
+        <w:rPr>
+          <w:rFonts w:ascii="Times New Roman" w:eastAsia="Times New Roman" w:hAnsi="Times New Roman" w:cs="Times New Roman"/>
+          <w:sz w:val="24"/>
+          <w:szCs w:val="24"/>
+          <w:lang w:eastAsia="tr-TR"/>
+        </w:rPr>
+      </w:pPr>
+      <w:r>
+        <w:rPr>
+          <w:rFonts w:ascii="Times New Roman" w:eastAsia="Times New Roman" w:hAnsi="Times New Roman" w:cs="Times New Roman"/>
+          <w:sz w:val="24"/>
+          <w:szCs w:val="24"/>
+          <w:lang w:eastAsia="tr-TR"/>
+        </w:rPr>
+        <w:t xml:space="preserve">  🟢 MINOR ISSUES</w:t>
+      </w:r>
+    </w:p>
+    <w:p>
+      <w:pPr>
+        <w:spacing w:before="100" w:beforeAutospacing="1" w:after="100" w:afterAutospacing="1" w:line="240" w:lineRule="auto"/>
+        <w:rPr>
+          <w:rFonts w:ascii="Times New Roman" w:eastAsia="Times New Roman" w:hAnsi="Times New Roman" w:cs="Times New Roman"/>
+          <w:sz w:val="24"/>
+          <w:szCs w:val="24"/>
+          <w:lang w:eastAsia="tr-TR"/>
+        </w:rPr>
+      </w:pPr>
+    </w:p>
+    <w:p>
+      <w:pPr>
+        <w:spacing w:before="100" w:beforeAutospacing="1" w:after="100" w:afterAutospacing="1" w:line="240" w:lineRule="auto"/>
+        <w:rPr>
+          <w:rFonts w:ascii="Times New Roman" w:eastAsia="Times New Roman" w:hAnsi="Times New Roman" w:cs="Times New Roman"/>
+          <w:sz w:val="24"/>
+          <w:szCs w:val="24"/>
+          <w:lang w:eastAsia="tr-TR"/>
+        </w:rPr>
+      </w:pPr>
+      <w:r>
+        <w:rPr>
+          <w:rFonts w:ascii="Times New Roman" w:eastAsia="Times New Roman" w:hAnsi="Times New Roman" w:cs="Times New Roman"/>
+          <w:sz w:val="24"/>
+          <w:szCs w:val="24"/>
+          <w:lang w:eastAsia="tr-TR"/>
+        </w:rPr>
+        <w:t xml:space="preserve">  9. Stability Across Folds/Resamples — Not Addressed</w:t>
+      </w:r>
+    </w:p>
+    <w:p>
+      <w:pPr>
+        <w:spacing w:before="100" w:beforeAutospacing="1" w:after="100" w:afterAutospacing="1" w:line="240" w:lineRule="auto"/>
+        <w:rPr>
+          <w:rFonts w:ascii="Times New Roman" w:eastAsia="Times New Roman" w:hAnsi="Times New Roman" w:cs="Times New Roman"/>
+          <w:sz w:val="24"/>
+          <w:szCs w:val="24"/>
+          <w:lang w:eastAsia="tr-TR"/>
+        </w:rPr>
+      </w:pPr>
+    </w:p>
+    <w:p>
+      <w:pPr>
+        <w:spacing w:before="100" w:beforeAutospacing="1" w:after="100" w:afterAutospacing="1" w:line="240" w:lineRule="auto"/>
+        <w:rPr>
+          <w:rFonts w:ascii="Times New Roman" w:eastAsia="Times New Roman" w:hAnsi="Times New Roman" w:cs="Times New Roman"/>
+          <w:sz w:val="24"/>
+          <w:szCs w:val="24"/>
+          <w:lang w:eastAsia="tr-TR"/>
+        </w:rPr>
+      </w:pPr>
+      <w:r>
+        <w:rPr>
+          <w:rFonts w:ascii="Times New Roman" w:eastAsia="Times New Roman" w:hAnsi="Times New Roman" w:cs="Times New Roman"/>
+          <w:sz w:val="24"/>
+          <w:szCs w:val="24"/>
+          <w:lang w:eastAsia="tr-TR"/>
+        </w:rPr>
+        <w:t xml:space="preserve">  No mechanism exists for fold-wise explanations. The explainability functions only work</w:t>
+      </w:r>
+    </w:p>
+    <w:p>
+      <w:pPr>
+        <w:spacing w:before="100" w:beforeAutospacing="1" w:after="100" w:afterAutospacing="1" w:line="240" w:lineRule="auto"/>
+        <w:rPr>
+          <w:rFonts w:ascii="Times New Roman" w:eastAsia="Times New Roman" w:hAnsi="Times New Roman" w:cs="Times New Roman"/>
+          <w:sz w:val="24"/>
+          <w:szCs w:val="24"/>
+          <w:lang w:eastAsia="tr-TR"/>
+        </w:rPr>
+      </w:pPr>
+      <w:r>
+        <w:rPr>
+          <w:rFonts w:ascii="Times New Roman" w:eastAsia="Times New Roman" w:hAnsi="Times New Roman" w:cs="Times New Roman"/>
+          <w:sz w:val="24"/>
+          <w:szCs w:val="24"/>
+          <w:lang w:eastAsia="tr-TR"/>
+        </w:rPr>
+        <w:t xml:space="preserve">   </w:t>
+      </w:r>
+      <w:proofErr w:type="gramStart"/>
+      <w:r>
+        <w:rPr>
+          <w:rFonts w:ascii="Times New Roman" w:eastAsia="Times New Roman" w:hAnsi="Times New Roman" w:cs="Times New Roman"/>
+          <w:sz w:val="24"/>
+          <w:szCs w:val="24"/>
+          <w:lang w:eastAsia="tr-TR"/>
+        </w:rPr>
+        <w:t>on</w:t>
+      </w:r>
+      <w:proofErr w:type="gramEnd"/>
+      <w:r>
+        <w:rPr>
+          <w:rFonts w:ascii="Times New Roman" w:eastAsia="Times New Roman" w:hAnsi="Times New Roman" w:cs="Times New Roman"/>
+          <w:sz w:val="24"/>
+          <w:szCs w:val="24"/>
+          <w:lang w:eastAsia="tr-TR"/>
+        </w:rPr>
+        <w:t xml:space="preserve"> the final best model, not on each fold's model. This means:</w:t>
+      </w:r>
+    </w:p>
+    <w:p>
+      <w:pPr>
+        <w:spacing w:before="100" w:beforeAutospacing="1" w:after="100" w:afterAutospacing="1" w:line="240" w:lineRule="auto"/>
+        <w:rPr>
+          <w:rFonts w:ascii="Times New Roman" w:eastAsia="Times New Roman" w:hAnsi="Times New Roman" w:cs="Times New Roman"/>
+          <w:sz w:val="24"/>
+          <w:szCs w:val="24"/>
+          <w:lang w:eastAsia="tr-TR"/>
+        </w:rPr>
+      </w:pPr>
+    </w:p>
+    <w:p>
+      <w:pPr>
+        <w:spacing w:before="100" w:beforeAutospacing="1" w:after="100" w:afterAutospacing="1" w:line="240" w:lineRule="auto"/>
+        <w:rPr>
+          <w:rFonts w:ascii="Times New Roman" w:eastAsia="Times New Roman" w:hAnsi="Times New Roman" w:cs="Times New Roman"/>
+          <w:sz w:val="24"/>
+          <w:szCs w:val="24"/>
+          <w:lang w:eastAsia="tr-TR"/>
+        </w:rPr>
+      </w:pPr>
+      <w:r>
+        <w:rPr>
+          <w:rFonts w:ascii="Times New Roman" w:eastAsia="Times New Roman" w:hAnsi="Times New Roman" w:cs="Times New Roman"/>
+          <w:sz w:val="24"/>
+          <w:szCs w:val="24"/>
+          <w:lang w:eastAsia="tr-TR"/>
+        </w:rPr>
+        <w:t xml:space="preserve">  - Users cannot assess explanation stability across CV folds</w:t>
+      </w:r>
+    </w:p>
+    <w:p>
+      <w:pPr>
+        <w:spacing w:before="100" w:beforeAutospacing="1" w:after="100" w:afterAutospacing="1" w:line="240" w:lineRule="auto"/>
+        <w:rPr>
+          <w:rFonts w:ascii="Times New Roman" w:eastAsia="Times New Roman" w:hAnsi="Times New Roman" w:cs="Times New Roman"/>
+          <w:sz w:val="24"/>
+          <w:szCs w:val="24"/>
+          <w:lang w:eastAsia="tr-TR"/>
+        </w:rPr>
+      </w:pPr>
+      <w:r>
+        <w:rPr>
+          <w:rFonts w:ascii="Times New Roman" w:eastAsia="Times New Roman" w:hAnsi="Times New Roman" w:cs="Times New Roman"/>
+          <w:sz w:val="24"/>
+          <w:szCs w:val="24"/>
+          <w:lang w:eastAsia="tr-TR"/>
+        </w:rPr>
+        <w:t xml:space="preserve">  - No built-in bootstrap confidence intervals for feature importance</w:t>
+      </w:r>
+    </w:p>
+    <w:p>
+      <w:pPr>
+        <w:spacing w:before="100" w:beforeAutospacing="1" w:after="100" w:afterAutospacing="1" w:line="240" w:lineRule="auto"/>
+        <w:rPr>
+          <w:rFonts w:ascii="Times New Roman" w:eastAsia="Times New Roman" w:hAnsi="Times New Roman" w:cs="Times New Roman"/>
+          <w:sz w:val="24"/>
+          <w:szCs w:val="24"/>
+          <w:lang w:eastAsia="tr-TR"/>
+        </w:rPr>
+      </w:pPr>
+      <w:r>
+        <w:rPr>
+          <w:rFonts w:ascii="Times New Roman" w:eastAsia="Times New Roman" w:hAnsi="Times New Roman" w:cs="Times New Roman"/>
+          <w:sz w:val="24"/>
+          <w:szCs w:val="24"/>
+          <w:lang w:eastAsia="tr-TR"/>
+        </w:rPr>
+        <w:t xml:space="preserve">  - resampling_results is stored but never used for explanation stability analysis      </w:t>
+      </w:r>
+    </w:p>
+    <w:p>
+      <w:pPr>
+        <w:spacing w:before="100" w:beforeAutospacing="1" w:after="100" w:afterAutospacing="1" w:line="240" w:lineRule="auto"/>
+        <w:rPr>
+          <w:rFonts w:ascii="Times New Roman" w:eastAsia="Times New Roman" w:hAnsi="Times New Roman" w:cs="Times New Roman"/>
+          <w:sz w:val="24"/>
+          <w:szCs w:val="24"/>
+          <w:lang w:eastAsia="tr-TR"/>
+        </w:rPr>
+      </w:pPr>
+    </w:p>
+    <w:p>
+      <w:pPr>
+        <w:spacing w:before="100" w:beforeAutospacing="1" w:after="100" w:afterAutospacing="1" w:line="240" w:lineRule="auto"/>
+        <w:rPr>
+          <w:rFonts w:ascii="Times New Roman" w:eastAsia="Times New Roman" w:hAnsi="Times New Roman" w:cs="Times New Roman"/>
+          <w:sz w:val="24"/>
+          <w:szCs w:val="24"/>
+          <w:lang w:eastAsia="tr-TR"/>
+        </w:rPr>
+      </w:pPr>
+      <w:r>
+        <w:rPr>
+          <w:rFonts w:ascii="Times New Roman" w:eastAsia="Times New Roman" w:hAnsi="Times New Roman" w:cs="Times New Roman"/>
+          <w:sz w:val="24"/>
+          <w:szCs w:val="24"/>
+          <w:lang w:eastAsia="tr-TR"/>
+        </w:rPr>
+        <w:t xml:space="preserve">  10. Multiclass Probability Handling</w:t>
+      </w:r>
+    </w:p>
+    <w:p>
+      <w:pPr>
+        <w:spacing w:before="100" w:beforeAutospacing="1" w:after="100" w:afterAutospacing="1" w:line="240" w:lineRule="auto"/>
+        <w:rPr>
+          <w:rFonts w:ascii="Times New Roman" w:eastAsia="Times New Roman" w:hAnsi="Times New Roman" w:cs="Times New Roman"/>
+          <w:sz w:val="24"/>
+          <w:szCs w:val="24"/>
+          <w:lang w:eastAsia="tr-TR"/>
+        </w:rPr>
+      </w:pPr>
+    </w:p>
+    <w:p>
+      <w:pPr>
+        <w:spacing w:before="100" w:beforeAutospacing="1" w:after="100" w:afterAutospacing="1" w:line="240" w:lineRule="auto"/>
+        <w:rPr>
+          <w:rFonts w:ascii="Times New Roman" w:eastAsia="Times New Roman" w:hAnsi="Times New Roman" w:cs="Times New Roman"/>
+          <w:sz w:val="24"/>
+          <w:szCs w:val="24"/>
+          <w:lang w:eastAsia="tr-TR"/>
+        </w:rPr>
+      </w:pPr>
+      <w:r>
+        <w:rPr>
+          <w:rFonts w:ascii="Times New Roman" w:eastAsia="Times New Roman" w:hAnsi="Times New Roman" w:cs="Times New Roman"/>
+          <w:sz w:val="24"/>
+          <w:szCs w:val="24"/>
+          <w:lang w:eastAsia="tr-TR"/>
+        </w:rPr>
+        <w:t xml:space="preserve">  R/explain_</w:t>
+      </w:r>
+      <w:proofErr w:type="gramStart"/>
+      <w:r>
+        <w:rPr>
+          <w:rFonts w:ascii="Times New Roman" w:eastAsia="Times New Roman" w:hAnsi="Times New Roman" w:cs="Times New Roman"/>
+          <w:sz w:val="24"/>
+          <w:szCs w:val="24"/>
+          <w:lang w:eastAsia="tr-TR"/>
+        </w:rPr>
+        <w:t>dalex.R</w:t>
+      </w:r>
+      <w:proofErr w:type="gramEnd"/>
+      <w:r>
+        <w:rPr>
+          <w:rFonts w:ascii="Times New Roman" w:eastAsia="Times New Roman" w:hAnsi="Times New Roman" w:cs="Times New Roman"/>
+          <w:sz w:val="24"/>
+          <w:szCs w:val="24"/>
+          <w:lang w:eastAsia="tr-TR"/>
+        </w:rPr>
+        <w:t>:135-137:</w:t>
+      </w:r>
+    </w:p>
+    <w:p>
+      <w:pPr>
+        <w:spacing w:before="100" w:beforeAutospacing="1" w:after="100" w:afterAutospacing="1" w:line="240" w:lineRule="auto"/>
+        <w:rPr>
+          <w:rFonts w:ascii="Times New Roman" w:eastAsia="Times New Roman" w:hAnsi="Times New Roman" w:cs="Times New Roman"/>
+          <w:sz w:val="24"/>
+          <w:szCs w:val="24"/>
+          <w:lang w:eastAsia="tr-TR"/>
+        </w:rPr>
+      </w:pPr>
+      <w:r>
+        <w:rPr>
+          <w:rFonts w:ascii="Times New Roman" w:eastAsia="Times New Roman" w:hAnsi="Times New Roman" w:cs="Times New Roman"/>
+          <w:sz w:val="24"/>
+          <w:szCs w:val="24"/>
+          <w:lang w:eastAsia="tr-TR"/>
+        </w:rPr>
+        <w:t xml:space="preserve">  if (ncol(p) &gt; 2) {</w:t>
+      </w:r>
+    </w:p>
+    <w:p>
+      <w:pPr>
+        <w:spacing w:before="100" w:beforeAutospacing="1" w:after="100" w:afterAutospacing="1" w:line="240" w:lineRule="auto"/>
+        <w:rPr>
+          <w:rFonts w:ascii="Times New Roman" w:eastAsia="Times New Roman" w:hAnsi="Times New Roman" w:cs="Times New Roman"/>
+          <w:sz w:val="24"/>
+          <w:szCs w:val="24"/>
+          <w:lang w:eastAsia="tr-TR"/>
+        </w:rPr>
+      </w:pPr>
+      <w:r>
+        <w:rPr>
+          <w:rFonts w:ascii="Times New Roman" w:eastAsia="Times New Roman" w:hAnsi="Times New Roman" w:cs="Times New Roman"/>
+          <w:sz w:val="24"/>
+          <w:szCs w:val="24"/>
+          <w:lang w:eastAsia="tr-TR"/>
+        </w:rPr>
+        <w:t xml:space="preserve">    return(</w:t>
+      </w:r>
+      <w:proofErr w:type="gramStart"/>
+      <w:r>
+        <w:rPr>
+          <w:rFonts w:ascii="Times New Roman" w:eastAsia="Times New Roman" w:hAnsi="Times New Roman" w:cs="Times New Roman"/>
+          <w:sz w:val="24"/>
+          <w:szCs w:val="24"/>
+          <w:lang w:eastAsia="tr-TR"/>
+        </w:rPr>
+        <w:t>as.matrix</w:t>
+      </w:r>
+      <w:proofErr w:type="gramEnd"/>
+      <w:r>
+        <w:rPr>
+          <w:rFonts w:ascii="Times New Roman" w:eastAsia="Times New Roman" w:hAnsi="Times New Roman" w:cs="Times New Roman"/>
+          <w:sz w:val="24"/>
+          <w:szCs w:val="24"/>
+          <w:lang w:eastAsia="tr-TR"/>
+        </w:rPr>
+        <w:t>(p))  # Returns FULL probability matrix for multiclass</w:t>
+      </w:r>
+    </w:p>
+    <w:p>
+      <w:pPr>
+        <w:spacing w:before="100" w:beforeAutospacing="1" w:after="100" w:afterAutospacing="1" w:line="240" w:lineRule="auto"/>
+        <w:rPr>
+          <w:rFonts w:ascii="Times New Roman" w:eastAsia="Times New Roman" w:hAnsi="Times New Roman" w:cs="Times New Roman"/>
+          <w:sz w:val="24"/>
+          <w:szCs w:val="24"/>
+          <w:lang w:eastAsia="tr-TR"/>
+        </w:rPr>
+      </w:pPr>
+      <w:r>
+        <w:rPr>
+          <w:rFonts w:ascii="Times New Roman" w:eastAsia="Times New Roman" w:hAnsi="Times New Roman" w:cs="Times New Roman"/>
+          <w:sz w:val="24"/>
+          <w:szCs w:val="24"/>
+          <w:lang w:eastAsia="tr-TR"/>
+        </w:rPr>
+        <w:t xml:space="preserve">  }</w:t>
+      </w:r>
+    </w:p>
+    <w:p>
+      <w:pPr>
+        <w:spacing w:before="100" w:beforeAutospacing="1" w:after="100" w:afterAutospacing="1" w:line="240" w:lineRule="auto"/>
+        <w:rPr>
+          <w:rFonts w:ascii="Times New Roman" w:eastAsia="Times New Roman" w:hAnsi="Times New Roman" w:cs="Times New Roman"/>
+          <w:sz w:val="24"/>
+          <w:szCs w:val="24"/>
+          <w:lang w:eastAsia="tr-TR"/>
+        </w:rPr>
+      </w:pPr>
+    </w:p>
+    <w:p>
+      <w:pPr>
+        <w:spacing w:before="100" w:beforeAutospacing="1" w:after="100" w:afterAutospacing="1" w:line="240" w:lineRule="auto"/>
+        <w:rPr>
+          <w:rFonts w:ascii="Times New Roman" w:eastAsia="Times New Roman" w:hAnsi="Times New Roman" w:cs="Times New Roman"/>
+          <w:sz w:val="24"/>
+          <w:szCs w:val="24"/>
+          <w:lang w:eastAsia="tr-TR"/>
+        </w:rPr>
+      </w:pPr>
+      <w:r>
+        <w:rPr>
+          <w:rFonts w:ascii="Times New Roman" w:eastAsia="Times New Roman" w:hAnsi="Times New Roman" w:cs="Times New Roman"/>
+          <w:sz w:val="24"/>
+          <w:szCs w:val="24"/>
+          <w:lang w:eastAsia="tr-TR"/>
+        </w:rPr>
+        <w:t xml:space="preserve">  This is correct for DALEX but inconsistent with the iml-based methods (explain_</w:t>
+      </w:r>
+      <w:proofErr w:type="gramStart"/>
+      <w:r>
+        <w:rPr>
+          <w:rFonts w:ascii="Times New Roman" w:eastAsia="Times New Roman" w:hAnsi="Times New Roman" w:cs="Times New Roman"/>
+          <w:sz w:val="24"/>
+          <w:szCs w:val="24"/>
+          <w:lang w:eastAsia="tr-TR"/>
+        </w:rPr>
+        <w:t>ale.R</w:t>
+      </w:r>
+      <w:proofErr w:type="gramEnd"/>
+      <w:r>
+        <w:rPr>
+          <w:rFonts w:ascii="Times New Roman" w:eastAsia="Times New Roman" w:hAnsi="Times New Roman" w:cs="Times New Roman"/>
+          <w:sz w:val="24"/>
+          <w:szCs w:val="24"/>
+          <w:lang w:eastAsia="tr-TR"/>
+        </w:rPr>
+        <w:t xml:space="preserve">, </w:t>
+      </w:r>
+    </w:p>
+    <w:p>
+      <w:pPr>
+        <w:spacing w:before="100" w:beforeAutospacing="1" w:after="100" w:afterAutospacing="1" w:line="240" w:lineRule="auto"/>
+        <w:rPr>
+          <w:rFonts w:ascii="Times New Roman" w:eastAsia="Times New Roman" w:hAnsi="Times New Roman" w:cs="Times New Roman"/>
+          <w:sz w:val="24"/>
+          <w:szCs w:val="24"/>
+          <w:lang w:eastAsia="tr-TR"/>
+        </w:rPr>
+      </w:pPr>
+      <w:r>
+        <w:rPr>
+          <w:rFonts w:ascii="Times New Roman" w:eastAsia="Times New Roman" w:hAnsi="Times New Roman" w:cs="Times New Roman"/>
+          <w:sz w:val="24"/>
+          <w:szCs w:val="24"/>
+          <w:lang w:eastAsia="tr-TR"/>
+        </w:rPr>
+        <w:t xml:space="preserve">  surrogate_</w:t>
+      </w:r>
+      <w:proofErr w:type="gramStart"/>
+      <w:r>
+        <w:rPr>
+          <w:rFonts w:ascii="Times New Roman" w:eastAsia="Times New Roman" w:hAnsi="Times New Roman" w:cs="Times New Roman"/>
+          <w:sz w:val="24"/>
+          <w:szCs w:val="24"/>
+          <w:lang w:eastAsia="tr-TR"/>
+        </w:rPr>
+        <w:t>tree.R</w:t>
+      </w:r>
+      <w:proofErr w:type="gramEnd"/>
+      <w:r>
+        <w:rPr>
+          <w:rFonts w:ascii="Times New Roman" w:eastAsia="Times New Roman" w:hAnsi="Times New Roman" w:cs="Times New Roman"/>
+          <w:sz w:val="24"/>
+          <w:szCs w:val="24"/>
+          <w:lang w:eastAsia="tr-TR"/>
+        </w:rPr>
+        <w:t xml:space="preserve">, interaction_strength.R) which force binary 0/1 encoding even for    </w:t>
+      </w:r>
+    </w:p>
+    <w:p>
+      <w:pPr>
+        <w:spacing w:before="100" w:beforeAutospacing="1" w:after="100" w:afterAutospacing="1" w:line="240" w:lineRule="auto"/>
+        <w:rPr>
+          <w:rFonts w:ascii="Times New Roman" w:eastAsia="Times New Roman" w:hAnsi="Times New Roman" w:cs="Times New Roman"/>
+          <w:sz w:val="24"/>
+          <w:szCs w:val="24"/>
+          <w:lang w:eastAsia="tr-TR"/>
+        </w:rPr>
+      </w:pPr>
+      <w:r>
+        <w:rPr>
+          <w:rFonts w:ascii="Times New Roman" w:eastAsia="Times New Roman" w:hAnsi="Times New Roman" w:cs="Times New Roman"/>
+          <w:sz w:val="24"/>
+          <w:szCs w:val="24"/>
+          <w:lang w:eastAsia="tr-TR"/>
+        </w:rPr>
+        <w:t xml:space="preserve">  multiclass:</w:t>
+      </w:r>
+    </w:p>
+    <w:p>
+      <w:pPr>
+        <w:spacing w:before="100" w:beforeAutospacing="1" w:after="100" w:afterAutospacing="1" w:line="240" w:lineRule="auto"/>
+        <w:rPr>
+          <w:rFonts w:ascii="Times New Roman" w:eastAsia="Times New Roman" w:hAnsi="Times New Roman" w:cs="Times New Roman"/>
+          <w:sz w:val="24"/>
+          <w:szCs w:val="24"/>
+          <w:lang w:eastAsia="tr-TR"/>
+        </w:rPr>
+      </w:pPr>
+      <w:r>
+        <w:rPr>
+          <w:rFonts w:ascii="Times New Roman" w:eastAsia="Times New Roman" w:hAnsi="Times New Roman" w:cs="Times New Roman"/>
+          <w:sz w:val="24"/>
+          <w:szCs w:val="24"/>
+          <w:lang w:eastAsia="tr-TR"/>
+        </w:rPr>
+        <w:t xml:space="preserve">  y &lt;- </w:t>
+      </w:r>
+      <w:proofErr w:type="gramStart"/>
+      <w:r>
+        <w:rPr>
+          <w:rFonts w:ascii="Times New Roman" w:eastAsia="Times New Roman" w:hAnsi="Times New Roman" w:cs="Times New Roman"/>
+          <w:sz w:val="24"/>
+          <w:szCs w:val="24"/>
+          <w:lang w:eastAsia="tr-TR"/>
+        </w:rPr>
+        <w:t>as.numeric</w:t>
+      </w:r>
+      <w:proofErr w:type="gramEnd"/>
+      <w:r>
+        <w:rPr>
+          <w:rFonts w:ascii="Times New Roman" w:eastAsia="Times New Roman" w:hAnsi="Times New Roman" w:cs="Times New Roman"/>
+          <w:sz w:val="24"/>
+          <w:szCs w:val="24"/>
+          <w:lang w:eastAsia="tr-TR"/>
+        </w:rPr>
+        <w:t>(y_factor == positive_class)  # Always binary!</w:t>
+      </w:r>
+    </w:p>
+    <w:p>
+      <w:pPr>
+        <w:spacing w:before="100" w:beforeAutospacing="1" w:after="100" w:afterAutospacing="1" w:line="240" w:lineRule="auto"/>
+        <w:rPr>
+          <w:rFonts w:ascii="Times New Roman" w:eastAsia="Times New Roman" w:hAnsi="Times New Roman" w:cs="Times New Roman"/>
+          <w:sz w:val="24"/>
+          <w:szCs w:val="24"/>
+          <w:lang w:eastAsia="tr-TR"/>
+        </w:rPr>
+      </w:pPr>
+    </w:p>
+    <w:p>
+      <w:pPr>
+        <w:spacing w:before="100" w:beforeAutospacing="1" w:after="100" w:afterAutospacing="1" w:line="240" w:lineRule="auto"/>
+        <w:rPr>
+          <w:rFonts w:ascii="Times New Roman" w:eastAsia="Times New Roman" w:hAnsi="Times New Roman" w:cs="Times New Roman"/>
+          <w:sz w:val="24"/>
+          <w:szCs w:val="24"/>
+          <w:lang w:eastAsia="tr-TR"/>
+        </w:rPr>
+      </w:pPr>
+      <w:r>
+        <w:rPr>
+          <w:rFonts w:ascii="Times New Roman" w:eastAsia="Times New Roman" w:hAnsi="Times New Roman" w:cs="Times New Roman"/>
+          <w:sz w:val="24"/>
+          <w:szCs w:val="24"/>
+          <w:lang w:eastAsia="tr-TR"/>
+        </w:rPr>
+        <w:t xml:space="preserve">  Multiclass explanations via ALE/surrogate/interaction are essentially explaining      </w:t>
+      </w:r>
+    </w:p>
+    <w:p>
+      <w:pPr>
+        <w:spacing w:before="100" w:beforeAutospacing="1" w:after="100" w:afterAutospacing="1" w:line="240" w:lineRule="auto"/>
+        <w:rPr>
+          <w:rFonts w:ascii="Times New Roman" w:eastAsia="Times New Roman" w:hAnsi="Times New Roman" w:cs="Times New Roman"/>
+          <w:sz w:val="24"/>
+          <w:szCs w:val="24"/>
+          <w:lang w:eastAsia="tr-TR"/>
+        </w:rPr>
+      </w:pPr>
+      <w:r>
+        <w:rPr>
+          <w:rFonts w:ascii="Times New Roman" w:eastAsia="Times New Roman" w:hAnsi="Times New Roman" w:cs="Times New Roman"/>
+          <w:sz w:val="24"/>
+          <w:szCs w:val="24"/>
+          <w:lang w:eastAsia="tr-TR"/>
+        </w:rPr>
+        <w:t xml:space="preserve">  "class X vs everything else" without documenting this.</w:t>
+      </w:r>
+    </w:p>
+    <w:p>
+      <w:pPr>
+        <w:spacing w:before="100" w:beforeAutospacing="1" w:after="100" w:afterAutospacing="1" w:line="240" w:lineRule="auto"/>
+        <w:rPr>
+          <w:rFonts w:ascii="Times New Roman" w:eastAsia="Times New Roman" w:hAnsi="Times New Roman" w:cs="Times New Roman"/>
+          <w:sz w:val="24"/>
+          <w:szCs w:val="24"/>
+          <w:lang w:eastAsia="tr-TR"/>
+        </w:rPr>
+      </w:pPr>
+    </w:p>
+    <w:p>
+      <w:pPr>
+        <w:spacing w:before="100" w:beforeAutospacing="1" w:after="100" w:afterAutospacing="1" w:line="240" w:lineRule="auto"/>
+        <w:rPr>
+          <w:rFonts w:ascii="Times New Roman" w:eastAsia="Times New Roman" w:hAnsi="Times New Roman" w:cs="Times New Roman"/>
+          <w:sz w:val="24"/>
+          <w:szCs w:val="24"/>
+          <w:lang w:eastAsia="tr-TR"/>
+        </w:rPr>
+      </w:pPr>
+      <w:r>
+        <w:rPr>
+          <w:rFonts w:ascii="Times New Roman" w:eastAsia="Times New Roman" w:hAnsi="Times New Roman" w:cs="Times New Roman"/>
+          <w:sz w:val="24"/>
+          <w:szCs w:val="24"/>
+          <w:lang w:eastAsia="tr-TR"/>
+        </w:rPr>
+        <w:t xml:space="preserve">  ---</w:t>
+      </w:r>
+    </w:p>
+    <w:p>
+      <w:pPr>
+        <w:spacing w:before="100" w:beforeAutospacing="1" w:after="100" w:afterAutospacing="1" w:line="240" w:lineRule="auto"/>
+        <w:rPr>
+          <w:rFonts w:ascii="Times New Roman" w:eastAsia="Times New Roman" w:hAnsi="Times New Roman" w:cs="Times New Roman"/>
+          <w:sz w:val="24"/>
+          <w:szCs w:val="24"/>
+          <w:lang w:eastAsia="tr-TR"/>
+        </w:rPr>
+      </w:pPr>
+      <w:r>
+        <w:rPr>
+          <w:rFonts w:ascii="Times New Roman" w:eastAsia="Times New Roman" w:hAnsi="Times New Roman" w:cs="Times New Roman"/>
+          <w:sz w:val="24"/>
+          <w:szCs w:val="24"/>
+          <w:lang w:eastAsia="tr-TR"/>
+        </w:rPr>
+        <w:t xml:space="preserve">  Summary Table</w:t>
+      </w:r>
+    </w:p>
+    <w:p>
+      <w:pPr>
+        <w:spacing w:before="100" w:beforeAutospacing="1" w:after="100" w:afterAutospacing="1" w:line="240" w:lineRule="auto"/>
+        <w:rPr>
+          <w:rFonts w:ascii="Times New Roman" w:eastAsia="Times New Roman" w:hAnsi="Times New Roman" w:cs="Times New Roman"/>
+          <w:sz w:val="24"/>
+          <w:szCs w:val="24"/>
+          <w:lang w:eastAsia="tr-TR"/>
+        </w:rPr>
+      </w:pPr>
+      <w:r>
+        <w:rPr>
+          <w:rFonts w:ascii="Times New Roman" w:eastAsia="Times New Roman" w:hAnsi="Times New Roman" w:cs="Times New Roman"/>
+          <w:sz w:val="24"/>
+          <w:szCs w:val="24"/>
+          <w:lang w:eastAsia="tr-TR"/>
+        </w:rPr>
+        <w:t xml:space="preserve">  Issue: Train-only explanations not obvious</w:t>
+      </w:r>
+    </w:p>
+    <w:p>
+      <w:pPr>
+        <w:spacing w:before="100" w:beforeAutospacing="1" w:after="100" w:afterAutospacing="1" w:line="240" w:lineRule="auto"/>
+        <w:rPr>
+          <w:rFonts w:ascii="Times New Roman" w:eastAsia="Times New Roman" w:hAnsi="Times New Roman" w:cs="Times New Roman"/>
+          <w:sz w:val="24"/>
+          <w:szCs w:val="24"/>
+          <w:lang w:eastAsia="tr-TR"/>
+        </w:rPr>
+      </w:pPr>
+      <w:r>
+        <w:rPr>
+          <w:rFonts w:ascii="Times New Roman" w:eastAsia="Times New Roman" w:hAnsi="Times New Roman" w:cs="Times New Roman"/>
+          <w:sz w:val="24"/>
+          <w:szCs w:val="24"/>
+          <w:lang w:eastAsia="tr-TR"/>
+        </w:rPr>
+        <w:t xml:space="preserve">  Severity: </w:t>
+      </w:r>
+      <w:r>
+        <w:rPr>
+          <w:rFonts w:ascii="Segoe UI Symbol" w:eastAsia="Times New Roman" w:hAnsi="Segoe UI Symbol" w:cs="Segoe UI Symbol"/>
+          <w:sz w:val="24"/>
+          <w:szCs w:val="24"/>
+          <w:lang w:eastAsia="tr-TR"/>
+        </w:rPr>
+        <w:t>🔴</w:t>
+      </w:r>
+      <w:r>
+        <w:rPr>
+          <w:rFonts w:ascii="Times New Roman" w:eastAsia="Times New Roman" w:hAnsi="Times New Roman" w:cs="Times New Roman"/>
+          <w:sz w:val="24"/>
+          <w:szCs w:val="24"/>
+          <w:lang w:eastAsia="tr-TR"/>
+        </w:rPr>
+        <w:t xml:space="preserve"> Critical</w:t>
+      </w:r>
+    </w:p>
+    <w:p>
+      <w:pPr>
+        <w:spacing w:before="100" w:beforeAutospacing="1" w:after="100" w:afterAutospacing="1" w:line="240" w:lineRule="auto"/>
+        <w:rPr>
+          <w:rFonts w:ascii="Times New Roman" w:eastAsia="Times New Roman" w:hAnsi="Times New Roman" w:cs="Times New Roman"/>
+          <w:sz w:val="24"/>
+          <w:szCs w:val="24"/>
+          <w:lang w:eastAsia="tr-TR"/>
+        </w:rPr>
+      </w:pPr>
+      <w:r>
+        <w:rPr>
+          <w:rFonts w:ascii="Times New Roman" w:eastAsia="Times New Roman" w:hAnsi="Times New Roman" w:cs="Times New Roman"/>
+          <w:sz w:val="24"/>
+          <w:szCs w:val="24"/>
+          <w:lang w:eastAsia="tr-TR"/>
+        </w:rPr>
+        <w:t xml:space="preserve">  File:Line: fastexplain.R:85</w:t>
+      </w:r>
+    </w:p>
+    <w:p>
+      <w:pPr>
+        <w:spacing w:before="100" w:beforeAutospacing="1" w:after="100" w:afterAutospacing="1" w:line="240" w:lineRule="auto"/>
+        <w:rPr>
+          <w:rFonts w:ascii="Times New Roman" w:eastAsia="Times New Roman" w:hAnsi="Times New Roman" w:cs="Times New Roman"/>
+          <w:sz w:val="24"/>
+          <w:szCs w:val="24"/>
+          <w:lang w:eastAsia="tr-TR"/>
+        </w:rPr>
+      </w:pPr>
+      <w:r>
+        <w:rPr>
+          <w:rFonts w:ascii="Times New Roman" w:eastAsia="Times New Roman" w:hAnsi="Times New Roman" w:cs="Times New Roman"/>
+          <w:sz w:val="24"/>
+          <w:szCs w:val="24"/>
+          <w:lang w:eastAsia="tr-TR"/>
+        </w:rPr>
+        <w:t xml:space="preserve">  Status: Documented but buried</w:t>
+      </w:r>
+    </w:p>
+    <w:p>
+      <w:pPr>
+        <w:spacing w:before="100" w:beforeAutospacing="1" w:after="100" w:afterAutospacing="1" w:line="240" w:lineRule="auto"/>
+        <w:rPr>
+          <w:rFonts w:ascii="Times New Roman" w:eastAsia="Times New Roman" w:hAnsi="Times New Roman" w:cs="Times New Roman"/>
+          <w:sz w:val="24"/>
+          <w:szCs w:val="24"/>
+          <w:lang w:eastAsia="tr-TR"/>
+        </w:rPr>
+      </w:pPr>
+      <w:r>
+        <w:rPr>
+          <w:rFonts w:ascii="Times New Roman" w:eastAsia="Times New Roman" w:hAnsi="Times New Roman" w:cs="Times New Roman"/>
+          <w:sz w:val="24"/>
+          <w:szCs w:val="24"/>
+          <w:lang w:eastAsia="tr-TR"/>
+        </w:rPr>
+        <w:t xml:space="preserve">  ────────────────────────────────────────</w:t>
+      </w:r>
+    </w:p>
+    <w:p>
+      <w:pPr>
+        <w:spacing w:before="100" w:beforeAutospacing="1" w:after="100" w:afterAutospacing="1" w:line="240" w:lineRule="auto"/>
+        <w:rPr>
+          <w:rFonts w:ascii="Times New Roman" w:eastAsia="Times New Roman" w:hAnsi="Times New Roman" w:cs="Times New Roman"/>
+          <w:sz w:val="24"/>
+          <w:szCs w:val="24"/>
+          <w:lang w:eastAsia="tr-TR"/>
+        </w:rPr>
+      </w:pPr>
+      <w:r>
+        <w:rPr>
+          <w:rFonts w:ascii="Times New Roman" w:eastAsia="Times New Roman" w:hAnsi="Times New Roman" w:cs="Times New Roman"/>
+          <w:sz w:val="24"/>
+          <w:szCs w:val="24"/>
+          <w:lang w:eastAsia="tr-TR"/>
+        </w:rPr>
+        <w:t xml:space="preserve">  Issue: LIME processed/raw </w:t>
+      </w:r>
+      <w:proofErr w:type="gramStart"/>
+      <w:r>
+        <w:rPr>
+          <w:rFonts w:ascii="Times New Roman" w:eastAsia="Times New Roman" w:hAnsi="Times New Roman" w:cs="Times New Roman"/>
+          <w:sz w:val="24"/>
+          <w:szCs w:val="24"/>
+          <w:lang w:eastAsia="tr-TR"/>
+        </w:rPr>
+        <w:t>data</w:t>
+      </w:r>
+      <w:proofErr w:type="gramEnd"/>
+      <w:r>
+        <w:rPr>
+          <w:rFonts w:ascii="Times New Roman" w:eastAsia="Times New Roman" w:hAnsi="Times New Roman" w:cs="Times New Roman"/>
+          <w:sz w:val="24"/>
+          <w:szCs w:val="24"/>
+          <w:lang w:eastAsia="tr-TR"/>
+        </w:rPr>
+        <w:t xml:space="preserve"> mismatch</w:t>
+      </w:r>
+    </w:p>
+    <w:p>
+      <w:pPr>
+        <w:spacing w:before="100" w:beforeAutospacing="1" w:after="100" w:afterAutospacing="1" w:line="240" w:lineRule="auto"/>
+        <w:rPr>
+          <w:rFonts w:ascii="Times New Roman" w:eastAsia="Times New Roman" w:hAnsi="Times New Roman" w:cs="Times New Roman"/>
+          <w:sz w:val="24"/>
+          <w:szCs w:val="24"/>
+          <w:lang w:eastAsia="tr-TR"/>
+        </w:rPr>
+      </w:pPr>
+      <w:r>
+        <w:rPr>
+          <w:rFonts w:ascii="Times New Roman" w:eastAsia="Times New Roman" w:hAnsi="Times New Roman" w:cs="Times New Roman"/>
+          <w:sz w:val="24"/>
+          <w:szCs w:val="24"/>
+          <w:lang w:eastAsia="tr-TR"/>
+        </w:rPr>
+        <w:t xml:space="preserve">  Severity: </w:t>
+      </w:r>
+      <w:r>
+        <w:rPr>
+          <w:rFonts w:ascii="Segoe UI Symbol" w:eastAsia="Times New Roman" w:hAnsi="Segoe UI Symbol" w:cs="Segoe UI Symbol"/>
+          <w:sz w:val="24"/>
+          <w:szCs w:val="24"/>
+          <w:lang w:eastAsia="tr-TR"/>
+        </w:rPr>
+        <w:t>🔴</w:t>
+      </w:r>
+      <w:r>
+        <w:rPr>
+          <w:rFonts w:ascii="Times New Roman" w:eastAsia="Times New Roman" w:hAnsi="Times New Roman" w:cs="Times New Roman"/>
+          <w:sz w:val="24"/>
+          <w:szCs w:val="24"/>
+          <w:lang w:eastAsia="tr-TR"/>
+        </w:rPr>
+        <w:t xml:space="preserve"> Critical</w:t>
+      </w:r>
+    </w:p>
+    <w:p>
+      <w:pPr>
+        <w:spacing w:before="100" w:beforeAutospacing="1" w:after="100" w:afterAutospacing="1" w:line="240" w:lineRule="auto"/>
+        <w:rPr>
+          <w:rFonts w:ascii="Times New Roman" w:eastAsia="Times New Roman" w:hAnsi="Times New Roman" w:cs="Times New Roman"/>
+          <w:sz w:val="24"/>
+          <w:szCs w:val="24"/>
+          <w:lang w:eastAsia="tr-TR"/>
+        </w:rPr>
+      </w:pPr>
+      <w:r>
+        <w:rPr>
+          <w:rFonts w:ascii="Times New Roman" w:eastAsia="Times New Roman" w:hAnsi="Times New Roman" w:cs="Times New Roman"/>
+          <w:sz w:val="24"/>
+          <w:szCs w:val="24"/>
+          <w:lang w:eastAsia="tr-TR"/>
+        </w:rPr>
+        <w:t xml:space="preserve">  File:Line: explain_lime.R:47</w:t>
+      </w:r>
+    </w:p>
+    <w:p>
+      <w:pPr>
+        <w:spacing w:before="100" w:beforeAutospacing="1" w:after="100" w:afterAutospacing="1" w:line="240" w:lineRule="auto"/>
+        <w:rPr>
+          <w:rFonts w:ascii="Times New Roman" w:eastAsia="Times New Roman" w:hAnsi="Times New Roman" w:cs="Times New Roman"/>
+          <w:sz w:val="24"/>
+          <w:szCs w:val="24"/>
+          <w:lang w:eastAsia="tr-TR"/>
+        </w:rPr>
+      </w:pPr>
+      <w:r>
+        <w:rPr>
+          <w:rFonts w:ascii="Times New Roman" w:eastAsia="Times New Roman" w:hAnsi="Times New Roman" w:cs="Times New Roman"/>
+          <w:sz w:val="24"/>
+          <w:szCs w:val="24"/>
+          <w:lang w:eastAsia="tr-TR"/>
+        </w:rPr>
+        <w:t xml:space="preserve">  Status: BUG</w:t>
+      </w:r>
+    </w:p>
+    <w:p>
+      <w:pPr>
+        <w:spacing w:before="100" w:beforeAutospacing="1" w:after="100" w:afterAutospacing="1" w:line="240" w:lineRule="auto"/>
+        <w:rPr>
+          <w:rFonts w:ascii="Times New Roman" w:eastAsia="Times New Roman" w:hAnsi="Times New Roman" w:cs="Times New Roman"/>
+          <w:sz w:val="24"/>
+          <w:szCs w:val="24"/>
+          <w:lang w:eastAsia="tr-TR"/>
+        </w:rPr>
+      </w:pPr>
+      <w:r>
+        <w:rPr>
+          <w:rFonts w:ascii="Times New Roman" w:eastAsia="Times New Roman" w:hAnsi="Times New Roman" w:cs="Times New Roman"/>
+          <w:sz w:val="24"/>
+          <w:szCs w:val="24"/>
+          <w:lang w:eastAsia="tr-TR"/>
+        </w:rPr>
+        <w:t xml:space="preserve">  ────────────────────────────────────────</w:t>
+      </w:r>
+    </w:p>
+    <w:p>
+      <w:pPr>
+        <w:spacing w:before="100" w:beforeAutospacing="1" w:after="100" w:afterAutospacing="1" w:line="240" w:lineRule="auto"/>
+        <w:rPr>
+          <w:rFonts w:ascii="Times New Roman" w:eastAsia="Times New Roman" w:hAnsi="Times New Roman" w:cs="Times New Roman"/>
+          <w:sz w:val="24"/>
+          <w:szCs w:val="24"/>
+          <w:lang w:eastAsia="tr-TR"/>
+        </w:rPr>
+      </w:pPr>
+      <w:r>
+        <w:rPr>
+          <w:rFonts w:ascii="Times New Roman" w:eastAsia="Times New Roman" w:hAnsi="Times New Roman" w:cs="Times New Roman"/>
+          <w:sz w:val="24"/>
+          <w:szCs w:val="24"/>
+          <w:lang w:eastAsia="tr-TR"/>
+        </w:rPr>
+        <w:t xml:space="preserve">  Issue: DALEX raw/processed bake bypass</w:t>
+      </w:r>
+    </w:p>
+    <w:p>
+      <w:pPr>
+        <w:spacing w:before="100" w:beforeAutospacing="1" w:after="100" w:afterAutospacing="1" w:line="240" w:lineRule="auto"/>
+        <w:rPr>
+          <w:rFonts w:ascii="Times New Roman" w:eastAsia="Times New Roman" w:hAnsi="Times New Roman" w:cs="Times New Roman"/>
+          <w:sz w:val="24"/>
+          <w:szCs w:val="24"/>
+          <w:lang w:eastAsia="tr-TR"/>
+        </w:rPr>
+      </w:pPr>
+      <w:r>
+        <w:rPr>
+          <w:rFonts w:ascii="Times New Roman" w:eastAsia="Times New Roman" w:hAnsi="Times New Roman" w:cs="Times New Roman"/>
+          <w:sz w:val="24"/>
+          <w:szCs w:val="24"/>
+          <w:lang w:eastAsia="tr-TR"/>
+        </w:rPr>
+        <w:t xml:space="preserve">  Severity: 🟠 Significant</w:t>
+      </w:r>
+    </w:p>
+    <w:p>
+      <w:pPr>
+        <w:spacing w:before="100" w:beforeAutospacing="1" w:after="100" w:afterAutospacing="1" w:line="240" w:lineRule="auto"/>
+        <w:rPr>
+          <w:rFonts w:ascii="Times New Roman" w:eastAsia="Times New Roman" w:hAnsi="Times New Roman" w:cs="Times New Roman"/>
+          <w:sz w:val="24"/>
+          <w:szCs w:val="24"/>
+          <w:lang w:eastAsia="tr-TR"/>
+        </w:rPr>
+      </w:pPr>
+      <w:r>
+        <w:rPr>
+          <w:rFonts w:ascii="Times New Roman" w:eastAsia="Times New Roman" w:hAnsi="Times New Roman" w:cs="Times New Roman"/>
+          <w:sz w:val="24"/>
+          <w:szCs w:val="24"/>
+          <w:lang w:eastAsia="tr-TR"/>
+        </w:rPr>
+        <w:t xml:space="preserve">  File:Line: explain_dalex.R:72-74</w:t>
+      </w:r>
+    </w:p>
+    <w:p>
+      <w:pPr>
+        <w:spacing w:before="100" w:beforeAutospacing="1" w:after="100" w:afterAutospacing="1" w:line="240" w:lineRule="auto"/>
+        <w:rPr>
+          <w:rFonts w:ascii="Times New Roman" w:eastAsia="Times New Roman" w:hAnsi="Times New Roman" w:cs="Times New Roman"/>
+          <w:sz w:val="24"/>
+          <w:szCs w:val="24"/>
+          <w:lang w:eastAsia="tr-TR"/>
+        </w:rPr>
+      </w:pPr>
+      <w:r>
+        <w:rPr>
+          <w:rFonts w:ascii="Times New Roman" w:eastAsia="Times New Roman" w:hAnsi="Times New Roman" w:cs="Times New Roman"/>
+          <w:sz w:val="24"/>
+          <w:szCs w:val="24"/>
+          <w:lang w:eastAsia="tr-TR"/>
+        </w:rPr>
+        <w:t xml:space="preserve">  Status: Potential BUG</w:t>
+      </w:r>
+    </w:p>
+    <w:p>
+      <w:pPr>
+        <w:spacing w:before="100" w:beforeAutospacing="1" w:after="100" w:afterAutospacing="1" w:line="240" w:lineRule="auto"/>
+        <w:rPr>
+          <w:rFonts w:ascii="Times New Roman" w:eastAsia="Times New Roman" w:hAnsi="Times New Roman" w:cs="Times New Roman"/>
+          <w:sz w:val="24"/>
+          <w:szCs w:val="24"/>
+          <w:lang w:eastAsia="tr-TR"/>
+        </w:rPr>
+      </w:pPr>
+      <w:r>
+        <w:rPr>
+          <w:rFonts w:ascii="Times New Roman" w:eastAsia="Times New Roman" w:hAnsi="Times New Roman" w:cs="Times New Roman"/>
+          <w:sz w:val="24"/>
+          <w:szCs w:val="24"/>
+          <w:lang w:eastAsia="tr-TR"/>
+        </w:rPr>
         <w:lastRenderedPageBreak/>
-        <w:t xml:space="preserve">  x &lt;- train_</w:t>
+        <w:t xml:space="preserve">  ────────────────────────────────────────</w:t>
+      </w:r>
+    </w:p>
+    <w:p>
+      <w:pPr>
+        <w:spacing w:before="100" w:beforeAutospacing="1" w:after="100" w:afterAutospacing="1" w:line="240" w:lineRule="auto"/>
+        <w:rPr>
+          <w:rFonts w:ascii="Times New Roman" w:eastAsia="Times New Roman" w:hAnsi="Times New Roman" w:cs="Times New Roman"/>
+          <w:sz w:val="24"/>
+          <w:szCs w:val="24"/>
+          <w:lang w:eastAsia="tr-TR"/>
+        </w:rPr>
+      </w:pPr>
+      <w:r>
+        <w:rPr>
+          <w:rFonts w:ascii="Times New Roman" w:eastAsia="Times New Roman" w:hAnsi="Times New Roman" w:cs="Times New Roman"/>
+          <w:sz w:val="24"/>
+          <w:szCs w:val="24"/>
+          <w:lang w:eastAsia="tr-TR"/>
+        </w:rPr>
+        <w:t xml:space="preserve">  Issue: SHAP non-stratified sampling</w:t>
+      </w:r>
+    </w:p>
+    <w:p>
+      <w:pPr>
+        <w:spacing w:before="100" w:beforeAutospacing="1" w:after="100" w:afterAutospacing="1" w:line="240" w:lineRule="auto"/>
+        <w:rPr>
+          <w:rFonts w:ascii="Times New Roman" w:eastAsia="Times New Roman" w:hAnsi="Times New Roman" w:cs="Times New Roman"/>
+          <w:sz w:val="24"/>
+          <w:szCs w:val="24"/>
+          <w:lang w:eastAsia="tr-TR"/>
+        </w:rPr>
+      </w:pPr>
+      <w:r>
+        <w:rPr>
+          <w:rFonts w:ascii="Times New Roman" w:eastAsia="Times New Roman" w:hAnsi="Times New Roman" w:cs="Times New Roman"/>
+          <w:sz w:val="24"/>
+          <w:szCs w:val="24"/>
+          <w:lang w:eastAsia="tr-TR"/>
+        </w:rPr>
+        <w:t xml:space="preserve">  Severity: 🟠 Significant</w:t>
+      </w:r>
+    </w:p>
+    <w:p>
+      <w:pPr>
+        <w:spacing w:before="100" w:beforeAutospacing="1" w:after="100" w:afterAutospacing="1" w:line="240" w:lineRule="auto"/>
+        <w:rPr>
+          <w:rFonts w:ascii="Times New Roman" w:eastAsia="Times New Roman" w:hAnsi="Times New Roman" w:cs="Times New Roman"/>
+          <w:sz w:val="24"/>
+          <w:szCs w:val="24"/>
+          <w:lang w:eastAsia="tr-TR"/>
+        </w:rPr>
+      </w:pPr>
+      <w:r>
+        <w:rPr>
+          <w:rFonts w:ascii="Times New Roman" w:eastAsia="Times New Roman" w:hAnsi="Times New Roman" w:cs="Times New Roman"/>
+          <w:sz w:val="24"/>
+          <w:szCs w:val="24"/>
+          <w:lang w:eastAsia="tr-TR"/>
+        </w:rPr>
+        <w:t xml:space="preserve">  File:Line: explain_dalex.R:318-321</w:t>
+      </w:r>
+    </w:p>
+    <w:p>
+      <w:pPr>
+        <w:spacing w:before="100" w:beforeAutospacing="1" w:after="100" w:afterAutospacing="1" w:line="240" w:lineRule="auto"/>
+        <w:rPr>
+          <w:rFonts w:ascii="Times New Roman" w:eastAsia="Times New Roman" w:hAnsi="Times New Roman" w:cs="Times New Roman"/>
+          <w:sz w:val="24"/>
+          <w:szCs w:val="24"/>
+          <w:lang w:eastAsia="tr-TR"/>
+        </w:rPr>
+      </w:pPr>
+      <w:r>
+        <w:rPr>
+          <w:rFonts w:ascii="Times New Roman" w:eastAsia="Times New Roman" w:hAnsi="Times New Roman" w:cs="Times New Roman"/>
+          <w:sz w:val="24"/>
+          <w:szCs w:val="24"/>
+          <w:lang w:eastAsia="tr-TR"/>
+        </w:rPr>
+        <w:t xml:space="preserve">  Status: Design flaw</w:t>
+      </w:r>
+    </w:p>
+    <w:p>
+      <w:pPr>
+        <w:spacing w:before="100" w:beforeAutospacing="1" w:after="100" w:afterAutospacing="1" w:line="240" w:lineRule="auto"/>
+        <w:rPr>
+          <w:rFonts w:ascii="Times New Roman" w:eastAsia="Times New Roman" w:hAnsi="Times New Roman" w:cs="Times New Roman"/>
+          <w:sz w:val="24"/>
+          <w:szCs w:val="24"/>
+          <w:lang w:eastAsia="tr-TR"/>
+        </w:rPr>
+      </w:pPr>
+      <w:r>
+        <w:rPr>
+          <w:rFonts w:ascii="Times New Roman" w:eastAsia="Times New Roman" w:hAnsi="Times New Roman" w:cs="Times New Roman"/>
+          <w:sz w:val="24"/>
+          <w:szCs w:val="24"/>
+          <w:lang w:eastAsia="tr-TR"/>
+        </w:rPr>
+        <w:t xml:space="preserve">  ────────────────────────────────────────</w:t>
+      </w:r>
+    </w:p>
+    <w:p>
+      <w:pPr>
+        <w:spacing w:before="100" w:beforeAutospacing="1" w:after="100" w:afterAutospacing="1" w:line="240" w:lineRule="auto"/>
+        <w:rPr>
+          <w:rFonts w:ascii="Times New Roman" w:eastAsia="Times New Roman" w:hAnsi="Times New Roman" w:cs="Times New Roman"/>
+          <w:sz w:val="24"/>
+          <w:szCs w:val="24"/>
+          <w:lang w:eastAsia="tr-TR"/>
+        </w:rPr>
+      </w:pPr>
+      <w:r>
+        <w:rPr>
+          <w:rFonts w:ascii="Times New Roman" w:eastAsia="Times New Roman" w:hAnsi="Times New Roman" w:cs="Times New Roman"/>
+          <w:sz w:val="24"/>
+          <w:szCs w:val="24"/>
+          <w:lang w:eastAsia="tr-TR"/>
+        </w:rPr>
+        <w:t xml:space="preserve">  Issue: Positive class inconsistency</w:t>
+      </w:r>
+    </w:p>
+    <w:p>
+      <w:pPr>
+        <w:spacing w:before="100" w:beforeAutospacing="1" w:after="100" w:afterAutospacing="1" w:line="240" w:lineRule="auto"/>
+        <w:rPr>
+          <w:rFonts w:ascii="Times New Roman" w:eastAsia="Times New Roman" w:hAnsi="Times New Roman" w:cs="Times New Roman"/>
+          <w:sz w:val="24"/>
+          <w:szCs w:val="24"/>
+          <w:lang w:eastAsia="tr-TR"/>
+        </w:rPr>
+      </w:pPr>
+      <w:r>
+        <w:rPr>
+          <w:rFonts w:ascii="Times New Roman" w:eastAsia="Times New Roman" w:hAnsi="Times New Roman" w:cs="Times New Roman"/>
+          <w:sz w:val="24"/>
+          <w:szCs w:val="24"/>
+          <w:lang w:eastAsia="tr-TR"/>
+        </w:rPr>
+        <w:t xml:space="preserve">  Severity: 🟠 Significant</w:t>
+      </w:r>
+    </w:p>
+    <w:p>
+      <w:pPr>
+        <w:spacing w:before="100" w:beforeAutospacing="1" w:after="100" w:afterAutospacing="1" w:line="240" w:lineRule="auto"/>
+        <w:rPr>
+          <w:rFonts w:ascii="Times New Roman" w:eastAsia="Times New Roman" w:hAnsi="Times New Roman" w:cs="Times New Roman"/>
+          <w:sz w:val="24"/>
+          <w:szCs w:val="24"/>
+          <w:lang w:eastAsia="tr-TR"/>
+        </w:rPr>
+      </w:pPr>
+      <w:r>
+        <w:rPr>
+          <w:rFonts w:ascii="Times New Roman" w:eastAsia="Times New Roman" w:hAnsi="Times New Roman" w:cs="Times New Roman"/>
+          <w:sz w:val="24"/>
+          <w:szCs w:val="24"/>
+          <w:lang w:eastAsia="tr-TR"/>
+        </w:rPr>
+        <w:t xml:space="preserve">  File:Line: explain_ale.R:46-49</w:t>
+      </w:r>
+    </w:p>
+    <w:p>
+      <w:pPr>
+        <w:spacing w:before="100" w:beforeAutospacing="1" w:after="100" w:afterAutospacing="1" w:line="240" w:lineRule="auto"/>
+        <w:rPr>
+          <w:rFonts w:ascii="Times New Roman" w:eastAsia="Times New Roman" w:hAnsi="Times New Roman" w:cs="Times New Roman"/>
+          <w:sz w:val="24"/>
+          <w:szCs w:val="24"/>
+          <w:lang w:eastAsia="tr-TR"/>
+        </w:rPr>
+      </w:pPr>
+      <w:r>
+        <w:rPr>
+          <w:rFonts w:ascii="Times New Roman" w:eastAsia="Times New Roman" w:hAnsi="Times New Roman" w:cs="Times New Roman"/>
+          <w:sz w:val="24"/>
+          <w:szCs w:val="24"/>
+          <w:lang w:eastAsia="tr-TR"/>
+        </w:rPr>
+        <w:t xml:space="preserve">  Status: BUG</w:t>
+      </w:r>
+    </w:p>
+    <w:p>
+      <w:pPr>
+        <w:spacing w:before="100" w:beforeAutospacing="1" w:after="100" w:afterAutospacing="1" w:line="240" w:lineRule="auto"/>
+        <w:rPr>
+          <w:rFonts w:ascii="Times New Roman" w:eastAsia="Times New Roman" w:hAnsi="Times New Roman" w:cs="Times New Roman"/>
+          <w:sz w:val="24"/>
+          <w:szCs w:val="24"/>
+          <w:lang w:eastAsia="tr-TR"/>
+        </w:rPr>
+      </w:pPr>
+      <w:r>
+        <w:rPr>
+          <w:rFonts w:ascii="Times New Roman" w:eastAsia="Times New Roman" w:hAnsi="Times New Roman" w:cs="Times New Roman"/>
+          <w:sz w:val="24"/>
+          <w:szCs w:val="24"/>
+          <w:lang w:eastAsia="tr-TR"/>
+        </w:rPr>
+        <w:t xml:space="preserve">  ────────────────────────────────────────</w:t>
+      </w:r>
+    </w:p>
+    <w:p>
+      <w:pPr>
+        <w:spacing w:before="100" w:beforeAutospacing="1" w:after="100" w:afterAutospacing="1" w:line="240" w:lineRule="auto"/>
+        <w:rPr>
+          <w:rFonts w:ascii="Times New Roman" w:eastAsia="Times New Roman" w:hAnsi="Times New Roman" w:cs="Times New Roman"/>
+          <w:sz w:val="24"/>
+          <w:szCs w:val="24"/>
+          <w:lang w:eastAsia="tr-TR"/>
+        </w:rPr>
+      </w:pPr>
+      <w:r>
+        <w:rPr>
+          <w:rFonts w:ascii="Times New Roman" w:eastAsia="Times New Roman" w:hAnsi="Times New Roman" w:cs="Times New Roman"/>
+          <w:sz w:val="24"/>
+          <w:szCs w:val="24"/>
+          <w:lang w:eastAsia="tr-TR"/>
+        </w:rPr>
+        <w:t xml:space="preserve">  Issue: Loss function edge cases</w:t>
+      </w:r>
+    </w:p>
+    <w:p>
+      <w:pPr>
+        <w:spacing w:before="100" w:beforeAutospacing="1" w:after="100" w:afterAutospacing="1" w:line="240" w:lineRule="auto"/>
+        <w:rPr>
+          <w:rFonts w:ascii="Times New Roman" w:eastAsia="Times New Roman" w:hAnsi="Times New Roman" w:cs="Times New Roman"/>
+          <w:sz w:val="24"/>
+          <w:szCs w:val="24"/>
+          <w:lang w:eastAsia="tr-TR"/>
+        </w:rPr>
+      </w:pPr>
+      <w:r>
+        <w:rPr>
+          <w:rFonts w:ascii="Times New Roman" w:eastAsia="Times New Roman" w:hAnsi="Times New Roman" w:cs="Times New Roman"/>
+          <w:sz w:val="24"/>
+          <w:szCs w:val="24"/>
+          <w:lang w:eastAsia="tr-TR"/>
+        </w:rPr>
+        <w:t xml:space="preserve">  Severity: 🟡 Moderate</w:t>
+      </w:r>
+    </w:p>
+    <w:p>
+      <w:pPr>
+        <w:spacing w:before="100" w:beforeAutospacing="1" w:after="100" w:afterAutospacing="1" w:line="240" w:lineRule="auto"/>
+        <w:rPr>
+          <w:rFonts w:ascii="Times New Roman" w:eastAsia="Times New Roman" w:hAnsi="Times New Roman" w:cs="Times New Roman"/>
+          <w:sz w:val="24"/>
+          <w:szCs w:val="24"/>
+          <w:lang w:eastAsia="tr-TR"/>
+        </w:rPr>
+      </w:pPr>
+      <w:r>
+        <w:rPr>
+          <w:rFonts w:ascii="Times New Roman" w:eastAsia="Times New Roman" w:hAnsi="Times New Roman" w:cs="Times New Roman"/>
+          <w:sz w:val="24"/>
+          <w:szCs w:val="24"/>
+          <w:lang w:eastAsia="tr-TR"/>
+        </w:rPr>
+        <w:t xml:space="preserve">  File:Line: explain_dalex.R:305-307</w:t>
+      </w:r>
+    </w:p>
+    <w:p>
+      <w:pPr>
+        <w:spacing w:before="100" w:beforeAutospacing="1" w:after="100" w:afterAutospacing="1" w:line="240" w:lineRule="auto"/>
+        <w:rPr>
+          <w:rFonts w:ascii="Times New Roman" w:eastAsia="Times New Roman" w:hAnsi="Times New Roman" w:cs="Times New Roman"/>
+          <w:sz w:val="24"/>
+          <w:szCs w:val="24"/>
+          <w:lang w:eastAsia="tr-TR"/>
+        </w:rPr>
+      </w:pPr>
+      <w:r>
+        <w:rPr>
+          <w:rFonts w:ascii="Times New Roman" w:eastAsia="Times New Roman" w:hAnsi="Times New Roman" w:cs="Times New Roman"/>
+          <w:sz w:val="24"/>
+          <w:szCs w:val="24"/>
+          <w:lang w:eastAsia="tr-TR"/>
+        </w:rPr>
+        <w:t xml:space="preserve">  Status: Edge case</w:t>
+      </w:r>
+    </w:p>
+    <w:p>
+      <w:pPr>
+        <w:spacing w:before="100" w:beforeAutospacing="1" w:after="100" w:afterAutospacing="1" w:line="240" w:lineRule="auto"/>
+        <w:rPr>
+          <w:rFonts w:ascii="Times New Roman" w:eastAsia="Times New Roman" w:hAnsi="Times New Roman" w:cs="Times New Roman"/>
+          <w:sz w:val="24"/>
+          <w:szCs w:val="24"/>
+          <w:lang w:eastAsia="tr-TR"/>
+        </w:rPr>
+      </w:pPr>
+      <w:r>
+        <w:rPr>
+          <w:rFonts w:ascii="Times New Roman" w:eastAsia="Times New Roman" w:hAnsi="Times New Roman" w:cs="Times New Roman"/>
+          <w:sz w:val="24"/>
+          <w:szCs w:val="24"/>
+          <w:lang w:eastAsia="tr-TR"/>
+        </w:rPr>
+        <w:t xml:space="preserve">  ────────────────────────────────────────</w:t>
+      </w:r>
+    </w:p>
+    <w:p>
+      <w:pPr>
+        <w:spacing w:before="100" w:beforeAutospacing="1" w:after="100" w:afterAutospacing="1" w:line="240" w:lineRule="auto"/>
+        <w:rPr>
+          <w:rFonts w:ascii="Times New Roman" w:eastAsia="Times New Roman" w:hAnsi="Times New Roman" w:cs="Times New Roman"/>
+          <w:sz w:val="24"/>
+          <w:szCs w:val="24"/>
+          <w:lang w:eastAsia="tr-TR"/>
+        </w:rPr>
+      </w:pPr>
+      <w:r>
+        <w:rPr>
+          <w:rFonts w:ascii="Times New Roman" w:eastAsia="Times New Roman" w:hAnsi="Times New Roman" w:cs="Times New Roman"/>
+          <w:sz w:val="24"/>
+          <w:szCs w:val="24"/>
+          <w:lang w:eastAsia="tr-TR"/>
+        </w:rPr>
+        <w:t xml:space="preserve">  Issue: Feature name sanitization</w:t>
+      </w:r>
+    </w:p>
+    <w:p>
+      <w:pPr>
+        <w:spacing w:before="100" w:beforeAutospacing="1" w:after="100" w:afterAutospacing="1" w:line="240" w:lineRule="auto"/>
+        <w:rPr>
+          <w:rFonts w:ascii="Times New Roman" w:eastAsia="Times New Roman" w:hAnsi="Times New Roman" w:cs="Times New Roman"/>
+          <w:sz w:val="24"/>
+          <w:szCs w:val="24"/>
+          <w:lang w:eastAsia="tr-TR"/>
+        </w:rPr>
+      </w:pPr>
+      <w:r>
+        <w:rPr>
+          <w:rFonts w:ascii="Times New Roman" w:eastAsia="Times New Roman" w:hAnsi="Times New Roman" w:cs="Times New Roman"/>
+          <w:sz w:val="24"/>
+          <w:szCs w:val="24"/>
+          <w:lang w:eastAsia="tr-TR"/>
+        </w:rPr>
+        <w:t xml:space="preserve">  Severity: 🟡 Moderate</w:t>
+      </w:r>
+    </w:p>
+    <w:p>
+      <w:pPr>
+        <w:spacing w:before="100" w:beforeAutospacing="1" w:after="100" w:afterAutospacing="1" w:line="240" w:lineRule="auto"/>
+        <w:rPr>
+          <w:rFonts w:ascii="Times New Roman" w:eastAsia="Times New Roman" w:hAnsi="Times New Roman" w:cs="Times New Roman"/>
+          <w:sz w:val="24"/>
+          <w:szCs w:val="24"/>
+          <w:lang w:eastAsia="tr-TR"/>
+        </w:rPr>
+      </w:pPr>
+      <w:r>
+        <w:rPr>
+          <w:rFonts w:ascii="Times New Roman" w:eastAsia="Times New Roman" w:hAnsi="Times New Roman" w:cs="Times New Roman"/>
+          <w:sz w:val="24"/>
+          <w:szCs w:val="24"/>
+          <w:lang w:eastAsia="tr-TR"/>
+        </w:rPr>
+        <w:t xml:space="preserve">  File:Line: Various</w:t>
+      </w:r>
+    </w:p>
+    <w:p>
+      <w:pPr>
+        <w:spacing w:before="100" w:beforeAutospacing="1" w:after="100" w:afterAutospacing="1" w:line="240" w:lineRule="auto"/>
+        <w:rPr>
+          <w:rFonts w:ascii="Times New Roman" w:eastAsia="Times New Roman" w:hAnsi="Times New Roman" w:cs="Times New Roman"/>
+          <w:sz w:val="24"/>
+          <w:szCs w:val="24"/>
+          <w:lang w:eastAsia="tr-TR"/>
+        </w:rPr>
+      </w:pPr>
+      <w:r>
+        <w:rPr>
+          <w:rFonts w:ascii="Times New Roman" w:eastAsia="Times New Roman" w:hAnsi="Times New Roman" w:cs="Times New Roman"/>
+          <w:sz w:val="24"/>
+          <w:szCs w:val="24"/>
+          <w:lang w:eastAsia="tr-TR"/>
+        </w:rPr>
+        <w:t xml:space="preserve">  Status: Inconsistent</w:t>
+      </w:r>
+    </w:p>
+    <w:p>
+      <w:pPr>
+        <w:spacing w:before="100" w:beforeAutospacing="1" w:after="100" w:afterAutospacing="1" w:line="240" w:lineRule="auto"/>
+        <w:rPr>
+          <w:rFonts w:ascii="Times New Roman" w:eastAsia="Times New Roman" w:hAnsi="Times New Roman" w:cs="Times New Roman"/>
+          <w:sz w:val="24"/>
+          <w:szCs w:val="24"/>
+          <w:lang w:eastAsia="tr-TR"/>
+        </w:rPr>
+      </w:pPr>
+      <w:r>
+        <w:rPr>
+          <w:rFonts w:ascii="Times New Roman" w:eastAsia="Times New Roman" w:hAnsi="Times New Roman" w:cs="Times New Roman"/>
+          <w:sz w:val="24"/>
+          <w:szCs w:val="24"/>
+          <w:lang w:eastAsia="tr-TR"/>
+        </w:rPr>
+        <w:t xml:space="preserve">  ────────────────────────────────────────</w:t>
+      </w:r>
+    </w:p>
+    <w:p>
+      <w:pPr>
+        <w:spacing w:before="100" w:beforeAutospacing="1" w:after="100" w:afterAutospacing="1" w:line="240" w:lineRule="auto"/>
+        <w:rPr>
+          <w:rFonts w:ascii="Times New Roman" w:eastAsia="Times New Roman" w:hAnsi="Times New Roman" w:cs="Times New Roman"/>
+          <w:sz w:val="24"/>
+          <w:szCs w:val="24"/>
+          <w:lang w:eastAsia="tr-TR"/>
+        </w:rPr>
+      </w:pPr>
+      <w:r>
+        <w:rPr>
+          <w:rFonts w:ascii="Times New Roman" w:eastAsia="Times New Roman" w:hAnsi="Times New Roman" w:cs="Times New Roman"/>
+          <w:sz w:val="24"/>
+          <w:szCs w:val="24"/>
+          <w:lang w:eastAsia="tr-TR"/>
+        </w:rPr>
+        <w:t xml:space="preserve">  Issue: ICE vs ALE </w:t>
       </w:r>
       <w:proofErr w:type="gramStart"/>
       <w:r>
@@ -9796,496 +11613,68 @@
           <w:szCs w:val="24"/>
           <w:lang w:eastAsia="tr-TR"/>
         </w:rPr>
-        <w:t>[, setdiff(names(train_data), object$label), drop = FALSE]</w:t>
-      </w:r>
-    </w:p>
-    <w:p>
-      <w:pPr>
-        <w:spacing w:before="100" w:beforeAutospacing="1" w:after="100" w:afterAutospacing="1" w:line="240" w:lineRule="auto"/>
-        <w:rPr>
-          <w:rFonts w:ascii="Times New Roman" w:eastAsia="Times New Roman" w:hAnsi="Times New Roman" w:cs="Times New Roman"/>
-          <w:sz w:val="24"/>
-          <w:szCs w:val="24"/>
-          <w:lang w:eastAsia="tr-TR"/>
-        </w:rPr>
-      </w:pPr>
-    </w:p>
-    <w:p>
-      <w:pPr>
-        <w:spacing w:before="100" w:beforeAutospacing="1" w:after="100" w:afterAutospacing="1" w:line="240" w:lineRule="auto"/>
-        <w:rPr>
-          <w:rFonts w:ascii="Times New Roman" w:eastAsia="Times New Roman" w:hAnsi="Times New Roman" w:cs="Times New Roman"/>
-          <w:sz w:val="24"/>
-          <w:szCs w:val="24"/>
-          <w:lang w:eastAsia="tr-TR"/>
-        </w:rPr>
-      </w:pPr>
-      <w:r>
-        <w:rPr>
-          <w:rFonts w:ascii="Times New Roman" w:eastAsia="Times New Roman" w:hAnsi="Times New Roman" w:cs="Times New Roman"/>
-          <w:sz w:val="24"/>
-          <w:szCs w:val="24"/>
-          <w:lang w:eastAsia="tr-TR"/>
-        </w:rPr>
-        <w:t xml:space="preserve">  But all other iml-based methods (ALE, interaction, surrogate) use prep$x_raw (raw     </w:t>
-      </w:r>
-    </w:p>
-    <w:p>
-      <w:pPr>
-        <w:spacing w:before="100" w:beforeAutospacing="1" w:after="100" w:afterAutospacing="1" w:line="240" w:lineRule="auto"/>
-        <w:rPr>
-          <w:rFonts w:ascii="Times New Roman" w:eastAsia="Times New Roman" w:hAnsi="Times New Roman" w:cs="Times New Roman"/>
-          <w:sz w:val="24"/>
-          <w:szCs w:val="24"/>
-          <w:lang w:eastAsia="tr-TR"/>
-        </w:rPr>
-      </w:pPr>
-      <w:r>
-        <w:rPr>
-          <w:rFonts w:ascii="Times New Roman" w:eastAsia="Times New Roman" w:hAnsi="Times New Roman" w:cs="Times New Roman"/>
-          <w:sz w:val="24"/>
-          <w:szCs w:val="24"/>
-          <w:lang w:eastAsia="tr-TR"/>
-        </w:rPr>
-        <w:t xml:space="preserve">  </w:t>
-      </w:r>
-      <w:proofErr w:type="gramStart"/>
-      <w:r>
-        <w:rPr>
-          <w:rFonts w:ascii="Times New Roman" w:eastAsia="Times New Roman" w:hAnsi="Times New Roman" w:cs="Times New Roman"/>
-          <w:sz w:val="24"/>
-          <w:szCs w:val="24"/>
-          <w:lang w:eastAsia="tr-TR"/>
-        </w:rPr>
-        <w:t>data</w:t>
-      </w:r>
-      <w:proofErr w:type="gramEnd"/>
-      <w:r>
-        <w:rPr>
-          <w:rFonts w:ascii="Times New Roman" w:eastAsia="Times New Roman" w:hAnsi="Times New Roman" w:cs="Times New Roman"/>
-          <w:sz w:val="24"/>
-          <w:szCs w:val="24"/>
-          <w:lang w:eastAsia="tr-TR"/>
-        </w:rPr>
-        <w:t xml:space="preserve">). This inconsistency means ICE plots show effects on encoded features while ALE  </w:t>
-      </w:r>
-    </w:p>
-    <w:p>
-      <w:pPr>
-        <w:spacing w:before="100" w:beforeAutospacing="1" w:after="100" w:afterAutospacing="1" w:line="240" w:lineRule="auto"/>
-        <w:rPr>
-          <w:rFonts w:ascii="Times New Roman" w:eastAsia="Times New Roman" w:hAnsi="Times New Roman" w:cs="Times New Roman"/>
-          <w:sz w:val="24"/>
-          <w:szCs w:val="24"/>
-          <w:lang w:eastAsia="tr-TR"/>
-        </w:rPr>
-      </w:pPr>
-      <w:r>
-        <w:rPr>
-          <w:rFonts w:ascii="Times New Roman" w:eastAsia="Times New Roman" w:hAnsi="Times New Roman" w:cs="Times New Roman"/>
-          <w:sz w:val="24"/>
-          <w:szCs w:val="24"/>
-          <w:lang w:eastAsia="tr-TR"/>
-        </w:rPr>
-        <w:t xml:space="preserve">  shows effects on raw features.</w:t>
-      </w:r>
-    </w:p>
-    <w:p>
-      <w:pPr>
-        <w:spacing w:before="100" w:beforeAutospacing="1" w:after="100" w:afterAutospacing="1" w:line="240" w:lineRule="auto"/>
-        <w:rPr>
-          <w:rFonts w:ascii="Times New Roman" w:eastAsia="Times New Roman" w:hAnsi="Times New Roman" w:cs="Times New Roman"/>
-          <w:sz w:val="24"/>
-          <w:szCs w:val="24"/>
-          <w:lang w:eastAsia="tr-TR"/>
-        </w:rPr>
-      </w:pPr>
-    </w:p>
-    <w:p>
-      <w:pPr>
-        <w:spacing w:before="100" w:beforeAutospacing="1" w:after="100" w:afterAutospacing="1" w:line="240" w:lineRule="auto"/>
-        <w:rPr>
-          <w:rFonts w:ascii="Times New Roman" w:eastAsia="Times New Roman" w:hAnsi="Times New Roman" w:cs="Times New Roman"/>
-          <w:sz w:val="24"/>
-          <w:szCs w:val="24"/>
-          <w:lang w:eastAsia="tr-TR"/>
-        </w:rPr>
-      </w:pPr>
-      <w:r>
-        <w:rPr>
-          <w:rFonts w:ascii="Times New Roman" w:eastAsia="Times New Roman" w:hAnsi="Times New Roman" w:cs="Times New Roman"/>
-          <w:sz w:val="24"/>
-          <w:szCs w:val="24"/>
-          <w:lang w:eastAsia="tr-TR"/>
-        </w:rPr>
-        <w:t xml:space="preserve">  ---</w:t>
-      </w:r>
-    </w:p>
-    <w:p>
-      <w:pPr>
-        <w:spacing w:before="100" w:beforeAutospacing="1" w:after="100" w:afterAutospacing="1" w:line="240" w:lineRule="auto"/>
-        <w:rPr>
-          <w:rFonts w:ascii="Times New Roman" w:eastAsia="Times New Roman" w:hAnsi="Times New Roman" w:cs="Times New Roman"/>
-          <w:sz w:val="24"/>
-          <w:szCs w:val="24"/>
-          <w:lang w:eastAsia="tr-TR"/>
-        </w:rPr>
-      </w:pPr>
-      <w:r>
-        <w:rPr>
-          <w:rFonts w:ascii="Times New Roman" w:eastAsia="Times New Roman" w:hAnsi="Times New Roman" w:cs="Times New Roman"/>
-          <w:sz w:val="24"/>
-          <w:szCs w:val="24"/>
-          <w:lang w:eastAsia="tr-TR"/>
-        </w:rPr>
-        <w:t xml:space="preserve">  🟢 MINOR ISSUES</w:t>
-      </w:r>
-    </w:p>
-    <w:p>
-      <w:pPr>
-        <w:spacing w:before="100" w:beforeAutospacing="1" w:after="100" w:afterAutospacing="1" w:line="240" w:lineRule="auto"/>
-        <w:rPr>
-          <w:rFonts w:ascii="Times New Roman" w:eastAsia="Times New Roman" w:hAnsi="Times New Roman" w:cs="Times New Roman"/>
-          <w:sz w:val="24"/>
-          <w:szCs w:val="24"/>
-          <w:lang w:eastAsia="tr-TR"/>
-        </w:rPr>
-      </w:pPr>
-    </w:p>
-    <w:p>
-      <w:pPr>
-        <w:spacing w:before="100" w:beforeAutospacing="1" w:after="100" w:afterAutospacing="1" w:line="240" w:lineRule="auto"/>
-        <w:rPr>
-          <w:rFonts w:ascii="Times New Roman" w:eastAsia="Times New Roman" w:hAnsi="Times New Roman" w:cs="Times New Roman"/>
-          <w:sz w:val="24"/>
-          <w:szCs w:val="24"/>
-          <w:lang w:eastAsia="tr-TR"/>
-        </w:rPr>
-      </w:pPr>
-      <w:r>
-        <w:rPr>
-          <w:rFonts w:ascii="Times New Roman" w:eastAsia="Times New Roman" w:hAnsi="Times New Roman" w:cs="Times New Roman"/>
-          <w:sz w:val="24"/>
-          <w:szCs w:val="24"/>
-          <w:lang w:eastAsia="tr-TR"/>
-        </w:rPr>
-        <w:t xml:space="preserve">  9. Stability Across Folds/Resamples — Not Addressed</w:t>
-      </w:r>
-    </w:p>
-    <w:p>
-      <w:pPr>
-        <w:spacing w:before="100" w:beforeAutospacing="1" w:after="100" w:afterAutospacing="1" w:line="240" w:lineRule="auto"/>
-        <w:rPr>
-          <w:rFonts w:ascii="Times New Roman" w:eastAsia="Times New Roman" w:hAnsi="Times New Roman" w:cs="Times New Roman"/>
-          <w:sz w:val="24"/>
-          <w:szCs w:val="24"/>
-          <w:lang w:eastAsia="tr-TR"/>
-        </w:rPr>
-      </w:pPr>
-    </w:p>
-    <w:p>
-      <w:pPr>
-        <w:spacing w:before="100" w:beforeAutospacing="1" w:after="100" w:afterAutospacing="1" w:line="240" w:lineRule="auto"/>
-        <w:rPr>
-          <w:rFonts w:ascii="Times New Roman" w:eastAsia="Times New Roman" w:hAnsi="Times New Roman" w:cs="Times New Roman"/>
-          <w:sz w:val="24"/>
-          <w:szCs w:val="24"/>
-          <w:lang w:eastAsia="tr-TR"/>
-        </w:rPr>
-      </w:pPr>
-      <w:r>
-        <w:rPr>
-          <w:rFonts w:ascii="Times New Roman" w:eastAsia="Times New Roman" w:hAnsi="Times New Roman" w:cs="Times New Roman"/>
-          <w:sz w:val="24"/>
-          <w:szCs w:val="24"/>
-          <w:lang w:eastAsia="tr-TR"/>
-        </w:rPr>
-        <w:t xml:space="preserve">  No mechanism exists for fold-wise explanations. The explainability functions only work</w:t>
-      </w:r>
-    </w:p>
-    <w:p>
-      <w:pPr>
-        <w:spacing w:before="100" w:beforeAutospacing="1" w:after="100" w:afterAutospacing="1" w:line="240" w:lineRule="auto"/>
-        <w:rPr>
-          <w:rFonts w:ascii="Times New Roman" w:eastAsia="Times New Roman" w:hAnsi="Times New Roman" w:cs="Times New Roman"/>
-          <w:sz w:val="24"/>
-          <w:szCs w:val="24"/>
-          <w:lang w:eastAsia="tr-TR"/>
-        </w:rPr>
-      </w:pPr>
-      <w:r>
-        <w:rPr>
-          <w:rFonts w:ascii="Times New Roman" w:eastAsia="Times New Roman" w:hAnsi="Times New Roman" w:cs="Times New Roman"/>
-          <w:sz w:val="24"/>
-          <w:szCs w:val="24"/>
-          <w:lang w:eastAsia="tr-TR"/>
-        </w:rPr>
-        <w:t xml:space="preserve">   </w:t>
-      </w:r>
-      <w:proofErr w:type="gramStart"/>
-      <w:r>
-        <w:rPr>
-          <w:rFonts w:ascii="Times New Roman" w:eastAsia="Times New Roman" w:hAnsi="Times New Roman" w:cs="Times New Roman"/>
-          <w:sz w:val="24"/>
-          <w:szCs w:val="24"/>
-          <w:lang w:eastAsia="tr-TR"/>
-        </w:rPr>
-        <w:t>on</w:t>
-      </w:r>
-      <w:proofErr w:type="gramEnd"/>
-      <w:r>
-        <w:rPr>
-          <w:rFonts w:ascii="Times New Roman" w:eastAsia="Times New Roman" w:hAnsi="Times New Roman" w:cs="Times New Roman"/>
-          <w:sz w:val="24"/>
-          <w:szCs w:val="24"/>
-          <w:lang w:eastAsia="tr-TR"/>
-        </w:rPr>
-        <w:t xml:space="preserve"> the final best model, not on each fold's model. This means:</w:t>
-      </w:r>
-    </w:p>
-    <w:p>
-      <w:pPr>
-        <w:spacing w:before="100" w:beforeAutospacing="1" w:after="100" w:afterAutospacing="1" w:line="240" w:lineRule="auto"/>
-        <w:rPr>
-          <w:rFonts w:ascii="Times New Roman" w:eastAsia="Times New Roman" w:hAnsi="Times New Roman" w:cs="Times New Roman"/>
-          <w:sz w:val="24"/>
-          <w:szCs w:val="24"/>
-          <w:lang w:eastAsia="tr-TR"/>
-        </w:rPr>
-      </w:pPr>
-    </w:p>
-    <w:p>
-      <w:pPr>
-        <w:spacing w:before="100" w:beforeAutospacing="1" w:after="100" w:afterAutospacing="1" w:line="240" w:lineRule="auto"/>
-        <w:rPr>
-          <w:rFonts w:ascii="Times New Roman" w:eastAsia="Times New Roman" w:hAnsi="Times New Roman" w:cs="Times New Roman"/>
-          <w:sz w:val="24"/>
-          <w:szCs w:val="24"/>
-          <w:lang w:eastAsia="tr-TR"/>
-        </w:rPr>
-      </w:pPr>
-      <w:r>
-        <w:rPr>
-          <w:rFonts w:ascii="Times New Roman" w:eastAsia="Times New Roman" w:hAnsi="Times New Roman" w:cs="Times New Roman"/>
-          <w:sz w:val="24"/>
-          <w:szCs w:val="24"/>
-          <w:lang w:eastAsia="tr-TR"/>
-        </w:rPr>
-        <w:t xml:space="preserve">  - Users cannot assess explanation stability across CV folds</w:t>
-      </w:r>
-    </w:p>
-    <w:p>
-      <w:pPr>
-        <w:spacing w:before="100" w:beforeAutospacing="1" w:after="100" w:afterAutospacing="1" w:line="240" w:lineRule="auto"/>
-        <w:rPr>
-          <w:rFonts w:ascii="Times New Roman" w:eastAsia="Times New Roman" w:hAnsi="Times New Roman" w:cs="Times New Roman"/>
-          <w:sz w:val="24"/>
-          <w:szCs w:val="24"/>
-          <w:lang w:eastAsia="tr-TR"/>
-        </w:rPr>
-      </w:pPr>
-      <w:r>
-        <w:rPr>
-          <w:rFonts w:ascii="Times New Roman" w:eastAsia="Times New Roman" w:hAnsi="Times New Roman" w:cs="Times New Roman"/>
-          <w:sz w:val="24"/>
-          <w:szCs w:val="24"/>
-          <w:lang w:eastAsia="tr-TR"/>
-        </w:rPr>
-        <w:t xml:space="preserve">  - No built-in bootstrap confidence intervals for feature importance</w:t>
-      </w:r>
-    </w:p>
-    <w:p>
-      <w:pPr>
-        <w:spacing w:before="100" w:beforeAutospacing="1" w:after="100" w:afterAutospacing="1" w:line="240" w:lineRule="auto"/>
-        <w:rPr>
-          <w:rFonts w:ascii="Times New Roman" w:eastAsia="Times New Roman" w:hAnsi="Times New Roman" w:cs="Times New Roman"/>
-          <w:sz w:val="24"/>
-          <w:szCs w:val="24"/>
-          <w:lang w:eastAsia="tr-TR"/>
-        </w:rPr>
-      </w:pPr>
-      <w:r>
-        <w:rPr>
-          <w:rFonts w:ascii="Times New Roman" w:eastAsia="Times New Roman" w:hAnsi="Times New Roman" w:cs="Times New Roman"/>
-          <w:sz w:val="24"/>
-          <w:szCs w:val="24"/>
-          <w:lang w:eastAsia="tr-TR"/>
-        </w:rPr>
-        <w:t xml:space="preserve">  - resampling_results is stored but never used for explanation stability analysis      </w:t>
-      </w:r>
-    </w:p>
-    <w:p>
-      <w:pPr>
-        <w:spacing w:before="100" w:beforeAutospacing="1" w:after="100" w:afterAutospacing="1" w:line="240" w:lineRule="auto"/>
-        <w:rPr>
-          <w:rFonts w:ascii="Times New Roman" w:eastAsia="Times New Roman" w:hAnsi="Times New Roman" w:cs="Times New Roman"/>
-          <w:sz w:val="24"/>
-          <w:szCs w:val="24"/>
-          <w:lang w:eastAsia="tr-TR"/>
-        </w:rPr>
-      </w:pPr>
-    </w:p>
-    <w:p>
-      <w:pPr>
-        <w:spacing w:before="100" w:beforeAutospacing="1" w:after="100" w:afterAutospacing="1" w:line="240" w:lineRule="auto"/>
-        <w:rPr>
-          <w:rFonts w:ascii="Times New Roman" w:eastAsia="Times New Roman" w:hAnsi="Times New Roman" w:cs="Times New Roman"/>
-          <w:sz w:val="24"/>
-          <w:szCs w:val="24"/>
-          <w:lang w:eastAsia="tr-TR"/>
-        </w:rPr>
-      </w:pPr>
-      <w:r>
-        <w:rPr>
-          <w:rFonts w:ascii="Times New Roman" w:eastAsia="Times New Roman" w:hAnsi="Times New Roman" w:cs="Times New Roman"/>
-          <w:sz w:val="24"/>
-          <w:szCs w:val="24"/>
-          <w:lang w:eastAsia="tr-TR"/>
-        </w:rPr>
-        <w:t xml:space="preserve">  10. Multiclass Probability Handling</w:t>
-      </w:r>
-    </w:p>
-    <w:p>
-      <w:pPr>
-        <w:spacing w:before="100" w:beforeAutospacing="1" w:after="100" w:afterAutospacing="1" w:line="240" w:lineRule="auto"/>
-        <w:rPr>
-          <w:rFonts w:ascii="Times New Roman" w:eastAsia="Times New Roman" w:hAnsi="Times New Roman" w:cs="Times New Roman"/>
-          <w:sz w:val="24"/>
-          <w:szCs w:val="24"/>
-          <w:lang w:eastAsia="tr-TR"/>
-        </w:rPr>
-      </w:pPr>
-    </w:p>
-    <w:p>
-      <w:pPr>
-        <w:spacing w:before="100" w:beforeAutospacing="1" w:after="100" w:afterAutospacing="1" w:line="240" w:lineRule="auto"/>
-        <w:rPr>
-          <w:rFonts w:ascii="Times New Roman" w:eastAsia="Times New Roman" w:hAnsi="Times New Roman" w:cs="Times New Roman"/>
-          <w:sz w:val="24"/>
-          <w:szCs w:val="24"/>
-          <w:lang w:eastAsia="tr-TR"/>
-        </w:rPr>
-      </w:pPr>
-      <w:r>
-        <w:rPr>
-          <w:rFonts w:ascii="Times New Roman" w:eastAsia="Times New Roman" w:hAnsi="Times New Roman" w:cs="Times New Roman"/>
-          <w:sz w:val="24"/>
-          <w:szCs w:val="24"/>
-          <w:lang w:eastAsia="tr-TR"/>
-        </w:rPr>
-        <w:t xml:space="preserve">  R/explain_</w:t>
-      </w:r>
-      <w:proofErr w:type="gramStart"/>
-      <w:r>
-        <w:rPr>
-          <w:rFonts w:ascii="Times New Roman" w:eastAsia="Times New Roman" w:hAnsi="Times New Roman" w:cs="Times New Roman"/>
-          <w:sz w:val="24"/>
-          <w:szCs w:val="24"/>
-          <w:lang w:eastAsia="tr-TR"/>
-        </w:rPr>
-        <w:t>dalex.R</w:t>
-      </w:r>
-      <w:proofErr w:type="gramEnd"/>
-      <w:r>
-        <w:rPr>
-          <w:rFonts w:ascii="Times New Roman" w:eastAsia="Times New Roman" w:hAnsi="Times New Roman" w:cs="Times New Roman"/>
-          <w:sz w:val="24"/>
-          <w:szCs w:val="24"/>
-          <w:lang w:eastAsia="tr-TR"/>
-        </w:rPr>
-        <w:t>:135-137:</w:t>
-      </w:r>
-    </w:p>
-    <w:p>
-      <w:pPr>
-        <w:spacing w:before="100" w:beforeAutospacing="1" w:after="100" w:afterAutospacing="1" w:line="240" w:lineRule="auto"/>
-        <w:rPr>
-          <w:rFonts w:ascii="Times New Roman" w:eastAsia="Times New Roman" w:hAnsi="Times New Roman" w:cs="Times New Roman"/>
-          <w:sz w:val="24"/>
-          <w:szCs w:val="24"/>
-          <w:lang w:eastAsia="tr-TR"/>
-        </w:rPr>
-      </w:pPr>
-      <w:r>
-        <w:rPr>
-          <w:rFonts w:ascii="Times New Roman" w:eastAsia="Times New Roman" w:hAnsi="Times New Roman" w:cs="Times New Roman"/>
-          <w:sz w:val="24"/>
-          <w:szCs w:val="24"/>
-          <w:lang w:eastAsia="tr-TR"/>
-        </w:rPr>
-        <w:t xml:space="preserve">  if (ncol(p) &gt; 2) {</w:t>
-      </w:r>
-    </w:p>
-    <w:p>
-      <w:pPr>
-        <w:spacing w:before="100" w:beforeAutospacing="1" w:after="100" w:afterAutospacing="1" w:line="240" w:lineRule="auto"/>
-        <w:rPr>
-          <w:rFonts w:ascii="Times New Roman" w:eastAsia="Times New Roman" w:hAnsi="Times New Roman" w:cs="Times New Roman"/>
-          <w:sz w:val="24"/>
-          <w:szCs w:val="24"/>
-          <w:lang w:eastAsia="tr-TR"/>
-        </w:rPr>
-      </w:pPr>
-      <w:r>
-        <w:rPr>
-          <w:rFonts w:ascii="Times New Roman" w:eastAsia="Times New Roman" w:hAnsi="Times New Roman" w:cs="Times New Roman"/>
-          <w:sz w:val="24"/>
-          <w:szCs w:val="24"/>
-          <w:lang w:eastAsia="tr-TR"/>
-        </w:rPr>
-        <w:t xml:space="preserve">    return(</w:t>
-      </w:r>
-      <w:proofErr w:type="gramStart"/>
-      <w:r>
-        <w:rPr>
-          <w:rFonts w:ascii="Times New Roman" w:eastAsia="Times New Roman" w:hAnsi="Times New Roman" w:cs="Times New Roman"/>
-          <w:sz w:val="24"/>
-          <w:szCs w:val="24"/>
-          <w:lang w:eastAsia="tr-TR"/>
-        </w:rPr>
-        <w:t>as.matrix</w:t>
-      </w:r>
-      <w:proofErr w:type="gramEnd"/>
-      <w:r>
-        <w:rPr>
-          <w:rFonts w:ascii="Times New Roman" w:eastAsia="Times New Roman" w:hAnsi="Times New Roman" w:cs="Times New Roman"/>
-          <w:sz w:val="24"/>
-          <w:szCs w:val="24"/>
-          <w:lang w:eastAsia="tr-TR"/>
-        </w:rPr>
-        <w:t>(p))  # Returns FULL probability matrix for multiclass</w:t>
-      </w:r>
-    </w:p>
-    <w:p>
-      <w:pPr>
-        <w:spacing w:before="100" w:beforeAutospacing="1" w:after="100" w:afterAutospacing="1" w:line="240" w:lineRule="auto"/>
-        <w:rPr>
-          <w:rFonts w:ascii="Times New Roman" w:eastAsia="Times New Roman" w:hAnsi="Times New Roman" w:cs="Times New Roman"/>
-          <w:sz w:val="24"/>
-          <w:szCs w:val="24"/>
-          <w:lang w:eastAsia="tr-TR"/>
-        </w:rPr>
-      </w:pPr>
-      <w:r>
-        <w:rPr>
-          <w:rFonts w:ascii="Times New Roman" w:eastAsia="Times New Roman" w:hAnsi="Times New Roman" w:cs="Times New Roman"/>
-          <w:sz w:val="24"/>
-          <w:szCs w:val="24"/>
-          <w:lang w:eastAsia="tr-TR"/>
-        </w:rPr>
-        <w:t xml:space="preserve">  }</w:t>
-      </w:r>
-    </w:p>
-    <w:p>
-      <w:pPr>
-        <w:spacing w:before="100" w:beforeAutospacing="1" w:after="100" w:afterAutospacing="1" w:line="240" w:lineRule="auto"/>
-        <w:rPr>
-          <w:rFonts w:ascii="Times New Roman" w:eastAsia="Times New Roman" w:hAnsi="Times New Roman" w:cs="Times New Roman"/>
-          <w:sz w:val="24"/>
-          <w:szCs w:val="24"/>
-          <w:lang w:eastAsia="tr-TR"/>
-        </w:rPr>
-      </w:pPr>
+        <w:t xml:space="preserve"> source mismatch</w:t>
+      </w:r>
+    </w:p>
+    <w:p>
+      <w:pPr>
+        <w:spacing w:before="100" w:beforeAutospacing="1" w:after="100" w:afterAutospacing="1" w:line="240" w:lineRule="auto"/>
+        <w:rPr>
+          <w:rFonts w:ascii="Times New Roman" w:eastAsia="Times New Roman" w:hAnsi="Times New Roman" w:cs="Times New Roman"/>
+          <w:sz w:val="24"/>
+          <w:szCs w:val="24"/>
+          <w:lang w:eastAsia="tr-TR"/>
+        </w:rPr>
+      </w:pPr>
+      <w:r>
+        <w:rPr>
+          <w:rFonts w:ascii="Times New Roman" w:eastAsia="Times New Roman" w:hAnsi="Times New Roman" w:cs="Times New Roman"/>
+          <w:sz w:val="24"/>
+          <w:szCs w:val="24"/>
+          <w:lang w:eastAsia="tr-TR"/>
+        </w:rPr>
+        <w:t xml:space="preserve">  Severity: 🟡 Moderate</w:t>
+      </w:r>
+    </w:p>
+    <w:p>
+      <w:pPr>
+        <w:spacing w:before="100" w:beforeAutospacing="1" w:after="100" w:afterAutospacing="1" w:line="240" w:lineRule="auto"/>
+        <w:rPr>
+          <w:rFonts w:ascii="Times New Roman" w:eastAsia="Times New Roman" w:hAnsi="Times New Roman" w:cs="Times New Roman"/>
+          <w:sz w:val="24"/>
+          <w:szCs w:val="24"/>
+          <w:lang w:eastAsia="tr-TR"/>
+        </w:rPr>
+      </w:pPr>
+      <w:r>
+        <w:rPr>
+          <w:rFonts w:ascii="Times New Roman" w:eastAsia="Times New Roman" w:hAnsi="Times New Roman" w:cs="Times New Roman"/>
+          <w:sz w:val="24"/>
+          <w:szCs w:val="24"/>
+          <w:lang w:eastAsia="tr-TR"/>
+        </w:rPr>
+        <w:t xml:space="preserve">  File:Line: plot_ice.R:34</w:t>
+      </w:r>
+    </w:p>
+    <w:p>
+      <w:pPr>
+        <w:spacing w:before="100" w:beforeAutospacing="1" w:after="100" w:afterAutospacing="1" w:line="240" w:lineRule="auto"/>
+        <w:rPr>
+          <w:rFonts w:ascii="Times New Roman" w:eastAsia="Times New Roman" w:hAnsi="Times New Roman" w:cs="Times New Roman"/>
+          <w:sz w:val="24"/>
+          <w:szCs w:val="24"/>
+          <w:lang w:eastAsia="tr-TR"/>
+        </w:rPr>
+      </w:pPr>
+      <w:r>
+        <w:rPr>
+          <w:rFonts w:ascii="Times New Roman" w:eastAsia="Times New Roman" w:hAnsi="Times New Roman" w:cs="Times New Roman"/>
+          <w:sz w:val="24"/>
+          <w:szCs w:val="24"/>
+          <w:lang w:eastAsia="tr-TR"/>
+        </w:rPr>
+        <w:t xml:space="preserve">  Status: Inconsistent</w:t>
+      </w:r>
     </w:p>
     <w:p>
       <w:pPr>
@@ -10305,346 +11694,6 @@
           <w:lang w:eastAsia="tr-TR"/>
         </w:rPr>
         <w:lastRenderedPageBreak/>
-        <w:t xml:space="preserve">  This is correct for DALEX but inconsistent with the iml-based methods (explain_</w:t>
-      </w:r>
-      <w:proofErr w:type="gramStart"/>
-      <w:r>
-        <w:rPr>
-          <w:rFonts w:ascii="Times New Roman" w:eastAsia="Times New Roman" w:hAnsi="Times New Roman" w:cs="Times New Roman"/>
-          <w:sz w:val="24"/>
-          <w:szCs w:val="24"/>
-          <w:lang w:eastAsia="tr-TR"/>
-        </w:rPr>
-        <w:t>ale.R</w:t>
-      </w:r>
-      <w:proofErr w:type="gramEnd"/>
-      <w:r>
-        <w:rPr>
-          <w:rFonts w:ascii="Times New Roman" w:eastAsia="Times New Roman" w:hAnsi="Times New Roman" w:cs="Times New Roman"/>
-          <w:sz w:val="24"/>
-          <w:szCs w:val="24"/>
-          <w:lang w:eastAsia="tr-TR"/>
-        </w:rPr>
-        <w:t xml:space="preserve">, </w:t>
-      </w:r>
-    </w:p>
-    <w:p>
-      <w:pPr>
-        <w:spacing w:before="100" w:beforeAutospacing="1" w:after="100" w:afterAutospacing="1" w:line="240" w:lineRule="auto"/>
-        <w:rPr>
-          <w:rFonts w:ascii="Times New Roman" w:eastAsia="Times New Roman" w:hAnsi="Times New Roman" w:cs="Times New Roman"/>
-          <w:sz w:val="24"/>
-          <w:szCs w:val="24"/>
-          <w:lang w:eastAsia="tr-TR"/>
-        </w:rPr>
-      </w:pPr>
-      <w:r>
-        <w:rPr>
-          <w:rFonts w:ascii="Times New Roman" w:eastAsia="Times New Roman" w:hAnsi="Times New Roman" w:cs="Times New Roman"/>
-          <w:sz w:val="24"/>
-          <w:szCs w:val="24"/>
-          <w:lang w:eastAsia="tr-TR"/>
-        </w:rPr>
-        <w:t xml:space="preserve">  surrogate_</w:t>
-      </w:r>
-      <w:proofErr w:type="gramStart"/>
-      <w:r>
-        <w:rPr>
-          <w:rFonts w:ascii="Times New Roman" w:eastAsia="Times New Roman" w:hAnsi="Times New Roman" w:cs="Times New Roman"/>
-          <w:sz w:val="24"/>
-          <w:szCs w:val="24"/>
-          <w:lang w:eastAsia="tr-TR"/>
-        </w:rPr>
-        <w:t>tree.R</w:t>
-      </w:r>
-      <w:proofErr w:type="gramEnd"/>
-      <w:r>
-        <w:rPr>
-          <w:rFonts w:ascii="Times New Roman" w:eastAsia="Times New Roman" w:hAnsi="Times New Roman" w:cs="Times New Roman"/>
-          <w:sz w:val="24"/>
-          <w:szCs w:val="24"/>
-          <w:lang w:eastAsia="tr-TR"/>
-        </w:rPr>
-        <w:t xml:space="preserve">, interaction_strength.R) which force binary 0/1 encoding even for    </w:t>
-      </w:r>
-    </w:p>
-    <w:p>
-      <w:pPr>
-        <w:spacing w:before="100" w:beforeAutospacing="1" w:after="100" w:afterAutospacing="1" w:line="240" w:lineRule="auto"/>
-        <w:rPr>
-          <w:rFonts w:ascii="Times New Roman" w:eastAsia="Times New Roman" w:hAnsi="Times New Roman" w:cs="Times New Roman"/>
-          <w:sz w:val="24"/>
-          <w:szCs w:val="24"/>
-          <w:lang w:eastAsia="tr-TR"/>
-        </w:rPr>
-      </w:pPr>
-      <w:r>
-        <w:rPr>
-          <w:rFonts w:ascii="Times New Roman" w:eastAsia="Times New Roman" w:hAnsi="Times New Roman" w:cs="Times New Roman"/>
-          <w:sz w:val="24"/>
-          <w:szCs w:val="24"/>
-          <w:lang w:eastAsia="tr-TR"/>
-        </w:rPr>
-        <w:t xml:space="preserve">  multiclass:</w:t>
-      </w:r>
-    </w:p>
-    <w:p>
-      <w:pPr>
-        <w:spacing w:before="100" w:beforeAutospacing="1" w:after="100" w:afterAutospacing="1" w:line="240" w:lineRule="auto"/>
-        <w:rPr>
-          <w:rFonts w:ascii="Times New Roman" w:eastAsia="Times New Roman" w:hAnsi="Times New Roman" w:cs="Times New Roman"/>
-          <w:sz w:val="24"/>
-          <w:szCs w:val="24"/>
-          <w:lang w:eastAsia="tr-TR"/>
-        </w:rPr>
-      </w:pPr>
-      <w:r>
-        <w:rPr>
-          <w:rFonts w:ascii="Times New Roman" w:eastAsia="Times New Roman" w:hAnsi="Times New Roman" w:cs="Times New Roman"/>
-          <w:sz w:val="24"/>
-          <w:szCs w:val="24"/>
-          <w:lang w:eastAsia="tr-TR"/>
-        </w:rPr>
-        <w:t xml:space="preserve">  y &lt;- </w:t>
-      </w:r>
-      <w:proofErr w:type="gramStart"/>
-      <w:r>
-        <w:rPr>
-          <w:rFonts w:ascii="Times New Roman" w:eastAsia="Times New Roman" w:hAnsi="Times New Roman" w:cs="Times New Roman"/>
-          <w:sz w:val="24"/>
-          <w:szCs w:val="24"/>
-          <w:lang w:eastAsia="tr-TR"/>
-        </w:rPr>
-        <w:t>as.numeric</w:t>
-      </w:r>
-      <w:proofErr w:type="gramEnd"/>
-      <w:r>
-        <w:rPr>
-          <w:rFonts w:ascii="Times New Roman" w:eastAsia="Times New Roman" w:hAnsi="Times New Roman" w:cs="Times New Roman"/>
-          <w:sz w:val="24"/>
-          <w:szCs w:val="24"/>
-          <w:lang w:eastAsia="tr-TR"/>
-        </w:rPr>
-        <w:t>(y_factor == positive_class)  # Always binary!</w:t>
-      </w:r>
-    </w:p>
-    <w:p>
-      <w:pPr>
-        <w:spacing w:before="100" w:beforeAutospacing="1" w:after="100" w:afterAutospacing="1" w:line="240" w:lineRule="auto"/>
-        <w:rPr>
-          <w:rFonts w:ascii="Times New Roman" w:eastAsia="Times New Roman" w:hAnsi="Times New Roman" w:cs="Times New Roman"/>
-          <w:sz w:val="24"/>
-          <w:szCs w:val="24"/>
-          <w:lang w:eastAsia="tr-TR"/>
-        </w:rPr>
-      </w:pPr>
-    </w:p>
-    <w:p>
-      <w:pPr>
-        <w:spacing w:before="100" w:beforeAutospacing="1" w:after="100" w:afterAutospacing="1" w:line="240" w:lineRule="auto"/>
-        <w:rPr>
-          <w:rFonts w:ascii="Times New Roman" w:eastAsia="Times New Roman" w:hAnsi="Times New Roman" w:cs="Times New Roman"/>
-          <w:sz w:val="24"/>
-          <w:szCs w:val="24"/>
-          <w:lang w:eastAsia="tr-TR"/>
-        </w:rPr>
-      </w:pPr>
-      <w:r>
-        <w:rPr>
-          <w:rFonts w:ascii="Times New Roman" w:eastAsia="Times New Roman" w:hAnsi="Times New Roman" w:cs="Times New Roman"/>
-          <w:sz w:val="24"/>
-          <w:szCs w:val="24"/>
-          <w:lang w:eastAsia="tr-TR"/>
-        </w:rPr>
-        <w:t xml:space="preserve">  Multiclass explanations via ALE/surrogate/interaction are essentially explaining      </w:t>
-      </w:r>
-    </w:p>
-    <w:p>
-      <w:pPr>
-        <w:spacing w:before="100" w:beforeAutospacing="1" w:after="100" w:afterAutospacing="1" w:line="240" w:lineRule="auto"/>
-        <w:rPr>
-          <w:rFonts w:ascii="Times New Roman" w:eastAsia="Times New Roman" w:hAnsi="Times New Roman" w:cs="Times New Roman"/>
-          <w:sz w:val="24"/>
-          <w:szCs w:val="24"/>
-          <w:lang w:eastAsia="tr-TR"/>
-        </w:rPr>
-      </w:pPr>
-      <w:r>
-        <w:rPr>
-          <w:rFonts w:ascii="Times New Roman" w:eastAsia="Times New Roman" w:hAnsi="Times New Roman" w:cs="Times New Roman"/>
-          <w:sz w:val="24"/>
-          <w:szCs w:val="24"/>
-          <w:lang w:eastAsia="tr-TR"/>
-        </w:rPr>
-        <w:t xml:space="preserve">  "class X vs everything else" without documenting this.</w:t>
-      </w:r>
-    </w:p>
-    <w:p>
-      <w:pPr>
-        <w:spacing w:before="100" w:beforeAutospacing="1" w:after="100" w:afterAutospacing="1" w:line="240" w:lineRule="auto"/>
-        <w:rPr>
-          <w:rFonts w:ascii="Times New Roman" w:eastAsia="Times New Roman" w:hAnsi="Times New Roman" w:cs="Times New Roman"/>
-          <w:sz w:val="24"/>
-          <w:szCs w:val="24"/>
-          <w:lang w:eastAsia="tr-TR"/>
-        </w:rPr>
-      </w:pPr>
-    </w:p>
-    <w:p>
-      <w:pPr>
-        <w:spacing w:before="100" w:beforeAutospacing="1" w:after="100" w:afterAutospacing="1" w:line="240" w:lineRule="auto"/>
-        <w:rPr>
-          <w:rFonts w:ascii="Times New Roman" w:eastAsia="Times New Roman" w:hAnsi="Times New Roman" w:cs="Times New Roman"/>
-          <w:sz w:val="24"/>
-          <w:szCs w:val="24"/>
-          <w:lang w:eastAsia="tr-TR"/>
-        </w:rPr>
-      </w:pPr>
-      <w:r>
-        <w:rPr>
-          <w:rFonts w:ascii="Times New Roman" w:eastAsia="Times New Roman" w:hAnsi="Times New Roman" w:cs="Times New Roman"/>
-          <w:sz w:val="24"/>
-          <w:szCs w:val="24"/>
-          <w:lang w:eastAsia="tr-TR"/>
-        </w:rPr>
-        <w:t xml:space="preserve">  ---</w:t>
-      </w:r>
-    </w:p>
-    <w:p>
-      <w:pPr>
-        <w:spacing w:before="100" w:beforeAutospacing="1" w:after="100" w:afterAutospacing="1" w:line="240" w:lineRule="auto"/>
-        <w:rPr>
-          <w:rFonts w:ascii="Times New Roman" w:eastAsia="Times New Roman" w:hAnsi="Times New Roman" w:cs="Times New Roman"/>
-          <w:sz w:val="24"/>
-          <w:szCs w:val="24"/>
-          <w:lang w:eastAsia="tr-TR"/>
-        </w:rPr>
-      </w:pPr>
-      <w:r>
-        <w:rPr>
-          <w:rFonts w:ascii="Times New Roman" w:eastAsia="Times New Roman" w:hAnsi="Times New Roman" w:cs="Times New Roman"/>
-          <w:sz w:val="24"/>
-          <w:szCs w:val="24"/>
-          <w:lang w:eastAsia="tr-TR"/>
-        </w:rPr>
-        <w:t xml:space="preserve">  Summary Table</w:t>
-      </w:r>
-    </w:p>
-    <w:p>
-      <w:pPr>
-        <w:spacing w:before="100" w:beforeAutospacing="1" w:after="100" w:afterAutospacing="1" w:line="240" w:lineRule="auto"/>
-        <w:rPr>
-          <w:rFonts w:ascii="Times New Roman" w:eastAsia="Times New Roman" w:hAnsi="Times New Roman" w:cs="Times New Roman"/>
-          <w:sz w:val="24"/>
-          <w:szCs w:val="24"/>
-          <w:lang w:eastAsia="tr-TR"/>
-        </w:rPr>
-      </w:pPr>
-      <w:r>
-        <w:rPr>
-          <w:rFonts w:ascii="Times New Roman" w:eastAsia="Times New Roman" w:hAnsi="Times New Roman" w:cs="Times New Roman"/>
-          <w:sz w:val="24"/>
-          <w:szCs w:val="24"/>
-          <w:lang w:eastAsia="tr-TR"/>
-        </w:rPr>
-        <w:t xml:space="preserve">  Issue: Train-only explanations not obvious</w:t>
-      </w:r>
-    </w:p>
-    <w:p>
-      <w:pPr>
-        <w:spacing w:before="100" w:beforeAutospacing="1" w:after="100" w:afterAutospacing="1" w:line="240" w:lineRule="auto"/>
-        <w:rPr>
-          <w:rFonts w:ascii="Times New Roman" w:eastAsia="Times New Roman" w:hAnsi="Times New Roman" w:cs="Times New Roman"/>
-          <w:sz w:val="24"/>
-          <w:szCs w:val="24"/>
-          <w:lang w:eastAsia="tr-TR"/>
-        </w:rPr>
-      </w:pPr>
-      <w:r>
-        <w:rPr>
-          <w:rFonts w:ascii="Times New Roman" w:eastAsia="Times New Roman" w:hAnsi="Times New Roman" w:cs="Times New Roman"/>
-          <w:sz w:val="24"/>
-          <w:szCs w:val="24"/>
-          <w:lang w:eastAsia="tr-TR"/>
-        </w:rPr>
-        <w:t xml:space="preserve">  Severity: </w:t>
-      </w:r>
-      <w:r>
-        <w:rPr>
-          <w:rFonts w:ascii="Segoe UI Symbol" w:eastAsia="Times New Roman" w:hAnsi="Segoe UI Symbol" w:cs="Segoe UI Symbol"/>
-          <w:sz w:val="24"/>
-          <w:szCs w:val="24"/>
-          <w:lang w:eastAsia="tr-TR"/>
-        </w:rPr>
-        <w:t>🔴</w:t>
-      </w:r>
-      <w:r>
-        <w:rPr>
-          <w:rFonts w:ascii="Times New Roman" w:eastAsia="Times New Roman" w:hAnsi="Times New Roman" w:cs="Times New Roman"/>
-          <w:sz w:val="24"/>
-          <w:szCs w:val="24"/>
-          <w:lang w:eastAsia="tr-TR"/>
-        </w:rPr>
-        <w:t xml:space="preserve"> Critical</w:t>
-      </w:r>
-    </w:p>
-    <w:p>
-      <w:pPr>
-        <w:spacing w:before="100" w:beforeAutospacing="1" w:after="100" w:afterAutospacing="1" w:line="240" w:lineRule="auto"/>
-        <w:rPr>
-          <w:rFonts w:ascii="Times New Roman" w:eastAsia="Times New Roman" w:hAnsi="Times New Roman" w:cs="Times New Roman"/>
-          <w:sz w:val="24"/>
-          <w:szCs w:val="24"/>
-          <w:lang w:eastAsia="tr-TR"/>
-        </w:rPr>
-      </w:pPr>
-      <w:r>
-        <w:rPr>
-          <w:rFonts w:ascii="Times New Roman" w:eastAsia="Times New Roman" w:hAnsi="Times New Roman" w:cs="Times New Roman"/>
-          <w:sz w:val="24"/>
-          <w:szCs w:val="24"/>
-          <w:lang w:eastAsia="tr-TR"/>
-        </w:rPr>
-        <w:t xml:space="preserve">  File:Line: fastexplain.R:85</w:t>
-      </w:r>
-    </w:p>
-    <w:p>
-      <w:pPr>
-        <w:spacing w:before="100" w:beforeAutospacing="1" w:after="100" w:afterAutospacing="1" w:line="240" w:lineRule="auto"/>
-        <w:rPr>
-          <w:rFonts w:ascii="Times New Roman" w:eastAsia="Times New Roman" w:hAnsi="Times New Roman" w:cs="Times New Roman"/>
-          <w:sz w:val="24"/>
-          <w:szCs w:val="24"/>
-          <w:lang w:eastAsia="tr-TR"/>
-        </w:rPr>
-      </w:pPr>
-      <w:r>
-        <w:rPr>
-          <w:rFonts w:ascii="Times New Roman" w:eastAsia="Times New Roman" w:hAnsi="Times New Roman" w:cs="Times New Roman"/>
-          <w:sz w:val="24"/>
-          <w:szCs w:val="24"/>
-          <w:lang w:eastAsia="tr-TR"/>
-        </w:rPr>
-        <w:t xml:space="preserve">  Status: Documented but buried</w:t>
-      </w:r>
-    </w:p>
-    <w:p>
-      <w:pPr>
-        <w:spacing w:before="100" w:beforeAutospacing="1" w:after="100" w:afterAutospacing="1" w:line="240" w:lineRule="auto"/>
-        <w:rPr>
-          <w:rFonts w:ascii="Times New Roman" w:eastAsia="Times New Roman" w:hAnsi="Times New Roman" w:cs="Times New Roman"/>
-          <w:sz w:val="24"/>
-          <w:szCs w:val="24"/>
-          <w:lang w:eastAsia="tr-TR"/>
-        </w:rPr>
-      </w:pPr>
-      <w:r>
-        <w:rPr>
-          <w:rFonts w:ascii="Times New Roman" w:eastAsia="Times New Roman" w:hAnsi="Times New Roman" w:cs="Times New Roman"/>
-          <w:sz w:val="24"/>
-          <w:szCs w:val="24"/>
-          <w:lang w:eastAsia="tr-TR"/>
-        </w:rPr>
         <w:t xml:space="preserve">  ────────────────────────────────────────</w:t>
       </w:r>
     </w:p>
@@ -10665,766 +11714,6 @@
           <w:szCs w:val="24"/>
           <w:lang w:eastAsia="tr-TR"/>
         </w:rPr>
-        <w:t xml:space="preserve">  Issue: LIME processed/raw </w:t>
-      </w:r>
-      <w:proofErr w:type="gramStart"/>
-      <w:r>
-        <w:rPr>
-          <w:rFonts w:ascii="Times New Roman" w:eastAsia="Times New Roman" w:hAnsi="Times New Roman" w:cs="Times New Roman"/>
-          <w:sz w:val="24"/>
-          <w:szCs w:val="24"/>
-          <w:lang w:eastAsia="tr-TR"/>
-        </w:rPr>
-        <w:t>data</w:t>
-      </w:r>
-      <w:proofErr w:type="gramEnd"/>
-      <w:r>
-        <w:rPr>
-          <w:rFonts w:ascii="Times New Roman" w:eastAsia="Times New Roman" w:hAnsi="Times New Roman" w:cs="Times New Roman"/>
-          <w:sz w:val="24"/>
-          <w:szCs w:val="24"/>
-          <w:lang w:eastAsia="tr-TR"/>
-        </w:rPr>
-        <w:t xml:space="preserve"> mismatch</w:t>
-      </w:r>
-    </w:p>
-    <w:p>
-      <w:pPr>
-        <w:spacing w:before="100" w:beforeAutospacing="1" w:after="100" w:afterAutospacing="1" w:line="240" w:lineRule="auto"/>
-        <w:rPr>
-          <w:rFonts w:ascii="Times New Roman" w:eastAsia="Times New Roman" w:hAnsi="Times New Roman" w:cs="Times New Roman"/>
-          <w:sz w:val="24"/>
-          <w:szCs w:val="24"/>
-          <w:lang w:eastAsia="tr-TR"/>
-        </w:rPr>
-      </w:pPr>
-      <w:r>
-        <w:rPr>
-          <w:rFonts w:ascii="Times New Roman" w:eastAsia="Times New Roman" w:hAnsi="Times New Roman" w:cs="Times New Roman"/>
-          <w:sz w:val="24"/>
-          <w:szCs w:val="24"/>
-          <w:lang w:eastAsia="tr-TR"/>
-        </w:rPr>
-        <w:t xml:space="preserve">  Severity: </w:t>
-      </w:r>
-      <w:r>
-        <w:rPr>
-          <w:rFonts w:ascii="Segoe UI Symbol" w:eastAsia="Times New Roman" w:hAnsi="Segoe UI Symbol" w:cs="Segoe UI Symbol"/>
-          <w:sz w:val="24"/>
-          <w:szCs w:val="24"/>
-          <w:lang w:eastAsia="tr-TR"/>
-        </w:rPr>
-        <w:t>🔴</w:t>
-      </w:r>
-      <w:r>
-        <w:rPr>
-          <w:rFonts w:ascii="Times New Roman" w:eastAsia="Times New Roman" w:hAnsi="Times New Roman" w:cs="Times New Roman"/>
-          <w:sz w:val="24"/>
-          <w:szCs w:val="24"/>
-          <w:lang w:eastAsia="tr-TR"/>
-        </w:rPr>
-        <w:t xml:space="preserve"> Critical</w:t>
-      </w:r>
-    </w:p>
-    <w:p>
-      <w:pPr>
-        <w:spacing w:before="100" w:beforeAutospacing="1" w:after="100" w:afterAutospacing="1" w:line="240" w:lineRule="auto"/>
-        <w:rPr>
-          <w:rFonts w:ascii="Times New Roman" w:eastAsia="Times New Roman" w:hAnsi="Times New Roman" w:cs="Times New Roman"/>
-          <w:sz w:val="24"/>
-          <w:szCs w:val="24"/>
-          <w:lang w:eastAsia="tr-TR"/>
-        </w:rPr>
-      </w:pPr>
-      <w:r>
-        <w:rPr>
-          <w:rFonts w:ascii="Times New Roman" w:eastAsia="Times New Roman" w:hAnsi="Times New Roman" w:cs="Times New Roman"/>
-          <w:sz w:val="24"/>
-          <w:szCs w:val="24"/>
-          <w:lang w:eastAsia="tr-TR"/>
-        </w:rPr>
-        <w:t xml:space="preserve">  File:Line: explain_lime.R:47</w:t>
-      </w:r>
-    </w:p>
-    <w:p>
-      <w:pPr>
-        <w:spacing w:before="100" w:beforeAutospacing="1" w:after="100" w:afterAutospacing="1" w:line="240" w:lineRule="auto"/>
-        <w:rPr>
-          <w:rFonts w:ascii="Times New Roman" w:eastAsia="Times New Roman" w:hAnsi="Times New Roman" w:cs="Times New Roman"/>
-          <w:sz w:val="24"/>
-          <w:szCs w:val="24"/>
-          <w:lang w:eastAsia="tr-TR"/>
-        </w:rPr>
-      </w:pPr>
-      <w:r>
-        <w:rPr>
-          <w:rFonts w:ascii="Times New Roman" w:eastAsia="Times New Roman" w:hAnsi="Times New Roman" w:cs="Times New Roman"/>
-          <w:sz w:val="24"/>
-          <w:szCs w:val="24"/>
-          <w:lang w:eastAsia="tr-TR"/>
-        </w:rPr>
-        <w:t xml:space="preserve">  Status: BUG</w:t>
-      </w:r>
-    </w:p>
-    <w:p>
-      <w:pPr>
-        <w:spacing w:before="100" w:beforeAutospacing="1" w:after="100" w:afterAutospacing="1" w:line="240" w:lineRule="auto"/>
-        <w:rPr>
-          <w:rFonts w:ascii="Times New Roman" w:eastAsia="Times New Roman" w:hAnsi="Times New Roman" w:cs="Times New Roman"/>
-          <w:sz w:val="24"/>
-          <w:szCs w:val="24"/>
-          <w:lang w:eastAsia="tr-TR"/>
-        </w:rPr>
-      </w:pPr>
-      <w:r>
-        <w:rPr>
-          <w:rFonts w:ascii="Times New Roman" w:eastAsia="Times New Roman" w:hAnsi="Times New Roman" w:cs="Times New Roman"/>
-          <w:sz w:val="24"/>
-          <w:szCs w:val="24"/>
-          <w:lang w:eastAsia="tr-TR"/>
-        </w:rPr>
-        <w:t xml:space="preserve">  ────────────────────────────────────────</w:t>
-      </w:r>
-    </w:p>
-    <w:p>
-      <w:pPr>
-        <w:spacing w:before="100" w:beforeAutospacing="1" w:after="100" w:afterAutospacing="1" w:line="240" w:lineRule="auto"/>
-        <w:rPr>
-          <w:rFonts w:ascii="Times New Roman" w:eastAsia="Times New Roman" w:hAnsi="Times New Roman" w:cs="Times New Roman"/>
-          <w:sz w:val="24"/>
-          <w:szCs w:val="24"/>
-          <w:lang w:eastAsia="tr-TR"/>
-        </w:rPr>
-      </w:pPr>
-      <w:r>
-        <w:rPr>
-          <w:rFonts w:ascii="Times New Roman" w:eastAsia="Times New Roman" w:hAnsi="Times New Roman" w:cs="Times New Roman"/>
-          <w:sz w:val="24"/>
-          <w:szCs w:val="24"/>
-          <w:lang w:eastAsia="tr-TR"/>
-        </w:rPr>
-        <w:t xml:space="preserve">  Issue: DALEX raw/processed bake bypass</w:t>
-      </w:r>
-    </w:p>
-    <w:p>
-      <w:pPr>
-        <w:spacing w:before="100" w:beforeAutospacing="1" w:after="100" w:afterAutospacing="1" w:line="240" w:lineRule="auto"/>
-        <w:rPr>
-          <w:rFonts w:ascii="Times New Roman" w:eastAsia="Times New Roman" w:hAnsi="Times New Roman" w:cs="Times New Roman"/>
-          <w:sz w:val="24"/>
-          <w:szCs w:val="24"/>
-          <w:lang w:eastAsia="tr-TR"/>
-        </w:rPr>
-      </w:pPr>
-      <w:r>
-        <w:rPr>
-          <w:rFonts w:ascii="Times New Roman" w:eastAsia="Times New Roman" w:hAnsi="Times New Roman" w:cs="Times New Roman"/>
-          <w:sz w:val="24"/>
-          <w:szCs w:val="24"/>
-          <w:lang w:eastAsia="tr-TR"/>
-        </w:rPr>
-        <w:t xml:space="preserve">  Severity: 🟠 Significant</w:t>
-      </w:r>
-    </w:p>
-    <w:p>
-      <w:pPr>
-        <w:spacing w:before="100" w:beforeAutospacing="1" w:after="100" w:afterAutospacing="1" w:line="240" w:lineRule="auto"/>
-        <w:rPr>
-          <w:rFonts w:ascii="Times New Roman" w:eastAsia="Times New Roman" w:hAnsi="Times New Roman" w:cs="Times New Roman"/>
-          <w:sz w:val="24"/>
-          <w:szCs w:val="24"/>
-          <w:lang w:eastAsia="tr-TR"/>
-        </w:rPr>
-      </w:pPr>
-      <w:r>
-        <w:rPr>
-          <w:rFonts w:ascii="Times New Roman" w:eastAsia="Times New Roman" w:hAnsi="Times New Roman" w:cs="Times New Roman"/>
-          <w:sz w:val="24"/>
-          <w:szCs w:val="24"/>
-          <w:lang w:eastAsia="tr-TR"/>
-        </w:rPr>
-        <w:t xml:space="preserve">  File:Line: explain_dalex.R:72-74</w:t>
-      </w:r>
-    </w:p>
-    <w:p>
-      <w:pPr>
-        <w:spacing w:before="100" w:beforeAutospacing="1" w:after="100" w:afterAutospacing="1" w:line="240" w:lineRule="auto"/>
-        <w:rPr>
-          <w:rFonts w:ascii="Times New Roman" w:eastAsia="Times New Roman" w:hAnsi="Times New Roman" w:cs="Times New Roman"/>
-          <w:sz w:val="24"/>
-          <w:szCs w:val="24"/>
-          <w:lang w:eastAsia="tr-TR"/>
-        </w:rPr>
-      </w:pPr>
-      <w:r>
-        <w:rPr>
-          <w:rFonts w:ascii="Times New Roman" w:eastAsia="Times New Roman" w:hAnsi="Times New Roman" w:cs="Times New Roman"/>
-          <w:sz w:val="24"/>
-          <w:szCs w:val="24"/>
-          <w:lang w:eastAsia="tr-TR"/>
-        </w:rPr>
-        <w:t xml:space="preserve">  Status: Potential BUG</w:t>
-      </w:r>
-    </w:p>
-    <w:p>
-      <w:pPr>
-        <w:spacing w:before="100" w:beforeAutospacing="1" w:after="100" w:afterAutospacing="1" w:line="240" w:lineRule="auto"/>
-        <w:rPr>
-          <w:rFonts w:ascii="Times New Roman" w:eastAsia="Times New Roman" w:hAnsi="Times New Roman" w:cs="Times New Roman"/>
-          <w:sz w:val="24"/>
-          <w:szCs w:val="24"/>
-          <w:lang w:eastAsia="tr-TR"/>
-        </w:rPr>
-      </w:pPr>
-      <w:r>
-        <w:rPr>
-          <w:rFonts w:ascii="Times New Roman" w:eastAsia="Times New Roman" w:hAnsi="Times New Roman" w:cs="Times New Roman"/>
-          <w:sz w:val="24"/>
-          <w:szCs w:val="24"/>
-          <w:lang w:eastAsia="tr-TR"/>
-        </w:rPr>
-        <w:t xml:space="preserve">  ────────────────────────────────────────</w:t>
-      </w:r>
-    </w:p>
-    <w:p>
-      <w:pPr>
-        <w:spacing w:before="100" w:beforeAutospacing="1" w:after="100" w:afterAutospacing="1" w:line="240" w:lineRule="auto"/>
-        <w:rPr>
-          <w:rFonts w:ascii="Times New Roman" w:eastAsia="Times New Roman" w:hAnsi="Times New Roman" w:cs="Times New Roman"/>
-          <w:sz w:val="24"/>
-          <w:szCs w:val="24"/>
-          <w:lang w:eastAsia="tr-TR"/>
-        </w:rPr>
-      </w:pPr>
-      <w:r>
-        <w:rPr>
-          <w:rFonts w:ascii="Times New Roman" w:eastAsia="Times New Roman" w:hAnsi="Times New Roman" w:cs="Times New Roman"/>
-          <w:sz w:val="24"/>
-          <w:szCs w:val="24"/>
-          <w:lang w:eastAsia="tr-TR"/>
-        </w:rPr>
-        <w:lastRenderedPageBreak/>
-        <w:t xml:space="preserve">  Issue: SHAP non-stratified sampling</w:t>
-      </w:r>
-    </w:p>
-    <w:p>
-      <w:pPr>
-        <w:spacing w:before="100" w:beforeAutospacing="1" w:after="100" w:afterAutospacing="1" w:line="240" w:lineRule="auto"/>
-        <w:rPr>
-          <w:rFonts w:ascii="Times New Roman" w:eastAsia="Times New Roman" w:hAnsi="Times New Roman" w:cs="Times New Roman"/>
-          <w:sz w:val="24"/>
-          <w:szCs w:val="24"/>
-          <w:lang w:eastAsia="tr-TR"/>
-        </w:rPr>
-      </w:pPr>
-      <w:r>
-        <w:rPr>
-          <w:rFonts w:ascii="Times New Roman" w:eastAsia="Times New Roman" w:hAnsi="Times New Roman" w:cs="Times New Roman"/>
-          <w:sz w:val="24"/>
-          <w:szCs w:val="24"/>
-          <w:lang w:eastAsia="tr-TR"/>
-        </w:rPr>
-        <w:t xml:space="preserve">  Severity: 🟠 Significant</w:t>
-      </w:r>
-    </w:p>
-    <w:p>
-      <w:pPr>
-        <w:spacing w:before="100" w:beforeAutospacing="1" w:after="100" w:afterAutospacing="1" w:line="240" w:lineRule="auto"/>
-        <w:rPr>
-          <w:rFonts w:ascii="Times New Roman" w:eastAsia="Times New Roman" w:hAnsi="Times New Roman" w:cs="Times New Roman"/>
-          <w:sz w:val="24"/>
-          <w:szCs w:val="24"/>
-          <w:lang w:eastAsia="tr-TR"/>
-        </w:rPr>
-      </w:pPr>
-      <w:r>
-        <w:rPr>
-          <w:rFonts w:ascii="Times New Roman" w:eastAsia="Times New Roman" w:hAnsi="Times New Roman" w:cs="Times New Roman"/>
-          <w:sz w:val="24"/>
-          <w:szCs w:val="24"/>
-          <w:lang w:eastAsia="tr-TR"/>
-        </w:rPr>
-        <w:t xml:space="preserve">  File:Line: explain_dalex.R:318-321</w:t>
-      </w:r>
-    </w:p>
-    <w:p>
-      <w:pPr>
-        <w:spacing w:before="100" w:beforeAutospacing="1" w:after="100" w:afterAutospacing="1" w:line="240" w:lineRule="auto"/>
-        <w:rPr>
-          <w:rFonts w:ascii="Times New Roman" w:eastAsia="Times New Roman" w:hAnsi="Times New Roman" w:cs="Times New Roman"/>
-          <w:sz w:val="24"/>
-          <w:szCs w:val="24"/>
-          <w:lang w:eastAsia="tr-TR"/>
-        </w:rPr>
-      </w:pPr>
-      <w:r>
-        <w:rPr>
-          <w:rFonts w:ascii="Times New Roman" w:eastAsia="Times New Roman" w:hAnsi="Times New Roman" w:cs="Times New Roman"/>
-          <w:sz w:val="24"/>
-          <w:szCs w:val="24"/>
-          <w:lang w:eastAsia="tr-TR"/>
-        </w:rPr>
-        <w:t xml:space="preserve">  Status: Design flaw</w:t>
-      </w:r>
-    </w:p>
-    <w:p>
-      <w:pPr>
-        <w:spacing w:before="100" w:beforeAutospacing="1" w:after="100" w:afterAutospacing="1" w:line="240" w:lineRule="auto"/>
-        <w:rPr>
-          <w:rFonts w:ascii="Times New Roman" w:eastAsia="Times New Roman" w:hAnsi="Times New Roman" w:cs="Times New Roman"/>
-          <w:sz w:val="24"/>
-          <w:szCs w:val="24"/>
-          <w:lang w:eastAsia="tr-TR"/>
-        </w:rPr>
-      </w:pPr>
-      <w:r>
-        <w:rPr>
-          <w:rFonts w:ascii="Times New Roman" w:eastAsia="Times New Roman" w:hAnsi="Times New Roman" w:cs="Times New Roman"/>
-          <w:sz w:val="24"/>
-          <w:szCs w:val="24"/>
-          <w:lang w:eastAsia="tr-TR"/>
-        </w:rPr>
-        <w:t xml:space="preserve">  ────────────────────────────────────────</w:t>
-      </w:r>
-    </w:p>
-    <w:p>
-      <w:pPr>
-        <w:spacing w:before="100" w:beforeAutospacing="1" w:after="100" w:afterAutospacing="1" w:line="240" w:lineRule="auto"/>
-        <w:rPr>
-          <w:rFonts w:ascii="Times New Roman" w:eastAsia="Times New Roman" w:hAnsi="Times New Roman" w:cs="Times New Roman"/>
-          <w:sz w:val="24"/>
-          <w:szCs w:val="24"/>
-          <w:lang w:eastAsia="tr-TR"/>
-        </w:rPr>
-      </w:pPr>
-      <w:r>
-        <w:rPr>
-          <w:rFonts w:ascii="Times New Roman" w:eastAsia="Times New Roman" w:hAnsi="Times New Roman" w:cs="Times New Roman"/>
-          <w:sz w:val="24"/>
-          <w:szCs w:val="24"/>
-          <w:lang w:eastAsia="tr-TR"/>
-        </w:rPr>
-        <w:t xml:space="preserve">  Issue: Positive class inconsistency</w:t>
-      </w:r>
-    </w:p>
-    <w:p>
-      <w:pPr>
-        <w:spacing w:before="100" w:beforeAutospacing="1" w:after="100" w:afterAutospacing="1" w:line="240" w:lineRule="auto"/>
-        <w:rPr>
-          <w:rFonts w:ascii="Times New Roman" w:eastAsia="Times New Roman" w:hAnsi="Times New Roman" w:cs="Times New Roman"/>
-          <w:sz w:val="24"/>
-          <w:szCs w:val="24"/>
-          <w:lang w:eastAsia="tr-TR"/>
-        </w:rPr>
-      </w:pPr>
-      <w:r>
-        <w:rPr>
-          <w:rFonts w:ascii="Times New Roman" w:eastAsia="Times New Roman" w:hAnsi="Times New Roman" w:cs="Times New Roman"/>
-          <w:sz w:val="24"/>
-          <w:szCs w:val="24"/>
-          <w:lang w:eastAsia="tr-TR"/>
-        </w:rPr>
-        <w:t xml:space="preserve">  Severity: 🟠 Significant</w:t>
-      </w:r>
-    </w:p>
-    <w:p>
-      <w:pPr>
-        <w:spacing w:before="100" w:beforeAutospacing="1" w:after="100" w:afterAutospacing="1" w:line="240" w:lineRule="auto"/>
-        <w:rPr>
-          <w:rFonts w:ascii="Times New Roman" w:eastAsia="Times New Roman" w:hAnsi="Times New Roman" w:cs="Times New Roman"/>
-          <w:sz w:val="24"/>
-          <w:szCs w:val="24"/>
-          <w:lang w:eastAsia="tr-TR"/>
-        </w:rPr>
-      </w:pPr>
-      <w:r>
-        <w:rPr>
-          <w:rFonts w:ascii="Times New Roman" w:eastAsia="Times New Roman" w:hAnsi="Times New Roman" w:cs="Times New Roman"/>
-          <w:sz w:val="24"/>
-          <w:szCs w:val="24"/>
-          <w:lang w:eastAsia="tr-TR"/>
-        </w:rPr>
-        <w:t xml:space="preserve">  File:Line: explain_ale.R:46-49</w:t>
-      </w:r>
-    </w:p>
-    <w:p>
-      <w:pPr>
-        <w:spacing w:before="100" w:beforeAutospacing="1" w:after="100" w:afterAutospacing="1" w:line="240" w:lineRule="auto"/>
-        <w:rPr>
-          <w:rFonts w:ascii="Times New Roman" w:eastAsia="Times New Roman" w:hAnsi="Times New Roman" w:cs="Times New Roman"/>
-          <w:sz w:val="24"/>
-          <w:szCs w:val="24"/>
-          <w:lang w:eastAsia="tr-TR"/>
-        </w:rPr>
-      </w:pPr>
-      <w:r>
-        <w:rPr>
-          <w:rFonts w:ascii="Times New Roman" w:eastAsia="Times New Roman" w:hAnsi="Times New Roman" w:cs="Times New Roman"/>
-          <w:sz w:val="24"/>
-          <w:szCs w:val="24"/>
-          <w:lang w:eastAsia="tr-TR"/>
-        </w:rPr>
-        <w:t xml:space="preserve">  Status: BUG</w:t>
-      </w:r>
-    </w:p>
-    <w:p>
-      <w:pPr>
-        <w:spacing w:before="100" w:beforeAutospacing="1" w:after="100" w:afterAutospacing="1" w:line="240" w:lineRule="auto"/>
-        <w:rPr>
-          <w:rFonts w:ascii="Times New Roman" w:eastAsia="Times New Roman" w:hAnsi="Times New Roman" w:cs="Times New Roman"/>
-          <w:sz w:val="24"/>
-          <w:szCs w:val="24"/>
-          <w:lang w:eastAsia="tr-TR"/>
-        </w:rPr>
-      </w:pPr>
-      <w:r>
-        <w:rPr>
-          <w:rFonts w:ascii="Times New Roman" w:eastAsia="Times New Roman" w:hAnsi="Times New Roman" w:cs="Times New Roman"/>
-          <w:sz w:val="24"/>
-          <w:szCs w:val="24"/>
-          <w:lang w:eastAsia="tr-TR"/>
-        </w:rPr>
-        <w:t xml:space="preserve">  ────────────────────────────────────────</w:t>
-      </w:r>
-    </w:p>
-    <w:p>
-      <w:pPr>
-        <w:spacing w:before="100" w:beforeAutospacing="1" w:after="100" w:afterAutospacing="1" w:line="240" w:lineRule="auto"/>
-        <w:rPr>
-          <w:rFonts w:ascii="Times New Roman" w:eastAsia="Times New Roman" w:hAnsi="Times New Roman" w:cs="Times New Roman"/>
-          <w:sz w:val="24"/>
-          <w:szCs w:val="24"/>
-          <w:lang w:eastAsia="tr-TR"/>
-        </w:rPr>
-      </w:pPr>
-      <w:r>
-        <w:rPr>
-          <w:rFonts w:ascii="Times New Roman" w:eastAsia="Times New Roman" w:hAnsi="Times New Roman" w:cs="Times New Roman"/>
-          <w:sz w:val="24"/>
-          <w:szCs w:val="24"/>
-          <w:lang w:eastAsia="tr-TR"/>
-        </w:rPr>
-        <w:t xml:space="preserve">  Issue: Loss function edge cases</w:t>
-      </w:r>
-    </w:p>
-    <w:p>
-      <w:pPr>
-        <w:spacing w:before="100" w:beforeAutospacing="1" w:after="100" w:afterAutospacing="1" w:line="240" w:lineRule="auto"/>
-        <w:rPr>
-          <w:rFonts w:ascii="Times New Roman" w:eastAsia="Times New Roman" w:hAnsi="Times New Roman" w:cs="Times New Roman"/>
-          <w:sz w:val="24"/>
-          <w:szCs w:val="24"/>
-          <w:lang w:eastAsia="tr-TR"/>
-        </w:rPr>
-      </w:pPr>
-      <w:r>
-        <w:rPr>
-          <w:rFonts w:ascii="Times New Roman" w:eastAsia="Times New Roman" w:hAnsi="Times New Roman" w:cs="Times New Roman"/>
-          <w:sz w:val="24"/>
-          <w:szCs w:val="24"/>
-          <w:lang w:eastAsia="tr-TR"/>
-        </w:rPr>
-        <w:t xml:space="preserve">  Severity: 🟡 Moderate</w:t>
-      </w:r>
-    </w:p>
-    <w:p>
-      <w:pPr>
-        <w:spacing w:before="100" w:beforeAutospacing="1" w:after="100" w:afterAutospacing="1" w:line="240" w:lineRule="auto"/>
-        <w:rPr>
-          <w:rFonts w:ascii="Times New Roman" w:eastAsia="Times New Roman" w:hAnsi="Times New Roman" w:cs="Times New Roman"/>
-          <w:sz w:val="24"/>
-          <w:szCs w:val="24"/>
-          <w:lang w:eastAsia="tr-TR"/>
-        </w:rPr>
-      </w:pPr>
-      <w:r>
-        <w:rPr>
-          <w:rFonts w:ascii="Times New Roman" w:eastAsia="Times New Roman" w:hAnsi="Times New Roman" w:cs="Times New Roman"/>
-          <w:sz w:val="24"/>
-          <w:szCs w:val="24"/>
-          <w:lang w:eastAsia="tr-TR"/>
-        </w:rPr>
-        <w:t xml:space="preserve">  File:Line: explain_dalex.R:305-307</w:t>
-      </w:r>
-    </w:p>
-    <w:p>
-      <w:pPr>
-        <w:spacing w:before="100" w:beforeAutospacing="1" w:after="100" w:afterAutospacing="1" w:line="240" w:lineRule="auto"/>
-        <w:rPr>
-          <w:rFonts w:ascii="Times New Roman" w:eastAsia="Times New Roman" w:hAnsi="Times New Roman" w:cs="Times New Roman"/>
-          <w:sz w:val="24"/>
-          <w:szCs w:val="24"/>
-          <w:lang w:eastAsia="tr-TR"/>
-        </w:rPr>
-      </w:pPr>
-      <w:r>
-        <w:rPr>
-          <w:rFonts w:ascii="Times New Roman" w:eastAsia="Times New Roman" w:hAnsi="Times New Roman" w:cs="Times New Roman"/>
-          <w:sz w:val="24"/>
-          <w:szCs w:val="24"/>
-          <w:lang w:eastAsia="tr-TR"/>
-        </w:rPr>
-        <w:t xml:space="preserve">  Status: Edge case</w:t>
-      </w:r>
-    </w:p>
-    <w:p>
-      <w:pPr>
-        <w:spacing w:before="100" w:beforeAutospacing="1" w:after="100" w:afterAutospacing="1" w:line="240" w:lineRule="auto"/>
-        <w:rPr>
-          <w:rFonts w:ascii="Times New Roman" w:eastAsia="Times New Roman" w:hAnsi="Times New Roman" w:cs="Times New Roman"/>
-          <w:sz w:val="24"/>
-          <w:szCs w:val="24"/>
-          <w:lang w:eastAsia="tr-TR"/>
-        </w:rPr>
-      </w:pPr>
-      <w:r>
-        <w:rPr>
-          <w:rFonts w:ascii="Times New Roman" w:eastAsia="Times New Roman" w:hAnsi="Times New Roman" w:cs="Times New Roman"/>
-          <w:sz w:val="24"/>
-          <w:szCs w:val="24"/>
-          <w:lang w:eastAsia="tr-TR"/>
-        </w:rPr>
-        <w:t xml:space="preserve">  ────────────────────────────────────────</w:t>
-      </w:r>
-    </w:p>
-    <w:p>
-      <w:pPr>
-        <w:spacing w:before="100" w:beforeAutospacing="1" w:after="100" w:afterAutospacing="1" w:line="240" w:lineRule="auto"/>
-        <w:rPr>
-          <w:rFonts w:ascii="Times New Roman" w:eastAsia="Times New Roman" w:hAnsi="Times New Roman" w:cs="Times New Roman"/>
-          <w:sz w:val="24"/>
-          <w:szCs w:val="24"/>
-          <w:lang w:eastAsia="tr-TR"/>
-        </w:rPr>
-      </w:pPr>
-      <w:r>
-        <w:rPr>
-          <w:rFonts w:ascii="Times New Roman" w:eastAsia="Times New Roman" w:hAnsi="Times New Roman" w:cs="Times New Roman"/>
-          <w:sz w:val="24"/>
-          <w:szCs w:val="24"/>
-          <w:lang w:eastAsia="tr-TR"/>
-        </w:rPr>
-        <w:t xml:space="preserve">  Issue: Feature name sanitization</w:t>
-      </w:r>
-    </w:p>
-    <w:p>
-      <w:pPr>
-        <w:spacing w:before="100" w:beforeAutospacing="1" w:after="100" w:afterAutospacing="1" w:line="240" w:lineRule="auto"/>
-        <w:rPr>
-          <w:rFonts w:ascii="Times New Roman" w:eastAsia="Times New Roman" w:hAnsi="Times New Roman" w:cs="Times New Roman"/>
-          <w:sz w:val="24"/>
-          <w:szCs w:val="24"/>
-          <w:lang w:eastAsia="tr-TR"/>
-        </w:rPr>
-      </w:pPr>
-      <w:r>
-        <w:rPr>
-          <w:rFonts w:ascii="Times New Roman" w:eastAsia="Times New Roman" w:hAnsi="Times New Roman" w:cs="Times New Roman"/>
-          <w:sz w:val="24"/>
-          <w:szCs w:val="24"/>
-          <w:lang w:eastAsia="tr-TR"/>
-        </w:rPr>
-        <w:t xml:space="preserve">  Severity: 🟡 Moderate</w:t>
-      </w:r>
-    </w:p>
-    <w:p>
-      <w:pPr>
-        <w:spacing w:before="100" w:beforeAutospacing="1" w:after="100" w:afterAutospacing="1" w:line="240" w:lineRule="auto"/>
-        <w:rPr>
-          <w:rFonts w:ascii="Times New Roman" w:eastAsia="Times New Roman" w:hAnsi="Times New Roman" w:cs="Times New Roman"/>
-          <w:sz w:val="24"/>
-          <w:szCs w:val="24"/>
-          <w:lang w:eastAsia="tr-TR"/>
-        </w:rPr>
-      </w:pPr>
-      <w:r>
-        <w:rPr>
-          <w:rFonts w:ascii="Times New Roman" w:eastAsia="Times New Roman" w:hAnsi="Times New Roman" w:cs="Times New Roman"/>
-          <w:sz w:val="24"/>
-          <w:szCs w:val="24"/>
-          <w:lang w:eastAsia="tr-TR"/>
-        </w:rPr>
-        <w:t xml:space="preserve">  File:Line: Various</w:t>
-      </w:r>
-    </w:p>
-    <w:p>
-      <w:pPr>
-        <w:spacing w:before="100" w:beforeAutospacing="1" w:after="100" w:afterAutospacing="1" w:line="240" w:lineRule="auto"/>
-        <w:rPr>
-          <w:rFonts w:ascii="Times New Roman" w:eastAsia="Times New Roman" w:hAnsi="Times New Roman" w:cs="Times New Roman"/>
-          <w:sz w:val="24"/>
-          <w:szCs w:val="24"/>
-          <w:lang w:eastAsia="tr-TR"/>
-        </w:rPr>
-      </w:pPr>
-      <w:r>
-        <w:rPr>
-          <w:rFonts w:ascii="Times New Roman" w:eastAsia="Times New Roman" w:hAnsi="Times New Roman" w:cs="Times New Roman"/>
-          <w:sz w:val="24"/>
-          <w:szCs w:val="24"/>
-          <w:lang w:eastAsia="tr-TR"/>
-        </w:rPr>
-        <w:t xml:space="preserve">  Status: Inconsistent</w:t>
-      </w:r>
-    </w:p>
-    <w:p>
-      <w:pPr>
-        <w:spacing w:before="100" w:beforeAutospacing="1" w:after="100" w:afterAutospacing="1" w:line="240" w:lineRule="auto"/>
-        <w:rPr>
-          <w:rFonts w:ascii="Times New Roman" w:eastAsia="Times New Roman" w:hAnsi="Times New Roman" w:cs="Times New Roman"/>
-          <w:sz w:val="24"/>
-          <w:szCs w:val="24"/>
-          <w:lang w:eastAsia="tr-TR"/>
-        </w:rPr>
-      </w:pPr>
-      <w:r>
-        <w:rPr>
-          <w:rFonts w:ascii="Times New Roman" w:eastAsia="Times New Roman" w:hAnsi="Times New Roman" w:cs="Times New Roman"/>
-          <w:sz w:val="24"/>
-          <w:szCs w:val="24"/>
-          <w:lang w:eastAsia="tr-TR"/>
-        </w:rPr>
-        <w:t xml:space="preserve">  ────────────────────────────────────────</w:t>
-      </w:r>
-    </w:p>
-    <w:p>
-      <w:pPr>
-        <w:spacing w:before="100" w:beforeAutospacing="1" w:after="100" w:afterAutospacing="1" w:line="240" w:lineRule="auto"/>
-        <w:rPr>
-          <w:rFonts w:ascii="Times New Roman" w:eastAsia="Times New Roman" w:hAnsi="Times New Roman" w:cs="Times New Roman"/>
-          <w:sz w:val="24"/>
-          <w:szCs w:val="24"/>
-          <w:lang w:eastAsia="tr-TR"/>
-        </w:rPr>
-      </w:pPr>
-      <w:r>
-        <w:rPr>
-          <w:rFonts w:ascii="Times New Roman" w:eastAsia="Times New Roman" w:hAnsi="Times New Roman" w:cs="Times New Roman"/>
-          <w:sz w:val="24"/>
-          <w:szCs w:val="24"/>
-          <w:lang w:eastAsia="tr-TR"/>
-        </w:rPr>
-        <w:t xml:space="preserve">  Issue: ICE vs ALE </w:t>
-      </w:r>
-      <w:proofErr w:type="gramStart"/>
-      <w:r>
-        <w:rPr>
-          <w:rFonts w:ascii="Times New Roman" w:eastAsia="Times New Roman" w:hAnsi="Times New Roman" w:cs="Times New Roman"/>
-          <w:sz w:val="24"/>
-          <w:szCs w:val="24"/>
-          <w:lang w:eastAsia="tr-TR"/>
-        </w:rPr>
-        <w:t>data</w:t>
-      </w:r>
-      <w:proofErr w:type="gramEnd"/>
-      <w:r>
-        <w:rPr>
-          <w:rFonts w:ascii="Times New Roman" w:eastAsia="Times New Roman" w:hAnsi="Times New Roman" w:cs="Times New Roman"/>
-          <w:sz w:val="24"/>
-          <w:szCs w:val="24"/>
-          <w:lang w:eastAsia="tr-TR"/>
-        </w:rPr>
-        <w:t xml:space="preserve"> source mismatch</w:t>
-      </w:r>
-    </w:p>
-    <w:p>
-      <w:pPr>
-        <w:spacing w:before="100" w:beforeAutospacing="1" w:after="100" w:afterAutospacing="1" w:line="240" w:lineRule="auto"/>
-        <w:rPr>
-          <w:rFonts w:ascii="Times New Roman" w:eastAsia="Times New Roman" w:hAnsi="Times New Roman" w:cs="Times New Roman"/>
-          <w:sz w:val="24"/>
-          <w:szCs w:val="24"/>
-          <w:lang w:eastAsia="tr-TR"/>
-        </w:rPr>
-      </w:pPr>
-      <w:r>
-        <w:rPr>
-          <w:rFonts w:ascii="Times New Roman" w:eastAsia="Times New Roman" w:hAnsi="Times New Roman" w:cs="Times New Roman"/>
-          <w:sz w:val="24"/>
-          <w:szCs w:val="24"/>
-          <w:lang w:eastAsia="tr-TR"/>
-        </w:rPr>
-        <w:t xml:space="preserve">  Severity: 🟡 Moderate</w:t>
-      </w:r>
-    </w:p>
-    <w:p>
-      <w:pPr>
-        <w:spacing w:before="100" w:beforeAutospacing="1" w:after="100" w:afterAutospacing="1" w:line="240" w:lineRule="auto"/>
-        <w:rPr>
-          <w:rFonts w:ascii="Times New Roman" w:eastAsia="Times New Roman" w:hAnsi="Times New Roman" w:cs="Times New Roman"/>
-          <w:sz w:val="24"/>
-          <w:szCs w:val="24"/>
-          <w:lang w:eastAsia="tr-TR"/>
-        </w:rPr>
-      </w:pPr>
-      <w:r>
-        <w:rPr>
-          <w:rFonts w:ascii="Times New Roman" w:eastAsia="Times New Roman" w:hAnsi="Times New Roman" w:cs="Times New Roman"/>
-          <w:sz w:val="24"/>
-          <w:szCs w:val="24"/>
-          <w:lang w:eastAsia="tr-TR"/>
-        </w:rPr>
-        <w:t xml:space="preserve">  File:Line: plot_ice.R:34</w:t>
-      </w:r>
-    </w:p>
-    <w:p>
-      <w:pPr>
-        <w:spacing w:before="100" w:beforeAutospacing="1" w:after="100" w:afterAutospacing="1" w:line="240" w:lineRule="auto"/>
-        <w:rPr>
-          <w:rFonts w:ascii="Times New Roman" w:eastAsia="Times New Roman" w:hAnsi="Times New Roman" w:cs="Times New Roman"/>
-          <w:sz w:val="24"/>
-          <w:szCs w:val="24"/>
-          <w:lang w:eastAsia="tr-TR"/>
-        </w:rPr>
-      </w:pPr>
-      <w:r>
-        <w:rPr>
-          <w:rFonts w:ascii="Times New Roman" w:eastAsia="Times New Roman" w:hAnsi="Times New Roman" w:cs="Times New Roman"/>
-          <w:sz w:val="24"/>
-          <w:szCs w:val="24"/>
-          <w:lang w:eastAsia="tr-TR"/>
-        </w:rPr>
-        <w:t xml:space="preserve">  Status: Inconsistent</w:t>
-      </w:r>
-    </w:p>
-    <w:p>
-      <w:pPr>
-        <w:spacing w:before="100" w:beforeAutospacing="1" w:after="100" w:afterAutospacing="1" w:line="240" w:lineRule="auto"/>
-        <w:rPr>
-          <w:rFonts w:ascii="Times New Roman" w:eastAsia="Times New Roman" w:hAnsi="Times New Roman" w:cs="Times New Roman"/>
-          <w:sz w:val="24"/>
-          <w:szCs w:val="24"/>
-          <w:lang w:eastAsia="tr-TR"/>
-        </w:rPr>
-      </w:pPr>
-      <w:r>
-        <w:rPr>
-          <w:rFonts w:ascii="Times New Roman" w:eastAsia="Times New Roman" w:hAnsi="Times New Roman" w:cs="Times New Roman"/>
-          <w:sz w:val="24"/>
-          <w:szCs w:val="24"/>
-          <w:lang w:eastAsia="tr-TR"/>
-        </w:rPr>
-        <w:t xml:space="preserve">  ────────────────────────────────────────</w:t>
-      </w:r>
-    </w:p>
-    <w:p>
-      <w:pPr>
-        <w:spacing w:before="100" w:beforeAutospacing="1" w:after="100" w:afterAutospacing="1" w:line="240" w:lineRule="auto"/>
-        <w:rPr>
-          <w:rFonts w:ascii="Times New Roman" w:eastAsia="Times New Roman" w:hAnsi="Times New Roman" w:cs="Times New Roman"/>
-          <w:sz w:val="24"/>
-          <w:szCs w:val="24"/>
-          <w:lang w:eastAsia="tr-TR"/>
-        </w:rPr>
-      </w:pPr>
-      <w:r>
-        <w:rPr>
-          <w:rFonts w:ascii="Times New Roman" w:eastAsia="Times New Roman" w:hAnsi="Times New Roman" w:cs="Times New Roman"/>
-          <w:sz w:val="24"/>
-          <w:szCs w:val="24"/>
-          <w:lang w:eastAsia="tr-TR"/>
-        </w:rPr>
-        <w:lastRenderedPageBreak/>
         <w:t xml:space="preserve">  Issue: No fold-wise explanation stability</w:t>
       </w:r>
     </w:p>
@@ -12047,6 +12336,7 @@
           <w:szCs w:val="24"/>
           <w:lang w:eastAsia="tr-TR"/>
         </w:rPr>
+        <w:lastRenderedPageBreak/>
         <w:pict>
           <v:rect id="_x0000_i1034" style="width:0;height:1.5pt" o:hralign="center" o:hrstd="t" o:hr="t" fillcolor="#a0a0a0" stroked="f"/>
         </w:pict>
@@ -12074,7 +12364,6 @@
           <w:szCs w:val="36"/>
           <w:lang w:eastAsia="tr-TR"/>
         </w:rPr>
-        <w:lastRenderedPageBreak/>
         <w:t>7. ERROR HANDLING &amp; FAILURE MODES</w:t>
       </w:r>
     </w:p>
@@ -12934,6 +13223,7 @@
           <w:szCs w:val="36"/>
           <w:lang w:eastAsia="tr-TR"/>
         </w:rPr>
+        <w:lastRenderedPageBreak/>
         <w:t>10. REPORTING FORMAT (STRICT)</w:t>
       </w:r>
     </w:p>
@@ -12954,7 +13244,6 @@
           <w:szCs w:val="24"/>
           <w:lang w:eastAsia="tr-TR"/>
         </w:rPr>
-        <w:lastRenderedPageBreak/>
         <w:t xml:space="preserve">For </w:t>
       </w:r>
       <w:r>
